--- a/docs/Documents/AgriTwin-GH - Conference Report.docx
+++ b/docs/Documents/AgriTwin-GH - Conference Report.docx
@@ -2317,6 +2317,7 @@
       <w:r>
         <w:rPr>
           <w:rFonts w:ascii="Aptos" w:eastAsia="Aptos" w:hAnsi="Aptos" w:cs="Aptos"/>
+          <w:noProof/>
         </w:rPr>
         <w:drawing>
           <wp:inline distT="0" distB="0" distL="0" distR="0" wp14:anchorId="30F7B9F0" wp14:editId="51576056">
@@ -2452,13 +2453,13 @@
     <w:tbl>
       <w:tblPr>
         <w:tblStyle w:val="GridTable1Light"/>
-        <w:tblW w:w="0pt" w:type="auto"/>
+        <w:tblW w:w="240.75pt" w:type="dxa"/>
         <w:tblLook w:firstRow="1" w:lastRow="0" w:firstColumn="1" w:lastColumn="0" w:noHBand="0" w:noVBand="1"/>
       </w:tblPr>
       <w:tblGrid>
-        <w:gridCol w:w="1273"/>
-        <w:gridCol w:w="1821"/>
-        <w:gridCol w:w="1762"/>
+        <w:gridCol w:w="1217"/>
+        <w:gridCol w:w="1755"/>
+        <w:gridCol w:w="1843"/>
       </w:tblGrid>
       <w:tr>
         <w:trPr>
@@ -2467,7 +2468,7 @@
         <w:tc>
           <w:tcPr>
             <w:cnfStyle w:firstRow="0" w:lastRow="0" w:firstColumn="1" w:lastColumn="0" w:oddVBand="0" w:evenVBand="0" w:oddHBand="0" w:evenHBand="0" w:firstRowFirstColumn="0" w:firstRowLastColumn="0" w:lastRowFirstColumn="0" w:lastRowLastColumn="0"/>
-            <w:tcW w:w="0pt" w:type="auto"/>
+            <w:tcW w:w="60.85pt" w:type="dxa"/>
             <w:hideMark/>
           </w:tcPr>
           <w:p>
@@ -2490,7 +2491,7 @@
         </w:tc>
         <w:tc>
           <w:tcPr>
-            <w:tcW w:w="0pt" w:type="auto"/>
+            <w:tcW w:w="87.75pt" w:type="dxa"/>
             <w:hideMark/>
           </w:tcPr>
           <w:p>
@@ -2515,13 +2516,13 @@
                 <w:rFonts w:eastAsia="Times New Roman"/>
                 <w:lang w:val="en-IN"/>
               </w:rPr>
-              <w:t xml:space="preserve"> – Random Forest (Best Model)</w:t>
+              <w:t xml:space="preserve"> – Random Forest </w:t>
             </w:r>
           </w:p>
         </w:tc>
         <w:tc>
           <w:tcPr>
-            <w:tcW w:w="0pt" w:type="auto"/>
+            <w:tcW w:w="92.15pt" w:type="dxa"/>
             <w:hideMark/>
           </w:tcPr>
           <w:p>
@@ -2548,7 +2549,7 @@
         <w:tc>
           <w:tcPr>
             <w:cnfStyle w:firstRow="0" w:lastRow="0" w:firstColumn="1" w:lastColumn="0" w:oddVBand="0" w:evenVBand="0" w:oddHBand="0" w:evenHBand="0" w:firstRowFirstColumn="0" w:firstRowLastColumn="0" w:lastRowFirstColumn="0" w:lastRowLastColumn="0"/>
-            <w:tcW w:w="0pt" w:type="auto"/>
+            <w:tcW w:w="60.85pt" w:type="dxa"/>
             <w:hideMark/>
           </w:tcPr>
           <w:p>
@@ -2571,7 +2572,7 @@
         </w:tc>
         <w:tc>
           <w:tcPr>
-            <w:tcW w:w="0pt" w:type="auto"/>
+            <w:tcW w:w="87.75pt" w:type="dxa"/>
             <w:hideMark/>
           </w:tcPr>
           <w:p>
@@ -2595,7 +2596,7 @@
         </w:tc>
         <w:tc>
           <w:tcPr>
-            <w:tcW w:w="0pt" w:type="auto"/>
+            <w:tcW w:w="92.15pt" w:type="dxa"/>
             <w:hideMark/>
           </w:tcPr>
           <w:p>
@@ -2622,7 +2623,7 @@
         <w:tc>
           <w:tcPr>
             <w:cnfStyle w:firstRow="0" w:lastRow="0" w:firstColumn="1" w:lastColumn="0" w:oddVBand="0" w:evenVBand="0" w:oddHBand="0" w:evenHBand="0" w:firstRowFirstColumn="0" w:firstRowLastColumn="0" w:lastRowFirstColumn="0" w:lastRowLastColumn="0"/>
-            <w:tcW w:w="0pt" w:type="auto"/>
+            <w:tcW w:w="60.85pt" w:type="dxa"/>
             <w:hideMark/>
           </w:tcPr>
           <w:p>
@@ -2645,7 +2646,7 @@
         </w:tc>
         <w:tc>
           <w:tcPr>
-            <w:tcW w:w="0pt" w:type="auto"/>
+            <w:tcW w:w="87.75pt" w:type="dxa"/>
             <w:hideMark/>
           </w:tcPr>
           <w:p>
@@ -2669,7 +2670,7 @@
         </w:tc>
         <w:tc>
           <w:tcPr>
-            <w:tcW w:w="0pt" w:type="auto"/>
+            <w:tcW w:w="92.15pt" w:type="dxa"/>
             <w:hideMark/>
           </w:tcPr>
           <w:p>
@@ -2696,7 +2697,7 @@
         <w:tc>
           <w:tcPr>
             <w:cnfStyle w:firstRow="0" w:lastRow="0" w:firstColumn="1" w:lastColumn="0" w:oddVBand="0" w:evenVBand="0" w:oddHBand="0" w:evenHBand="0" w:firstRowFirstColumn="0" w:firstRowLastColumn="0" w:lastRowFirstColumn="0" w:lastRowLastColumn="0"/>
-            <w:tcW w:w="0pt" w:type="auto"/>
+            <w:tcW w:w="60.85pt" w:type="dxa"/>
             <w:hideMark/>
           </w:tcPr>
           <w:p>
@@ -2719,7 +2720,7 @@
         </w:tc>
         <w:tc>
           <w:tcPr>
-            <w:tcW w:w="0pt" w:type="auto"/>
+            <w:tcW w:w="87.75pt" w:type="dxa"/>
             <w:hideMark/>
           </w:tcPr>
           <w:p>
@@ -2743,7 +2744,7 @@
         </w:tc>
         <w:tc>
           <w:tcPr>
-            <w:tcW w:w="0pt" w:type="auto"/>
+            <w:tcW w:w="92.15pt" w:type="dxa"/>
             <w:hideMark/>
           </w:tcPr>
           <w:p>
@@ -2770,7 +2771,7 @@
         <w:tc>
           <w:tcPr>
             <w:cnfStyle w:firstRow="0" w:lastRow="0" w:firstColumn="1" w:lastColumn="0" w:oddVBand="0" w:evenVBand="0" w:oddHBand="0" w:evenHBand="0" w:firstRowFirstColumn="0" w:firstRowLastColumn="0" w:lastRowFirstColumn="0" w:lastRowLastColumn="0"/>
-            <w:tcW w:w="0pt" w:type="auto"/>
+            <w:tcW w:w="60.85pt" w:type="dxa"/>
             <w:hideMark/>
           </w:tcPr>
           <w:p>
@@ -2793,7 +2794,7 @@
         </w:tc>
         <w:tc>
           <w:tcPr>
-            <w:tcW w:w="0pt" w:type="auto"/>
+            <w:tcW w:w="87.75pt" w:type="dxa"/>
             <w:hideMark/>
           </w:tcPr>
           <w:p>
@@ -2817,7 +2818,7 @@
         </w:tc>
         <w:tc>
           <w:tcPr>
-            <w:tcW w:w="0pt" w:type="auto"/>
+            <w:tcW w:w="92.15pt" w:type="dxa"/>
             <w:hideMark/>
           </w:tcPr>
           <w:p>
@@ -2844,7 +2845,7 @@
         <w:tc>
           <w:tcPr>
             <w:cnfStyle w:firstRow="0" w:lastRow="0" w:firstColumn="1" w:lastColumn="0" w:oddVBand="0" w:evenVBand="0" w:oddHBand="0" w:evenHBand="0" w:firstRowFirstColumn="0" w:firstRowLastColumn="0" w:lastRowFirstColumn="0" w:lastRowLastColumn="0"/>
-            <w:tcW w:w="0pt" w:type="auto"/>
+            <w:tcW w:w="60.85pt" w:type="dxa"/>
             <w:hideMark/>
           </w:tcPr>
           <w:p>
@@ -2867,7 +2868,7 @@
         </w:tc>
         <w:tc>
           <w:tcPr>
-            <w:tcW w:w="0pt" w:type="auto"/>
+            <w:tcW w:w="87.75pt" w:type="dxa"/>
             <w:hideMark/>
           </w:tcPr>
           <w:p>
@@ -2891,7 +2892,7 @@
         </w:tc>
         <w:tc>
           <w:tcPr>
-            <w:tcW w:w="0pt" w:type="auto"/>
+            <w:tcW w:w="92.15pt" w:type="dxa"/>
             <w:hideMark/>
           </w:tcPr>
           <w:p>
@@ -2918,7 +2919,7 @@
         <w:tc>
           <w:tcPr>
             <w:cnfStyle w:firstRow="0" w:lastRow="0" w:firstColumn="1" w:lastColumn="0" w:oddVBand="0" w:evenVBand="0" w:oddHBand="0" w:evenHBand="0" w:firstRowFirstColumn="0" w:firstRowLastColumn="0" w:lastRowFirstColumn="0" w:lastRowLastColumn="0"/>
-            <w:tcW w:w="0pt" w:type="auto"/>
+            <w:tcW w:w="60.85pt" w:type="dxa"/>
             <w:hideMark/>
           </w:tcPr>
           <w:p>
@@ -2941,7 +2942,7 @@
         </w:tc>
         <w:tc>
           <w:tcPr>
-            <w:tcW w:w="0pt" w:type="auto"/>
+            <w:tcW w:w="87.75pt" w:type="dxa"/>
             <w:hideMark/>
           </w:tcPr>
           <w:p>
@@ -2965,7 +2966,7 @@
         </w:tc>
         <w:tc>
           <w:tcPr>
-            <w:tcW w:w="0pt" w:type="auto"/>
+            <w:tcW w:w="92.15pt" w:type="dxa"/>
             <w:hideMark/>
           </w:tcPr>
           <w:p>
@@ -2992,7 +2993,7 @@
         <w:tc>
           <w:tcPr>
             <w:cnfStyle w:firstRow="0" w:lastRow="0" w:firstColumn="1" w:lastColumn="0" w:oddVBand="0" w:evenVBand="0" w:oddHBand="0" w:evenHBand="0" w:firstRowFirstColumn="0" w:firstRowLastColumn="0" w:lastRowFirstColumn="0" w:lastRowLastColumn="0"/>
-            <w:tcW w:w="0pt" w:type="auto"/>
+            <w:tcW w:w="60.85pt" w:type="dxa"/>
             <w:hideMark/>
           </w:tcPr>
           <w:p>
@@ -3015,7 +3016,7 @@
         </w:tc>
         <w:tc>
           <w:tcPr>
-            <w:tcW w:w="0pt" w:type="auto"/>
+            <w:tcW w:w="87.75pt" w:type="dxa"/>
             <w:hideMark/>
           </w:tcPr>
           <w:p>
@@ -3039,7 +3040,7 @@
         </w:tc>
         <w:tc>
           <w:tcPr>
-            <w:tcW w:w="0pt" w:type="auto"/>
+            <w:tcW w:w="92.15pt" w:type="dxa"/>
             <w:hideMark/>
           </w:tcPr>
           <w:p>
@@ -3066,7 +3067,7 @@
         <w:tc>
           <w:tcPr>
             <w:cnfStyle w:firstRow="0" w:lastRow="0" w:firstColumn="1" w:lastColumn="0" w:oddVBand="0" w:evenVBand="0" w:oddHBand="0" w:evenHBand="0" w:firstRowFirstColumn="0" w:firstRowLastColumn="0" w:lastRowFirstColumn="0" w:lastRowLastColumn="0"/>
-            <w:tcW w:w="0pt" w:type="auto"/>
+            <w:tcW w:w="60.85pt" w:type="dxa"/>
             <w:hideMark/>
           </w:tcPr>
           <w:p>
@@ -3089,7 +3090,7 @@
         </w:tc>
         <w:tc>
           <w:tcPr>
-            <w:tcW w:w="0pt" w:type="auto"/>
+            <w:tcW w:w="87.75pt" w:type="dxa"/>
             <w:hideMark/>
           </w:tcPr>
           <w:p>
@@ -3113,7 +3114,7 @@
         </w:tc>
         <w:tc>
           <w:tcPr>
-            <w:tcW w:w="0pt" w:type="auto"/>
+            <w:tcW w:w="92.15pt" w:type="dxa"/>
             <w:hideMark/>
           </w:tcPr>
           <w:p>
@@ -3140,7 +3141,7 @@
         <w:tc>
           <w:tcPr>
             <w:cnfStyle w:firstRow="0" w:lastRow="0" w:firstColumn="1" w:lastColumn="0" w:oddVBand="0" w:evenVBand="0" w:oddHBand="0" w:evenHBand="0" w:firstRowFirstColumn="0" w:firstRowLastColumn="0" w:lastRowFirstColumn="0" w:lastRowLastColumn="0"/>
-            <w:tcW w:w="0pt" w:type="auto"/>
+            <w:tcW w:w="60.85pt" w:type="dxa"/>
             <w:hideMark/>
           </w:tcPr>
           <w:p>
@@ -3163,7 +3164,7 @@
         </w:tc>
         <w:tc>
           <w:tcPr>
-            <w:tcW w:w="0pt" w:type="auto"/>
+            <w:tcW w:w="87.75pt" w:type="dxa"/>
             <w:hideMark/>
           </w:tcPr>
           <w:p>
@@ -3187,7 +3188,7 @@
         </w:tc>
         <w:tc>
           <w:tcPr>
-            <w:tcW w:w="0pt" w:type="auto"/>
+            <w:tcW w:w="92.15pt" w:type="dxa"/>
             <w:hideMark/>
           </w:tcPr>
           <w:p>
@@ -3221,7 +3222,7 @@
         <w:tc>
           <w:tcPr>
             <w:cnfStyle w:firstRow="0" w:lastRow="0" w:firstColumn="1" w:lastColumn="0" w:oddVBand="0" w:evenVBand="0" w:oddHBand="0" w:evenHBand="0" w:firstRowFirstColumn="0" w:firstRowLastColumn="0" w:lastRowFirstColumn="0" w:lastRowLastColumn="0"/>
-            <w:tcW w:w="0pt" w:type="auto"/>
+            <w:tcW w:w="60.85pt" w:type="dxa"/>
             <w:hideMark/>
           </w:tcPr>
           <w:p>
@@ -3244,7 +3245,7 @@
         </w:tc>
         <w:tc>
           <w:tcPr>
-            <w:tcW w:w="0pt" w:type="auto"/>
+            <w:tcW w:w="87.75pt" w:type="dxa"/>
             <w:hideMark/>
           </w:tcPr>
           <w:p>
@@ -3268,7 +3269,7 @@
         </w:tc>
         <w:tc>
           <w:tcPr>
-            <w:tcW w:w="0pt" w:type="auto"/>
+            <w:tcW w:w="92.15pt" w:type="dxa"/>
             <w:hideMark/>
           </w:tcPr>
           <w:p>
@@ -3309,7 +3310,7 @@
         <w:tc>
           <w:tcPr>
             <w:cnfStyle w:firstRow="0" w:lastRow="0" w:firstColumn="1" w:lastColumn="0" w:oddVBand="0" w:evenVBand="0" w:oddHBand="0" w:evenHBand="0" w:firstRowFirstColumn="0" w:firstRowLastColumn="0" w:lastRowFirstColumn="0" w:lastRowLastColumn="0"/>
-            <w:tcW w:w="0pt" w:type="auto"/>
+            <w:tcW w:w="60.85pt" w:type="dxa"/>
             <w:hideMark/>
           </w:tcPr>
           <w:p>
@@ -3332,7 +3333,7 @@
         </w:tc>
         <w:tc>
           <w:tcPr>
-            <w:tcW w:w="0pt" w:type="auto"/>
+            <w:tcW w:w="87.75pt" w:type="dxa"/>
             <w:hideMark/>
           </w:tcPr>
           <w:p>
@@ -3356,7 +3357,7 @@
         </w:tc>
         <w:tc>
           <w:tcPr>
-            <w:tcW w:w="0pt" w:type="auto"/>
+            <w:tcW w:w="92.15pt" w:type="dxa"/>
             <w:hideMark/>
           </w:tcPr>
           <w:p>
@@ -3383,7 +3384,7 @@
         <w:tc>
           <w:tcPr>
             <w:cnfStyle w:firstRow="0" w:lastRow="0" w:firstColumn="1" w:lastColumn="0" w:oddVBand="0" w:evenVBand="0" w:oddHBand="0" w:evenHBand="0" w:firstRowFirstColumn="0" w:firstRowLastColumn="0" w:lastRowFirstColumn="0" w:lastRowLastColumn="0"/>
-            <w:tcW w:w="0pt" w:type="auto"/>
+            <w:tcW w:w="60.85pt" w:type="dxa"/>
             <w:hideMark/>
           </w:tcPr>
           <w:p>
@@ -3406,7 +3407,7 @@
         </w:tc>
         <w:tc>
           <w:tcPr>
-            <w:tcW w:w="0pt" w:type="auto"/>
+            <w:tcW w:w="87.75pt" w:type="dxa"/>
             <w:hideMark/>
           </w:tcPr>
           <w:p>
@@ -3430,7 +3431,7 @@
         </w:tc>
         <w:tc>
           <w:tcPr>
-            <w:tcW w:w="0pt" w:type="auto"/>
+            <w:tcW w:w="92.15pt" w:type="dxa"/>
             <w:hideMark/>
           </w:tcPr>
           <w:p>
@@ -6569,6 +6570,7 @@
   <w:style w:type="character" w:default="1" w:styleId="DefaultParagraphFont">
     <w:name w:val="Default Paragraph Font"/>
     <w:uiPriority w:val="1"/>
+    <w:semiHidden/>
     <w:unhideWhenUsed/>
   </w:style>
   <w:style w:type="table" w:default="1" w:styleId="TableNormal">

--- a/docs/Documents/AgriTwin-GH - Conference Report.docx
+++ b/docs/Documents/AgriTwin-GH - Conference Report.docx
@@ -1320,7 +1320,19 @@
         <w:rPr>
           <w:rFonts w:eastAsia="Times New Roman"/>
         </w:rPr>
-        <w:t>Digital twin–based simulation and model predictive control.</w:t>
+        <w:t xml:space="preserve">Digital </w:t>
+      </w:r>
+      <w:r>
+        <w:rPr>
+          <w:rFonts w:eastAsia="Times New Roman"/>
+        </w:rPr>
+        <w:t>T</w:t>
+      </w:r>
+      <w:r>
+        <w:rPr>
+          <w:rFonts w:eastAsia="Times New Roman"/>
+        </w:rPr>
+        <w:t>win and model predictive control.</w:t>
       </w:r>
     </w:p>
     <w:p>
@@ -1539,7 +1551,13 @@
         <w:rPr>
           <w:rFonts w:eastAsia="Times New Roman"/>
         </w:rPr>
-        <w:t>Time-series alignment, ensuring temporal synchronization across multiple environmental variables such as temperature, humidity, CO₂ concentration, soil moisture, electrical conductivity, and pH.</w:t>
+        <w:t>Temporal data synchronization is performed to maintain consistent alignment among various environmental parameters, including air temperature, relative humidity, carbon dioxide levels, soil moisture content, electrical conductivity, and pH values</w:t>
+      </w:r>
+      <w:r>
+        <w:rPr>
+          <w:rFonts w:eastAsia="Times New Roman"/>
+        </w:rPr>
+        <w:t>.</w:t>
       </w:r>
     </w:p>
     <w:p>
@@ -1640,7 +1658,13 @@
         <w:rPr>
           <w:rFonts w:eastAsia="Times New Roman"/>
         </w:rPr>
-        <w:t xml:space="preserve"> the Predictive Analytics and Classification module transforms standardized data streams into high-level crop intelligence using a combination of machine learning and deep learning techniques.</w:t>
+        <w:t xml:space="preserve"> the </w:t>
+      </w:r>
+      <w:r>
+        <w:rPr>
+          <w:rFonts w:eastAsia="Times New Roman"/>
+        </w:rPr>
+        <w:t>Predictive Analytics and Classification module converts preprocessed and normalized data inputs into actionable crop insights by leveraging both traditional machine learning methods and advanced deep learning models.</w:t>
       </w:r>
     </w:p>
     <w:p>
@@ -1715,7 +1739,13 @@
         <w:rPr>
           <w:rFonts w:eastAsia="Times New Roman"/>
         </w:rPr>
-        <w:t>Feature fusion techniques integrate environmental sensor data with image-derived visual features, enabling a comprehensive assessment of greenhouse conditions. The module supports multiple predictive tasks:</w:t>
+        <w:t>Integrated data processing approaches combine real-time environmental sensor readings with visual features extracted from plant images, allowing the system to generate a more holistic and context-aware evaluation of greenhouse conditions.</w:t>
+      </w:r>
+      <w:r>
+        <w:rPr>
+          <w:rFonts w:eastAsia="Times New Roman"/>
+        </w:rPr>
+        <w:t xml:space="preserve"> The module supports multiple predictive tasks:</w:t>
       </w:r>
     </w:p>
     <w:p>
@@ -1754,16 +1784,16 @@
         <w:rPr>
           <w:rFonts w:eastAsia="Times New Roman"/>
         </w:rPr>
+        <w:t xml:space="preserve"> • Growth stage classification, identifying vegetative, flowering, fruiting, and harvest-ready stages using visual and temporal patterns.</w:t>
+      </w:r>
+      <w:r>
+        <w:br/>
+      </w:r>
+      <w:r>
+        <w:rPr>
+          <w:rFonts w:eastAsia="Times New Roman"/>
+        </w:rPr>
         <w:lastRenderedPageBreak/>
-        <w:t xml:space="preserve"> • Growth stage classification, identifying vegetative, flowering, fruiting, and harvest-ready stages using visual and temporal patterns.</w:t>
-      </w:r>
-      <w:r>
-        <w:br/>
-      </w:r>
-      <w:r>
-        <w:rPr>
-          <w:rFonts w:eastAsia="Times New Roman"/>
-        </w:rPr>
         <w:t xml:space="preserve"> • Temporal risk prediction, forecasting short-term future risks based on historical trends and environmental dynamics.</w:t>
       </w:r>
     </w:p>
@@ -1803,13 +1833,43 @@
         <w:jc w:val="both"/>
         <w:rPr>
           <w:rFonts w:eastAsia="Times New Roman"/>
-        </w:rPr>
-      </w:pPr>
-      <w:r>
-        <w:rPr>
-          <w:rFonts w:eastAsia="Times New Roman"/>
-        </w:rPr>
-        <w:t>Disease Detection: Convolutional Neural Networks (CNNs) are used for image-based disease classification due to their ability to extract hierarchical spatial features such as textures and lesion patterns. CNN models are trained on labeled tomato and strawberry leaf images to detect diseases like powdery mildew and leaf mold. Instead of binary labels, the network produces probabilistic confidence scores, enabling early risk estimation. These predictions are correlated with environmental data to improve robustness.</w:t>
+          <w:lang w:val="en-IN"/>
+        </w:rPr>
+      </w:pPr>
+      <w:r>
+        <w:rPr>
+          <w:rFonts w:eastAsia="Times New Roman"/>
+          <w:lang w:val="en-IN"/>
+        </w:rPr>
+        <w:t>Disease Detection:</w:t>
+      </w:r>
+      <w:r>
+        <w:rPr>
+          <w:rFonts w:eastAsia="Times New Roman"/>
+          <w:lang w:val="en-IN"/>
+        </w:rPr>
+        <w:t xml:space="preserve"> </w:t>
+      </w:r>
+      <w:r>
+        <w:rPr>
+          <w:rFonts w:eastAsia="Times New Roman"/>
+          <w:lang w:val="en-IN"/>
+        </w:rPr>
+        <w:t>Image-driven disease identification in the system is performed using deep learning techniques, specifically Convolutional Neural Networks. These networks are well suited for visual analysis because they automatically learn layered feature representations from raw leaf images, capturing visual characteristics such as surface texture variations, discoloration regions, and abnormal lesion formations.</w:t>
+      </w:r>
+      <w:r>
+        <w:rPr>
+          <w:rFonts w:eastAsia="Times New Roman"/>
+          <w:lang w:val="en-IN"/>
+        </w:rPr>
+        <w:t xml:space="preserve"> </w:t>
+      </w:r>
+      <w:r>
+        <w:rPr>
+          <w:rFonts w:eastAsia="Times New Roman"/>
+          <w:lang w:val="en-IN"/>
+        </w:rPr>
+        <w:t>The model is trained using annotated datasets of tomato and strawberry leaves to recognize conditions including powdery mildew and leaf mold. Rather than providing simple yes/no outputs, the classifier generates probability-based confidence values for each disease category. This probabilistic output supports early-stage risk assessment instead of late-stage confirmation. To enhance prediction reliability, the visual results are further interpreted alongside environmental parameters such as temperature and humidity, enabling more context-aware and stable disease inference.</w:t>
       </w:r>
     </w:p>
     <w:p>
@@ -1854,7 +1914,13 @@
         <w:rPr>
           <w:rFonts w:eastAsia="Times New Roman"/>
         </w:rPr>
-        <w:t>Feature Fusion Strategy: Feature fusion integrates environmental and image-derived features into a unified representation prior to classification and prediction. This approach improves predictive accuracy by linking visual symptoms with underlying climatic causes, enhancing the reliability of intelligence signals forwarded to the digital twin.</w:t>
+        <w:t xml:space="preserve">Feature Fusion Strategy: Feature fusion integrates environmental and image-derived features into a unified representation prior to classification and prediction. </w:t>
+      </w:r>
+      <w:r>
+        <w:rPr>
+          <w:rFonts w:eastAsia="Times New Roman"/>
+        </w:rPr>
+        <w:t>This strategy strengthens prediction performance by associating observable plant symptoms with corresponding environmental factors, thereby increasing the credibility and robustness of the analytical outputs transmitted to the digital twin system.</w:t>
       </w:r>
     </w:p>
     <w:p>
@@ -1873,22 +1939,28 @@
           <w:b/>
           <w:bCs/>
         </w:rPr>
-        <w:t>Digital Twin–Driven Simulation and Model Predictive Control</w:t>
-      </w:r>
-    </w:p>
-    <w:p>
-      <w:pPr>
-        <w:spacing w:after="8pt" w:line="13.80pt" w:lineRule="auto"/>
-        <w:jc w:val="both"/>
-        <w:rPr>
-          <w:rFonts w:eastAsia="Times New Roman"/>
-        </w:rPr>
-      </w:pPr>
-      <w:r>
-        <w:rPr>
-          <w:rFonts w:eastAsia="Times New Roman"/>
-        </w:rPr>
-        <w:t>The third stage of the methodology implements a software-based digital twin coupled with Model Predictive Control (MPC), as illustrated in Fig. 4. This module represents a virtual replica of the greenhouse system constructed using learned system dynamics and historical data patterns</w:t>
+        <w:t>Digital Twin and Model Predictive Control</w:t>
+      </w:r>
+    </w:p>
+    <w:p>
+      <w:pPr>
+        <w:spacing w:after="8pt" w:line="13.80pt" w:lineRule="auto"/>
+        <w:jc w:val="both"/>
+        <w:rPr>
+          <w:rFonts w:eastAsia="Times New Roman"/>
+        </w:rPr>
+      </w:pPr>
+      <w:r>
+        <w:rPr>
+          <w:rFonts w:eastAsia="Times New Roman"/>
+        </w:rPr>
+        <w:t xml:space="preserve">The third stage of the methodology implements a software-based digital twin coupled with Model Predictive Control (MPC), as illustrated in Fig. 4. This module represents a </w:t>
+      </w:r>
+      <w:r>
+        <w:rPr>
+          <w:rFonts w:eastAsia="Times New Roman"/>
+        </w:rPr>
+        <w:t>virtual replica of the greenhouse system constructed using learned system dynamics and historical data patterns</w:t>
       </w:r>
       <w:r>
         <w:rPr>
@@ -2068,28 +2140,32 @@
         <w:jc w:val="both"/>
         <w:rPr>
           <w:rFonts w:eastAsia="Times New Roman"/>
-        </w:rPr>
-      </w:pPr>
-      <w:r>
-        <w:rPr>
-          <w:rFonts w:eastAsia="Times New Roman"/>
-        </w:rPr>
-        <w:t>Model Predictive Control (MPC) Algorithm:</w:t>
-      </w:r>
-      <w:r>
-        <w:rPr>
-          <w:rFonts w:eastAsia="Times New Roman"/>
-        </w:rPr>
-        <w:t xml:space="preserve"> Model Predictive Control is an optimization-based algorithm that predicts future system states over a finite horizon, evaluates candidate control actions using an objective function, and applies the optimal action in a receding horizon manner.</w:t>
-      </w:r>
-      <w:r>
-        <w:br/>
-      </w:r>
-      <w:r>
-        <w:rPr>
-          <w:rFonts w:eastAsia="Times New Roman"/>
-        </w:rPr>
-        <w:t xml:space="preserve"> The MPC algorithm operates on the digital twin to optimize greenhouse control actions such as irrigation scheduling, ventilation adjustment, lighting regulation, humidity control, and temperature management. The optimization objective balances crop safety, disease risk reduction, and resource efficiency while enforcing agronomic constraints. Control decisions are validated through simulation before being issued as optimized control recommendations.</w:t>
+          <w:lang w:val="en-IN"/>
+        </w:rPr>
+      </w:pPr>
+      <w:r>
+        <w:rPr>
+          <w:rFonts w:eastAsia="Times New Roman"/>
+          <w:lang w:val="en-IN"/>
+        </w:rPr>
+        <w:t>Model Predictive Control is a control strategy grounded in real-time optimization. It estimates the future behavior of a system within a defined prediction window, analyzes multiple possible control inputs using a predefined cost function, and selects the most suitable action at each step using a rolling horizon approach.</w:t>
+      </w:r>
+    </w:p>
+    <w:p>
+      <w:pPr>
+        <w:spacing w:after="8pt" w:line="13.80pt" w:lineRule="auto"/>
+        <w:jc w:val="both"/>
+        <w:rPr>
+          <w:rFonts w:eastAsia="Times New Roman"/>
+          <w:lang w:val="en-IN"/>
+        </w:rPr>
+      </w:pPr>
+      <w:r>
+        <w:rPr>
+          <w:rFonts w:eastAsia="Times New Roman"/>
+          <w:lang w:val="en-IN"/>
+        </w:rPr>
+        <w:t>Within the digital twin framework, the MPC module determines optimal greenhouse operational settings, including irrigation timing, ventilation control, lighting intensity, humidity regulation, and temperature stabilization. The objective function is designed to maintain plant health, minimize disease susceptibility, and enhance efficient utilization of water and energy resources, while strictly adhering to agronomic and safety constraints. Before implementation, proposed control actions are evaluated through virtual simulation to ensure their effectiveness and stability, after which the refined decisions are deployed as optimized control directives.</w:t>
       </w:r>
     </w:p>
     <w:p>
@@ -2123,7 +2199,14 @@
         <w:rPr>
           <w:rFonts w:eastAsia="Times New Roman"/>
         </w:rPr>
-        <w:t>The final methodological outcome is a closed-loop, predictive decision-support mechanism that continuously senses, predicts, simulates, and optimizes greenhouse operations. Instead of direct actuator deployment, the system generates interpretable decision signals, such as crop health indicators, disease risk alerts, growth stage identification, and harvest readiness signals.</w:t>
+        <w:t xml:space="preserve">The final methodological outcome is a closed-loop, predictive decision-support mechanism that continuously </w:t>
+      </w:r>
+      <w:r>
+        <w:rPr>
+          <w:rFonts w:eastAsia="Times New Roman"/>
+        </w:rPr>
+        <w:lastRenderedPageBreak/>
+        <w:t>senses, predicts, simulates, and optimizes greenhouse operations. Instead of direct actuator deployment, the system generates interpretable decision signals, such as crop health indicators, disease risk alerts, growth stage identification, and harvest readiness signals.</w:t>
       </w:r>
       <w:r>
         <w:rPr>
@@ -2150,14 +2233,7 @@
         <w:rPr>
           <w:rFonts w:eastAsia="Times New Roman"/>
         </w:rPr>
-        <w:t xml:space="preserve">By integrating unified data processing, AI-based predictive analytics, and digital twin–driven MPC into a single coherent framework, the proposed methodology advances beyond conventional greenhouse monitoring systems. It enables </w:t>
-      </w:r>
-      <w:r>
-        <w:rPr>
-          <w:rFonts w:eastAsia="Times New Roman"/>
-        </w:rPr>
-        <w:lastRenderedPageBreak/>
-        <w:t>proactive, simulation-validated decision-making, early risk awareness, and intelligent resource optimization, thereby establishing a robust foundation for precision greenhouse horticulture.</w:t>
+        <w:t>By integrating unified data processing, AI-based predictive analytics, and digital twin–driven MPC into a single coherent framework, the proposed methodology advances beyond conventional greenhouse monitoring systems. It enables proactive, simulation-validated decision-making, early risk awareness, and intelligent resource optimization, thereby establishing a robust foundation for precision greenhouse horticulture.</w:t>
       </w:r>
     </w:p>
     <w:p>
@@ -2298,13 +2374,7 @@
         <w:rPr>
           <w:rFonts w:eastAsia="Times New Roman"/>
         </w:rPr>
-        <w:t xml:space="preserve">Building on the baseline visibility, Fig. 8 reports the disease intelligence layer introduced in AgriTwin-GH through a risk indexing mechanism derived from environmental exposure patterns. Fig. 8(A) shows a unified Disease Risk Index, where the index remains mostly within the safe-to-moderate region and is interpreted in relation to medium/high thresholds and </w:t>
-      </w:r>
-      <w:r>
-        <w:rPr>
-          <w:rFonts w:eastAsia="Times New Roman"/>
-        </w:rPr>
-        <w:t>highlighted critical zones. Fig. 8(B) further decomposes the unified index into disease-specific risk scores (e.g., leaf mold and spider mites), demonstrating that the system does not treat “disease risk” as a single generic alarm; instead, it separates risk signatures that arise under different environmental conditions. Finally, Fig. 8(C) summarizes cumulative high-humidity exposure (risk budget), which captures duration-based stress rather than instantaneous spikes alone. This is important for greenhouse pathology because sustained exposure windows are often more informative than single-point threshold crossings. In comparison terms, the existing monitoring-style approach in Fig. 7 can reveal “what happened” (humidity crossing a line), whereas Fig. 8 provides structured evidence of why it matters (risk accumulation) and what it implies (disease-specific risk characterization), which becomes directly actionable for control decisions.</w:t>
+        <w:t>Building on the baseline visibility, Fig. 8 reports the disease intelligence layer introduced in AgriTwin-GH through a risk indexing mechanism derived from environmental exposure patterns. Fig. 8(A) shows a unified Disease Risk Index, where the index remains mostly within the safe-to-moderate region and is interpreted in relation to medium/high thresholds and highlighted critical zones. Fig. 8(B) further decomposes the unified index into disease-specific risk scores (e.g., leaf mold and spider mites), demonstrating that the system does not treat “disease risk” as a single generic alarm; instead, it separates risk signatures that arise under different environmental conditions. Finally, Fig. 8(C) summarizes cumulative high-humidity exposure (risk budget), which captures duration-based stress rather than instantaneous spikes alone. This is important for greenhouse pathology because sustained exposure windows are often more informative than single-point threshold crossings. In comparison terms, the existing monitoring-style approach in Fig. 7 can reveal “what happened” (humidity crossing a line), whereas Fig. 8 provides structured evidence of why it matters (risk accumulation) and what it implies (disease-specific risk characterization), which becomes directly actionable for control decisions.</w:t>
       </w:r>
     </w:p>
     <w:p>
@@ -2374,7 +2444,14 @@
         <w:rPr>
           <w:rFonts w:eastAsia="Times New Roman"/>
         </w:rPr>
-        <w:t>Fig. 9 presents the core outcome comparison that distinguishes AgriTwin-GH from baseline systems: controlled vs. uncontrolled greenhouse management over a representative 7-day period. Fig. 9(A) shows that closed-loop control produces a tighter temperature trajectory compared with the uncontrolled case, indicating improved setpoint tracking and reduced drift. Fig. 9(B) similarly demonstrates humidity regulation relative to the marked critical threshold, where the controlled profile remains more consistently within the safe operating band. Fig. 9(C) links these improvements to the intended objective by showing disease risk reduction under control, where the controlled risk curve stays suppressed relative to the uncontrolled curve and avoids risk excursions. Fig. 9(D) complements the climate and risk results by showing soil moisture behavior with irrigation control, illustrating how actuato</w:t>
+        <w:t xml:space="preserve">Fig. 9 presents the core outcome comparison that distinguishes AgriTwin-GH from baseline systems: </w:t>
+      </w:r>
+      <w:r>
+        <w:rPr>
+          <w:rFonts w:eastAsia="Times New Roman"/>
+        </w:rPr>
+        <w:lastRenderedPageBreak/>
+        <w:t>controlled vs. uncontrolled greenhouse management over a representative 7-day period. Fig. 9(A) shows that closed-loop control produces a tighter temperature trajectory compared with the uncontrolled case, indicating improved setpoint tracking and reduced drift. Fig. 9(B) similarly demonstrates humidity regulation relative to the marked critical threshold, where the controlled profile remains more consistently within the safe operating band. Fig. 9(C) links these improvements to the intended objective by showing disease risk reduction under control, where the controlled risk curve stays suppressed relative to the uncontrolled curve and avoids risk excursions. Fig. 9(D) complements the climate and risk results by showing soil moisture behavior with irrigation control, illustrating how actuato</w:t>
       </w:r>
       <w:r>
         <w:rPr>
@@ -2386,14 +2463,7 @@
         <w:rPr>
           <w:rFonts w:eastAsia="Times New Roman"/>
         </w:rPr>
-        <w:t xml:space="preserve">logic stabilizes moisture around an operational trigger threshold instead of allowing wide depletion/recovery swings. Overall, this figure provides a direct, report-ready comparison: baseline monitoring can only display deviations, while AgriTwin-GH demonstrates measurable improvement in stability and risk containment </w:t>
-      </w:r>
-      <w:r>
-        <w:rPr>
-          <w:rFonts w:eastAsia="Times New Roman"/>
-        </w:rPr>
-        <w:lastRenderedPageBreak/>
-        <w:t>through a digital-twin-informed control policy, which is the key requirement for a meaningful “system outcome” beyond visualization.</w:t>
+        <w:t>logic stabilizes moisture around an operational trigger threshold instead of allowing wide depletion/recovery swings. Overall, this figure provides a direct, report-ready comparison: baseline monitoring can only display deviations, while AgriTwin-GH demonstrates measurable improvement in stability and risk containment through a digital-twin-informed control policy, which is the key requirement for a meaningful “system outcome” beyond visualization.</w:t>
       </w:r>
     </w:p>
     <w:p>
@@ -3525,6 +3595,7 @@
           <w:b/>
           <w:bCs/>
         </w:rPr>
+        <w:lastRenderedPageBreak/>
         <w:t>CONCLUSION AND FUTURE SCOPE</w:t>
       </w:r>
     </w:p>
@@ -3576,14 +3647,7 @@
         <w:rPr>
           <w:rFonts w:eastAsia="Times New Roman"/>
         </w:rPr>
-        <w:t xml:space="preserve">A key contribution is the sensor-independent digital twin paradigm, where open-source datasets function as virtual sensor streams. This reduces infrastructure dependency while </w:t>
-      </w:r>
-      <w:r>
-        <w:rPr>
-          <w:rFonts w:eastAsia="Times New Roman"/>
-        </w:rPr>
-        <w:lastRenderedPageBreak/>
-        <w:t>maintaining realistic greenhouse representation. The results confirm that the framework effectively supports climate regulation, irrigation scheduling, and disease risk mitigation. Overall, AgriTwin-GH provides a scalable decision-support system that enhances crop health, optimizes resource use, and reduces operational risk without requiring immediate physical sensor deployment.</w:t>
+        <w:t>A key contribution is the sensor-independent digital twin paradigm, where open-source datasets function as virtual sensor streams. This reduces infrastructure dependency while maintaining realistic greenhouse representation. The results confirm that the framework effectively supports climate regulation, irrigation scheduling, and disease risk mitigation. Overall, AgriTwin-GH provides a scalable decision-support system that enhances crop health, optimizes resource use, and reduces operational risk without requiring immediate physical sensor deployment.</w:t>
       </w:r>
     </w:p>
     <w:p>
@@ -4042,7 +4106,15 @@
           <w:rFonts w:eastAsia="Times New Roman"/>
           <w:lang w:val="en-IN"/>
         </w:rPr>
-        <w:t xml:space="preserve">[13] A. F. Subahi and K. E. Bouazza, “An intelligent IoT-based system design for controlling and monitoring greenhouse temperature,” </w:t>
+        <w:t xml:space="preserve">[13] A. F. Subahi and K. E. Bouazza, “An intelligent IoT-based system design for controlling and monitoring </w:t>
+      </w:r>
+      <w:r>
+        <w:rPr>
+          <w:rFonts w:eastAsia="Times New Roman"/>
+          <w:lang w:val="en-IN"/>
+        </w:rPr>
+        <w:lastRenderedPageBreak/>
+        <w:t xml:space="preserve">greenhouse temperature,” </w:t>
       </w:r>
       <w:r>
         <w:rPr>
@@ -4117,7 +4189,16 @@
           <w:iCs/>
           <w:lang w:val="en-IN"/>
         </w:rPr>
-        <w:t>Proc. 2024 IEEE 30th Int. Symp. Design and Technology in Electronic Packaging (SIITME)</w:t>
+        <w:t xml:space="preserve">Proc. 2024 IEEE 30th Int. Symp. </w:t>
+      </w:r>
+      <w:r>
+        <w:rPr>
+          <w:rFonts w:eastAsia="Times New Roman"/>
+          <w:i/>
+          <w:iCs/>
+          <w:lang w:val="en-IN"/>
+        </w:rPr>
+        <w:t>Design and Technology in Electronic Packaging (SIITME)</w:t>
       </w:r>
       <w:r>
         <w:rPr>
@@ -4204,7 +4285,6 @@
           <w:rPr>
             <w:noProof/>
           </w:rPr>
-          <w:lastRenderedPageBreak/>
           <w:drawing>
             <wp:anchor distT="0" distB="0" distL="114300" distR="114300" simplePos="0" relativeHeight="251658240" behindDoc="1" locked="0" layoutInCell="1" allowOverlap="1" wp14:anchorId="50A5432F" wp14:editId="6F0F41D4">
               <wp:simplePos x="0" y="0"/>
@@ -6570,7 +6650,6 @@
   <w:style w:type="character" w:default="1" w:styleId="DefaultParagraphFont">
     <w:name w:val="Default Paragraph Font"/>
     <w:uiPriority w:val="1"/>
-    <w:semiHidden/>
     <w:unhideWhenUsed/>
   </w:style>
   <w:style w:type="table" w:default="1" w:styleId="TableNormal">

--- a/docs/Documents/AgriTwin-GH - Conference Report.docx
+++ b/docs/Documents/AgriTwin-GH - Conference Report.docx
@@ -6,6 +6,74 @@
       <w:pPr>
         <w:pStyle w:val="papertitle"/>
         <w:spacing w:before="5pt" w:beforeAutospacing="1" w:after="5pt" w:afterAutospacing="1"/>
+        <w:rPr>
+          <w:kern w:val="48"/>
+        </w:rPr>
+      </w:pPr>
+      <w:bookmarkStart w:id="0" w:name="_Hlk223076242"/>
+      <w:r>
+        <w:rPr>
+          <w:kern w:val="48"/>
+        </w:rPr>
+        <w:t xml:space="preserve">AgriTwin-GH: Agricultural Digital Twin </w:t>
+      </w:r>
+      <w:r>
+        <w:rPr>
+          <w:kern w:val="48"/>
+        </w:rPr>
+        <w:t>f</w:t>
+      </w:r>
+      <w:r>
+        <w:rPr>
+          <w:kern w:val="48"/>
+        </w:rPr>
+        <w:t xml:space="preserve">or Greenhouse Horticulture </w:t>
+      </w:r>
+      <w:r>
+        <w:rPr>
+          <w:kern w:val="48"/>
+        </w:rPr>
+        <w:t>o</w:t>
+      </w:r>
+      <w:r>
+        <w:rPr>
+          <w:kern w:val="48"/>
+        </w:rPr>
+        <w:t xml:space="preserve">f Tomato </w:t>
+      </w:r>
+      <w:r>
+        <w:rPr>
+          <w:kern w:val="48"/>
+        </w:rPr>
+        <w:t>a</w:t>
+      </w:r>
+      <w:r>
+        <w:rPr>
+          <w:kern w:val="48"/>
+        </w:rPr>
+        <w:t>nd Strawberry Cultivation</w:t>
+      </w:r>
+    </w:p>
+    <w:p>
+      <w:pPr>
+        <w:pStyle w:val="Author"/>
+        <w:spacing w:before="5pt" w:beforeAutospacing="1" w:after="5pt" w:afterAutospacing="1" w:line="6pt" w:lineRule="auto"/>
+        <w:ind w:firstLine="0pt"/>
+        <w:jc w:val="both"/>
+        <w:rPr>
+          <w:sz w:val="16"/>
+          <w:szCs w:val="16"/>
+        </w:rPr>
+      </w:pPr>
+    </w:p>
+    <w:p>
+      <w:pPr>
+        <w:pStyle w:val="Author"/>
+        <w:spacing w:before="5pt" w:beforeAutospacing="1" w:after="5pt" w:afterAutospacing="1" w:line="6pt" w:lineRule="auto"/>
+        <w:rPr>
+          <w:sz w:val="16"/>
+          <w:szCs w:val="16"/>
+        </w:rPr>
         <w:sectPr>
           <w:footerReference w:type="first" r:id="rId8"/>
           <w:pgSz w:w="595.30pt" w:h="841.90pt" w:code="9"/>
@@ -15,341 +83,590 @@
           <w:docGrid w:linePitch="360"/>
         </w:sectPr>
       </w:pPr>
-      <w:r>
-        <w:t>AGRITWIN-GH: AGRICULTURAL DIGITAL TWIN FOR SMART GREENHOUSE HORTICULTURE OF TOMATO AND STRAWBERRY CULTIVATION</w:t>
-      </w:r>
     </w:p>
     <w:p>
       <w:pPr>
         <w:pStyle w:val="Author"/>
-        <w:spacing w:before="5pt" w:beforeAutospacing="1" w:after="0pt" w:line="5pt" w:lineRule="exact"/>
-        <w:jc w:val="both"/>
+        <w:spacing w:before="5pt" w:beforeAutospacing="1"/>
         <w:rPr>
           <w:sz w:val="18"/>
           <w:szCs w:val="18"/>
         </w:rPr>
       </w:pPr>
-    </w:p>
-    <w:p>
-      <w:pPr>
-        <w:pStyle w:val="Author"/>
-        <w:spacing w:before="5pt" w:beforeAutospacing="1" w:after="0pt" w:line="5pt" w:lineRule="exact"/>
+      <w:r>
         <w:rPr>
           <w:sz w:val="18"/>
           <w:szCs w:val="18"/>
         </w:rPr>
-      </w:pPr>
+        <w:t>1</w:t>
+      </w:r>
       <w:r>
         <w:rPr>
           <w:sz w:val="18"/>
           <w:szCs w:val="18"/>
-        </w:rPr>
-        <w:t xml:space="preserve">Arjun Christopher  </w:t>
-      </w:r>
-    </w:p>
-    <w:p>
-      <w:pPr>
-        <w:pStyle w:val="Author"/>
-        <w:spacing w:before="5pt" w:beforeAutospacing="1" w:after="0pt" w:line="5pt" w:lineRule="exact"/>
-      </w:pPr>
+          <w:vertAlign w:val="superscript"/>
+        </w:rPr>
+        <w:t>st</w:t>
+      </w:r>
       <w:r>
         <w:rPr>
           <w:sz w:val="18"/>
           <w:szCs w:val="18"/>
         </w:rPr>
-        <w:t xml:space="preserve">Department of Information Technology  </w:t>
-      </w:r>
-    </w:p>
-    <w:p>
-      <w:pPr>
-        <w:pStyle w:val="Author"/>
-        <w:spacing w:before="5pt" w:beforeAutospacing="1" w:after="0pt" w:line="5pt" w:lineRule="exact"/>
-      </w:pPr>
+        <w:t xml:space="preserve"> </w:t>
+      </w:r>
       <w:r>
         <w:rPr>
           <w:sz w:val="18"/>
           <w:szCs w:val="18"/>
         </w:rPr>
-        <w:t xml:space="preserve">Puducherry Technological University  </w:t>
-      </w:r>
-    </w:p>
-    <w:p>
-      <w:pPr>
-        <w:pStyle w:val="Author"/>
-        <w:spacing w:before="5pt" w:beforeAutospacing="1" w:after="0pt" w:line="5pt" w:lineRule="exact"/>
-      </w:pPr>
+        <w:t>Amala Margret.A</w:t>
+      </w:r>
       <w:r>
         <w:rPr>
           <w:sz w:val="18"/>
           <w:szCs w:val="18"/>
         </w:rPr>
-        <w:t xml:space="preserve">Puducherry, India  </w:t>
-      </w:r>
-    </w:p>
-    <w:p>
-      <w:pPr>
-        <w:pStyle w:val="Author"/>
-        <w:spacing w:before="5pt" w:beforeAutospacing="1" w:line="5pt" w:lineRule="exact"/>
-      </w:pPr>
-      <w:hyperlink r:id="rId9">
+        <w:t xml:space="preserve"> </w:t>
+      </w:r>
+      <w:r>
+        <w:rPr>
+          <w:sz w:val="18"/>
+          <w:szCs w:val="18"/>
+        </w:rPr>
+        <w:br/>
+      </w:r>
+      <w:r>
+        <w:rPr>
+          <w:i/>
+          <w:sz w:val="18"/>
+          <w:szCs w:val="18"/>
+        </w:rPr>
+        <w:t xml:space="preserve">Department of </w:t>
+      </w:r>
+      <w:r>
+        <w:rPr>
+          <w:i/>
+          <w:sz w:val="18"/>
+          <w:szCs w:val="18"/>
+        </w:rPr>
+        <w:t>Information Technology</w:t>
+      </w:r>
+      <w:r>
+        <w:rPr>
+          <w:sz w:val="18"/>
+          <w:szCs w:val="18"/>
+        </w:rPr>
+        <w:br/>
+      </w:r>
+      <w:r>
+        <w:rPr>
+          <w:i/>
+          <w:sz w:val="18"/>
+          <w:szCs w:val="18"/>
+        </w:rPr>
+        <w:t>Puducherry Technological University</w:t>
+      </w:r>
+      <w:r>
+        <w:rPr>
+          <w:i/>
+          <w:sz w:val="18"/>
+          <w:szCs w:val="18"/>
+        </w:rPr>
+        <w:br/>
+      </w:r>
+      <w:r>
+        <w:rPr>
+          <w:sz w:val="18"/>
+          <w:szCs w:val="18"/>
+        </w:rPr>
+        <w:t>Puducherry,</w:t>
+      </w:r>
+      <w:r>
+        <w:rPr>
+          <w:sz w:val="18"/>
+          <w:szCs w:val="18"/>
+        </w:rPr>
+        <w:br/>
+      </w:r>
+      <w:hyperlink r:id="rId9" w:history="1">
         <w:r>
           <w:rPr>
+            <w:rStyle w:val="Hyperlink"/>
+            <w:sz w:val="18"/>
+            <w:szCs w:val="18"/>
+          </w:rPr>
+          <w:t>2501712001@ptuniv.edu.in</w:t>
+        </w:r>
+      </w:hyperlink>
+    </w:p>
+    <w:p>
+      <w:pPr>
+        <w:pStyle w:val="Author"/>
+        <w:spacing w:before="5pt" w:beforeAutospacing="1"/>
+        <w:rPr>
+          <w:sz w:val="18"/>
+          <w:szCs w:val="18"/>
+        </w:rPr>
+      </w:pPr>
+    </w:p>
+    <w:p>
+      <w:pPr>
+        <w:pStyle w:val="Author"/>
+        <w:spacing w:before="5pt" w:beforeAutospacing="1"/>
+        <w:rPr>
+          <w:sz w:val="18"/>
+          <w:szCs w:val="18"/>
+        </w:rPr>
+      </w:pPr>
+      <w:r>
+        <w:rPr>
+          <w:sz w:val="18"/>
+          <w:szCs w:val="18"/>
+        </w:rPr>
+        <w:t>4</w:t>
+      </w:r>
+      <w:r>
+        <w:rPr>
+          <w:sz w:val="18"/>
+          <w:szCs w:val="18"/>
+          <w:vertAlign w:val="superscript"/>
+        </w:rPr>
+        <w:t>th</w:t>
+      </w:r>
+      <w:r>
+        <w:rPr>
+          <w:sz w:val="18"/>
+          <w:szCs w:val="18"/>
+        </w:rPr>
+        <w:t xml:space="preserve"> </w:t>
+      </w:r>
+      <w:r>
+        <w:rPr>
+          <w:sz w:val="18"/>
+          <w:szCs w:val="18"/>
+        </w:rPr>
+        <w:t>Vantapati Raja Rajeswari</w:t>
+      </w:r>
+      <w:r>
+        <w:rPr>
+          <w:sz w:val="18"/>
+          <w:szCs w:val="18"/>
+        </w:rPr>
+        <w:br/>
+      </w:r>
+      <w:r>
+        <w:rPr>
+          <w:i/>
+          <w:sz w:val="18"/>
+          <w:szCs w:val="18"/>
+        </w:rPr>
+        <w:t xml:space="preserve">Department of </w:t>
+      </w:r>
+      <w:r>
+        <w:rPr>
+          <w:i/>
+          <w:sz w:val="18"/>
+          <w:szCs w:val="18"/>
+        </w:rPr>
+        <w:t>Information Technology</w:t>
+      </w:r>
+      <w:r>
+        <w:rPr>
+          <w:sz w:val="18"/>
+          <w:szCs w:val="18"/>
+        </w:rPr>
+        <w:br/>
+      </w:r>
+      <w:r>
+        <w:rPr>
+          <w:i/>
+          <w:sz w:val="18"/>
+          <w:szCs w:val="18"/>
+        </w:rPr>
+        <w:t>Puducherry Technological University</w:t>
+      </w:r>
+      <w:r>
+        <w:rPr>
+          <w:i/>
+          <w:sz w:val="18"/>
+          <w:szCs w:val="18"/>
+        </w:rPr>
+        <w:br/>
+      </w:r>
+      <w:r>
+        <w:rPr>
+          <w:sz w:val="18"/>
+          <w:szCs w:val="18"/>
+        </w:rPr>
+        <w:t>Puducherry,</w:t>
+      </w:r>
+      <w:r>
+        <w:rPr>
+          <w:sz w:val="18"/>
+          <w:szCs w:val="18"/>
+        </w:rPr>
+        <w:t xml:space="preserve"> </w:t>
+      </w:r>
+      <w:hyperlink r:id="rId10" w:history="1">
+        <w:r>
+          <w:rPr>
+            <w:rStyle w:val="Hyperlink"/>
+            <w:sz w:val="18"/>
+            <w:szCs w:val="18"/>
+          </w:rPr>
+          <w:t>rajarajeswari.vantapati261@ptuniv.edu.in</w:t>
+        </w:r>
+      </w:hyperlink>
+    </w:p>
+    <w:p>
+      <w:pPr>
+        <w:pStyle w:val="Author"/>
+        <w:spacing w:before="5pt" w:beforeAutospacing="1"/>
+        <w:rPr>
+          <w:sz w:val="18"/>
+          <w:szCs w:val="18"/>
+        </w:rPr>
+      </w:pPr>
+      <w:r>
+        <w:rPr>
+          <w:sz w:val="18"/>
+          <w:szCs w:val="18"/>
+        </w:rPr>
+        <w:br w:type="column"/>
+      </w:r>
+      <w:r>
+        <w:rPr>
+          <w:sz w:val="18"/>
+          <w:szCs w:val="18"/>
+        </w:rPr>
+        <w:t>2</w:t>
+      </w:r>
+      <w:r>
+        <w:rPr>
+          <w:sz w:val="18"/>
+          <w:szCs w:val="18"/>
+          <w:vertAlign w:val="superscript"/>
+        </w:rPr>
+        <w:t>nd</w:t>
+      </w:r>
+      <w:r>
+        <w:rPr>
+          <w:sz w:val="18"/>
+          <w:szCs w:val="18"/>
+        </w:rPr>
+        <w:t xml:space="preserve"> </w:t>
+      </w:r>
+      <w:r>
+        <w:rPr>
+          <w:sz w:val="18"/>
+          <w:szCs w:val="18"/>
+        </w:rPr>
+        <w:t>Dr.V.Govindasamy</w:t>
+      </w:r>
+      <w:r>
+        <w:rPr>
+          <w:sz w:val="18"/>
+          <w:szCs w:val="18"/>
+        </w:rPr>
+        <w:t xml:space="preserve"> </w:t>
+      </w:r>
+      <w:r>
+        <w:rPr>
+          <w:sz w:val="18"/>
+          <w:szCs w:val="18"/>
+        </w:rPr>
+        <w:br/>
+      </w:r>
+      <w:r>
+        <w:rPr>
+          <w:i/>
+          <w:sz w:val="18"/>
+          <w:szCs w:val="18"/>
+        </w:rPr>
+        <w:t xml:space="preserve">Department of </w:t>
+      </w:r>
+      <w:r>
+        <w:rPr>
+          <w:i/>
+          <w:sz w:val="18"/>
+          <w:szCs w:val="18"/>
+        </w:rPr>
+        <w:t>Information Technology</w:t>
+      </w:r>
+      <w:r>
+        <w:rPr>
+          <w:sz w:val="18"/>
+          <w:szCs w:val="18"/>
+        </w:rPr>
+        <w:br/>
+      </w:r>
+      <w:r>
+        <w:rPr>
+          <w:i/>
+          <w:sz w:val="18"/>
+          <w:szCs w:val="18"/>
+        </w:rPr>
+        <w:t>Puducherry Technological University</w:t>
+      </w:r>
+      <w:r>
+        <w:rPr>
+          <w:i/>
+          <w:sz w:val="18"/>
+          <w:szCs w:val="18"/>
+        </w:rPr>
+        <w:br/>
+      </w:r>
+      <w:r>
+        <w:rPr>
+          <w:sz w:val="18"/>
+          <w:szCs w:val="18"/>
+        </w:rPr>
+        <w:t>Puducherry,</w:t>
+      </w:r>
+      <w:r>
+        <w:rPr>
+          <w:sz w:val="18"/>
+          <w:szCs w:val="18"/>
+        </w:rPr>
+        <w:br/>
+      </w:r>
+      <w:hyperlink r:id="rId11" w:history="1">
+        <w:r>
+          <w:rPr>
+            <w:rStyle w:val="Hyperlink"/>
+            <w:sz w:val="18"/>
+            <w:szCs w:val="18"/>
+          </w:rPr>
+          <w:t>vgopu@ptuniv.edu.in</w:t>
+        </w:r>
+      </w:hyperlink>
+    </w:p>
+    <w:p>
+      <w:pPr>
+        <w:pStyle w:val="Author"/>
+        <w:spacing w:before="5pt" w:beforeAutospacing="1"/>
+        <w:rPr>
+          <w:sz w:val="18"/>
+          <w:szCs w:val="18"/>
+        </w:rPr>
+      </w:pPr>
+    </w:p>
+    <w:p>
+      <w:pPr>
+        <w:pStyle w:val="Author"/>
+        <w:spacing w:before="5pt" w:beforeAutospacing="1"/>
+        <w:rPr>
+          <w:sz w:val="18"/>
+          <w:szCs w:val="18"/>
+        </w:rPr>
+      </w:pPr>
+      <w:r>
+        <w:rPr>
+          <w:sz w:val="18"/>
+          <w:szCs w:val="18"/>
+        </w:rPr>
+        <w:t>5</w:t>
+      </w:r>
+      <w:r>
+        <w:rPr>
+          <w:sz w:val="18"/>
+          <w:szCs w:val="18"/>
+          <w:vertAlign w:val="superscript"/>
+        </w:rPr>
+        <w:t>th</w:t>
+      </w:r>
+      <w:r>
+        <w:rPr>
+          <w:sz w:val="18"/>
+          <w:szCs w:val="18"/>
+        </w:rPr>
+        <w:t xml:space="preserve"> </w:t>
+      </w:r>
+      <w:r>
+        <w:rPr>
+          <w:sz w:val="18"/>
+          <w:szCs w:val="18"/>
+        </w:rPr>
+        <w:t>Bhuvanalashmi JP</w:t>
+      </w:r>
+      <w:r>
+        <w:rPr>
+          <w:sz w:val="18"/>
+          <w:szCs w:val="18"/>
+        </w:rPr>
+        <w:br/>
+      </w:r>
+      <w:r>
+        <w:rPr>
+          <w:i/>
+          <w:sz w:val="18"/>
+          <w:szCs w:val="18"/>
+        </w:rPr>
+        <w:t xml:space="preserve">Department of </w:t>
+      </w:r>
+      <w:r>
+        <w:rPr>
+          <w:i/>
+          <w:sz w:val="18"/>
+          <w:szCs w:val="18"/>
+        </w:rPr>
+        <w:t>Information Technology</w:t>
+      </w:r>
+      <w:r>
+        <w:rPr>
+          <w:sz w:val="18"/>
+          <w:szCs w:val="18"/>
+        </w:rPr>
+        <w:br/>
+      </w:r>
+      <w:r>
+        <w:rPr>
+          <w:i/>
+          <w:sz w:val="18"/>
+          <w:szCs w:val="18"/>
+        </w:rPr>
+        <w:t>Puducherry Technological University</w:t>
+      </w:r>
+      <w:r>
+        <w:rPr>
+          <w:i/>
+          <w:sz w:val="18"/>
+          <w:szCs w:val="18"/>
+        </w:rPr>
+        <w:br/>
+      </w:r>
+      <w:r>
+        <w:rPr>
+          <w:sz w:val="18"/>
+          <w:szCs w:val="18"/>
+        </w:rPr>
+        <w:t>Puducherry</w:t>
+      </w:r>
+      <w:bookmarkEnd w:id="0"/>
+      <w:r>
+        <w:rPr>
+          <w:sz w:val="18"/>
+          <w:szCs w:val="18"/>
+        </w:rPr>
+        <w:br/>
+      </w:r>
+      <w:hyperlink r:id="rId12" w:history="1">
+        <w:r>
+          <w:rPr>
+            <w:rStyle w:val="Hyperlink"/>
+            <w:sz w:val="18"/>
+            <w:szCs w:val="18"/>
+          </w:rPr>
+          <w:t>bhuvanalakshmijp329@ptuniv.edu.in</w:t>
+        </w:r>
+      </w:hyperlink>
+      <w:r>
+        <w:rPr>
+          <w:sz w:val="18"/>
+          <w:szCs w:val="18"/>
+        </w:rPr>
+        <w:br w:type="column"/>
+      </w:r>
+      <w:r>
+        <w:rPr>
+          <w:sz w:val="18"/>
+          <w:szCs w:val="18"/>
+        </w:rPr>
+        <w:t>3</w:t>
+      </w:r>
+      <w:r>
+        <w:rPr>
+          <w:sz w:val="18"/>
+          <w:szCs w:val="18"/>
+          <w:vertAlign w:val="superscript"/>
+        </w:rPr>
+        <w:t>rd</w:t>
+      </w:r>
+      <w:r>
+        <w:rPr>
+          <w:sz w:val="18"/>
+          <w:szCs w:val="18"/>
+        </w:rPr>
+        <w:t xml:space="preserve"> </w:t>
+      </w:r>
+      <w:r>
+        <w:rPr>
+          <w:sz w:val="18"/>
+          <w:szCs w:val="18"/>
+        </w:rPr>
+        <w:t>Arjun Christopher</w:t>
+      </w:r>
+      <w:r>
+        <w:rPr>
+          <w:sz w:val="18"/>
+          <w:szCs w:val="18"/>
+        </w:rPr>
+        <w:br/>
+      </w:r>
+      <w:r>
+        <w:rPr>
+          <w:i/>
+          <w:sz w:val="18"/>
+          <w:szCs w:val="18"/>
+        </w:rPr>
+        <w:t xml:space="preserve">Department of </w:t>
+      </w:r>
+      <w:r>
+        <w:rPr>
+          <w:i/>
+          <w:sz w:val="18"/>
+          <w:szCs w:val="18"/>
+        </w:rPr>
+        <w:t>Information Technology</w:t>
+      </w:r>
+      <w:r>
+        <w:rPr>
+          <w:sz w:val="18"/>
+          <w:szCs w:val="18"/>
+        </w:rPr>
+        <w:br/>
+      </w:r>
+      <w:r>
+        <w:rPr>
+          <w:i/>
+          <w:sz w:val="18"/>
+          <w:szCs w:val="18"/>
+        </w:rPr>
+        <w:t>Puducherry Technological University</w:t>
+      </w:r>
+      <w:r>
+        <w:rPr>
+          <w:i/>
+          <w:sz w:val="18"/>
+          <w:szCs w:val="18"/>
+        </w:rPr>
+        <w:br/>
+      </w:r>
+      <w:r>
+        <w:rPr>
+          <w:sz w:val="18"/>
+          <w:szCs w:val="18"/>
+        </w:rPr>
+        <w:t>Puducherry,</w:t>
+      </w:r>
+      <w:r>
+        <w:rPr>
+          <w:sz w:val="18"/>
+          <w:szCs w:val="18"/>
+        </w:rPr>
+        <w:br/>
+      </w:r>
+      <w:hyperlink r:id="rId13" w:history="1">
+        <w:r>
+          <w:rPr>
+            <w:rStyle w:val="Hyperlink"/>
             <w:sz w:val="18"/>
             <w:szCs w:val="18"/>
           </w:rPr>
           <w:t>arjun.christopher877@ptuniv.edu.in</w:t>
         </w:r>
       </w:hyperlink>
-    </w:p>
-    <w:p>
-      <w:pPr>
-        <w:pStyle w:val="Author"/>
-        <w:spacing w:before="5pt" w:beforeAutospacing="1" w:line="5pt" w:lineRule="exact"/>
-        <w:rPr>
-          <w:sz w:val="18"/>
-          <w:szCs w:val="18"/>
-        </w:rPr>
-      </w:pPr>
-    </w:p>
-    <w:p>
-      <w:pPr>
-        <w:pStyle w:val="Author"/>
-        <w:spacing w:before="5pt" w:beforeAutospacing="1" w:line="5pt" w:lineRule="exact"/>
-        <w:rPr>
-          <w:sz w:val="18"/>
-          <w:szCs w:val="18"/>
-        </w:rPr>
-      </w:pPr>
-      <w:r>
-        <w:rPr>
-          <w:sz w:val="18"/>
-          <w:szCs w:val="18"/>
-        </w:rPr>
-        <w:t xml:space="preserve">Amala Margret  </w:t>
-      </w:r>
-    </w:p>
-    <w:p>
-      <w:pPr>
-        <w:pStyle w:val="Author"/>
-        <w:spacing w:before="5pt" w:beforeAutospacing="1" w:line="5pt" w:lineRule="exact"/>
-      </w:pPr>
-      <w:r>
-        <w:rPr>
-          <w:sz w:val="18"/>
-          <w:szCs w:val="18"/>
-        </w:rPr>
-        <w:t xml:space="preserve">Assistant Professor  </w:t>
-      </w:r>
-    </w:p>
-    <w:p>
-      <w:pPr>
-        <w:pStyle w:val="Author"/>
-        <w:spacing w:before="5pt" w:beforeAutospacing="1" w:line="5pt" w:lineRule="exact"/>
-      </w:pPr>
-      <w:r>
-        <w:rPr>
-          <w:sz w:val="18"/>
-          <w:szCs w:val="18"/>
-        </w:rPr>
-        <w:t xml:space="preserve">Department of Information Technology  </w:t>
-      </w:r>
-    </w:p>
-    <w:p>
-      <w:pPr>
-        <w:pStyle w:val="Author"/>
-        <w:spacing w:before="5pt" w:beforeAutospacing="1" w:line="5pt" w:lineRule="exact"/>
-      </w:pPr>
-      <w:r>
-        <w:rPr>
-          <w:sz w:val="18"/>
-          <w:szCs w:val="18"/>
-        </w:rPr>
-        <w:t xml:space="preserve">Puducherry Technological University  </w:t>
-      </w:r>
-    </w:p>
-    <w:p>
-      <w:pPr>
-        <w:pStyle w:val="Author"/>
-        <w:spacing w:before="5pt" w:beforeAutospacing="1" w:line="5pt" w:lineRule="exact"/>
-        <w:rPr>
-          <w:sz w:val="18"/>
-          <w:szCs w:val="18"/>
-        </w:rPr>
-      </w:pPr>
-      <w:r>
-        <w:rPr>
-          <w:sz w:val="18"/>
-          <w:szCs w:val="18"/>
-        </w:rPr>
-        <w:t xml:space="preserve">Puducherry, India  </w:t>
-      </w:r>
-    </w:p>
-    <w:p>
-      <w:pPr>
-        <w:pStyle w:val="Author"/>
-        <w:spacing w:before="5pt" w:beforeAutospacing="1" w:line="5pt" w:lineRule="exact"/>
-      </w:pPr>
-    </w:p>
-    <w:p>
-      <w:pPr>
-        <w:pStyle w:val="Author"/>
-        <w:spacing w:before="5pt" w:beforeAutospacing="1" w:line="5pt" w:lineRule="exact"/>
-        <w:ind w:firstLine="36pt"/>
-        <w:jc w:val="both"/>
-        <w:rPr>
-          <w:sz w:val="18"/>
-          <w:szCs w:val="18"/>
-        </w:rPr>
-      </w:pPr>
-      <w:r>
-        <w:rPr>
-          <w:sz w:val="18"/>
-          <w:szCs w:val="18"/>
-        </w:rPr>
-        <w:br w:type="column"/>
-      </w:r>
-      <w:r>
-        <w:rPr>
-          <w:sz w:val="18"/>
-          <w:szCs w:val="18"/>
-        </w:rPr>
-        <w:t xml:space="preserve">Vantapti Raja Rajeswari  </w:t>
-      </w:r>
-    </w:p>
-    <w:p>
-      <w:pPr>
-        <w:pStyle w:val="Author"/>
-        <w:spacing w:before="5pt" w:beforeAutospacing="1" w:line="5pt" w:lineRule="exact"/>
-      </w:pPr>
-      <w:r>
-        <w:rPr>
-          <w:sz w:val="18"/>
-          <w:szCs w:val="18"/>
-        </w:rPr>
-        <w:t xml:space="preserve">Department of Information Technology  </w:t>
-      </w:r>
-    </w:p>
-    <w:p>
-      <w:pPr>
-        <w:pStyle w:val="Author"/>
-        <w:spacing w:before="5pt" w:beforeAutospacing="1" w:line="5pt" w:lineRule="exact"/>
-      </w:pPr>
-      <w:r>
-        <w:rPr>
-          <w:sz w:val="18"/>
-          <w:szCs w:val="18"/>
-        </w:rPr>
-        <w:t xml:space="preserve">Puducherry Technological University  </w:t>
-      </w:r>
-    </w:p>
-    <w:p>
-      <w:pPr>
-        <w:pStyle w:val="Author"/>
-        <w:spacing w:before="5pt" w:beforeAutospacing="1" w:line="5pt" w:lineRule="exact"/>
-      </w:pPr>
-      <w:r>
-        <w:rPr>
-          <w:sz w:val="18"/>
-          <w:szCs w:val="18"/>
-        </w:rPr>
-        <w:t xml:space="preserve">Puducherry, India  </w:t>
-      </w:r>
-    </w:p>
-    <w:p>
-      <w:pPr>
-        <w:pStyle w:val="Author"/>
-        <w:spacing w:before="5pt" w:beforeAutospacing="1" w:line="5pt" w:lineRule="exact"/>
-      </w:pPr>
-      <w:hyperlink r:id="rId10">
-        <w:r>
-          <w:rPr>
-            <w:sz w:val="18"/>
-            <w:szCs w:val="18"/>
-          </w:rPr>
-          <w:t>rajarajeswari.vantapati261@ptuniv.edu.in</w:t>
-        </w:r>
-      </w:hyperlink>
-    </w:p>
-    <w:p>
-      <w:pPr>
-        <w:pStyle w:val="Author"/>
-        <w:spacing w:before="5pt" w:beforeAutospacing="1" w:line="5pt" w:lineRule="exact"/>
-        <w:rPr>
-          <w:sz w:val="18"/>
-          <w:szCs w:val="18"/>
-        </w:rPr>
-      </w:pPr>
-      <w:r>
-        <w:rPr>
-          <w:sz w:val="18"/>
-          <w:szCs w:val="18"/>
-        </w:rPr>
-        <w:br w:type="column"/>
-      </w:r>
-      <w:r>
-        <w:rPr>
-          <w:sz w:val="18"/>
-          <w:szCs w:val="18"/>
-        </w:rPr>
-        <w:t xml:space="preserve">Bhuvanalakshmi JP  </w:t>
-      </w:r>
-    </w:p>
-    <w:p>
-      <w:pPr>
-        <w:pStyle w:val="Author"/>
-        <w:spacing w:before="5pt" w:beforeAutospacing="1" w:line="5pt" w:lineRule="exact"/>
-      </w:pPr>
-      <w:r>
-        <w:rPr>
-          <w:sz w:val="18"/>
-          <w:szCs w:val="18"/>
-        </w:rPr>
-        <w:t xml:space="preserve">Department of Information Technology  </w:t>
-      </w:r>
-    </w:p>
-    <w:p>
-      <w:pPr>
-        <w:pStyle w:val="Author"/>
-        <w:spacing w:before="5pt" w:beforeAutospacing="1" w:line="5pt" w:lineRule="exact"/>
-      </w:pPr>
-      <w:r>
-        <w:rPr>
-          <w:sz w:val="18"/>
-          <w:szCs w:val="18"/>
-        </w:rPr>
-        <w:t xml:space="preserve">Puducherry Technological University  </w:t>
-      </w:r>
-    </w:p>
-    <w:p>
-      <w:pPr>
-        <w:pStyle w:val="Author"/>
-        <w:spacing w:before="5pt" w:beforeAutospacing="1" w:line="5pt" w:lineRule="exact"/>
-      </w:pPr>
-      <w:r>
-        <w:rPr>
-          <w:sz w:val="18"/>
-          <w:szCs w:val="18"/>
-        </w:rPr>
-        <w:t xml:space="preserve">Puducherry, India  </w:t>
-      </w:r>
-    </w:p>
-    <w:p>
-      <w:pPr>
-        <w:pStyle w:val="Author"/>
-        <w:spacing w:before="5pt" w:beforeAutospacing="1" w:line="5pt" w:lineRule="exact"/>
-      </w:pPr>
-      <w:hyperlink r:id="rId11">
-        <w:r>
-          <w:rPr>
-            <w:sz w:val="18"/>
-            <w:szCs w:val="18"/>
-          </w:rPr>
-          <w:t>bhuvanalakshmijp329@ptuniv.edu.in</w:t>
-        </w:r>
-      </w:hyperlink>
-      <w:r>
-        <w:t xml:space="preserve"> </w:t>
-      </w:r>
     </w:p>
     <w:p>
       <w:pPr>
@@ -378,81 +695,46 @@
     </w:p>
     <w:p>
       <w:pPr>
-        <w:spacing w:after="8pt" w:line="13.80pt" w:lineRule="auto"/>
-        <w:jc w:val="both"/>
-        <w:rPr>
-          <w:rFonts w:eastAsia="Times New Roman"/>
-          <w:sz w:val="18"/>
-          <w:szCs w:val="18"/>
-        </w:rPr>
-      </w:pPr>
-      <w:r>
-        <w:rPr>
-          <w:rFonts w:eastAsia="Times New Roman"/>
-          <w:b/>
-          <w:bCs/>
-          <w:sz w:val="18"/>
-          <w:szCs w:val="18"/>
-        </w:rPr>
-        <w:t>ABSTRACT</w:t>
-      </w:r>
-    </w:p>
-    <w:p>
-      <w:pPr>
-        <w:spacing w:after="8pt" w:line="13.80pt" w:lineRule="auto"/>
-        <w:jc w:val="both"/>
-        <w:rPr>
-          <w:rFonts w:eastAsia="Times New Roman"/>
-          <w:sz w:val="18"/>
-          <w:szCs w:val="18"/>
-        </w:rPr>
-      </w:pPr>
-      <w:r>
-        <w:rPr>
-          <w:rFonts w:eastAsia="Times New Roman"/>
-          <w:sz w:val="18"/>
-          <w:szCs w:val="18"/>
-        </w:rPr>
-        <w:t>Greenhouse production of high-value crops such as tomatoes and strawberries necessitates careful environmental control in order to achieve high yield, quality, and early disease prevention. AgriTwin-GH, a software-based AI-powered digital twin framework for smart greenhouse management, is presented in this project. The Greenhouse Plant Growth Metrics Dataset, Smart Agriculture Dataset, Plant Village Dataset, Tomato Plant Stages Dataset, and Ripe Strawberries Detection Dataset are just a few of the tabular time-series greenhouse datasets and plant image datasets that the system incorporates. Convolutional Neural Networks (CNN) use leaf pictures to detect plant diseases, whereas Recurrent Neural Networks (RNN) estimate disease development and future danger. In order to calculate indicators like vapor pressure deficit and disease risk indices, environmental and crop factors including temperature, humidity, CO₂ concentration, light intensity, soil moisture, pH, and nutrient levels are processed. Short-term forecasting models forecast greenhouse conditions, which are assessed using a digital twin and a Model Predictive Control (MPC) technique to generate optimal and safety-validated control actions. The system generate</w:t>
-      </w:r>
-      <w:r>
-        <w:rPr>
-          <w:rFonts w:eastAsia="Times New Roman"/>
-          <w:sz w:val="18"/>
-          <w:szCs w:val="18"/>
-        </w:rPr>
-        <w:t>s</w:t>
-      </w:r>
-      <w:r>
-        <w:rPr>
-          <w:rFonts w:eastAsia="Times New Roman"/>
-          <w:sz w:val="18"/>
-          <w:szCs w:val="18"/>
-        </w:rPr>
-        <w:t xml:space="preserve"> disease-aware predictions and simple nonverbal operational alerts, allowing for efficient, scalable, and user-friendly smart greenhouse management. By enabling early disease risk awareness and optimized resource utilization, the proposed system significantly improves crop productivity while reducing water, energy, and fertilizer waste. The AgriTwin-GH framework offers a scalable and cost-effective decision-support solution for precision greenhouse horticulture, particularly suitable for labor-intensive and resource-constrained farming environments.</w:t>
-      </w:r>
-    </w:p>
-    <w:p>
-      <w:pPr>
-        <w:spacing w:after="8pt" w:line="13.80pt" w:lineRule="auto"/>
-        <w:jc w:val="both"/>
-        <w:rPr>
-          <w:rFonts w:eastAsia="Times New Roman"/>
-          <w:b/>
-          <w:bCs/>
-          <w:sz w:val="18"/>
-          <w:szCs w:val="18"/>
-        </w:rPr>
-      </w:pPr>
-      <w:r>
-        <w:rPr>
-          <w:rFonts w:eastAsia="Times New Roman"/>
-          <w:b/>
-          <w:bCs/>
-          <w:sz w:val="18"/>
-          <w:szCs w:val="18"/>
-        </w:rPr>
-        <w:t>Keywords</w:t>
+        <w:pStyle w:val="Abstract"/>
+        <w:rPr>
+          <w:i/>
+          <w:iCs/>
+        </w:rPr>
+      </w:pPr>
+      <w:bookmarkStart w:id="1" w:name="_Hlk223076826"/>
+      <w:r>
+        <w:rPr>
+          <w:i/>
+          <w:iCs/>
+        </w:rPr>
+        <w:t>Abstract</w:t>
+      </w:r>
+      <w:r>
+        <w:t>—</w:t>
+      </w:r>
+      <w:r>
+        <w:rPr>
+          <w:rFonts w:eastAsia="Times New Roman"/>
+        </w:rPr>
+        <w:t xml:space="preserve"> </w:t>
+      </w:r>
+      <w:r>
+        <w:rPr>
+          <w:rFonts w:eastAsia="Times New Roman"/>
+        </w:rPr>
+        <w:t xml:space="preserve">Greenhouse production of high-value crops such as tomatoes and strawberries necessitate careful environmental control to achieve high yield, quality, and early disease prevention. </w:t>
+      </w:r>
+      <w:r>
+        <w:rPr>
+          <w:rFonts w:eastAsia="Times New Roman"/>
+        </w:rPr>
+        <w:t>This paper introduces AgriTwin-GH, a software-oriented, AI-driven digital twin solution for intelligent greenhouse management focusing on high-value crops like tomatoes and strawberries. The solution combines various tabular time-series greenhouse data and plant image datasets, including the Greenhouse Plant Growth Metrics Dataset, Smart Agriculture Dataset, Plant Village Dataset, Tomato Plant Stages Dataset, and Ripe Strawberries Detection Dataset. Disease identification from leaf images is done using Convolutional Neural Networks (CNNs), while growth prediction and future risk identification are done using Recurrent Neural Networks (RNNs). Environmental and crop parameters like temperature, humidity, CO₂ concentration, light intensity, soil moisture, pH, and nutrient levels are analyzed to calculate important parameters like vapor pressure deficit and disease risk indices. Short-term forecasting models predict future greenhouse conditions, which are validated using a digital twin in combination with a Model Predictive Control (MPC) strategy to produce optimal and safe-verified control decisions. The solution offers disease-informed predictions, growth stage information, and brief non-verbal operational notifications, facilitating efficient, scalable, and user-friendly smart greenhouse management. By facilitating early disease risk identification and optimized resource use, the proposed solution greatly improves crop productivity while minimizing waste of water, energy, and fertilizers. In summary, AgriTwin-GH provides a scalable and cost-efficient decision-support system for precision greenhouse horticulture, especially in labor-intensive and resource-scarce farming environments.</w:t>
+      </w:r>
+      <w:r>
+        <w:rPr>
+          <w:i/>
+        </w:rPr>
+        <w:t xml:space="preserve"> </w:t>
       </w:r>
     </w:p>
     <w:p>
@@ -463,423 +745,264 @@
         </w:rPr>
       </w:pPr>
       <w:r>
+        <w:t>Keywords—</w:t>
+      </w:r>
+      <w:r>
+        <w:rPr>
+          <w:rFonts w:eastAsia="Times New Roman"/>
+        </w:rPr>
+        <w:t xml:space="preserve"> </w:t>
+      </w:r>
+      <w:r>
         <w:rPr>
           <w:rFonts w:eastAsia="Times New Roman"/>
         </w:rPr>
         <w:t>Digital Twin, Smart Greenhouse, Time-Series Dataset, Plant Image Dataset, CNN, RNN, Model Predictive Control, Disease Prediction, Precision Agriculture</w:t>
       </w:r>
-    </w:p>
-    <w:p>
-      <w:pPr>
-        <w:spacing w:after="8pt" w:line="13.80pt" w:lineRule="auto"/>
-        <w:jc w:val="both"/>
-        <w:rPr>
-          <w:rFonts w:eastAsia="Times New Roman"/>
-          <w:b/>
-          <w:bCs/>
-        </w:rPr>
-      </w:pPr>
-    </w:p>
-    <w:p>
-      <w:pPr>
-        <w:spacing w:after="8pt" w:line="13.80pt" w:lineRule="auto"/>
-        <w:jc w:val="both"/>
-        <w:rPr>
-          <w:rFonts w:eastAsia="Times New Roman"/>
-          <w:b/>
-          <w:bCs/>
-        </w:rPr>
-      </w:pPr>
-      <w:r>
-        <w:rPr>
-          <w:rFonts w:eastAsia="Times New Roman"/>
-          <w:b/>
-          <w:bCs/>
-        </w:rPr>
-        <w:t>INTRODUCTION</w:t>
+      <w:r>
+        <w:rPr>
+          <w:rFonts w:eastAsia="Times New Roman"/>
+        </w:rPr>
+        <w:t>.</w:t>
+      </w:r>
+    </w:p>
+    <w:bookmarkEnd w:id="1"/>
+    <w:p>
+      <w:pPr>
+        <w:pStyle w:val="Heading1"/>
+        <w:jc w:val="center"/>
+      </w:pPr>
+      <w:r>
+        <w:t>Introduction</w:t>
+      </w:r>
+    </w:p>
+    <w:p>
+      <w:pPr>
+        <w:spacing w:line="12pt" w:lineRule="auto"/>
+      </w:pPr>
+      <w:r>
+        <w:t xml:space="preserve">Greenhouse cultivation has become essential in modern agriculture because of increasing food demand, changing climate, and the need for consistent, high-quality production throughout the year. Unlike open-field farming, greenhouses create controlled environments where temperature, humidity, light intensity, and carbon dioxide levels are managed to </w:t>
+      </w:r>
+      <w:r>
+        <w:t>promote plant growth. This is particularly important for high-value crops like tomatoes and strawberries, which are sensitive to environmental stress and disease. By providing stable growing conditions, greenhouse systems boost productivity while reducing environmental impact.</w:t>
+      </w:r>
+      <w:r>
+        <w:t xml:space="preserve"> </w:t>
+      </w:r>
+      <w:r>
+        <w:t>Successful greenhouse production relies on precise environmental control and timely decision-making. Tomatoes and strawberries need specific ranges for temperature, humidity, soil moisture, nutrient levels, and light exposure, and these requirements change as the plants grow. Even slight deviations can lower yield, affect fruit quality, and increase the risk of diseases like powdery mildew, leaf mold, and leaf scorch. Unstable environments can also influence fruit firmness and shelf life, making consistent conditions crucial for both agronomy and economics.</w:t>
+      </w:r>
+    </w:p>
+    <w:p>
+      <w:pPr>
+        <w:spacing w:line="12pt" w:lineRule="auto"/>
+      </w:pPr>
+      <w:r>
+        <w:t>Traditionally, greenhouse management is often reactive, depending on manual observations and periodic checks. Most interventions occur only after symptoms appear, leading to delays and potential overuse of water, energy, fertilizers, and chemicals. Decisions usually rely on the operator's experience, and historical data is not fully used to anticipate seasonal trends or disease risks.</w:t>
+      </w:r>
+    </w:p>
+    <w:p>
+      <w:pPr>
+        <w:spacing w:line="12pt" w:lineRule="auto"/>
+      </w:pPr>
+      <w:r>
+        <w:t>Modern greenhouses function as interconnected systems with climate control, irrigation, ventilation, and lighting. Changes in one part affect the others, so basic rule-based control is not enough. External weather changes, sensor noise, and biological variability create a need for adaptive and dynamic management.</w:t>
+      </w:r>
+    </w:p>
+    <w:p>
+      <w:pPr>
+        <w:spacing w:line="12pt" w:lineRule="auto"/>
+      </w:pPr>
+      <w:r>
+        <w:t xml:space="preserve">Using data-driven analysis enables early detection of negative trends in plant growth, disease onset, and resource use, supporting preventive measures. Virtual greenhouse models allow for the testing of environmental strategies before real implementation, enhancing reliability and enabling proactive intervention. Human-centered interaction is also key, especially in situations where workers may have limited literacy; simple visual or auditory alerts can improve usability and safety. Scalability matters too, as greenhouse </w:t>
+      </w:r>
+      <w:r>
+        <w:lastRenderedPageBreak/>
+        <w:t>facilities come in various sizes and with different technologies.</w:t>
+      </w:r>
+    </w:p>
+    <w:p>
+      <w:pPr>
+        <w:spacing w:line="12pt" w:lineRule="auto"/>
+      </w:pPr>
+      <w:r>
+        <w:t>To tackle these challenges, AgriTwin-GH is introduced as a software-based intelligent greenhouse management framework specifically for tomato and strawberry cultivation. By combining data analytics, virtual modeling, and predictive decision support, it aims to improve early risk detection, optimize resource use, and enhance overall sustainability and yield.</w:t>
+      </w:r>
+    </w:p>
+    <w:p>
+      <w:pPr>
+        <w:pStyle w:val="Heading1"/>
+        <w:jc w:val="center"/>
+      </w:pPr>
+      <w:r>
+        <w:t>LITERATURE SURVEY</w:t>
+      </w:r>
+    </w:p>
+    <w:p>
+      <w:pPr>
+        <w:spacing w:after="8pt" w:line="12pt" w:lineRule="auto"/>
+        <w:rPr>
+          <w:rFonts w:eastAsia="Times New Roman"/>
+        </w:rPr>
+      </w:pPr>
+      <w:r>
+        <w:rPr>
+          <w:rFonts w:eastAsia="Times New Roman"/>
+        </w:rPr>
+        <w:t>Rawan Al-Najadi et al. provide a comprehensive review of recent developments in intelligent and autonomous greenhouse systems, focusing on the integration of Internet of Things (IoT), Artificial Intelligence (AI), Machine Learning (ML), Deep Learning (DL), and robotics. The study addresses challenges such as climate variability, shrinking arable land, and increasing food demand, highlighting the importance of controlled environment agriculture.</w:t>
+      </w:r>
+      <w:r>
+        <w:rPr>
+          <w:rFonts w:eastAsia="Times New Roman"/>
+        </w:rPr>
+        <w:t xml:space="preserve"> </w:t>
+      </w:r>
+      <w:r>
+        <w:rPr>
+          <w:rFonts w:eastAsia="Times New Roman"/>
+        </w:rPr>
+        <w:t>The review analyzes over 100 research articles published between 2020 and 2025, categorizing them into applications including climate control, disease detection, yield prediction, and robotic automation. The findings show that IoT-enabled sensor networks combined with AI-based decision-making improve energy efficiency, water conservation, and crop productivity. However, limitations such as sensor fusion complexity, limited datasets, computational overhead, and lack of real-world deployment are identified, emphasizing the need for fully integrated autonomous greenhouse frameworks rather than isolated implementations</w:t>
+      </w:r>
+      <w:r>
+        <w:rPr>
+          <w:rFonts w:eastAsia="Times New Roman"/>
+        </w:rPr>
+        <w:t xml:space="preserve"> [1]</w:t>
+      </w:r>
+      <w:r>
+        <w:rPr>
+          <w:rFonts w:eastAsia="Times New Roman"/>
+        </w:rPr>
+        <w:t>.</w:t>
+      </w:r>
+    </w:p>
+    <w:p>
+      <w:pPr>
+        <w:spacing w:after="8pt" w:line="12pt" w:lineRule="auto"/>
+        <w:rPr>
+          <w:rFonts w:eastAsia="Times New Roman"/>
+        </w:rPr>
+      </w:pPr>
+      <w:r>
+        <w:rPr>
+          <w:rFonts w:eastAsia="Times New Roman"/>
+        </w:rPr>
+        <w:t>Daniel Anthony Howard et al. propose an Industry 4.0–based Digital Twin framework for commercial greenhouse systems. The approach digitally replicates physical greenhouse operations to enhance monitoring, simulation, and optimization through IoT, cloud computing, big data analytics, and AI. This virtual representation enables data-driven decision-making without disrupting real-world operations.</w:t>
+      </w:r>
+      <w:r>
+        <w:rPr>
+          <w:rFonts w:eastAsia="Times New Roman"/>
+        </w:rPr>
+        <w:t xml:space="preserve"> </w:t>
+      </w:r>
+      <w:r>
+        <w:rPr>
+          <w:rFonts w:eastAsia="Times New Roman"/>
+        </w:rPr>
+        <w:t>The framework integrates multiple specialized Digital Twins modeling climate, energy consumption, production scheduling, and labor management. Simulation results demonstrate co-optimization of energy usage, productivity, and operational cost while maintaining crop quality. The study also highlights the potential for smart grid integration, establishing a scalable foundation for large-scale digital greenhouse management</w:t>
+      </w:r>
+      <w:r>
+        <w:rPr>
+          <w:rFonts w:eastAsia="Times New Roman"/>
+        </w:rPr>
+        <w:t xml:space="preserve"> [5]</w:t>
+      </w:r>
+      <w:r>
+        <w:rPr>
+          <w:rFonts w:eastAsia="Times New Roman"/>
+        </w:rPr>
+        <w:t>.</w:t>
+      </w:r>
+    </w:p>
+    <w:p>
+      <w:pPr>
+        <w:spacing w:after="8pt" w:line="12pt" w:lineRule="auto"/>
+        <w:rPr>
+          <w:rFonts w:eastAsia="Times New Roman"/>
+        </w:rPr>
+      </w:pPr>
+      <w:r>
+        <w:rPr>
+          <w:rFonts w:eastAsia="Times New Roman"/>
+        </w:rPr>
+        <w:t>Abdellatif Soussi et al. introduce a greenhouse management system combining Digital Twin technology with Model Predictive Control (MPC) to achieve adaptive and sustainable climate regulation. The study addresses the limitations of rule-based control strategies by incorporating predictive modeling through a virtual greenhouse representation.</w:t>
+      </w:r>
+      <w:r>
+        <w:rPr>
+          <w:rFonts w:eastAsia="Times New Roman"/>
+        </w:rPr>
+        <w:t xml:space="preserve"> </w:t>
+      </w:r>
+      <w:r>
+        <w:rPr>
+          <w:rFonts w:eastAsia="Times New Roman"/>
+        </w:rPr>
+        <w:t>A state-space model captures greenhouse thermal dynamics, and MPC regulates parameters such as temperature, ventilation, shading, and heating. Validation using multi-season meteorological data demonstrates stable climate maintenance, improved energy efficiency, and enhanced robustness. The results confirm that Digital Twin–based predictive control outperforms traditional static approaches</w:t>
+      </w:r>
+      <w:r>
+        <w:rPr>
+          <w:rFonts w:eastAsia="Times New Roman"/>
+        </w:rPr>
+        <w:t xml:space="preserve"> [13]</w:t>
+      </w:r>
+      <w:r>
+        <w:rPr>
+          <w:rFonts w:eastAsia="Times New Roman"/>
+        </w:rPr>
+        <w:t>.</w:t>
+      </w:r>
+    </w:p>
+    <w:p>
+      <w:pPr>
+        <w:spacing w:after="8pt" w:line="12pt" w:lineRule="auto"/>
+        <w:rPr>
+          <w:rFonts w:eastAsia="Times New Roman"/>
+        </w:rPr>
+      </w:pPr>
+      <w:r>
+        <w:rPr>
+          <w:rFonts w:eastAsia="Times New Roman"/>
+        </w:rPr>
+        <w:t>B. V. Nikitha et al. explore machine learning techniques for early detection and classification of plant leaf diseases, aiming to reduce crop loss through automated diagnosis. The study evaluates Support Vector Machine (SVM), K-Nearest Neighbor (KNN), and Convolutional Neural Network (CNN) models using a soybean leaf disease dataset.</w:t>
+      </w:r>
+      <w:r>
+        <w:rPr>
+          <w:rFonts w:eastAsia="Times New Roman"/>
+        </w:rPr>
+        <w:t xml:space="preserve"> </w:t>
+      </w:r>
+      <w:r>
+        <w:rPr>
+          <w:rFonts w:eastAsia="Times New Roman"/>
+        </w:rPr>
+        <w:t>After image preprocessing and feature extraction, experimental results show that CNN achieves the highest accuracy (96%), outperforming SVM and KNN. While demonstrating the effectiveness of deep learning for disease detection, the study highlights challenges related to computational demands and the requirement for large labeled datasets</w:t>
+      </w:r>
+      <w:r>
+        <w:rPr>
+          <w:rFonts w:eastAsia="Times New Roman"/>
+        </w:rPr>
+        <w:t xml:space="preserve"> [10]</w:t>
+      </w:r>
+      <w:r>
+        <w:rPr>
+          <w:rFonts w:eastAsia="Times New Roman"/>
+        </w:rPr>
+        <w:t>.</w:t>
+      </w:r>
+    </w:p>
+    <w:p>
+      <w:pPr>
+        <w:pStyle w:val="Heading1"/>
+        <w:jc w:val="center"/>
+      </w:pPr>
+      <w:r>
+        <w:t>EXISTING SYSTEM</w:t>
       </w:r>
     </w:p>
     <w:p>
       <w:pPr>
         <w:pStyle w:val="BodyText"/>
-        <w:rPr>
-          <w:rFonts w:eastAsia="Times New Roman"/>
-          <w:lang w:val="en-IN"/>
-        </w:rPr>
-      </w:pPr>
-      <w:r>
-        <w:rPr>
-          <w:rFonts w:eastAsia="Times New Roman"/>
-          <w:lang w:val="en-IN"/>
-        </w:rPr>
-        <w:t>Greenhouse cultivation has become essential in modern agriculture due to increasing food demand, climate variability, and the need for consistent, high-quality production throughout the year. Unlike open-field farming, greenhouses provide controlled environments where temperature, humidity, light intensity, and carbon dioxide levels are regulated to optimize plant growth. This is especially important for high-value crops such as tomato and strawberry, which are highly sensitive to environmental stress and disease pressure. As agriculture moves toward sustainable and resilient systems, greenhouse cultivation supports higher productivity with reduced environmental impact.</w:t>
-      </w:r>
-    </w:p>
-    <w:p>
-      <w:pPr>
-        <w:pStyle w:val="BodyText"/>
-        <w:rPr>
-          <w:rFonts w:eastAsia="Times New Roman"/>
-          <w:lang w:val="en-IN"/>
-        </w:rPr>
-      </w:pPr>
-      <w:r>
-        <w:rPr>
-          <w:rFonts w:eastAsia="Times New Roman"/>
-          <w:lang w:val="en-IN"/>
-        </w:rPr>
-        <w:t>Successful greenhouse production depends on precise environmental control and timely decision-making. Tomato and strawberry require specific ranges of temperature, humidity, soil moisture, nutrient levels, and photoperiod that vary across growth stages. Even small deviations can reduce yield, affect fruit quality, and increase susceptibility to diseases like powdery mildew, leaf mold, and leaf scorch. Environmental stress also impacts fruit firmness, uniformity, and shelf life, making stable conditions both an agronomic and economic necessity.</w:t>
-      </w:r>
-    </w:p>
-    <w:p>
-      <w:pPr>
-        <w:pStyle w:val="BodyText"/>
-        <w:rPr>
-          <w:rFonts w:eastAsia="Times New Roman"/>
-          <w:lang w:val="en-IN"/>
-        </w:rPr>
-      </w:pPr>
-      <w:r>
-        <w:rPr>
-          <w:rFonts w:eastAsia="Times New Roman"/>
-          <w:lang w:val="en-IN"/>
-        </w:rPr>
-        <w:lastRenderedPageBreak/>
-        <w:t>Traditional greenhouse management is often reactive, relying on manual observation and periodic monitoring. Corrective actions are typically taken after visible symptoms appear, leading to delayed intervention and possible overuse of water, energy, fertilizers, and chemicals. Decision quality depends heavily on operator experience, and historical data are often underutilized, limiting the ability to learn from seasonal patterns and past disease trends.</w:t>
-      </w:r>
-    </w:p>
-    <w:p>
-      <w:pPr>
-        <w:pStyle w:val="BodyText"/>
-        <w:rPr>
-          <w:rFonts w:eastAsia="Times New Roman"/>
-          <w:lang w:val="en-IN"/>
-        </w:rPr>
-      </w:pPr>
-      <w:r>
-        <w:rPr>
-          <w:rFonts w:eastAsia="Times New Roman"/>
-          <w:lang w:val="en-IN"/>
-        </w:rPr>
-        <w:t>Modern greenhouses consist of interconnected subsystems such as climate control, irrigation, ventilation, and lighting. Changes in one subsystem can influence others, making static or rule-based control insufficient. External weather variations, sensor noise, and biological variability further require adaptive and dynamic decision-making.</w:t>
-      </w:r>
-    </w:p>
-    <w:p>
-      <w:pPr>
-        <w:pStyle w:val="BodyText"/>
-        <w:rPr>
-          <w:rFonts w:eastAsia="Times New Roman"/>
-          <w:lang w:val="en-IN"/>
-        </w:rPr>
-      </w:pPr>
-      <w:r>
-        <w:rPr>
-          <w:rFonts w:eastAsia="Times New Roman"/>
-          <w:lang w:val="en-IN"/>
-        </w:rPr>
-        <w:t>Data-driven analysis enables early detection of unfavorable trends in growth, disease development, and resource use, supporting preventive rather than corrective actions. Virtual representations of greenhouses allow environmental changes and control strategies to be simulated before real implementation, improving reliability and enabling proactive interventions during critical growth stages.</w:t>
-      </w:r>
-    </w:p>
-    <w:p>
-      <w:pPr>
-        <w:pStyle w:val="BodyText"/>
-        <w:rPr>
-          <w:rFonts w:eastAsia="Times New Roman"/>
-          <w:lang w:val="en-IN"/>
-        </w:rPr>
-      </w:pPr>
-      <w:r>
-        <w:rPr>
-          <w:rFonts w:eastAsia="Times New Roman"/>
-          <w:lang w:val="en-IN"/>
-        </w:rPr>
-        <w:t>Human-centered interaction is equally important, particularly in agricultural settings where workers may be illiterate or semi-literate. Simple non-verbal alerts using visual or auditory cues improve usability and operational safety. Scalability and adaptability are also essential, as greenhouse facilities vary in size and technological capability.</w:t>
-      </w:r>
-    </w:p>
-    <w:p>
-      <w:pPr>
-        <w:pStyle w:val="BodyText"/>
-        <w:rPr>
-          <w:rFonts w:eastAsia="Times New Roman"/>
-          <w:lang w:val="en-IN"/>
-        </w:rPr>
-      </w:pPr>
-      <w:r>
-        <w:rPr>
-          <w:rFonts w:eastAsia="Times New Roman"/>
-          <w:lang w:val="en-IN"/>
-        </w:rPr>
-        <w:t>Motivated by these challenges, AgriTwin-GH is proposed as a software-based intelligent greenhouse management framework for tomato and strawberry cultivation. By integrating data-driven analysis, virtual system modeling, and predictive decision support, it aims to enable early risk detection, efficient resource utilization, and worker-friendly operation, ultimately improving yield, reducing waste, and enhancing sustainability.</w:t>
-      </w:r>
-    </w:p>
-    <w:p>
-      <w:pPr>
-        <w:pStyle w:val="BodyText"/>
-        <w:rPr>
-          <w:rFonts w:eastAsia="Times New Roman"/>
-          <w:lang w:val="en-IN"/>
-        </w:rPr>
-      </w:pPr>
-    </w:p>
-    <w:p>
-      <w:pPr>
-        <w:spacing w:after="8pt" w:line="13.80pt" w:lineRule="auto"/>
-        <w:jc w:val="both"/>
-        <w:rPr>
-          <w:rFonts w:eastAsia="Times New Roman"/>
-          <w:b/>
-          <w:bCs/>
-        </w:rPr>
-      </w:pPr>
-      <w:r>
-        <w:rPr>
-          <w:rFonts w:eastAsia="Times New Roman"/>
-          <w:b/>
-          <w:bCs/>
-        </w:rPr>
-        <w:t>LITERATURE SURVEY</w:t>
-      </w:r>
-    </w:p>
-    <w:p>
-      <w:pPr>
-        <w:spacing w:after="8pt" w:line="13.80pt" w:lineRule="auto"/>
-        <w:jc w:val="both"/>
-        <w:rPr>
-          <w:rFonts w:eastAsia="Times New Roman"/>
-          <w:b/>
-          <w:bCs/>
-        </w:rPr>
-      </w:pPr>
-      <w:r>
-        <w:rPr>
-          <w:rFonts w:eastAsia="Times New Roman"/>
-          <w:b/>
-          <w:bCs/>
-        </w:rPr>
-        <w:t>Advances in Intelligent and Autonomous Greenhouse Systems</w:t>
-      </w:r>
-    </w:p>
-    <w:p>
-      <w:pPr>
-        <w:spacing w:after="8pt" w:line="13.80pt" w:lineRule="auto"/>
-        <w:jc w:val="both"/>
-        <w:rPr>
-          <w:rFonts w:eastAsia="Times New Roman"/>
-        </w:rPr>
-      </w:pPr>
-      <w:r>
-        <w:rPr>
-          <w:rFonts w:eastAsia="Times New Roman"/>
-        </w:rPr>
-        <w:t>Rawan Al-Najadi et al. provide a comprehensive review of recent developments in intelligent and autonomous greenhouse systems, focusing on the integration of Internet of Things (IoT), Artificial Intelligence (AI), Machine Learning (ML), Deep Learning (DL), and robotics. The study addresses challenges such as climate variability, shrinking arable land, and increasing food demand, highlighting the importance of controlled environment agriculture.</w:t>
-      </w:r>
-    </w:p>
-    <w:p>
-      <w:pPr>
-        <w:spacing w:after="8pt" w:line="13.80pt" w:lineRule="auto"/>
-        <w:jc w:val="both"/>
-        <w:rPr>
-          <w:rFonts w:eastAsia="Times New Roman"/>
-        </w:rPr>
-      </w:pPr>
-      <w:r>
-        <w:rPr>
-          <w:rFonts w:eastAsia="Times New Roman"/>
-        </w:rPr>
-        <w:t xml:space="preserve">The review analyzes over 100 research articles published between 2020 and 2025, categorizing them into applications including climate control, disease detection, yield prediction, and robotic automation. The findings show that IoT-enabled sensor networks combined with AI-based decision-making improve energy efficiency, water conservation, and crop productivity. However, limitations such as sensor fusion complexity, limited datasets, computational overhead, and </w:t>
-      </w:r>
-      <w:r>
-        <w:rPr>
-          <w:rFonts w:eastAsia="Times New Roman"/>
-        </w:rPr>
-        <w:t>lack of real-world deployment are identified, emphasizing the need for fully integrated autonomous greenhouse frameworks rather than isolated implementations.</w:t>
-      </w:r>
-    </w:p>
-    <w:p>
-      <w:pPr>
-        <w:spacing w:after="8pt" w:line="13.80pt" w:lineRule="auto"/>
-        <w:jc w:val="both"/>
-        <w:rPr>
-          <w:rFonts w:eastAsia="Times New Roman"/>
-          <w:b/>
-          <w:bCs/>
-        </w:rPr>
-      </w:pPr>
-      <w:r>
-        <w:rPr>
-          <w:rFonts w:eastAsia="Times New Roman"/>
-          <w:b/>
-          <w:bCs/>
-        </w:rPr>
-        <w:t>Greenhouse Industry 4.0 – Digital Twin Technology for Commercial Greenhouses</w:t>
-      </w:r>
-    </w:p>
-    <w:p>
-      <w:pPr>
-        <w:spacing w:after="8pt" w:line="13.80pt" w:lineRule="auto"/>
-        <w:jc w:val="both"/>
-        <w:rPr>
-          <w:rFonts w:eastAsia="Times New Roman"/>
-        </w:rPr>
-      </w:pPr>
-      <w:r>
-        <w:rPr>
-          <w:rFonts w:eastAsia="Times New Roman"/>
-        </w:rPr>
-        <w:t>Daniel Anthony Howard et al. propose an Industry 4.0–based Digital Twin framework for commercial greenhouse systems. The approach digitally replicates physical greenhouse operations to enhance monitoring, simulation, and optimization through IoT, cloud computing, big data analytics, and AI. This virtual representation enables data-driven decision-making without disrupting real-world operations.</w:t>
-      </w:r>
-    </w:p>
-    <w:p>
-      <w:pPr>
-        <w:spacing w:after="8pt" w:line="13.80pt" w:lineRule="auto"/>
-        <w:jc w:val="both"/>
-        <w:rPr>
-          <w:rFonts w:eastAsia="Times New Roman"/>
-        </w:rPr>
-      </w:pPr>
-      <w:r>
-        <w:rPr>
-          <w:rFonts w:eastAsia="Times New Roman"/>
-        </w:rPr>
-        <w:t>The framework integrates multiple specialized Digital Twins modeling climate, energy consumption, production scheduling, and labor management. Simulation results demonstrate co-optimization of energy usage, productivity, and operational cost while maintaining crop quality. The study also highlights the potential for smart grid integration, establishing a scalable foundation for large-scale digital greenhouse management.</w:t>
-      </w:r>
-    </w:p>
-    <w:p>
-      <w:pPr>
-        <w:spacing w:after="8pt" w:line="13.80pt" w:lineRule="auto"/>
-        <w:jc w:val="both"/>
-        <w:rPr>
-          <w:rFonts w:eastAsia="Times New Roman"/>
-          <w:b/>
-          <w:bCs/>
-        </w:rPr>
-      </w:pPr>
-      <w:r>
-        <w:rPr>
-          <w:rFonts w:eastAsia="Times New Roman"/>
-          <w:b/>
-          <w:bCs/>
-        </w:rPr>
-        <w:t>Integrating Digital Twins and MPC for Sustainable Greenhouse Management</w:t>
-      </w:r>
-    </w:p>
-    <w:p>
-      <w:pPr>
-        <w:spacing w:after="8pt" w:line="13.80pt" w:lineRule="auto"/>
-        <w:jc w:val="both"/>
-        <w:rPr>
-          <w:rFonts w:eastAsia="Times New Roman"/>
-        </w:rPr>
-      </w:pPr>
-      <w:r>
-        <w:rPr>
-          <w:rFonts w:eastAsia="Times New Roman"/>
-        </w:rPr>
-        <w:t>Abdellatif Soussi et al. introduce a greenhouse management system combining Digital Twin technology with Model Predictive Control (MPC) to achieve adaptive and sustainable climate regulation. The study addresses the limitations of rule-based control strategies by incorporating predictive modeling through a virtual greenhouse representation.</w:t>
-      </w:r>
-    </w:p>
-    <w:p>
-      <w:pPr>
-        <w:spacing w:after="8pt" w:line="13.80pt" w:lineRule="auto"/>
-        <w:jc w:val="both"/>
-        <w:rPr>
-          <w:rFonts w:eastAsia="Times New Roman"/>
-        </w:rPr>
-      </w:pPr>
-      <w:r>
-        <w:rPr>
-          <w:rFonts w:eastAsia="Times New Roman"/>
-        </w:rPr>
-        <w:t>A state-space model captures greenhouse thermal dynamics, and MPC regulates parameters such as temperature, ventilation, shading, and heating. Validation using multi-season meteorological data demonstrates stable climate maintenance, improved energy efficiency, and enhanced robustness. The results confirm that Digital Twin–based predictive control outperforms traditional static approaches.</w:t>
-      </w:r>
-    </w:p>
-    <w:p>
-      <w:pPr>
-        <w:spacing w:after="8pt" w:line="13.80pt" w:lineRule="auto"/>
-        <w:jc w:val="both"/>
-        <w:rPr>
-          <w:rFonts w:eastAsia="Times New Roman"/>
-          <w:b/>
-          <w:bCs/>
-        </w:rPr>
-      </w:pPr>
-      <w:r>
-        <w:rPr>
-          <w:rFonts w:eastAsia="Times New Roman"/>
-          <w:b/>
-          <w:bCs/>
-        </w:rPr>
-        <w:t>Leaf Disease Detection and Classification Using Machine Learning</w:t>
-      </w:r>
-    </w:p>
-    <w:p>
-      <w:pPr>
-        <w:spacing w:after="8pt" w:line="13.80pt" w:lineRule="auto"/>
-        <w:jc w:val="both"/>
-        <w:rPr>
-          <w:rFonts w:eastAsia="Times New Roman"/>
-        </w:rPr>
-      </w:pPr>
-      <w:r>
-        <w:rPr>
-          <w:rFonts w:eastAsia="Times New Roman"/>
-        </w:rPr>
-        <w:t>B. V. Nikitha et al. explore machine learning techniques for early detection and classification of plant leaf diseases, aiming to reduce crop loss through automated diagnosis. The study evaluates Support Vector Machine (SVM), K-Nearest Neighbor (KNN), and Convolutional Neural Network (CNN) models using a soybean leaf disease dataset.</w:t>
-      </w:r>
-    </w:p>
-    <w:p>
-      <w:pPr>
-        <w:spacing w:after="8pt" w:line="13.80pt" w:lineRule="auto"/>
-        <w:jc w:val="both"/>
-        <w:rPr>
-          <w:rFonts w:eastAsia="Times New Roman"/>
-        </w:rPr>
-      </w:pPr>
-      <w:r>
-        <w:rPr>
-          <w:rFonts w:eastAsia="Times New Roman"/>
-        </w:rPr>
-        <w:t xml:space="preserve">After image preprocessing and feature extraction, experimental results show that CNN achieves the highest accuracy (96%), outperforming SVM and KNN. While demonstrating the effectiveness of deep learning for disease </w:t>
-      </w:r>
-      <w:r>
-        <w:rPr>
-          <w:rFonts w:eastAsia="Times New Roman"/>
-        </w:rPr>
-        <w:lastRenderedPageBreak/>
-        <w:t>detection, the study highlights challenges related to computational demands and the requirement for large labeled datasets.</w:t>
-      </w:r>
-    </w:p>
-    <w:p>
-      <w:pPr>
-        <w:spacing w:after="8pt" w:line="13.80pt" w:lineRule="auto"/>
-        <w:jc w:val="both"/>
-        <w:rPr>
-          <w:rFonts w:eastAsia="Times New Roman"/>
-        </w:rPr>
-      </w:pPr>
-    </w:p>
-    <w:p>
-      <w:pPr>
-        <w:spacing w:after="8pt" w:line="13.80pt" w:lineRule="auto"/>
-        <w:jc w:val="both"/>
-        <w:rPr>
-          <w:rFonts w:eastAsia="Times New Roman"/>
-          <w:b/>
-          <w:bCs/>
-        </w:rPr>
-      </w:pPr>
-      <w:r>
-        <w:rPr>
-          <w:rFonts w:eastAsia="Times New Roman"/>
-          <w:b/>
-          <w:bCs/>
-        </w:rPr>
-        <w:t>EXISTING SYSTEM</w:t>
-      </w:r>
-    </w:p>
-    <w:p>
-      <w:pPr>
-        <w:pStyle w:val="BodyText"/>
+        <w:spacing w:line="12pt" w:lineRule="auto"/>
         <w:rPr>
           <w:rFonts w:eastAsia="Times New Roman"/>
           <w:lang w:val="en-US"/>
@@ -890,7 +1013,7 @@
           <w:rFonts w:eastAsia="Times New Roman"/>
           <w:lang w:val="en-US"/>
         </w:rPr>
-        <w:t>The existing system taken as a baseline combines an AI-based agriculture support module with a lightweight “digital twin–style” greenhouse visualization. Rather than implementing a full control-oriented twin, it primarily demonstrates how key greenhouse readings can be displayed live, while AI models provide advisory outputs (disease identification from images and crop recommendation from tabular inputs). Fig. 1 illustrates the greenhouse simulation dashboard where a small set of core parameters—temperature, soil moisture, and light intensity—are continuously shown as the main state indicators. The same screen exposes an actuator status panel for common greenhouse devices (fan, pump, and light), presented as ON/OFF states, enabling users to understand whether ventilation, irrigation, or lighting is active at that moment. The interface also includes a simplified crop growth indicator as a single progress bar with a harvest marker, representing crop development in an abstract manner rather than detailed stage-wise growth modeling. In addition, the dashboard tracks basic resource consumption metrics such as water used and energy used, which helps in summarizing operational usage, but does not explicitly link these values to optimization objectives or constraint-based decisions.</w:t>
+        <w:t xml:space="preserve">The current system serves as a baseline. It combines an AI-based agriculture support module with a simple greenhouse visualization. Instead of a full control-oriented twin, it mainly shows how key greenhouse readings can be displayed live. AI models provide advisory outputs, such as identifying diseases from images and recommending crops based on data inputs. </w:t>
       </w:r>
     </w:p>
     <w:p>
@@ -905,7 +1028,7 @@
           <w:noProof/>
         </w:rPr>
         <w:drawing>
-          <wp:inline distT="0" distB="0" distL="0" distR="0" wp14:anchorId="36EC637C" wp14:editId="1384CA36">
+          <wp:inline distT="0" distB="0" distL="0" distR="0" wp14:anchorId="59C603AD" wp14:editId="1C87EFBF">
             <wp:extent cx="3095625" cy="1362075"/>
             <wp:effectExtent l="0" t="0" r="0" b="0"/>
             <wp:docPr id="1186668534" name="drawing"/>
@@ -920,7 +1043,7 @@
                     <pic:cNvPicPr/>
                   </pic:nvPicPr>
                   <pic:blipFill>
-                    <a:blip r:embed="rId12">
+                    <a:blip r:embed="rId14">
                       <a:extLst>
                         <a:ext uri="{28A0092B-C50C-407E-A947-70E740481C1C}">
                           <a14:useLocalDpi xmlns:a14="http://schemas.microsoft.com/office/drawing/2010/main"/>
@@ -949,6 +1072,8 @@
       <w:r>
         <w:rPr>
           <w:rFonts w:eastAsia="Times New Roman"/>
+          <w:sz w:val="16"/>
+          <w:szCs w:val="16"/>
           <w:lang w:val="en-US"/>
         </w:rPr>
         <w:t>Fig. 1. Real-Time Greenhouse Simulation Dashboard</w:t>
@@ -956,11 +1081,8 @@
     </w:p>
     <w:p>
       <w:pPr>
-        <w:pStyle w:val="bulletlist"/>
-        <w:numPr>
-          <w:ilvl w:val="0"/>
-          <w:numId w:val="0"/>
-        </w:numPr>
+        <w:pStyle w:val="BodyText"/>
+        <w:spacing w:line="12pt" w:lineRule="auto"/>
         <w:rPr>
           <w:rFonts w:eastAsia="Times New Roman"/>
           <w:lang w:val="en-US"/>
@@ -971,7 +1093,49 @@
           <w:rFonts w:eastAsia="Times New Roman"/>
           <w:lang w:val="en-US"/>
         </w:rPr>
-        <w:t>To support the idea of continuously changing greenhouse conditions, Fig. 2 illustrates a live time-series visualization of temperature and humidity. The plotted curves show that the system can generate or stream evolving environmental values over time, giving users a quick view of fluctuations and variability. This is important as greenhouse management depends on understanding trends rather than single readings; however, the visualization remains descriptive and does not indicate the use of forecasting, what-if simulation, or predictive control. In particular, although humidity is displayed as a key factor, the system presentation does not show derived greenhouse decision metrics such as vapor pressure deficit, dew point, or cumulative high-humidity duration, which are often required for disease-risk-aware management in controlled environments.</w:t>
+        <w:t>Fig</w:t>
+      </w:r>
+      <w:r>
+        <w:rPr>
+          <w:rFonts w:eastAsia="Times New Roman"/>
+          <w:lang w:val="en-US"/>
+        </w:rPr>
+        <w:t>.</w:t>
+      </w:r>
+      <w:r>
+        <w:rPr>
+          <w:rFonts w:eastAsia="Times New Roman"/>
+          <w:lang w:val="en-US"/>
+        </w:rPr>
+        <w:t xml:space="preserve"> 1</w:t>
+      </w:r>
+      <w:r>
+        <w:rPr>
+          <w:rFonts w:eastAsia="Times New Roman"/>
+          <w:lang w:val="en-US"/>
+        </w:rPr>
+        <w:t>.</w:t>
+      </w:r>
+      <w:r>
+        <w:rPr>
+          <w:rFonts w:eastAsia="Times New Roman"/>
+          <w:lang w:val="en-US"/>
+        </w:rPr>
+        <w:t xml:space="preserve"> illustrates the greenhouse simulation dashboard. It continuously displays a small set of core parameters: temperature, soil moisture, and light intensity. These are the main indicators of the greenhouse's state. The same screen also shows the status of common greenhouse devices like fans, pumps, and lights, indicating whether they are ON or OFF. This helps users see if ventilation, irrigation, or lighting is in use at that moment.</w:t>
+      </w:r>
+      <w:r>
+        <w:rPr>
+          <w:rFonts w:eastAsia="Times New Roman"/>
+          <w:lang w:val="en-US"/>
+        </w:rPr>
+        <w:t xml:space="preserve"> </w:t>
+      </w:r>
+      <w:r>
+        <w:rPr>
+          <w:rFonts w:eastAsia="Times New Roman"/>
+          <w:lang w:val="en-US"/>
+        </w:rPr>
+        <w:t>The interface features a simple crop growth indicator presented as a single progress bar. This bar has a harvest marker to represent crop development in a general way, without detailing each growth stage. Additionally, the dashboard monitors basic resource usage metrics like water and energy consumption. This information helps summarize operational usage but does not connect these values to optimization goals or decisions based on constraints.</w:t>
       </w:r>
     </w:p>
     <w:p>
@@ -993,9 +1157,9 @@
           <w:noProof/>
         </w:rPr>
         <w:drawing>
-          <wp:inline distT="0" distB="0" distL="0" distR="0" wp14:anchorId="2CC09444" wp14:editId="0E62E9DC">
-            <wp:extent cx="3095625" cy="2238375"/>
-            <wp:effectExtent l="0" t="0" r="0" b="0"/>
+          <wp:inline distT="0" distB="0" distL="0" distR="0" wp14:anchorId="26053B72" wp14:editId="6B8D70AC">
+            <wp:extent cx="3095625" cy="1943100"/>
+            <wp:effectExtent l="0" t="0" r="9525" b="0"/>
             <wp:docPr id="787335257" name="drawing"/>
             <wp:cNvGraphicFramePr>
               <a:graphicFrameLocks xmlns:a="http://purl.oclc.org/ooxml/drawingml/main" noChangeAspect="1"/>
@@ -1008,7 +1172,7 @@
                     <pic:cNvPicPr/>
                   </pic:nvPicPr>
                   <pic:blipFill>
-                    <a:blip r:embed="rId13">
+                    <a:blip r:embed="rId15">
                       <a:extLst>
                         <a:ext uri="{28A0092B-C50C-407E-A947-70E740481C1C}">
                           <a14:useLocalDpi xmlns:a14="http://schemas.microsoft.com/office/drawing/2010/main"/>
@@ -1022,7 +1186,7 @@
                   <pic:spPr>
                     <a:xfrm>
                       <a:off x="0" y="0"/>
-                      <a:ext cx="3095625" cy="2238375"/>
+                      <a:ext cx="3095625" cy="1943100"/>
                     </a:xfrm>
                     <a:prstGeom prst="rect">
                       <a:avLst/>
@@ -1046,151 +1210,191 @@
         <w:jc w:val="center"/>
         <w:rPr>
           <w:rFonts w:eastAsia="Times New Roman"/>
+          <w:sz w:val="16"/>
+          <w:szCs w:val="16"/>
           <w:lang w:val="en-US"/>
         </w:rPr>
       </w:pPr>
       <w:r>
         <w:rPr>
           <w:rFonts w:eastAsia="Times New Roman"/>
+          <w:sz w:val="16"/>
+          <w:szCs w:val="16"/>
           <w:lang w:val="en-US"/>
         </w:rPr>
+        <w:lastRenderedPageBreak/>
         <w:t>Fig. 2. Live Time-Series Visualization of Greenhouse Temperature and Humidity Dynamics</w:t>
       </w:r>
     </w:p>
     <w:p>
       <w:pPr>
-        <w:spacing w:after="8pt" w:line="13.80pt" w:lineRule="auto"/>
-        <w:jc w:val="both"/>
-        <w:rPr>
-          <w:rFonts w:eastAsia="Times New Roman"/>
-        </w:rPr>
-      </w:pPr>
-      <w:r>
-        <w:rPr>
-          <w:rFonts w:eastAsia="Times New Roman"/>
-        </w:rPr>
-        <w:t>Alongside this visualization layer, the existing system incorporates an image-driven disease identification model and a crop recommendation module. The disease component is implemented using a CNN-based classifier that takes a leaf image, applies standard preprocessing (fixed resizing and normalization), and outputs the most probable disease label with a confidence score. The crop recommendation component uses classical machine learning on soil and environmental inputs to recommend a suitable crop label. In the shown baseline, these AI modules act as decision-support utilities that can be integrated into a web interface, but they are not tightly coupled to the greenhouse simulation visuals in a way that closes the loop between environment sensing, risk prediction, and automatic actuation.</w:t>
-      </w:r>
-    </w:p>
-    <w:p>
-      <w:pPr>
-        <w:spacing w:after="8pt" w:line="13.80pt" w:lineRule="auto"/>
-        <w:jc w:val="both"/>
-        <w:rPr>
-          <w:rFonts w:eastAsia="Times New Roman"/>
-        </w:rPr>
-      </w:pPr>
-      <w:r>
-        <w:rPr>
-          <w:rFonts w:eastAsia="Times New Roman"/>
-        </w:rPr>
-        <w:t>Overall, this existing system is best characterized as a dashboard-centric greenhouse monitoring and demonstration setup augmented with AI advisory models. It provides (i) visibility into a few environmental parameters and actuator states (Fig. 1), and (ii) simple trend visualization for key climate variables (Fig. 2), which together establish an initial digital representation of greenhouse conditions. At the same time, it does not reflect a full digital twin that synchronizes a greenhouse model with continuous multi-sensor data, performs what-if validation of actions, or optimizes actuator commands under crop-stage and disease-risk constraints. These characteristics make it a suitable baseline for comparison with a greenhouse-focused digital twin framework that extends beyond visualization into prediction, simulation-based validation, and resource-aware control.</w:t>
-      </w:r>
-    </w:p>
-    <w:p>
-      <w:pPr>
-        <w:pStyle w:val="BodyText"/>
-      </w:pPr>
-    </w:p>
-    <w:p>
-      <w:pPr>
-        <w:spacing w:after="8pt" w:line="13.80pt" w:lineRule="auto"/>
-        <w:jc w:val="both"/>
-        <w:rPr>
-          <w:rFonts w:eastAsia="Times New Roman"/>
-          <w:b/>
-          <w:bCs/>
-        </w:rPr>
-      </w:pPr>
-      <w:r>
-        <w:rPr>
-          <w:rFonts w:eastAsia="Times New Roman"/>
-          <w:b/>
-          <w:bCs/>
-        </w:rPr>
+        <w:spacing w:after="8pt" w:line="12pt" w:lineRule="auto"/>
+        <w:rPr>
+          <w:rFonts w:eastAsia="Times New Roman"/>
+        </w:rPr>
+      </w:pPr>
+      <w:r>
+        <w:rPr>
+          <w:rFonts w:eastAsia="Times New Roman"/>
+        </w:rPr>
+        <w:t>To support the idea of continuously changing greenhouse conditions, Fig. 2</w:t>
+      </w:r>
+      <w:r>
+        <w:rPr>
+          <w:rFonts w:eastAsia="Times New Roman"/>
+        </w:rPr>
+        <w:t>.</w:t>
+      </w:r>
+      <w:r>
+        <w:rPr>
+          <w:rFonts w:eastAsia="Times New Roman"/>
+        </w:rPr>
+        <w:t xml:space="preserve"> illustrates a live time-series visualization of temperature and humidity. The plotted curves show that the system can generate or stream evolving environmental values over time, giving users a quick view of fluctuations and variability. This is important since greenhouse management depends on understanding trends instead of single readings. However, the visualization remains descriptive and does not indicate the use of forecasting, what-if simulation, or predictive control. In particular, though humidity is displayed as a key factor, the system presentation does not show derived greenhouse decision metrics like vapor pressure deficit, dew point, or cumulative high-humidity duration. These metrics are often needed for managing disease risk in controlled environments.</w:t>
+      </w:r>
+    </w:p>
+    <w:p>
+      <w:pPr>
+        <w:spacing w:after="8pt" w:line="12pt" w:lineRule="auto"/>
+        <w:rPr>
+          <w:rFonts w:eastAsia="Times New Roman"/>
+        </w:rPr>
+      </w:pPr>
+      <w:r>
+        <w:rPr>
+          <w:rFonts w:eastAsia="Times New Roman"/>
+        </w:rPr>
+        <w:t>Alongside t</w:t>
+      </w:r>
+      <w:r>
+        <w:rPr>
+          <w:rFonts w:eastAsia="Times New Roman"/>
+        </w:rPr>
+        <w:t>his</w:t>
+      </w:r>
+      <w:r>
+        <w:rPr>
+          <w:rFonts w:eastAsia="Times New Roman"/>
+        </w:rPr>
+        <w:t xml:space="preserve"> </w:t>
+      </w:r>
+      <w:r>
+        <w:rPr>
+          <w:rFonts w:eastAsia="Times New Roman"/>
+        </w:rPr>
+        <w:t>visualization layer, an image-driven disease identification model, and a crop recommendation module. The disease component uses a CNN-based classifier that processes a leaf image through standard preprocessing, which includes resizing and normalization. It outputs the most likely disease label along with a confidence score. The crop recommendation module applies traditional machine learning to soil and environmental data to suggest a suitable crop label. In the baseline setup, these AI modules serve as decision-support tools that can be included in a web interface, but they do not closely connect to the greenhouse simulation visuals. This limits the integration of environment sensing, risk prediction, and automatic actions.</w:t>
+      </w:r>
+    </w:p>
+    <w:p>
+      <w:pPr>
+        <w:spacing w:after="8pt" w:line="12pt" w:lineRule="auto"/>
+        <w:rPr>
+          <w:rFonts w:eastAsia="Times New Roman"/>
+        </w:rPr>
+      </w:pPr>
+      <w:r>
+        <w:rPr>
+          <w:rFonts w:eastAsia="Times New Roman"/>
+        </w:rPr>
+        <w:t>Overall, this system serves as a dashboard for greenhouse monitoring and demonstration, enhanced by AI advisory models. It offers (i) insight into several environmental parameters and actuator states (Fig. 1</w:t>
+      </w:r>
+      <w:r>
+        <w:rPr>
+          <w:rFonts w:eastAsia="Times New Roman"/>
+        </w:rPr>
+        <w:t>.</w:t>
+      </w:r>
+      <w:r>
+        <w:rPr>
+          <w:rFonts w:eastAsia="Times New Roman"/>
+        </w:rPr>
+        <w:t>), and (ii) basic trend visualization for essential climate variables (Fig. 2</w:t>
+      </w:r>
+      <w:r>
+        <w:rPr>
+          <w:rFonts w:eastAsia="Times New Roman"/>
+        </w:rPr>
+        <w:t>.</w:t>
+      </w:r>
+      <w:r>
+        <w:rPr>
+          <w:rFonts w:eastAsia="Times New Roman"/>
+        </w:rPr>
+        <w:t>). Together, these features create an initial digital picture of greenhouse conditions. However, it does not represent a complete digital twin that aligns a greenhouse model with continuous multi-sensor data, tests actions through simulations, or optimizes actuator commands considering crop stages and disease risks. These features make it a suitable baseline for comparing with a greenhouse-focused digital twin framework that goes beyond visualization into prediction, validation through simulation, and resource-aware control.</w:t>
+      </w:r>
+    </w:p>
+    <w:p>
+      <w:pPr>
+        <w:pStyle w:val="Heading1"/>
+        <w:jc w:val="center"/>
+      </w:pPr>
+      <w:r>
         <w:t>PROPOSED WORK</w:t>
       </w:r>
     </w:p>
     <w:p>
       <w:pPr>
-        <w:spacing w:after="8pt" w:line="13.80pt" w:lineRule="auto"/>
-        <w:jc w:val="both"/>
-        <w:rPr>
-          <w:rFonts w:eastAsia="Times New Roman"/>
-        </w:rPr>
-      </w:pPr>
-      <w:r>
-        <w:rPr>
-          <w:rFonts w:eastAsia="Times New Roman"/>
-        </w:rPr>
-        <w:t xml:space="preserve">This section describes the methodological framework adopted for the proposed AgriTwin-GH. The methodology integrates open-source data acquisition, artificial intelligence–based analytics, and a digital twin–driven </w:t>
-      </w:r>
-      <w:r>
-        <w:rPr>
-          <w:rFonts w:eastAsia="Times New Roman"/>
-        </w:rPr>
-        <w:lastRenderedPageBreak/>
-        <w:t>predictive control mechanism to enable intelligent, sensor-independent greenhouse management. The overall approach is modular, data-driven, and simulation-validated, ensuring scalability, safety, and practical applicability.</w:t>
-      </w:r>
-    </w:p>
-    <w:p>
-      <w:pPr>
-        <w:spacing w:after="8pt" w:line="13.80pt" w:lineRule="auto"/>
-        <w:jc w:val="both"/>
-        <w:rPr>
-          <w:rFonts w:eastAsia="Times New Roman"/>
-          <w:b/>
-          <w:bCs/>
-        </w:rPr>
-      </w:pPr>
-      <w:r>
-        <w:rPr>
-          <w:rFonts w:eastAsia="Times New Roman"/>
-          <w:b/>
-          <w:bCs/>
-        </w:rPr>
-        <w:t xml:space="preserve">Overall </w:t>
-      </w:r>
-      <w:r>
-        <w:rPr>
-          <w:rFonts w:eastAsia="Times New Roman"/>
-          <w:b/>
-          <w:bCs/>
-        </w:rPr>
-        <w:t>Architecture Diagram</w:t>
-      </w:r>
-    </w:p>
-    <w:p>
-      <w:pPr>
-        <w:spacing w:after="8pt" w:line="13.80pt" w:lineRule="auto"/>
-        <w:jc w:val="both"/>
-        <w:rPr>
-          <w:rFonts w:eastAsia="Times New Roman"/>
-        </w:rPr>
-      </w:pPr>
-      <w:r>
-        <w:rPr>
-          <w:rFonts w:eastAsia="Times New Roman"/>
-        </w:rPr>
-        <w:t xml:space="preserve">The proposed methodology follows a layered and sequential workflow, as illustrated in </w:t>
-      </w:r>
-      <w:r>
-        <w:rPr>
-          <w:rFonts w:eastAsia="Times New Roman"/>
-        </w:rPr>
-        <w:t>Fig. 1</w:t>
-      </w:r>
-      <w:r>
-        <w:rPr>
-          <w:rFonts w:eastAsia="Times New Roman"/>
-        </w:rPr>
-        <w:t>, which presents the high-level architecture of the AgriTwin-GH framework. This figure depicts the complete data flow starting from raw environmental and image data acquisition, progressing through core processing and intelligence modules, and culminating in actionable greenhouse decision signals.</w:t>
-      </w:r>
-    </w:p>
-    <w:p>
-      <w:pPr>
-        <w:spacing w:after="8pt" w:line="13.80pt" w:lineRule="auto"/>
-        <w:jc w:val="both"/>
+        <w:spacing w:line="12pt" w:lineRule="auto"/>
+      </w:pPr>
+      <w:r>
+        <w:t>This section describes the method used for the proposed AgriTwin-GH. The approach combines open-source data collection, AI-based analysis, and a digital twin-driven predictive control system to support smart, sensor-independent greenhouse management. The overall strategy is modular, based on data, and validated through simulation. It ensures scalability, safety, and real-world use.</w:t>
+      </w:r>
+    </w:p>
+    <w:p>
+      <w:pPr>
+        <w:pStyle w:val="Heading2"/>
+      </w:pPr>
+      <w:r>
+        <w:t>Overall Architecture Diagram</w:t>
+      </w:r>
+    </w:p>
+    <w:p>
+      <w:pPr>
+        <w:spacing w:after="8pt" w:line="12pt" w:lineRule="auto"/>
+        <w:rPr>
+          <w:rFonts w:eastAsia="Times New Roman"/>
+        </w:rPr>
+      </w:pPr>
+      <w:r>
+        <w:rPr>
+          <w:rFonts w:eastAsia="Times New Roman"/>
+        </w:rPr>
+        <w:t>The proposed method follows a layered and sequential workflow. Fig</w:t>
+      </w:r>
+      <w:r>
+        <w:rPr>
+          <w:rFonts w:eastAsia="Times New Roman"/>
+        </w:rPr>
+        <w:t>.</w:t>
+      </w:r>
+      <w:r>
+        <w:rPr>
+          <w:rFonts w:eastAsia="Times New Roman"/>
+        </w:rPr>
+        <w:t xml:space="preserve"> 3</w:t>
+      </w:r>
+      <w:r>
+        <w:rPr>
+          <w:rFonts w:eastAsia="Times New Roman"/>
+        </w:rPr>
+        <w:t>.</w:t>
+      </w:r>
+      <w:r>
+        <w:rPr>
+          <w:rFonts w:eastAsia="Times New Roman"/>
+        </w:rPr>
+        <w:t xml:space="preserve"> shows the overall structure of the AgriTwin-GH framework. This figure illustrates the entire data flow, starting from the collection of raw environmental </w:t>
+      </w:r>
+      <w:r>
+        <w:rPr>
+          <w:rFonts w:eastAsia="Times New Roman"/>
+        </w:rPr>
+        <w:t>and image data. It then moves through essential processing and intelligence modules and ends with actionable decision signals for the greenhouse.</w:t>
+      </w:r>
+    </w:p>
+    <w:p>
+      <w:pPr>
+        <w:spacing w:after="8pt" w:line="12pt" w:lineRule="auto"/>
+        <w:jc w:val="center"/>
         <w:rPr>
           <w:rFonts w:eastAsia="Times New Roman"/>
         </w:rPr>
@@ -1200,7 +1404,7 @@
           <w:noProof/>
         </w:rPr>
         <w:drawing>
-          <wp:inline distT="0" distB="0" distL="0" distR="0" wp14:anchorId="0783B87F" wp14:editId="7C90FB0B">
+          <wp:inline distT="0" distB="0" distL="0" distR="0" wp14:anchorId="27CB4C31" wp14:editId="3D36AE2C">
             <wp:extent cx="3095625" cy="1952625"/>
             <wp:effectExtent l="0" t="0" r="0" b="0"/>
             <wp:docPr id="134854894" name="drawing"/>
@@ -1215,7 +1419,7 @@
                     <pic:cNvPicPr/>
                   </pic:nvPicPr>
                   <pic:blipFill>
-                    <a:blip r:embed="rId14">
+                    <a:blip r:embed="rId16">
                       <a:extLst>
                         <a:ext uri="{28A0092B-C50C-407E-A947-70E740481C1C}">
                           <a14:useLocalDpi xmlns:a14="http://schemas.microsoft.com/office/drawing/2010/main"/>
@@ -1244,14 +1448,31 @@
       <w:r>
         <w:rPr>
           <w:rFonts w:eastAsia="Times New Roman"/>
-        </w:rPr>
-        <w:t>Fig. 3 High-Level Architecture Diagram for Proposed Work</w:t>
-      </w:r>
-    </w:p>
-    <w:p>
-      <w:pPr>
-        <w:spacing w:after="8pt" w:line="13.80pt" w:lineRule="auto"/>
-        <w:jc w:val="both"/>
+          <w:sz w:val="16"/>
+          <w:szCs w:val="16"/>
+        </w:rPr>
+        <w:t>Fig. 3</w:t>
+      </w:r>
+      <w:r>
+        <w:rPr>
+          <w:rFonts w:eastAsia="Times New Roman"/>
+          <w:sz w:val="16"/>
+          <w:szCs w:val="16"/>
+        </w:rPr>
+        <w:t>.</w:t>
+      </w:r>
+      <w:r>
+        <w:rPr>
+          <w:rFonts w:eastAsia="Times New Roman"/>
+          <w:sz w:val="16"/>
+          <w:szCs w:val="16"/>
+        </w:rPr>
+        <w:t xml:space="preserve"> High-Level Architecture Diagram for Proposed Work</w:t>
+      </w:r>
+    </w:p>
+    <w:p>
+      <w:pPr>
+        <w:spacing w:after="8pt" w:line="12pt" w:lineRule="auto"/>
         <w:rPr>
           <w:rFonts w:eastAsia="Times New Roman"/>
         </w:rPr>
@@ -1268,9 +1489,8 @@
         <w:pStyle w:val="ListParagraph"/>
         <w:numPr>
           <w:ilvl w:val="0"/>
-          <w:numId w:val="3"/>
+          <w:numId w:val="27"/>
         </w:numPr>
-        <w:spacing w:line="13.80pt" w:lineRule="auto"/>
         <w:jc w:val="both"/>
         <w:rPr>
           <w:rFonts w:eastAsia="Times New Roman"/>
@@ -1288,9 +1508,8 @@
         <w:pStyle w:val="ListParagraph"/>
         <w:numPr>
           <w:ilvl w:val="0"/>
-          <w:numId w:val="3"/>
+          <w:numId w:val="27"/>
         </w:numPr>
-        <w:spacing w:line="13.80pt" w:lineRule="auto"/>
         <w:jc w:val="both"/>
         <w:rPr>
           <w:rFonts w:eastAsia="Times New Roman"/>
@@ -1308,9 +1527,8 @@
         <w:pStyle w:val="ListParagraph"/>
         <w:numPr>
           <w:ilvl w:val="0"/>
-          <w:numId w:val="3"/>
+          <w:numId w:val="27"/>
         </w:numPr>
-        <w:spacing w:line="13.80pt" w:lineRule="auto"/>
         <w:jc w:val="both"/>
         <w:rPr>
           <w:rFonts w:eastAsia="Times New Roman"/>
@@ -1337,8 +1555,7 @@
     </w:p>
     <w:p>
       <w:pPr>
-        <w:spacing w:after="8pt" w:line="13.80pt" w:lineRule="auto"/>
-        <w:jc w:val="both"/>
+        <w:spacing w:after="8pt" w:line="12pt" w:lineRule="auto"/>
         <w:rPr>
           <w:rFonts w:eastAsia="Times New Roman"/>
         </w:rPr>
@@ -1352,27 +1569,15 @@
     </w:p>
     <w:p>
       <w:pPr>
-        <w:spacing w:after="8pt" w:line="13.80pt" w:lineRule="auto"/>
-        <w:jc w:val="both"/>
-        <w:rPr>
-          <w:rFonts w:eastAsia="Times New Roman"/>
-          <w:b/>
-          <w:bCs/>
-        </w:rPr>
-      </w:pPr>
-      <w:r>
-        <w:rPr>
-          <w:rFonts w:eastAsia="Times New Roman"/>
-          <w:b/>
-          <w:bCs/>
-        </w:rPr>
+        <w:pStyle w:val="Heading2"/>
+      </w:pPr>
+      <w:r>
         <w:t>Data Acquisition and Unified Processing Methodology</w:t>
       </w:r>
     </w:p>
     <w:p>
       <w:pPr>
-        <w:spacing w:after="8pt" w:line="13.80pt" w:lineRule="auto"/>
-        <w:jc w:val="both"/>
+        <w:spacing w:after="8pt" w:line="12pt" w:lineRule="auto"/>
         <w:rPr>
           <w:rFonts w:eastAsia="Times New Roman"/>
         </w:rPr>
@@ -1387,41 +1592,13 @@
     <w:p>
       <w:pPr>
         <w:pStyle w:val="BodyText"/>
-        <w:rPr>
-          <w:rFonts w:eastAsia="Times New Roman"/>
-          <w:lang w:val="en-US"/>
-        </w:rPr>
-      </w:pPr>
-      <w:r>
-        <w:rPr>
-          <w:rFonts w:eastAsia="Times New Roman"/>
-          <w:lang w:val="en-US"/>
-        </w:rPr>
-        <w:t xml:space="preserve">As illustrated in </w:t>
-      </w:r>
-      <w:r>
-        <w:rPr>
-          <w:rFonts w:eastAsia="Times New Roman"/>
-          <w:lang w:val="en-US"/>
-        </w:rPr>
-        <w:t>Fig. 2,</w:t>
-      </w:r>
-      <w:r>
-        <w:rPr>
-          <w:rFonts w:eastAsia="Times New Roman"/>
-          <w:lang w:val="en-US"/>
-        </w:rPr>
-        <w:t xml:space="preserve"> the Unified Data Processing module implements a structured pipeline beginning with the ingestion of raw environmental time-series data and plant image datasets sourced from open-access greenhouse repositories. These datasets emulate real greenhouse sensor streams and visual observations, enabling experimentation without physical sensor deployment.</w:t>
-      </w:r>
-    </w:p>
-    <w:p>
-      <w:pPr>
-        <w:pStyle w:val="BodyText"/>
-        <w:spacing w:after="8pt" w:line="13.80pt" w:lineRule="auto"/>
+        <w:spacing w:after="8pt" w:line="12pt" w:lineRule="auto"/>
         <w:ind w:firstLine="0pt"/>
         <w:jc w:val="center"/>
         <w:rPr>
           <w:rFonts w:eastAsia="Times New Roman"/>
+          <w:sz w:val="16"/>
+          <w:szCs w:val="16"/>
           <w:lang w:val="en-US"/>
         </w:rPr>
       </w:pPr>
@@ -1430,9 +1607,9 @@
           <w:noProof/>
         </w:rPr>
         <w:drawing>
-          <wp:inline distT="0" distB="0" distL="0" distR="0" wp14:anchorId="2127BAE0" wp14:editId="4319F511">
-            <wp:extent cx="3095625" cy="457200"/>
-            <wp:effectExtent l="0" t="0" r="0" b="0"/>
+          <wp:inline distT="0" distB="0" distL="0" distR="0" wp14:anchorId="75C49490" wp14:editId="69E32550">
+            <wp:extent cx="3152775" cy="952500"/>
+            <wp:effectExtent l="0" t="0" r="9525" b="0"/>
             <wp:docPr id="1647444665" name="drawing"/>
             <wp:cNvGraphicFramePr>
               <a:graphicFrameLocks xmlns:a="http://purl.oclc.org/ooxml/drawingml/main" noChangeAspect="1"/>
@@ -1442,557 +1619,6 @@
                 <pic:pic xmlns:pic="http://purl.oclc.org/ooxml/drawingml/picture">
                   <pic:nvPicPr>
                     <pic:cNvPr id="1647444665" name="Picture 1647444665"/>
-                    <pic:cNvPicPr/>
-                  </pic:nvPicPr>
-                  <pic:blipFill>
-                    <a:blip r:embed="rId15">
-                      <a:extLst>
-                        <a:ext uri="{28A0092B-C50C-407E-A947-70E740481C1C}">
-                          <a14:useLocalDpi xmlns:a14="http://schemas.microsoft.com/office/drawing/2010/main"/>
-                        </a:ext>
-                      </a:extLst>
-                    </a:blip>
-                    <a:stretch>
-                      <a:fillRect/>
-                    </a:stretch>
-                  </pic:blipFill>
-                  <pic:spPr>
-                    <a:xfrm>
-                      <a:off x="0" y="0"/>
-                      <a:ext cx="3095625" cy="457200"/>
-                    </a:xfrm>
-                    <a:prstGeom prst="rect">
-                      <a:avLst/>
-                    </a:prstGeom>
-                  </pic:spPr>
-                </pic:pic>
-              </a:graphicData>
-            </a:graphic>
-          </wp:inline>
-        </w:drawing>
-      </w:r>
-      <w:r>
-        <w:rPr>
-          <w:rFonts w:eastAsia="Times New Roman"/>
-          <w:lang w:val="en-US"/>
-        </w:rPr>
-        <w:t>Fig. 4 Module-Level Workflow of Unified Data Processing</w:t>
-      </w:r>
-    </w:p>
-    <w:p>
-      <w:pPr>
-        <w:spacing w:after="8pt" w:line="13.80pt" w:lineRule="auto"/>
-        <w:jc w:val="both"/>
-        <w:rPr>
-          <w:rFonts w:eastAsia="Times New Roman"/>
-        </w:rPr>
-      </w:pPr>
-      <w:r>
-        <w:rPr>
-          <w:rFonts w:eastAsia="Times New Roman"/>
-        </w:rPr>
-        <w:t>The methodology applies the following processing steps:</w:t>
-      </w:r>
-    </w:p>
-    <w:p>
-      <w:pPr>
-        <w:pStyle w:val="ListParagraph"/>
-        <w:numPr>
-          <w:ilvl w:val="0"/>
-          <w:numId w:val="2"/>
-        </w:numPr>
-        <w:spacing w:line="13.80pt" w:lineRule="auto"/>
-        <w:jc w:val="both"/>
-        <w:rPr>
-          <w:rFonts w:eastAsia="Times New Roman"/>
-        </w:rPr>
-      </w:pPr>
-      <w:r>
-        <w:rPr>
-          <w:rFonts w:eastAsia="Times New Roman"/>
-        </w:rPr>
-        <w:t>Data ingestion and parsing, where heterogeneous dataset formats are converted into a unified internal representation.</w:t>
-      </w:r>
-    </w:p>
-    <w:p>
-      <w:pPr>
-        <w:pStyle w:val="ListParagraph"/>
-        <w:numPr>
-          <w:ilvl w:val="0"/>
-          <w:numId w:val="2"/>
-        </w:numPr>
-        <w:spacing w:line="13.80pt" w:lineRule="auto"/>
-        <w:jc w:val="both"/>
-        <w:rPr>
-          <w:rFonts w:eastAsia="Times New Roman"/>
-        </w:rPr>
-      </w:pPr>
-      <w:r>
-        <w:rPr>
-          <w:rFonts w:eastAsia="Times New Roman"/>
-        </w:rPr>
-        <w:t>Data validation and cleansing, including handling missing values, removing outliers, and correcting noisy measurements commonly present in agricultural datasets.</w:t>
-      </w:r>
-    </w:p>
-    <w:p>
-      <w:pPr>
-        <w:pStyle w:val="ListParagraph"/>
-        <w:numPr>
-          <w:ilvl w:val="0"/>
-          <w:numId w:val="2"/>
-        </w:numPr>
-        <w:spacing w:line="13.80pt" w:lineRule="auto"/>
-        <w:jc w:val="both"/>
-        <w:rPr>
-          <w:rFonts w:eastAsia="Times New Roman"/>
-        </w:rPr>
-      </w:pPr>
-      <w:r>
-        <w:rPr>
-          <w:rFonts w:eastAsia="Times New Roman"/>
-        </w:rPr>
-        <w:t>Temporal data synchronization is performed to maintain consistent alignment among various environmental parameters, including air temperature, relative humidity, carbon dioxide levels, soil moisture content, electrical conductivity, and pH values</w:t>
-      </w:r>
-      <w:r>
-        <w:rPr>
-          <w:rFonts w:eastAsia="Times New Roman"/>
-        </w:rPr>
-        <w:t>.</w:t>
-      </w:r>
-    </w:p>
-    <w:p>
-      <w:pPr>
-        <w:pStyle w:val="ListParagraph"/>
-        <w:numPr>
-          <w:ilvl w:val="0"/>
-          <w:numId w:val="2"/>
-        </w:numPr>
-        <w:spacing w:line="13.80pt" w:lineRule="auto"/>
-        <w:jc w:val="both"/>
-        <w:rPr>
-          <w:rFonts w:eastAsia="Times New Roman"/>
-        </w:rPr>
-      </w:pPr>
-      <w:r>
-        <w:rPr>
-          <w:rFonts w:eastAsia="Times New Roman"/>
-        </w:rPr>
-        <w:t>Feature engineering and normalization, where agronomically relevant features (e.g., trend indicators, rolling averages, stress proxies) are extracted and scaled to maintain comparability across variables.</w:t>
-      </w:r>
-    </w:p>
-    <w:p>
-      <w:pPr>
-        <w:pStyle w:val="ListParagraph"/>
-        <w:numPr>
-          <w:ilvl w:val="0"/>
-          <w:numId w:val="2"/>
-        </w:numPr>
-        <w:spacing w:line="13.80pt" w:lineRule="auto"/>
-        <w:jc w:val="both"/>
-        <w:rPr>
-          <w:rFonts w:eastAsia="Times New Roman"/>
-        </w:rPr>
-      </w:pPr>
-      <w:r>
-        <w:rPr>
-          <w:rFonts w:eastAsia="Times New Roman"/>
-        </w:rPr>
-        <w:t>Image preprocessing, including resizing, normalization, and feature extraction to generate model-ready visual representations of crop conditions.</w:t>
-      </w:r>
-    </w:p>
-    <w:p>
-      <w:pPr>
-        <w:spacing w:after="8pt" w:line="13.80pt" w:lineRule="auto"/>
-        <w:jc w:val="both"/>
-        <w:rPr>
-          <w:rFonts w:eastAsia="Times New Roman"/>
-        </w:rPr>
-      </w:pPr>
-      <w:r>
-        <w:rPr>
-          <w:rFonts w:eastAsia="Times New Roman"/>
-        </w:rPr>
-        <w:t>By standardizing both numerical and visual data streams, this stage establishes a reliable and consistent foundation for downstream predictive modeling and digital twin simulation.</w:t>
-      </w:r>
-    </w:p>
-    <w:p>
-      <w:pPr>
-        <w:spacing w:after="8pt" w:line="13.80pt" w:lineRule="auto"/>
-        <w:jc w:val="both"/>
-        <w:rPr>
-          <w:rFonts w:eastAsia="Times New Roman"/>
-          <w:b/>
-          <w:bCs/>
-        </w:rPr>
-      </w:pPr>
-      <w:r>
-        <w:rPr>
-          <w:rFonts w:eastAsia="Times New Roman"/>
-          <w:b/>
-          <w:bCs/>
-        </w:rPr>
-        <w:t>Predictive Analytics and Crop Intelligence Generation</w:t>
-      </w:r>
-    </w:p>
-    <w:p>
-      <w:pPr>
-        <w:spacing w:after="8pt" w:line="13.80pt" w:lineRule="auto"/>
-        <w:jc w:val="both"/>
-        <w:rPr>
-          <w:rFonts w:eastAsia="Times New Roman"/>
-        </w:rPr>
-      </w:pPr>
-      <w:r>
-        <w:rPr>
-          <w:rFonts w:eastAsia="Times New Roman"/>
-        </w:rPr>
-        <w:t xml:space="preserve">The second stage of the methodology constitutes the analytical core of the system. As depicted in </w:t>
-      </w:r>
-      <w:r>
-        <w:rPr>
-          <w:rFonts w:eastAsia="Times New Roman"/>
-        </w:rPr>
-        <w:t>Fig. 3,</w:t>
-      </w:r>
-      <w:r>
-        <w:rPr>
-          <w:rFonts w:eastAsia="Times New Roman"/>
-        </w:rPr>
-        <w:t xml:space="preserve"> the </w:t>
-      </w:r>
-      <w:r>
-        <w:rPr>
-          <w:rFonts w:eastAsia="Times New Roman"/>
-        </w:rPr>
-        <w:t>Predictive Analytics and Classification module converts preprocessed and normalized data inputs into actionable crop insights by leveraging both traditional machine learning methods and advanced deep learning models.</w:t>
-      </w:r>
-    </w:p>
-    <w:p>
-      <w:pPr>
-        <w:spacing w:after="8pt" w:line="13.80pt" w:lineRule="auto"/>
-        <w:rPr>
-          <w:rFonts w:eastAsia="Times New Roman"/>
-        </w:rPr>
-      </w:pPr>
-      <w:r>
-        <w:rPr>
-          <w:noProof/>
-        </w:rPr>
-        <w:drawing>
-          <wp:inline distT="0" distB="0" distL="0" distR="0" wp14:anchorId="27E05EE8" wp14:editId="4D03D1BD">
-            <wp:extent cx="3095625" cy="523875"/>
-            <wp:effectExtent l="0" t="0" r="0" b="0"/>
-            <wp:docPr id="539679788" name="drawing"/>
-            <wp:cNvGraphicFramePr>
-              <a:graphicFrameLocks xmlns:a="http://purl.oclc.org/ooxml/drawingml/main" noChangeAspect="1"/>
-            </wp:cNvGraphicFramePr>
-            <a:graphic xmlns:a="http://purl.oclc.org/ooxml/drawingml/main">
-              <a:graphicData uri="http://purl.oclc.org/ooxml/drawingml/picture">
-                <pic:pic xmlns:pic="http://purl.oclc.org/ooxml/drawingml/picture">
-                  <pic:nvPicPr>
-                    <pic:cNvPr id="539679788" name="Picture 539679788"/>
-                    <pic:cNvPicPr/>
-                  </pic:nvPicPr>
-                  <pic:blipFill>
-                    <a:blip r:embed="rId16">
-                      <a:extLst>
-                        <a:ext uri="{28A0092B-C50C-407E-A947-70E740481C1C}">
-                          <a14:useLocalDpi xmlns:a14="http://schemas.microsoft.com/office/drawing/2010/main"/>
-                        </a:ext>
-                      </a:extLst>
-                    </a:blip>
-                    <a:stretch>
-                      <a:fillRect/>
-                    </a:stretch>
-                  </pic:blipFill>
-                  <pic:spPr>
-                    <a:xfrm>
-                      <a:off x="0" y="0"/>
-                      <a:ext cx="3095625" cy="523875"/>
-                    </a:xfrm>
-                    <a:prstGeom prst="rect">
-                      <a:avLst/>
-                    </a:prstGeom>
-                  </pic:spPr>
-                </pic:pic>
-              </a:graphicData>
-            </a:graphic>
-          </wp:inline>
-        </w:drawing>
-      </w:r>
-      <w:r>
-        <w:rPr>
-          <w:rFonts w:eastAsia="Times New Roman"/>
-        </w:rPr>
-        <w:t>Fig. 5 Module-Level Workflow of Predictive Analytics &amp; Classification</w:t>
-      </w:r>
-    </w:p>
-    <w:p>
-      <w:pPr>
-        <w:spacing w:after="8pt" w:line="13.80pt" w:lineRule="auto"/>
-        <w:jc w:val="both"/>
-        <w:rPr>
-          <w:rFonts w:eastAsia="Times New Roman"/>
-        </w:rPr>
-      </w:pPr>
-      <w:r>
-        <w:rPr>
-          <w:rFonts w:eastAsia="Times New Roman"/>
-        </w:rPr>
-        <w:t>Integrated data processing approaches combine real-time environmental sensor readings with visual features extracted from plant images, allowing the system to generate a more holistic and context-aware evaluation of greenhouse conditions.</w:t>
-      </w:r>
-      <w:r>
-        <w:rPr>
-          <w:rFonts w:eastAsia="Times New Roman"/>
-        </w:rPr>
-        <w:t xml:space="preserve"> The module supports multiple predictive tasks:</w:t>
-      </w:r>
-    </w:p>
-    <w:p>
-      <w:pPr>
-        <w:spacing w:after="8pt" w:line="13.80pt" w:lineRule="auto"/>
-        <w:jc w:val="both"/>
-        <w:rPr>
-          <w:rFonts w:eastAsia="Times New Roman"/>
-        </w:rPr>
-      </w:pPr>
-      <w:r>
-        <w:rPr>
-          <w:rFonts w:eastAsia="Times New Roman"/>
-        </w:rPr>
-        <w:t xml:space="preserve">• </w:t>
-      </w:r>
-      <w:r>
-        <w:rPr>
-          <w:rFonts w:eastAsia="Times New Roman"/>
-        </w:rPr>
-        <w:t>Crop health assessment, where plant stress and disease indicators are inferred from combined data sources.</w:t>
-      </w:r>
-      <w:r>
-        <w:br/>
-      </w:r>
-      <w:r>
-        <w:rPr>
-          <w:rFonts w:eastAsia="Times New Roman"/>
-        </w:rPr>
-        <w:t xml:space="preserve"> • Disease detection and risk estimation, enabling early identification of disease onset and progression.</w:t>
-      </w:r>
-      <w:r>
-        <w:br/>
-      </w:r>
-      <w:r>
-        <w:rPr>
-          <w:rFonts w:eastAsia="Times New Roman"/>
-        </w:rPr>
-        <w:t xml:space="preserve"> • Growth stage classification, identifying vegetative, flowering, fruiting, and harvest-ready stages using visual and temporal patterns.</w:t>
-      </w:r>
-      <w:r>
-        <w:br/>
-      </w:r>
-      <w:r>
-        <w:rPr>
-          <w:rFonts w:eastAsia="Times New Roman"/>
-        </w:rPr>
-        <w:lastRenderedPageBreak/>
-        <w:t xml:space="preserve"> • Temporal risk prediction, forecasting short-term future risks based on historical trends and environmental dynamics.</w:t>
-      </w:r>
-    </w:p>
-    <w:p>
-      <w:pPr>
-        <w:spacing w:after="8pt" w:line="13.80pt" w:lineRule="auto"/>
-        <w:jc w:val="both"/>
-        <w:rPr>
-          <w:rFonts w:eastAsia="Times New Roman"/>
-        </w:rPr>
-      </w:pPr>
-      <w:r>
-        <w:rPr>
-          <w:rFonts w:eastAsia="Times New Roman"/>
-        </w:rPr>
-        <w:t>The outputs consist of continuously updated intelligence signals representing both current and predicted crop states. These signals are not directly deployed but are forwarded to the digital twin layer for validation and optimization.</w:t>
-      </w:r>
-    </w:p>
-    <w:p>
-      <w:pPr>
-        <w:spacing w:after="8pt" w:line="13.80pt" w:lineRule="auto"/>
-        <w:jc w:val="both"/>
-        <w:rPr>
-          <w:rFonts w:eastAsia="Times New Roman"/>
-        </w:rPr>
-      </w:pPr>
-      <w:r>
-        <w:rPr>
-          <w:rFonts w:eastAsia="Times New Roman"/>
-        </w:rPr>
-        <w:t>The module applies supervised learning and temporal modeling algorithms to generate crop intelligence:</w:t>
-      </w:r>
-    </w:p>
-    <w:p>
-      <w:pPr>
-        <w:spacing w:after="8pt" w:line="13.80pt" w:lineRule="auto"/>
-        <w:jc w:val="both"/>
-        <w:rPr>
-          <w:rFonts w:eastAsia="Times New Roman"/>
-          <w:lang w:val="en-IN"/>
-        </w:rPr>
-      </w:pPr>
-      <w:r>
-        <w:rPr>
-          <w:rFonts w:eastAsia="Times New Roman"/>
-          <w:lang w:val="en-IN"/>
-        </w:rPr>
-        <w:t>Disease Detection:</w:t>
-      </w:r>
-      <w:r>
-        <w:rPr>
-          <w:rFonts w:eastAsia="Times New Roman"/>
-          <w:lang w:val="en-IN"/>
-        </w:rPr>
-        <w:t xml:space="preserve"> </w:t>
-      </w:r>
-      <w:r>
-        <w:rPr>
-          <w:rFonts w:eastAsia="Times New Roman"/>
-          <w:lang w:val="en-IN"/>
-        </w:rPr>
-        <w:t>Image-driven disease identification in the system is performed using deep learning techniques, specifically Convolutional Neural Networks. These networks are well suited for visual analysis because they automatically learn layered feature representations from raw leaf images, capturing visual characteristics such as surface texture variations, discoloration regions, and abnormal lesion formations.</w:t>
-      </w:r>
-      <w:r>
-        <w:rPr>
-          <w:rFonts w:eastAsia="Times New Roman"/>
-          <w:lang w:val="en-IN"/>
-        </w:rPr>
-        <w:t xml:space="preserve"> </w:t>
-      </w:r>
-      <w:r>
-        <w:rPr>
-          <w:rFonts w:eastAsia="Times New Roman"/>
-          <w:lang w:val="en-IN"/>
-        </w:rPr>
-        <w:t>The model is trained using annotated datasets of tomato and strawberry leaves to recognize conditions including powdery mildew and leaf mold. Rather than providing simple yes/no outputs, the classifier generates probability-based confidence values for each disease category. This probabilistic output supports early-stage risk assessment instead of late-stage confirmation. To enhance prediction reliability, the visual results are further interpreted alongside environmental parameters such as temperature and humidity, enabling more context-aware and stable disease inference.</w:t>
-      </w:r>
-    </w:p>
-    <w:p>
-      <w:pPr>
-        <w:spacing w:after="8pt" w:line="13.80pt" w:lineRule="auto"/>
-        <w:jc w:val="both"/>
-        <w:rPr>
-          <w:rFonts w:eastAsia="Times New Roman"/>
-        </w:rPr>
-      </w:pPr>
-      <w:r>
-        <w:rPr>
-          <w:rFonts w:eastAsia="Times New Roman"/>
-        </w:rPr>
-        <w:t>Growth Stage Classification: Supervised classification algorithms use combined image features and historical environmental trends to distinguish plant development stages. The resulting stage-aware information supports adaptive control strategies within the digital twin.</w:t>
-      </w:r>
-    </w:p>
-    <w:p>
-      <w:pPr>
-        <w:spacing w:after="8pt" w:line="13.80pt" w:lineRule="auto"/>
-        <w:jc w:val="both"/>
-        <w:rPr>
-          <w:rFonts w:eastAsia="Times New Roman"/>
-        </w:rPr>
-      </w:pPr>
-      <w:r>
-        <w:rPr>
-          <w:rFonts w:eastAsia="Times New Roman"/>
-        </w:rPr>
-        <w:t>Temporal Risk Prediction: Time-series models capture sequential dependencies to forecast short-term disease escalation and environmental stress accumulation. By analyzing sensor trends and recent visual cues, the system predicts near-future risks, enabling proactive intervention.</w:t>
-      </w:r>
-    </w:p>
-    <w:p>
-      <w:pPr>
-        <w:spacing w:after="8pt" w:line="13.80pt" w:lineRule="auto"/>
-        <w:jc w:val="both"/>
-        <w:rPr>
-          <w:rFonts w:eastAsia="Times New Roman"/>
-        </w:rPr>
-      </w:pPr>
-      <w:r>
-        <w:rPr>
-          <w:rFonts w:eastAsia="Times New Roman"/>
-        </w:rPr>
-        <w:t xml:space="preserve">Feature Fusion Strategy: Feature fusion integrates environmental and image-derived features into a unified representation prior to classification and prediction. </w:t>
-      </w:r>
-      <w:r>
-        <w:rPr>
-          <w:rFonts w:eastAsia="Times New Roman"/>
-        </w:rPr>
-        <w:t>This strategy strengthens prediction performance by associating observable plant symptoms with corresponding environmental factors, thereby increasing the credibility and robustness of the analytical outputs transmitted to the digital twin system.</w:t>
-      </w:r>
-    </w:p>
-    <w:p>
-      <w:pPr>
-        <w:spacing w:after="8pt" w:line="13.80pt" w:lineRule="auto"/>
-        <w:jc w:val="both"/>
-        <w:rPr>
-          <w:rFonts w:eastAsia="Times New Roman"/>
-          <w:b/>
-          <w:bCs/>
-        </w:rPr>
-      </w:pPr>
-      <w:r>
-        <w:rPr>
-          <w:rFonts w:eastAsia="Times New Roman"/>
-          <w:b/>
-          <w:bCs/>
-        </w:rPr>
-        <w:t>Digital Twin and Model Predictive Control</w:t>
-      </w:r>
-    </w:p>
-    <w:p>
-      <w:pPr>
-        <w:spacing w:after="8pt" w:line="13.80pt" w:lineRule="auto"/>
-        <w:jc w:val="both"/>
-        <w:rPr>
-          <w:rFonts w:eastAsia="Times New Roman"/>
-        </w:rPr>
-      </w:pPr>
-      <w:r>
-        <w:rPr>
-          <w:rFonts w:eastAsia="Times New Roman"/>
-        </w:rPr>
-        <w:t xml:space="preserve">The third stage of the methodology implements a software-based digital twin coupled with Model Predictive Control (MPC), as illustrated in Fig. 4. This module represents a </w:t>
-      </w:r>
-      <w:r>
-        <w:rPr>
-          <w:rFonts w:eastAsia="Times New Roman"/>
-        </w:rPr>
-        <w:t>virtual replica of the greenhouse system constructed using learned system dynamics and historical data patterns</w:t>
-      </w:r>
-      <w:r>
-        <w:rPr>
-          <w:rFonts w:eastAsia="Times New Roman"/>
-        </w:rPr>
-        <w:t>.</w:t>
-      </w:r>
-    </w:p>
-    <w:p>
-      <w:pPr>
-        <w:spacing w:after="8pt" w:line="13.80pt" w:lineRule="auto"/>
-        <w:rPr>
-          <w:rFonts w:eastAsia="Times New Roman"/>
-        </w:rPr>
-      </w:pPr>
-      <w:r>
-        <w:rPr>
-          <w:noProof/>
-        </w:rPr>
-        <w:drawing>
-          <wp:inline distT="0" distB="0" distL="0" distR="0" wp14:anchorId="4AA93B76" wp14:editId="76E959A6">
-            <wp:extent cx="3095625" cy="428625"/>
-            <wp:effectExtent l="0" t="0" r="0" b="0"/>
-            <wp:docPr id="761624310" name="drawing"/>
-            <wp:cNvGraphicFramePr>
-              <a:graphicFrameLocks xmlns:a="http://purl.oclc.org/ooxml/drawingml/main" noChangeAspect="1"/>
-            </wp:cNvGraphicFramePr>
-            <a:graphic xmlns:a="http://purl.oclc.org/ooxml/drawingml/main">
-              <a:graphicData uri="http://purl.oclc.org/ooxml/drawingml/picture">
-                <pic:pic xmlns:pic="http://purl.oclc.org/ooxml/drawingml/picture">
-                  <pic:nvPicPr>
-                    <pic:cNvPr id="761624310" name="Picture 761624310"/>
                     <pic:cNvPicPr/>
                   </pic:nvPicPr>
                   <pic:blipFill>
@@ -2010,7 +1636,7 @@
                   <pic:spPr>
                     <a:xfrm>
                       <a:off x="0" y="0"/>
-                      <a:ext cx="3095625" cy="428625"/>
+                      <a:ext cx="3153619" cy="952755"/>
                     </a:xfrm>
                     <a:prstGeom prst="rect">
                       <a:avLst/>
@@ -2025,286 +1651,112 @@
       <w:r>
         <w:rPr>
           <w:rFonts w:eastAsia="Times New Roman"/>
-        </w:rPr>
-        <w:t>Fig. 6 Module-Level Workflow of Digital Twin &amp; Model Predictive Control</w:t>
-      </w:r>
-    </w:p>
-    <w:p>
-      <w:pPr>
-        <w:spacing w:after="8pt" w:line="13.80pt" w:lineRule="auto"/>
-        <w:jc w:val="both"/>
-        <w:rPr>
-          <w:rFonts w:eastAsia="Times New Roman"/>
-        </w:rPr>
-      </w:pPr>
-      <w:r>
-        <w:rPr>
-          <w:rFonts w:eastAsia="Times New Roman"/>
-        </w:rPr>
-        <w:t>The digital twin maintains a real-time virtual state of the greenhouse environment by continuously incorporating AI-generated crop intelligence. Using this virtual model, the methodology simulates environmental evolution under alternative control strategies such as changes in irrigation, ventilation, lighting, humidity regulation, and temperature control.</w:t>
-      </w:r>
-    </w:p>
-    <w:p>
-      <w:pPr>
-        <w:spacing w:after="8pt" w:line="13.80pt" w:lineRule="auto"/>
-        <w:jc w:val="both"/>
-        <w:rPr>
-          <w:rFonts w:eastAsia="Times New Roman"/>
-        </w:rPr>
-      </w:pPr>
-      <w:r>
-        <w:rPr>
-          <w:rFonts w:eastAsia="Times New Roman"/>
-        </w:rPr>
-        <w:t>Model Predictive Control is applied to:</w:t>
-      </w:r>
-    </w:p>
-    <w:p>
-      <w:pPr>
-        <w:pStyle w:val="ListParagraph"/>
-        <w:numPr>
-          <w:ilvl w:val="0"/>
-          <w:numId w:val="1"/>
-        </w:numPr>
-        <w:spacing w:line="13.80pt" w:lineRule="auto"/>
-        <w:jc w:val="both"/>
-        <w:rPr>
-          <w:rFonts w:eastAsia="Times New Roman"/>
-        </w:rPr>
-      </w:pPr>
-      <w:r>
-        <w:rPr>
-          <w:rFonts w:eastAsia="Times New Roman"/>
-        </w:rPr>
-        <w:t>Predict future system behavior over a finite time horizon,</w:t>
-      </w:r>
-    </w:p>
-    <w:p>
-      <w:pPr>
-        <w:pStyle w:val="ListParagraph"/>
-        <w:numPr>
-          <w:ilvl w:val="0"/>
-          <w:numId w:val="1"/>
-        </w:numPr>
-        <w:spacing w:line="13.80pt" w:lineRule="auto"/>
-        <w:jc w:val="both"/>
-        <w:rPr>
-          <w:rFonts w:eastAsia="Times New Roman"/>
-        </w:rPr>
-      </w:pPr>
-      <w:r>
-        <w:rPr>
-          <w:rFonts w:eastAsia="Times New Roman"/>
-        </w:rPr>
-        <w:t>Evaluate multiple candidate control actions within safety and agronomic constraints, and</w:t>
-      </w:r>
-    </w:p>
-    <w:p>
-      <w:pPr>
-        <w:pStyle w:val="ListParagraph"/>
-        <w:numPr>
-          <w:ilvl w:val="0"/>
-          <w:numId w:val="1"/>
-        </w:numPr>
-        <w:spacing w:line="13.80pt" w:lineRule="auto"/>
-        <w:jc w:val="both"/>
-        <w:rPr>
-          <w:rFonts w:eastAsia="Times New Roman"/>
-        </w:rPr>
-      </w:pPr>
-      <w:r>
-        <w:rPr>
-          <w:rFonts w:eastAsia="Times New Roman"/>
-        </w:rPr>
-        <w:t>Select the optimal control sequence that minimizes risk while maximizing crop performance and resource efficiency.</w:t>
-      </w:r>
-    </w:p>
-    <w:p>
-      <w:pPr>
-        <w:spacing w:after="8pt" w:line="13.80pt" w:lineRule="auto"/>
-        <w:jc w:val="both"/>
-        <w:rPr>
-          <w:rFonts w:eastAsia="Times New Roman"/>
-        </w:rPr>
-      </w:pPr>
-      <w:r>
-        <w:rPr>
-          <w:rFonts w:eastAsia="Times New Roman"/>
-        </w:rPr>
-        <w:t>Before any recommendation is considered valid, the methodology performs simulation-based safety validation, ensuring that proposed actions do not violate crop safety thresholds or environmental stability conditions. This step significantly reduces the risk associated with purely data-driven control decisions.</w:t>
-      </w:r>
-    </w:p>
-    <w:p>
-      <w:pPr>
-        <w:spacing w:after="8pt" w:line="13.80pt" w:lineRule="auto"/>
-        <w:jc w:val="both"/>
-        <w:rPr>
-          <w:rFonts w:eastAsia="Times New Roman"/>
-          <w:lang w:val="en-IN"/>
-        </w:rPr>
-      </w:pPr>
-      <w:r>
-        <w:rPr>
-          <w:rFonts w:eastAsia="Times New Roman"/>
-          <w:lang w:val="en-IN"/>
-        </w:rPr>
-        <w:t>Model Predictive Control is a control strategy grounded in real-time optimization. It estimates the future behavior of a system within a defined prediction window, analyzes multiple possible control inputs using a predefined cost function, and selects the most suitable action at each step using a rolling horizon approach.</w:t>
-      </w:r>
-    </w:p>
-    <w:p>
-      <w:pPr>
-        <w:spacing w:after="8pt" w:line="13.80pt" w:lineRule="auto"/>
-        <w:jc w:val="both"/>
-        <w:rPr>
-          <w:rFonts w:eastAsia="Times New Roman"/>
-          <w:lang w:val="en-IN"/>
-        </w:rPr>
-      </w:pPr>
-      <w:r>
-        <w:rPr>
-          <w:rFonts w:eastAsia="Times New Roman"/>
-          <w:lang w:val="en-IN"/>
-        </w:rPr>
-        <w:t>Within the digital twin framework, the MPC module determines optimal greenhouse operational settings, including irrigation timing, ventilation control, lighting intensity, humidity regulation, and temperature stabilization. The objective function is designed to maintain plant health, minimize disease susceptibility, and enhance efficient utilization of water and energy resources, while strictly adhering to agronomic and safety constraints. Before implementation, proposed control actions are evaluated through virtual simulation to ensure their effectiveness and stability, after which the refined decisions are deployed as optimized control directives.</w:t>
-      </w:r>
-    </w:p>
-    <w:p>
-      <w:pPr>
-        <w:spacing w:after="8pt" w:line="13.80pt" w:lineRule="auto"/>
-        <w:jc w:val="both"/>
-        <w:rPr>
-          <w:rFonts w:eastAsia="Times New Roman"/>
-          <w:b/>
-          <w:bCs/>
-        </w:rPr>
-      </w:pPr>
-      <w:r>
-        <w:rPr>
-          <w:rFonts w:eastAsia="Times New Roman"/>
-          <w:b/>
-          <w:bCs/>
-        </w:rPr>
-        <w:t>Integrated Decision Support and System Behavior</w:t>
-      </w:r>
-    </w:p>
-    <w:p>
-      <w:pPr>
-        <w:spacing w:after="8pt" w:line="13.80pt" w:lineRule="auto"/>
-        <w:jc w:val="both"/>
-        <w:rPr>
-          <w:rFonts w:eastAsia="Times New Roman"/>
-        </w:rPr>
-      </w:pPr>
-      <w:r>
-        <w:rPr>
-          <w:rFonts w:eastAsia="Times New Roman"/>
-        </w:rPr>
-        <w:t xml:space="preserve">The final methodological outcome is a closed-loop, predictive decision-support mechanism that continuously </w:t>
-      </w:r>
-      <w:r>
-        <w:rPr>
-          <w:rFonts w:eastAsia="Times New Roman"/>
-        </w:rPr>
+          <w:sz w:val="16"/>
+          <w:szCs w:val="16"/>
+          <w:lang w:val="en-US"/>
+        </w:rPr>
+        <w:t>Fig. 4</w:t>
+      </w:r>
+      <w:r>
+        <w:rPr>
+          <w:rFonts w:eastAsia="Times New Roman"/>
+          <w:sz w:val="16"/>
+          <w:szCs w:val="16"/>
+          <w:lang w:val="en-US"/>
+        </w:rPr>
+        <w:t>.</w:t>
+      </w:r>
+      <w:r>
+        <w:rPr>
+          <w:rFonts w:eastAsia="Times New Roman"/>
+          <w:sz w:val="16"/>
+          <w:szCs w:val="16"/>
+          <w:lang w:val="en-US"/>
+        </w:rPr>
+        <w:t xml:space="preserve"> Module-Level Workflow of Unified Data Processing</w:t>
+      </w:r>
+    </w:p>
+    <w:p>
+      <w:pPr>
+        <w:pStyle w:val="BodyText"/>
+        <w:spacing w:after="8pt" w:line="12pt" w:lineRule="auto"/>
+        <w:ind w:firstLine="0pt"/>
+      </w:pPr>
+      <w:r>
+        <w:t>As shown in Fig. 4., the Unified Data Processing module sets up a clear pipeline that starts with the collection of raw environmental time-series data and plant image datasets from open-access greenhouse repositories. These datasets mimic real greenhouse sensor streams and visual observations, allowing for tests without needing physical sensors.</w:t>
+      </w:r>
+    </w:p>
+    <w:p>
+      <w:pPr>
+        <w:pStyle w:val="BodyText"/>
+        <w:spacing w:after="8pt" w:line="12pt" w:lineRule="auto"/>
+        <w:ind w:firstLine="0pt"/>
+      </w:pPr>
+      <w:r>
+        <w:t>The process begins with data ingestion and parsing, where different dataset formats are turned into a single internal format suitable for analysis. Next, data validation and cleansing take place. This step addresses missing values, removes outliers, and corrects noisy measurements commonly found in agricultural datasets. To keep multiple environmental variables consistent, we perform temporal data synchronization, aligning parameters like air temperature, relative humidity, carbon dioxide concentration, soil moisture, electrical conductivity, and pH levels.</w:t>
+      </w:r>
+    </w:p>
+    <w:p>
+      <w:pPr>
+        <w:pStyle w:val="BodyText"/>
+        <w:spacing w:after="8pt" w:line="12pt" w:lineRule="auto"/>
+        <w:ind w:firstLine="0pt"/>
+        <w:rPr>
+          <w:rFonts w:eastAsia="Times New Roman"/>
+          <w:sz w:val="16"/>
+          <w:szCs w:val="16"/>
+          <w:lang w:val="en-US"/>
+        </w:rPr>
+      </w:pPr>
+      <w:r>
         <w:lastRenderedPageBreak/>
-        <w:t>senses, predicts, simulates, and optimizes greenhouse operations. Instead of direct actuator deployment, the system generates interpretable decision signals, such as crop health indicators, disease risk alerts, growth stage identification, and harvest readiness signals.</w:t>
-      </w:r>
-      <w:r>
-        <w:rPr>
-          <w:rFonts w:eastAsia="Times New Roman"/>
-        </w:rPr>
-        <w:t xml:space="preserve"> </w:t>
-      </w:r>
-      <w:r>
-        <w:rPr>
-          <w:rFonts w:eastAsia="Times New Roman"/>
-        </w:rPr>
-        <w:t>This methodology demonstrates a sensor-independent digital twin paradigm, where open-source datasets function as virtual sensors, enabling scalable experimentation, reduced infrastructure cost, and safe validation of intelligent control strategies.</w:t>
-      </w:r>
-    </w:p>
-    <w:p>
-      <w:pPr>
-        <w:spacing w:after="8pt" w:line="13.80pt" w:lineRule="auto"/>
-        <w:jc w:val="both"/>
-        <w:rPr>
-          <w:rFonts w:eastAsia="Times New Roman"/>
-        </w:rPr>
-      </w:pPr>
-      <w:r>
-        <w:rPr>
-          <w:rFonts w:eastAsia="Times New Roman"/>
-        </w:rPr>
-        <w:t>By integrating unified data processing, AI-based predictive analytics, and digital twin–driven MPC into a single coherent framework, the proposed methodology advances beyond conventional greenhouse monitoring systems. It enables proactive, simulation-validated decision-making, early risk awareness, and intelligent resource optimization, thereby establishing a robust foundation for precision greenhouse horticulture.</w:t>
-      </w:r>
-    </w:p>
-    <w:p>
-      <w:pPr>
-        <w:spacing w:after="8pt" w:line="13.80pt" w:lineRule="auto"/>
-        <w:jc w:val="both"/>
-        <w:rPr>
-          <w:rFonts w:eastAsia="Times New Roman"/>
-        </w:rPr>
-      </w:pPr>
-    </w:p>
-    <w:p>
-      <w:pPr>
-        <w:spacing w:after="8pt" w:line="13.80pt" w:lineRule="auto"/>
-        <w:jc w:val="both"/>
-        <w:rPr>
-          <w:rFonts w:eastAsia="Times New Roman"/>
-          <w:b/>
-          <w:bCs/>
-        </w:rPr>
-      </w:pPr>
-      <w:r>
-        <w:rPr>
-          <w:rFonts w:eastAsia="Times New Roman"/>
-          <w:b/>
-          <w:bCs/>
-        </w:rPr>
-        <w:t>EXPERIMENTAL</w:t>
-      </w:r>
-      <w:r>
-        <w:rPr>
-          <w:rFonts w:eastAsia="Times New Roman"/>
-          <w:b/>
-          <w:bCs/>
-        </w:rPr>
-        <w:t xml:space="preserve"> ANALYSIS</w:t>
-      </w:r>
-    </w:p>
-    <w:p>
-      <w:pPr>
-        <w:spacing w:after="8pt" w:line="13.80pt" w:lineRule="auto"/>
-        <w:jc w:val="both"/>
-        <w:rPr>
-          <w:rFonts w:eastAsia="Times New Roman"/>
-        </w:rPr>
-      </w:pPr>
-      <w:r>
-        <w:rPr>
-          <w:rFonts w:eastAsia="Times New Roman"/>
-        </w:rPr>
-        <w:t>The experimental evaluation was carried out using the AgriTwin-GH feature demonstrations implemented in Jupyter notebooks, where a multi-parameter greenhouse time-series was generated and processed to reproduce baseline monitoring behavior and then extend it with predictive analytics, risk-aware control, and outcome comparison. The results are presented with three figures to keep the discussion directly comparable with existing monitoring-oriented systems, while still highlighting the additional outcomes enabled by the proposed digital-twin workflow.</w:t>
-      </w:r>
-    </w:p>
-    <w:p>
-      <w:pPr>
-        <w:spacing w:after="8pt" w:line="13.80pt" w:lineRule="auto"/>
-        <w:jc w:val="both"/>
-        <w:rPr>
-          <w:rFonts w:eastAsia="Times New Roman"/>
-        </w:rPr>
-      </w:pPr>
-      <w:r>
-        <w:rPr>
-          <w:rFonts w:eastAsia="Times New Roman"/>
-        </w:rPr>
-        <w:t>Fig. 7 illustrates the baseline-compatible environmental monitoring view by plotting air temperature and relative humidity over time in a format typically used in conventional greenhouse dashboards. The temperature trajectory shows a stable diurnal pattern with periodic peaks and troughs, reflecting day–night variations. In parallel, the humidity curve exhibits the expected inverse tendency relative to temperature, with a marked reference line indicating a high-risk humidity threshold. This figure is intentionally aligned with “existing system” behavior: it demonstrates that AgriTwin-GH retains the same fundamental capability of continuous temperature–humidity tracking and threshold-based visibility, enabling direct one-to-one comparison with baseline monitoring solutions that primarily stop at visualization and simple limits.</w:t>
-      </w:r>
-    </w:p>
-    <w:p>
-      <w:pPr>
-        <w:spacing w:after="8pt" w:line="13.80pt" w:lineRule="auto"/>
+        <w:t>After that, we carry out feature engineering and normalization. This involves extracting and scaling important indicators, such as trend patterns, rolling averages, and stress proxies, to ensure comparability across variables. At the same time, image preprocessing techniques, including resizing, normalization, and feature extraction, are used to create model-ready visual representations of crop conditions. By standardizing both numerical and visual data streams, this stage lays a solid and consistent foundation for future predictive modeling and digital twin simulation.</w:t>
+      </w:r>
+    </w:p>
+    <w:p>
+      <w:pPr>
+        <w:pStyle w:val="Heading2"/>
+      </w:pPr>
+      <w:r>
+        <w:t>Predictive Analytics and Crop Intelligence Generation</w:t>
+      </w:r>
+    </w:p>
+    <w:p>
+      <w:pPr>
+        <w:spacing w:after="8pt" w:line="12pt" w:lineRule="auto"/>
+        <w:rPr>
+          <w:rFonts w:eastAsia="Times New Roman"/>
+        </w:rPr>
+      </w:pPr>
+      <w:r>
+        <w:rPr>
+          <w:rFonts w:eastAsia="Times New Roman"/>
+        </w:rPr>
+        <w:t xml:space="preserve">The second stage of the methodology constitutes the analytical core of the system. As depicted in </w:t>
+      </w:r>
+      <w:r>
+        <w:rPr>
+          <w:rFonts w:eastAsia="Times New Roman"/>
+        </w:rPr>
+        <w:t>Fig. 3,</w:t>
+      </w:r>
+      <w:r>
+        <w:rPr>
+          <w:rFonts w:eastAsia="Times New Roman"/>
+        </w:rPr>
+        <w:t xml:space="preserve"> the </w:t>
+      </w:r>
+      <w:r>
+        <w:rPr>
+          <w:rFonts w:eastAsia="Times New Roman"/>
+        </w:rPr>
+        <w:t>Predictive Analytics and Classification module converts preprocessed and normalized data inputs into actionable crop insights by leveraging both traditional machine learning methods and advanced deep learning models.</w:t>
+      </w:r>
+    </w:p>
+    <w:p>
+      <w:pPr>
+        <w:spacing w:after="8pt" w:line="12pt" w:lineRule="auto"/>
+        <w:ind w:firstLine="0pt"/>
         <w:rPr>
           <w:rFonts w:eastAsia="Times New Roman"/>
         </w:rPr>
@@ -2314,10 +1766,10 @@
           <w:noProof/>
         </w:rPr>
         <w:drawing>
-          <wp:inline distT="0" distB="0" distL="0" distR="0" wp14:anchorId="7010054B" wp14:editId="793214E1">
-            <wp:extent cx="3095625" cy="1752600"/>
-            <wp:effectExtent l="0" t="0" r="0" b="0"/>
-            <wp:docPr id="2027727742" name="drawing"/>
+          <wp:inline distT="0" distB="0" distL="0" distR="0" wp14:anchorId="731F9F24" wp14:editId="68417901">
+            <wp:extent cx="3086100" cy="828675"/>
+            <wp:effectExtent l="0" t="0" r="0" b="9525"/>
+            <wp:docPr id="539679788" name="drawing"/>
             <wp:cNvGraphicFramePr>
               <a:graphicFrameLocks xmlns:a="http://purl.oclc.org/ooxml/drawingml/main" noChangeAspect="1"/>
             </wp:cNvGraphicFramePr>
@@ -2325,11 +1777,204 @@
               <a:graphicData uri="http://purl.oclc.org/ooxml/drawingml/picture">
                 <pic:pic xmlns:pic="http://purl.oclc.org/ooxml/drawingml/picture">
                   <pic:nvPicPr>
-                    <pic:cNvPr id="2027727742" name="Picture 2027727742"/>
+                    <pic:cNvPr id="539679788" name="Picture 539679788"/>
+                    <pic:cNvPicPr/>
+                  </pic:nvPicPr>
+                  <pic:blipFill rotWithShape="1">
+                    <a:blip r:embed="rId18">
+                      <a:extLst>
+                        <a:ext uri="{28A0092B-C50C-407E-A947-70E740481C1C}">
+                          <a14:useLocalDpi xmlns:a14="http://schemas.microsoft.com/office/drawing/2010/main"/>
+                        </a:ext>
+                      </a:extLst>
+                    </a:blip>
+                    <a:srcRect b="11.765%"/>
+                    <a:stretch/>
+                  </pic:blipFill>
+                  <pic:spPr bwMode="auto">
+                    <a:xfrm>
+                      <a:off x="0" y="0"/>
+                      <a:ext cx="3086100" cy="828675"/>
+                    </a:xfrm>
+                    <a:prstGeom prst="rect">
+                      <a:avLst/>
+                    </a:prstGeom>
+                    <a:ln>
+                      <a:noFill/>
+                    </a:ln>
+                    <a:extLst>
+                      <a:ext uri="{53640926-AAD7-44D8-BBD7-CCE9431645EC}">
+                        <a14:shadowObscured xmlns:a14="http://schemas.microsoft.com/office/drawing/2010/main"/>
+                      </a:ext>
+                    </a:extLst>
+                  </pic:spPr>
+                </pic:pic>
+              </a:graphicData>
+            </a:graphic>
+          </wp:inline>
+        </w:drawing>
+      </w:r>
+    </w:p>
+    <w:p>
+      <w:pPr>
+        <w:spacing w:after="8pt" w:line="12pt" w:lineRule="auto"/>
+        <w:jc w:val="center"/>
+        <w:rPr>
+          <w:rFonts w:eastAsia="Times New Roman"/>
+        </w:rPr>
+      </w:pPr>
+      <w:r>
+        <w:rPr>
+          <w:rFonts w:eastAsia="Times New Roman"/>
+          <w:sz w:val="16"/>
+          <w:szCs w:val="16"/>
+        </w:rPr>
+        <w:t>Fig. 5</w:t>
+      </w:r>
+      <w:r>
+        <w:rPr>
+          <w:rFonts w:eastAsia="Times New Roman"/>
+          <w:sz w:val="16"/>
+          <w:szCs w:val="16"/>
+        </w:rPr>
+        <w:t>.</w:t>
+      </w:r>
+      <w:r>
+        <w:rPr>
+          <w:rFonts w:eastAsia="Times New Roman"/>
+          <w:sz w:val="16"/>
+          <w:szCs w:val="16"/>
+        </w:rPr>
+        <w:t xml:space="preserve"> Module-Level Workflow of Predictive Analytics &amp; Classification</w:t>
+      </w:r>
+    </w:p>
+    <w:p>
+      <w:pPr>
+        <w:spacing w:after="8pt" w:line="12pt" w:lineRule="auto"/>
+        <w:rPr>
+          <w:rFonts w:eastAsia="Times New Roman"/>
+        </w:rPr>
+      </w:pPr>
+      <w:r>
+        <w:rPr>
+          <w:rFonts w:eastAsia="Times New Roman"/>
+        </w:rPr>
+        <w:t>Integrated data processing approaches combine real-time readings from environmental sensors with visual features from plant images. This allows the system to generate a more complete and context-aware evaluation of greenhouse conditions. The outputs include continuously updated intelligence signals that represent both current and predicted crop states. These signals are not directly used; instead, they are sent to the digital twin layer for validation and optimization. The module uses supervised learning and temporal modeling algorithms to generate crop intelligence.</w:t>
+      </w:r>
+    </w:p>
+    <w:p>
+      <w:pPr>
+        <w:spacing w:after="8pt" w:line="12pt" w:lineRule="auto"/>
+        <w:rPr>
+          <w:rFonts w:eastAsia="Times New Roman"/>
+        </w:rPr>
+      </w:pPr>
+      <w:r>
+        <w:rPr>
+          <w:rFonts w:eastAsia="Times New Roman"/>
+        </w:rPr>
+        <w:t>Disease Detection: The system identifies diseases through image-driven techniques using deep learning, specifically Convolutional Neural Networks. These networks excel at visual analysis because they automatically learn layered features from raw leaf images. They capture visual traits such as surface texture variations, discolored areas, and abnormal lesions. The model is trained on annotated datasets of tomato and strawberry leaves to recognize conditions like powdery mildew and leaf mold. Instead of giving simple yes/no answers, the classifier provides probability-based confidence values for each disease category. This probabilistic approach allows for early-stage risk assessment rather than late-stage confirmation. To improve prediction reliability, the visual results are interpreted alongside environmental factors like temperature and humidity, which helps ensure more context-aware and stable disease inference.</w:t>
+      </w:r>
+    </w:p>
+    <w:p>
+      <w:pPr>
+        <w:spacing w:after="8pt" w:line="12pt" w:lineRule="auto"/>
+        <w:rPr>
+          <w:rFonts w:eastAsia="Times New Roman"/>
+        </w:rPr>
+      </w:pPr>
+      <w:r>
+        <w:rPr>
+          <w:rFonts w:eastAsia="Times New Roman"/>
+        </w:rPr>
+        <w:t>Growth Stage Classification: Supervised classification algorithms use both image features and historical environmental trends to distinguish the stages of plant development. The resulting stage-aware information supports flexible control strategies within the digital twin.</w:t>
+      </w:r>
+    </w:p>
+    <w:p>
+      <w:pPr>
+        <w:spacing w:after="8pt" w:line="12pt" w:lineRule="auto"/>
+        <w:rPr>
+          <w:rFonts w:eastAsia="Times New Roman"/>
+        </w:rPr>
+      </w:pPr>
+      <w:r>
+        <w:rPr>
+          <w:rFonts w:eastAsia="Times New Roman"/>
+        </w:rPr>
+        <w:t>Temporal Risk Prediction: Time-series models analyze sequential dependencies to forecast short-term disease outbreaks and environmental stress. By examining sensor trends and recent visual cues, the system predicts imminent risks, which allows for proactive intervention.</w:t>
+      </w:r>
+    </w:p>
+    <w:p>
+      <w:pPr>
+        <w:spacing w:after="8pt" w:line="12pt" w:lineRule="auto"/>
+        <w:rPr>
+          <w:rFonts w:eastAsia="Times New Roman"/>
+        </w:rPr>
+      </w:pPr>
+      <w:r>
+        <w:rPr>
+          <w:rFonts w:eastAsia="Times New Roman"/>
+        </w:rPr>
+        <w:t>Feature Fusion Strategy: The feature fusion process combines environmental data and image-based features into a single representation before classification and prediction. This approach improves prediction accuracy by linking observable plant symptoms with related environmental factors, enhancing the credibility and reliability of the analysis sent to the digital twin system.</w:t>
+      </w:r>
+    </w:p>
+    <w:p>
+      <w:pPr>
+        <w:pStyle w:val="Heading2"/>
+      </w:pPr>
+      <w:r>
+        <w:t>Digital Twin and Model Predictive Control</w:t>
+      </w:r>
+    </w:p>
+    <w:p>
+      <w:pPr>
+        <w:spacing w:after="8pt" w:line="12pt" w:lineRule="auto"/>
+        <w:rPr>
+          <w:rFonts w:eastAsia="Times New Roman"/>
+        </w:rPr>
+      </w:pPr>
+      <w:r>
+        <w:rPr>
+          <w:rFonts w:eastAsia="Times New Roman"/>
+        </w:rPr>
+        <w:t>The third stage of the methodology implements a software-based digital twin coupled with Model Predictive Control (MPC), as illustrated in Fig. 4. This module represents a virtual replica of the greenhouse system constructed using learned system dynamics and historical data patterns</w:t>
+      </w:r>
+      <w:r>
+        <w:rPr>
+          <w:rFonts w:eastAsia="Times New Roman"/>
+        </w:rPr>
+        <w:t>.</w:t>
+      </w:r>
+    </w:p>
+    <w:p>
+      <w:pPr>
+        <w:spacing w:after="8pt" w:line="12pt" w:lineRule="auto"/>
+        <w:ind w:firstLine="0pt"/>
+        <w:rPr>
+          <w:rFonts w:eastAsia="Times New Roman"/>
+        </w:rPr>
+      </w:pPr>
+      <w:r>
+        <w:rPr>
+          <w:noProof/>
+        </w:rPr>
+        <w:drawing>
+          <wp:inline distT="0" distB="0" distL="0" distR="0" wp14:anchorId="7DC0A0C3" wp14:editId="54BDE365">
+            <wp:extent cx="3087989" cy="695325"/>
+            <wp:effectExtent l="0" t="0" r="0" b="0"/>
+            <wp:docPr id="761624310" name="drawing"/>
+            <wp:cNvGraphicFramePr>
+              <a:graphicFrameLocks xmlns:a="http://purl.oclc.org/ooxml/drawingml/main" noChangeAspect="1"/>
+            </wp:cNvGraphicFramePr>
+            <a:graphic xmlns:a="http://purl.oclc.org/ooxml/drawingml/main">
+              <a:graphicData uri="http://purl.oclc.org/ooxml/drawingml/picture">
+                <pic:pic xmlns:pic="http://purl.oclc.org/ooxml/drawingml/picture">
+                  <pic:nvPicPr>
+                    <pic:cNvPr id="761624310" name="Picture 761624310"/>
                     <pic:cNvPicPr/>
                   </pic:nvPicPr>
                   <pic:blipFill>
-                    <a:blip r:embed="rId18">
+                    <a:blip r:embed="rId19">
                       <a:extLst>
                         <a:ext uri="{28A0092B-C50C-407E-A947-70E740481C1C}">
                           <a14:useLocalDpi xmlns:a14="http://schemas.microsoft.com/office/drawing/2010/main"/>
@@ -2343,7 +1988,7 @@
                   <pic:spPr>
                     <a:xfrm>
                       <a:off x="0" y="0"/>
-                      <a:ext cx="3095625" cy="1752600"/>
+                      <a:ext cx="3097354" cy="697434"/>
                     </a:xfrm>
                     <a:prstGeom prst="rect">
                       <a:avLst/>
@@ -2355,33 +2000,599 @@
           </wp:inline>
         </w:drawing>
       </w:r>
-      <w:r>
-        <w:rPr>
-          <w:rFonts w:eastAsia="Times New Roman"/>
-        </w:rPr>
-        <w:t>Fig. 7 Baseline-Compatible Temperature and Humidity Monitoring</w:t>
-      </w:r>
-    </w:p>
-    <w:p>
-      <w:pPr>
-        <w:spacing w:after="8pt" w:line="13.80pt" w:lineRule="auto"/>
-        <w:jc w:val="both"/>
-        <w:rPr>
-          <w:rFonts w:eastAsia="Times New Roman"/>
-        </w:rPr>
-      </w:pPr>
-      <w:r>
-        <w:rPr>
-          <w:rFonts w:eastAsia="Times New Roman"/>
-        </w:rPr>
-        <w:t>Building on the baseline visibility, Fig. 8 reports the disease intelligence layer introduced in AgriTwin-GH through a risk indexing mechanism derived from environmental exposure patterns. Fig. 8(A) shows a unified Disease Risk Index, where the index remains mostly within the safe-to-moderate region and is interpreted in relation to medium/high thresholds and highlighted critical zones. Fig. 8(B) further decomposes the unified index into disease-specific risk scores (e.g., leaf mold and spider mites), demonstrating that the system does not treat “disease risk” as a single generic alarm; instead, it separates risk signatures that arise under different environmental conditions. Finally, Fig. 8(C) summarizes cumulative high-humidity exposure (risk budget), which captures duration-based stress rather than instantaneous spikes alone. This is important for greenhouse pathology because sustained exposure windows are often more informative than single-point threshold crossings. In comparison terms, the existing monitoring-style approach in Fig. 7 can reveal “what happened” (humidity crossing a line), whereas Fig. 8 provides structured evidence of why it matters (risk accumulation) and what it implies (disease-specific risk characterization), which becomes directly actionable for control decisions.</w:t>
-      </w:r>
-    </w:p>
-    <w:p>
-      <w:pPr>
-        <w:spacing w:after="8pt" w:line="13.80pt" w:lineRule="auto"/>
-        <w:rPr>
-          <w:rFonts w:ascii="Aptos" w:eastAsia="Aptos" w:hAnsi="Aptos" w:cs="Aptos"/>
+    </w:p>
+    <w:p>
+      <w:pPr>
+        <w:spacing w:after="8pt" w:line="12pt" w:lineRule="auto"/>
+        <w:jc w:val="center"/>
+        <w:rPr>
+          <w:rFonts w:eastAsia="Times New Roman"/>
+          <w:sz w:val="16"/>
+          <w:szCs w:val="16"/>
+        </w:rPr>
+      </w:pPr>
+      <w:r>
+        <w:rPr>
+          <w:rFonts w:eastAsia="Times New Roman"/>
+          <w:sz w:val="16"/>
+          <w:szCs w:val="16"/>
+        </w:rPr>
+        <w:t>Fig. 6</w:t>
+      </w:r>
+      <w:r>
+        <w:rPr>
+          <w:rFonts w:eastAsia="Times New Roman"/>
+          <w:sz w:val="16"/>
+          <w:szCs w:val="16"/>
+        </w:rPr>
+        <w:t>.</w:t>
+      </w:r>
+      <w:r>
+        <w:rPr>
+          <w:rFonts w:eastAsia="Times New Roman"/>
+          <w:sz w:val="16"/>
+          <w:szCs w:val="16"/>
+        </w:rPr>
+        <w:t xml:space="preserve"> Module-Level Workflow of Digital Twin &amp; Model Predictive Control</w:t>
+      </w:r>
+    </w:p>
+    <w:p>
+      <w:pPr>
+        <w:spacing w:after="8pt" w:line="12pt" w:lineRule="auto"/>
+        <w:rPr>
+          <w:rFonts w:eastAsia="Times New Roman"/>
+        </w:rPr>
+      </w:pPr>
+      <w:r>
+        <w:rPr>
+          <w:rFonts w:eastAsia="Times New Roman"/>
+        </w:rPr>
+        <w:t>The digital twin keeps a real-time virtual version of the greenhouse environment by constantly adding AI-generated crop insights. With this virtual model, the method simulates how the environment changes with different control strategies. These include adjusting irrigation, ventilation, lighting, humidity control, and temperature management.</w:t>
+      </w:r>
+    </w:p>
+    <w:p>
+      <w:pPr>
+        <w:spacing w:after="8pt" w:line="12pt" w:lineRule="auto"/>
+        <w:ind w:firstLine="0pt"/>
+        <w:rPr>
+          <w:rFonts w:eastAsia="Times New Roman"/>
+          <w:lang w:val="en-IN"/>
+        </w:rPr>
+      </w:pPr>
+      <w:r>
+        <w:rPr>
+          <w:rFonts w:eastAsia="Times New Roman"/>
+          <w:noProof/>
+          <w:lang w:val="en-IN"/>
+        </w:rPr>
+        <w:drawing>
+          <wp:inline distT="0" distB="0" distL="0" distR="0" wp14:anchorId="0E3DC6AE" wp14:editId="39994271">
+            <wp:extent cx="3089910" cy="2362200"/>
+            <wp:effectExtent l="0" t="0" r="0" b="0"/>
+            <wp:docPr id="2" name="Picture 2"/>
+            <wp:cNvGraphicFramePr>
+              <a:graphicFrameLocks xmlns:a="http://purl.oclc.org/ooxml/drawingml/main" noChangeAspect="1"/>
+            </wp:cNvGraphicFramePr>
+            <a:graphic xmlns:a="http://purl.oclc.org/ooxml/drawingml/main">
+              <a:graphicData uri="http://purl.oclc.org/ooxml/drawingml/picture">
+                <pic:pic xmlns:pic="http://purl.oclc.org/ooxml/drawingml/picture">
+                  <pic:nvPicPr>
+                    <pic:cNvPr id="0" name="Picture 32"/>
+                    <pic:cNvPicPr>
+                      <a:picLocks noChangeAspect="1" noChangeArrowheads="1"/>
+                    </pic:cNvPicPr>
+                  </pic:nvPicPr>
+                  <pic:blipFill rotWithShape="1">
+                    <a:blip r:embed="rId20" cstate="print">
+                      <a:extLst>
+                        <a:ext uri="{28A0092B-C50C-407E-A947-70E740481C1C}">
+                          <a14:useLocalDpi xmlns:a14="http://schemas.microsoft.com/office/drawing/2010/main" val="0"/>
+                        </a:ext>
+                      </a:extLst>
+                    </a:blip>
+                    <a:srcRect t="15.414%" b="8.135%"/>
+                    <a:stretch/>
+                  </pic:blipFill>
+                  <pic:spPr bwMode="auto">
+                    <a:xfrm>
+                      <a:off x="0" y="0"/>
+                      <a:ext cx="3089910" cy="2362200"/>
+                    </a:xfrm>
+                    <a:prstGeom prst="rect">
+                      <a:avLst/>
+                    </a:prstGeom>
+                    <a:noFill/>
+                    <a:ln>
+                      <a:noFill/>
+                    </a:ln>
+                    <a:extLst>
+                      <a:ext uri="{53640926-AAD7-44D8-BBD7-CCE9431645EC}">
+                        <a14:shadowObscured xmlns:a14="http://schemas.microsoft.com/office/drawing/2010/main"/>
+                      </a:ext>
+                    </a:extLst>
+                  </pic:spPr>
+                </pic:pic>
+              </a:graphicData>
+            </a:graphic>
+          </wp:inline>
+        </w:drawing>
+      </w:r>
+    </w:p>
+    <w:p>
+      <w:pPr>
+        <w:spacing w:after="8pt" w:line="12pt" w:lineRule="auto"/>
+        <w:ind w:start="10.80pt" w:firstLine="0pt"/>
+        <w:jc w:val="center"/>
+        <w:rPr>
+          <w:rFonts w:eastAsia="Times New Roman"/>
+          <w:sz w:val="16"/>
+          <w:szCs w:val="16"/>
+          <w:lang w:val="en-IN"/>
+        </w:rPr>
+      </w:pPr>
+      <w:r>
+        <w:rPr>
+          <w:rFonts w:eastAsia="Times New Roman"/>
+          <w:sz w:val="16"/>
+          <w:szCs w:val="16"/>
+          <w:lang w:val="en-IN"/>
+        </w:rPr>
+        <w:t>Fig. 7</w:t>
+      </w:r>
+      <w:r>
+        <w:rPr>
+          <w:rFonts w:eastAsia="Times New Roman"/>
+          <w:sz w:val="16"/>
+          <w:szCs w:val="16"/>
+          <w:lang w:val="en-IN"/>
+        </w:rPr>
+        <w:t>.</w:t>
+      </w:r>
+      <w:r>
+        <w:rPr>
+          <w:rFonts w:eastAsia="Times New Roman"/>
+          <w:sz w:val="16"/>
+          <w:szCs w:val="16"/>
+          <w:lang w:val="en-IN"/>
+        </w:rPr>
+        <w:t xml:space="preserve"> 3D Conceptual Model of AgriTwin-GH Smart Greenhouse</w:t>
+      </w:r>
+    </w:p>
+    <w:p>
+      <w:pPr>
+        <w:spacing w:after="8pt" w:line="12pt" w:lineRule="auto"/>
+        <w:rPr>
+          <w:rFonts w:eastAsia="Times New Roman"/>
+          <w:lang w:val="en-IN"/>
+        </w:rPr>
+      </w:pPr>
+      <w:r>
+        <w:rPr>
+          <w:rFonts w:eastAsia="Times New Roman"/>
+          <w:lang w:val="en-IN"/>
+        </w:rPr>
+        <w:t>Fig. 7</w:t>
+      </w:r>
+      <w:r>
+        <w:rPr>
+          <w:rFonts w:eastAsia="Times New Roman"/>
+          <w:lang w:val="en-IN"/>
+        </w:rPr>
+        <w:t>.</w:t>
+      </w:r>
+      <w:r>
+        <w:rPr>
+          <w:rFonts w:eastAsia="Times New Roman"/>
+          <w:lang w:val="en-IN"/>
+        </w:rPr>
+        <w:t xml:space="preserve"> shows the proposed 3D structure of the AgriTwin-GH greenhouse framework. This design allows for the simultaneous cultivation of tomatoes and strawberries in controlled, separate environmental zones. The model clearly displays how crop environments are divided within a single greenhouse dome, showing the system’s ability to manage different crop needs at the same time. </w:t>
+      </w:r>
+    </w:p>
+    <w:p>
+      <w:pPr>
+        <w:spacing w:after="8pt" w:line="12pt" w:lineRule="auto"/>
+        <w:rPr>
+          <w:rFonts w:eastAsia="Times New Roman"/>
+          <w:lang w:val="en-IN"/>
+        </w:rPr>
+      </w:pPr>
+      <w:r>
+        <w:rPr>
+          <w:rFonts w:eastAsia="Times New Roman"/>
+          <w:lang w:val="en-IN"/>
+        </w:rPr>
+        <w:lastRenderedPageBreak/>
+        <w:t xml:space="preserve">The left chamber is for tomatoes, which grow in a soil-based substrate. It features moisture control and drip irrigation channels. The right chamber is for strawberries, which are grown in a raised bed system. This area has its own lighting and microclimate control. </w:t>
+      </w:r>
+    </w:p>
+    <w:p>
+      <w:pPr>
+        <w:spacing w:after="8pt" w:line="12pt" w:lineRule="auto"/>
+        <w:rPr>
+          <w:rFonts w:eastAsia="Times New Roman"/>
+          <w:lang w:val="en-IN"/>
+        </w:rPr>
+      </w:pPr>
+      <w:r>
+        <w:rPr>
+          <w:rFonts w:eastAsia="Times New Roman"/>
+          <w:lang w:val="en-IN"/>
+        </w:rPr>
+        <w:t>LED grow lights hang above both crop zones. Actuators, including ventilation fans and irrigation emitters, are shown as parts that can be controlled. The central vertical partition illustrates the environmental isolation method that stops the climate settings meant for each crop from interfering with one another. This 3D model connects the idea of a digital twin framework with its actual greenhouse implementation. It highlights the segmentation of environments, the integration of actuators, and the adaptability for each crop.</w:t>
+      </w:r>
+    </w:p>
+    <w:p>
+      <w:pPr>
+        <w:spacing w:after="8pt" w:line="12pt" w:lineRule="auto"/>
+        <w:ind w:firstLine="0pt"/>
+        <w:rPr>
+          <w:rFonts w:eastAsia="Times New Roman"/>
+          <w:lang w:val="en-IN"/>
+        </w:rPr>
+      </w:pPr>
+      <w:r>
+        <w:rPr>
+          <w:rFonts w:eastAsia="Times New Roman"/>
+          <w:noProof/>
+          <w:lang w:val="en-IN"/>
+        </w:rPr>
+        <w:drawing>
+          <wp:inline distT="0" distB="0" distL="0" distR="0" wp14:anchorId="5F0B2EF1" wp14:editId="6C6B2B9E">
+            <wp:extent cx="3089910" cy="1949450"/>
+            <wp:effectExtent l="0" t="0" r="0" b="0"/>
+            <wp:docPr id="7" name="Picture 7"/>
+            <wp:cNvGraphicFramePr>
+              <a:graphicFrameLocks xmlns:a="http://purl.oclc.org/ooxml/drawingml/main" noChangeAspect="1"/>
+            </wp:cNvGraphicFramePr>
+            <a:graphic xmlns:a="http://purl.oclc.org/ooxml/drawingml/main">
+              <a:graphicData uri="http://purl.oclc.org/ooxml/drawingml/picture">
+                <pic:pic xmlns:pic="http://purl.oclc.org/ooxml/drawingml/picture">
+                  <pic:nvPicPr>
+                    <pic:cNvPr id="0" name="Picture 25"/>
+                    <pic:cNvPicPr>
+                      <a:picLocks noChangeAspect="1" noChangeArrowheads="1"/>
+                    </pic:cNvPicPr>
+                  </pic:nvPicPr>
+                  <pic:blipFill>
+                    <a:blip r:embed="rId21" cstate="print">
+                      <a:extLst>
+                        <a:ext uri="{28A0092B-C50C-407E-A947-70E740481C1C}">
+                          <a14:useLocalDpi xmlns:a14="http://schemas.microsoft.com/office/drawing/2010/main" val="0"/>
+                        </a:ext>
+                      </a:extLst>
+                    </a:blip>
+                    <a:srcRect/>
+                    <a:stretch>
+                      <a:fillRect/>
+                    </a:stretch>
+                  </pic:blipFill>
+                  <pic:spPr bwMode="auto">
+                    <a:xfrm>
+                      <a:off x="0" y="0"/>
+                      <a:ext cx="3089910" cy="1949450"/>
+                    </a:xfrm>
+                    <a:prstGeom prst="rect">
+                      <a:avLst/>
+                    </a:prstGeom>
+                    <a:noFill/>
+                    <a:ln>
+                      <a:noFill/>
+                    </a:ln>
+                  </pic:spPr>
+                </pic:pic>
+              </a:graphicData>
+            </a:graphic>
+          </wp:inline>
+        </w:drawing>
+      </w:r>
+    </w:p>
+    <w:p>
+      <w:pPr>
+        <w:spacing w:after="8pt" w:line="12pt" w:lineRule="auto"/>
+        <w:ind w:start="10.80pt" w:firstLine="0pt"/>
+        <w:jc w:val="center"/>
+        <w:rPr>
+          <w:rFonts w:eastAsia="Times New Roman"/>
+          <w:sz w:val="16"/>
+          <w:szCs w:val="16"/>
+          <w:lang w:val="en-IN"/>
+        </w:rPr>
+      </w:pPr>
+      <w:r>
+        <w:rPr>
+          <w:rFonts w:eastAsia="Times New Roman"/>
+          <w:sz w:val="16"/>
+          <w:szCs w:val="16"/>
+          <w:lang w:val="en-IN"/>
+        </w:rPr>
+        <w:t>Fig. 8</w:t>
+      </w:r>
+      <w:r>
+        <w:rPr>
+          <w:rFonts w:eastAsia="Times New Roman"/>
+          <w:sz w:val="16"/>
+          <w:szCs w:val="16"/>
+          <w:lang w:val="en-IN"/>
+        </w:rPr>
+        <w:t>.</w:t>
+      </w:r>
+      <w:r>
+        <w:rPr>
+          <w:rFonts w:eastAsia="Times New Roman"/>
+          <w:sz w:val="16"/>
+          <w:szCs w:val="16"/>
+          <w:lang w:val="en-IN"/>
+        </w:rPr>
+        <w:t xml:space="preserve"> Expanded 3D Greenhouse Structure Showing Integrated Actuation and Climate Control Components</w:t>
+      </w:r>
+    </w:p>
+    <w:p>
+      <w:pPr>
+        <w:spacing w:after="8pt" w:line="12pt" w:lineRule="auto"/>
+        <w:rPr>
+          <w:rFonts w:eastAsia="Times New Roman"/>
+          <w:lang w:val="en-IN"/>
+        </w:rPr>
+      </w:pPr>
+      <w:r>
+        <w:rPr>
+          <w:rFonts w:eastAsia="Times New Roman"/>
+          <w:lang w:val="en-IN"/>
+        </w:rPr>
+        <w:t>Fig. 8</w:t>
+      </w:r>
+      <w:r>
+        <w:rPr>
+          <w:rFonts w:eastAsia="Times New Roman"/>
+          <w:lang w:val="en-IN"/>
+        </w:rPr>
+        <w:t>.</w:t>
+      </w:r>
+      <w:r>
+        <w:rPr>
+          <w:rFonts w:eastAsia="Times New Roman"/>
+          <w:lang w:val="en-IN"/>
+        </w:rPr>
+        <w:t xml:space="preserve"> shows the complete structure of the intelligent greenhouse. It includes the dome framework, environmental control setup, and actuator positions within the AgriTwin-GH system. This figure emphasizes how climate control elements, like lighting modules, ventilation fans, humidity emitters, and sensor nodes, fit into the greenhouse canopy. The mesh dome acts as the physical enclosure, while the internal grid floor represents the digital twin mapping used for environmental simulation and tracking parameters. The dual-zone setup shows the system’s ability to manage crop-specific control loops under a single supervisory structure. Each actuator connects logically to the digital twin layer. This setup allows for real-time simulation, predictive assessment, and improved control validation before deployment. The figure highlights the main idea of AgriTwin-GH: a unified integration of the physical greenhouse and a software-driven digital twin with a predictive control system.</w:t>
+      </w:r>
+    </w:p>
+    <w:p>
+      <w:pPr>
+        <w:spacing w:after="8pt" w:line="12pt" w:lineRule="auto"/>
+        <w:rPr>
+          <w:rFonts w:eastAsia="Times New Roman"/>
+          <w:lang w:val="en-IN"/>
+        </w:rPr>
+      </w:pPr>
+      <w:r>
+        <w:rPr>
+          <w:rFonts w:eastAsia="Times New Roman"/>
+          <w:lang w:val="en-IN"/>
+        </w:rPr>
+        <w:t xml:space="preserve">Model Predictive Control is a strategy based on real-time optimization. It predicts how a system will behave in a set future period. It looks at different control inputs using a cost function and picks the best action at each step with a rolling time frame. </w:t>
+      </w:r>
+    </w:p>
+    <w:p>
+      <w:pPr>
+        <w:spacing w:after="8pt" w:line="12pt" w:lineRule="auto"/>
+        <w:rPr>
+          <w:rFonts w:eastAsia="Times New Roman"/>
+          <w:lang w:val="en-IN"/>
+        </w:rPr>
+      </w:pPr>
+      <w:r>
+        <w:rPr>
+          <w:rFonts w:eastAsia="Times New Roman"/>
+          <w:lang w:val="en-IN"/>
+        </w:rPr>
+        <w:t xml:space="preserve">In the digital twin framework, the MPC module finds the best operational settings for the greenhouse. This includes timing for irrigation, control of ventilation, lighting intensity, humidity management, and temperature stabilization. </w:t>
+      </w:r>
+    </w:p>
+    <w:p>
+      <w:pPr>
+        <w:spacing w:after="8pt" w:line="12pt" w:lineRule="auto"/>
+        <w:rPr>
+          <w:rFonts w:eastAsia="Times New Roman"/>
+          <w:lang w:val="en-IN"/>
+        </w:rPr>
+      </w:pPr>
+      <w:r>
+        <w:rPr>
+          <w:rFonts w:eastAsia="Times New Roman"/>
+          <w:lang w:val="en-IN"/>
+        </w:rPr>
+        <w:t xml:space="preserve">Before considering any recommendation valid, the method does simulation-based safety checks. This ensures </w:t>
+      </w:r>
+      <w:r>
+        <w:rPr>
+          <w:rFonts w:eastAsia="Times New Roman"/>
+          <w:lang w:val="en-IN"/>
+        </w:rPr>
+        <w:t>that suggested actions do not breach crop safety levels or environmental stability. This step greatly lowers the risks tied to data-driven control decisions.</w:t>
+      </w:r>
+    </w:p>
+    <w:p>
+      <w:pPr>
+        <w:spacing w:after="8pt" w:line="12pt" w:lineRule="auto"/>
+        <w:rPr>
+          <w:rFonts w:eastAsia="Times New Roman"/>
+          <w:lang w:val="en-IN"/>
+        </w:rPr>
+      </w:pPr>
+      <w:r>
+        <w:rPr>
+          <w:rFonts w:eastAsia="Times New Roman"/>
+          <w:lang w:val="en-IN"/>
+        </w:rPr>
+        <w:t>The objective function aims to keep plants healthy, reduce their vulnerability to disease, and efficiently use water and energy. It also follows agronomic and safety guidelines. Before putting actions into practice, proposed control steps are tested through virtual simulations. This checks their effectiveness and stability. Once refined, these decisions are implemented as improved control directives.</w:t>
+      </w:r>
+    </w:p>
+    <w:p>
+      <w:pPr>
+        <w:pStyle w:val="Heading2"/>
+      </w:pPr>
+      <w:r>
+        <w:t>Integrated Decision Support and System Behavior</w:t>
+      </w:r>
+    </w:p>
+    <w:p>
+      <w:pPr>
+        <w:spacing w:after="8pt" w:line="12pt" w:lineRule="auto"/>
+        <w:rPr>
+          <w:rFonts w:eastAsia="Times New Roman"/>
+        </w:rPr>
+      </w:pPr>
+      <w:r>
+        <w:rPr>
+          <w:rFonts w:eastAsia="Times New Roman"/>
+        </w:rPr>
+        <w:t>The final outcome is a closed-loop, predictive decision-support system that continuously senses, predicts, simulates, and improves greenhouse operations. Rather than deploying actuators directly, the system creates interpretable decision signals, such as crop health indicators, disease risk alerts, growth stage identification, and harvest readiness signals. This approach shows a sensor-independent digital twin model, where open-source datasets act as virtual sensors. This enables scalable experimentation, lowers infrastructure costs, and allows for safe testing of intelligent control strategies.</w:t>
+      </w:r>
+    </w:p>
+    <w:p>
+      <w:pPr>
+        <w:spacing w:after="8pt" w:line="12pt" w:lineRule="auto"/>
+        <w:rPr>
+          <w:rFonts w:eastAsia="Times New Roman"/>
+        </w:rPr>
+      </w:pPr>
+      <w:r>
+        <w:rPr>
+          <w:rFonts w:eastAsia="Times New Roman"/>
+        </w:rPr>
+        <w:t>By combining unified data processing, AI-based predictive analysis, and digital twin-driven model predictive control into a single framework, the proposed method goes beyond traditional greenhouse monitoring systems. It supports proactive, simulation-confirmed decision-making, early risk detection, and smart resource optimization. This creates a strong foundation for precision greenhouse horticulture.</w:t>
+      </w:r>
+    </w:p>
+    <w:p>
+      <w:pPr>
+        <w:pStyle w:val="Heading1"/>
+        <w:jc w:val="center"/>
+      </w:pPr>
+      <w:r>
+        <w:t>EXPERIMENTAL ANALYSIS</w:t>
+      </w:r>
+    </w:p>
+    <w:p>
+      <w:pPr>
+        <w:spacing w:after="8pt" w:line="12pt" w:lineRule="auto"/>
+        <w:rPr>
+          <w:rFonts w:eastAsia="Times New Roman"/>
+        </w:rPr>
+      </w:pPr>
+      <w:r>
+        <w:rPr>
+          <w:rFonts w:eastAsia="Times New Roman"/>
+        </w:rPr>
+        <w:t>The experimental evaluation was carried out using the AgriTwin-GH feature, where a multi-parameter greenhouse time-series was generated and processed to reproduce baseline monitoring behavior and then extend it with predictive analytics, risk-aware control, and outcome comparison.</w:t>
+      </w:r>
+    </w:p>
+    <w:p>
+      <w:pPr>
+        <w:pStyle w:val="Heading2"/>
+      </w:pPr>
+      <w:r>
+        <w:t>Digital Twin Environment Modeling and Predictive Control</w:t>
+      </w:r>
+    </w:p>
+    <w:p>
+      <w:pPr>
+        <w:spacing w:after="8pt" w:line="12pt" w:lineRule="auto"/>
+        <w:ind w:firstLine="0pt"/>
+        <w:rPr>
+          <w:noProof/>
+        </w:rPr>
+      </w:pPr>
+      <w:r>
+        <w:rPr>
+          <w:noProof/>
+        </w:rPr>
+        <w:drawing>
+          <wp:inline distT="0" distB="0" distL="0" distR="0" wp14:anchorId="0FA5B6C1" wp14:editId="0A35D3BE">
+            <wp:extent cx="3089910" cy="1749364"/>
+            <wp:effectExtent l="0" t="0" r="0" b="3810"/>
+            <wp:docPr id="2027727742" name="drawing"/>
+            <wp:cNvGraphicFramePr>
+              <a:graphicFrameLocks xmlns:a="http://purl.oclc.org/ooxml/drawingml/main" noChangeAspect="1"/>
+            </wp:cNvGraphicFramePr>
+            <a:graphic xmlns:a="http://purl.oclc.org/ooxml/drawingml/main">
+              <a:graphicData uri="http://purl.oclc.org/ooxml/drawingml/picture">
+                <pic:pic xmlns:pic="http://purl.oclc.org/ooxml/drawingml/picture">
+                  <pic:nvPicPr>
+                    <pic:cNvPr id="2027727742" name="Picture 2027727742"/>
+                    <pic:cNvPicPr/>
+                  </pic:nvPicPr>
+                  <pic:blipFill>
+                    <a:blip r:embed="rId22">
+                      <a:extLst>
+                        <a:ext uri="{28A0092B-C50C-407E-A947-70E740481C1C}">
+                          <a14:useLocalDpi xmlns:a14="http://schemas.microsoft.com/office/drawing/2010/main"/>
+                        </a:ext>
+                      </a:extLst>
+                    </a:blip>
+                    <a:stretch>
+                      <a:fillRect/>
+                    </a:stretch>
+                  </pic:blipFill>
+                  <pic:spPr>
+                    <a:xfrm>
+                      <a:off x="0" y="0"/>
+                      <a:ext cx="3089910" cy="1749364"/>
+                    </a:xfrm>
+                    <a:prstGeom prst="rect">
+                      <a:avLst/>
+                    </a:prstGeom>
+                  </pic:spPr>
+                </pic:pic>
+              </a:graphicData>
+            </a:graphic>
+          </wp:inline>
+        </w:drawing>
+      </w:r>
+    </w:p>
+    <w:p>
+      <w:pPr>
+        <w:spacing w:after="8pt" w:line="12pt" w:lineRule="auto"/>
+        <w:jc w:val="center"/>
+        <w:rPr>
+          <w:rFonts w:eastAsia="Times New Roman"/>
+        </w:rPr>
+      </w:pPr>
+      <w:r>
+        <w:rPr>
+          <w:rFonts w:eastAsia="Times New Roman"/>
+          <w:sz w:val="16"/>
+          <w:szCs w:val="16"/>
+        </w:rPr>
+        <w:t>Fig. 9. Baseline-Compatible Temperature and Humidity Monitoring</w:t>
+      </w:r>
+    </w:p>
+    <w:p>
+      <w:pPr>
+        <w:spacing w:after="8pt" w:line="12pt" w:lineRule="auto"/>
+        <w:rPr>
+          <w:rFonts w:eastAsia="Times New Roman"/>
+        </w:rPr>
+      </w:pPr>
+      <w:r>
+        <w:rPr>
+          <w:rFonts w:eastAsia="Times New Roman"/>
+        </w:rPr>
+        <w:t xml:space="preserve">Fig. 9 shows the environmental monitoring view that works with the baseline. It displays air temperature and relative humidity over time in a way that is common in traditional greenhouse dashboards. The temperature pattern has a consistent daily cycle with regular peaks and valleys, </w:t>
+      </w:r>
+      <w:r>
+        <w:rPr>
+          <w:rFonts w:eastAsia="Times New Roman"/>
+        </w:rPr>
+        <w:lastRenderedPageBreak/>
+        <w:t>showing the changes between day and night. At the same time, the humidity curve shows the expected opposite trend compared to temperature, with a clear line marking a high-risk humidity level. This figure is designed to reflect how the existing system operates. It shows that AgriTwin-GH keeps the same basic feature of continuously tracking temperature and humidity, as well as providing visibility based on thresholds. This setup allows for a direct comparison with baseline monitoring solutions that mainly focus on visualization and simple limits.</w:t>
+      </w:r>
+    </w:p>
+    <w:p>
+      <w:pPr>
+        <w:spacing w:after="8pt" w:line="12pt" w:lineRule="auto"/>
+        <w:ind w:firstLine="0pt"/>
+        <w:rPr>
+          <w:rFonts w:eastAsia="Times New Roman"/>
         </w:rPr>
       </w:pPr>
       <w:r>
@@ -2390,7 +2601,7 @@
           <w:noProof/>
         </w:rPr>
         <w:drawing>
-          <wp:inline distT="0" distB="0" distL="0" distR="0" wp14:anchorId="30F7B9F0" wp14:editId="51576056">
+          <wp:inline distT="0" distB="0" distL="0" distR="0" wp14:anchorId="0A2E3082" wp14:editId="5619FCED">
             <wp:extent cx="3089910" cy="2195830"/>
             <wp:effectExtent l="0" t="0" r="0" b="0"/>
             <wp:docPr id="3" name="Picture 3"/>
@@ -2405,7 +2616,7 @@
                     <pic:cNvPicPr/>
                   </pic:nvPicPr>
                   <pic:blipFill>
-                    <a:blip r:embed="rId19"/>
+                    <a:blip r:embed="rId23"/>
                     <a:stretch>
                       <a:fillRect/>
                     </a:stretch>
@@ -2425,50 +2636,78 @@
           </wp:inline>
         </w:drawing>
       </w:r>
-      <w:r>
+    </w:p>
+    <w:p>
+      <w:pPr>
+        <w:spacing w:after="8pt" w:line="12pt" w:lineRule="auto"/>
+        <w:jc w:val="center"/>
         <w:rPr>
           <w:rFonts w:ascii="Aptos" w:eastAsia="Aptos" w:hAnsi="Aptos" w:cs="Aptos"/>
         </w:rPr>
-        <w:t>Fig. 8 Disease Risk Index and Exposure Analysis</w:t>
-      </w:r>
-    </w:p>
-    <w:p>
-      <w:pPr>
-        <w:spacing w:after="8pt" w:line="13.80pt" w:lineRule="auto"/>
-        <w:jc w:val="both"/>
-        <w:rPr>
-          <w:rFonts w:ascii="Aptos" w:eastAsia="Aptos" w:hAnsi="Aptos" w:cs="Aptos"/>
-        </w:rPr>
-      </w:pPr>
-      <w:r>
-        <w:rPr>
-          <w:rFonts w:eastAsia="Times New Roman"/>
-        </w:rPr>
-        <w:t xml:space="preserve">Fig. 9 presents the core outcome comparison that distinguishes AgriTwin-GH from baseline systems: </w:t>
-      </w:r>
-      <w:r>
-        <w:rPr>
-          <w:rFonts w:eastAsia="Times New Roman"/>
-        </w:rPr>
-        <w:lastRenderedPageBreak/>
-        <w:t>controlled vs. uncontrolled greenhouse management over a representative 7-day period. Fig. 9(A) shows that closed-loop control produces a tighter temperature trajectory compared with the uncontrolled case, indicating improved setpoint tracking and reduced drift. Fig. 9(B) similarly demonstrates humidity regulation relative to the marked critical threshold, where the controlled profile remains more consistently within the safe operating band. Fig. 9(C) links these improvements to the intended objective by showing disease risk reduction under control, where the controlled risk curve stays suppressed relative to the uncontrolled curve and avoids risk excursions. Fig. 9(D) complements the climate and risk results by showing soil moisture behavior with irrigation control, illustrating how actuato</w:t>
-      </w:r>
-      <w:r>
-        <w:rPr>
-          <w:rFonts w:ascii="Aptos" w:eastAsia="Aptos" w:hAnsi="Aptos" w:cs="Aptos"/>
-        </w:rPr>
-        <w:t xml:space="preserve">r </w:t>
-      </w:r>
-      <w:r>
-        <w:rPr>
-          <w:rFonts w:eastAsia="Times New Roman"/>
-        </w:rPr>
-        <w:t>logic stabilizes moisture around an operational trigger threshold instead of allowing wide depletion/recovery swings. Overall, this figure provides a direct, report-ready comparison: baseline monitoring can only display deviations, while AgriTwin-GH demonstrates measurable improvement in stability and risk containment through a digital-twin-informed control policy, which is the key requirement for a meaningful “system outcome” beyond visualization.</w:t>
-      </w:r>
-    </w:p>
-    <w:p>
-      <w:pPr>
-        <w:spacing w:after="8pt" w:line="13.80pt" w:lineRule="auto"/>
+      </w:pPr>
+      <w:r>
+        <w:rPr>
+          <w:rFonts w:eastAsia="Aptos"/>
+          <w:sz w:val="16"/>
+          <w:szCs w:val="16"/>
+        </w:rPr>
+        <w:t>Fig. 10. Disease Risk Index and Exposure Analysis</w:t>
+      </w:r>
+    </w:p>
+    <w:p>
+      <w:pPr>
+        <w:spacing w:after="8pt" w:line="12pt" w:lineRule="auto"/>
+        <w:rPr>
+          <w:rFonts w:eastAsia="Times New Roman"/>
+        </w:rPr>
+      </w:pPr>
+      <w:r>
+        <w:rPr>
+          <w:rFonts w:eastAsia="Times New Roman"/>
+        </w:rPr>
+        <w:t>Building on the baseline visibility, Fig. 10</w:t>
+      </w:r>
+      <w:r>
+        <w:rPr>
+          <w:rFonts w:eastAsia="Times New Roman"/>
+        </w:rPr>
+        <w:t>.</w:t>
+      </w:r>
+      <w:r>
+        <w:rPr>
+          <w:rFonts w:eastAsia="Times New Roman"/>
+        </w:rPr>
+        <w:t xml:space="preserve"> reports the disease intelligence layer introduced in AgriTwin-GH through a risk indexing mechanism derived from environmental exposure patterns. Fig. 10(A) shows a unified Disease Risk Index, where the index mostly stays within the safe-to-moderate range. It is interpreted in relation to medium/high thresholds and highlights critical zones. Fig. 10(B) breaks down the unified index into disease-specific risk scores, such as leaf mold. This demonstrates that the system does not view “disease risk” as a single generic alarm; instead, it distinguishes risk signatures that arise under different environmental conditions. Finally, Fig. 10(C) summarizes cumulative high-humidity exposure, or risk budget. This captures stress over time rather than just immediate spikes. This is crucial for greenhouse pathology since sustained exposure is often more informative than single-point threshold crossings. In contrast, the existing monitoring approach shown in Fig. 9</w:t>
+      </w:r>
+      <w:r>
+        <w:rPr>
+          <w:rFonts w:eastAsia="Times New Roman"/>
+        </w:rPr>
+        <w:t>.</w:t>
+      </w:r>
+      <w:r>
+        <w:rPr>
+          <w:rFonts w:eastAsia="Times New Roman"/>
+        </w:rPr>
+        <w:t xml:space="preserve"> reveals “what happened,” such as humidity crossing a line. Fig. 10</w:t>
+      </w:r>
+      <w:r>
+        <w:rPr>
+          <w:rFonts w:eastAsia="Times New Roman"/>
+        </w:rPr>
+        <w:t>.</w:t>
+      </w:r>
+      <w:r>
+        <w:rPr>
+          <w:rFonts w:eastAsia="Times New Roman"/>
+        </w:rPr>
+        <w:t xml:space="preserve"> provides structured evidence of why it matters, including risk accumulation and what it implies, specifically disease-specific risk characterization, which becomes directly actionable for control decisions.</w:t>
+      </w:r>
+    </w:p>
+    <w:p>
+      <w:pPr>
+        <w:spacing w:after="8pt" w:line="12pt" w:lineRule="auto"/>
+        <w:ind w:firstLine="0pt"/>
         <w:rPr>
           <w:rFonts w:eastAsia="Times New Roman"/>
         </w:rPr>
@@ -2478,10 +2717,10 @@
           <w:noProof/>
         </w:rPr>
         <w:drawing>
-          <wp:inline distT="0" distB="0" distL="0" distR="0" wp14:anchorId="638FEA6B" wp14:editId="080E3DFF">
+          <wp:inline distT="0" distB="0" distL="0" distR="0" wp14:anchorId="6D363196" wp14:editId="5986800B">
             <wp:extent cx="3089910" cy="2649855"/>
             <wp:effectExtent l="0" t="0" r="0" b="0"/>
-            <wp:docPr id="2" name="Picture 2"/>
+            <wp:docPr id="4" name="Picture 4"/>
             <wp:cNvGraphicFramePr>
               <a:graphicFrameLocks xmlns:a="http://purl.oclc.org/ooxml/drawingml/main" noChangeAspect="1"/>
             </wp:cNvGraphicFramePr>
@@ -2493,7 +2732,7 @@
                     <pic:cNvPicPr/>
                   </pic:nvPicPr>
                   <pic:blipFill>
-                    <a:blip r:embed="rId20"/>
+                    <a:blip r:embed="rId24"/>
                     <a:stretch>
                       <a:fillRect/>
                     </a:stretch>
@@ -2513,46 +2752,1582 @@
           </wp:inline>
         </w:drawing>
       </w:r>
-      <w:r>
-        <w:rPr>
-          <w:rFonts w:eastAsia="Times New Roman"/>
-        </w:rPr>
-        <w:t>Fig. 9 Controlled vs. Uncontrolled Greenhouse Performance</w:t>
+    </w:p>
+    <w:p>
+      <w:pPr>
+        <w:spacing w:after="8pt" w:line="12pt" w:lineRule="auto"/>
+        <w:jc w:val="center"/>
+        <w:rPr>
+          <w:rFonts w:eastAsia="Times New Roman"/>
+        </w:rPr>
+      </w:pPr>
+      <w:r>
+        <w:rPr>
+          <w:rFonts w:eastAsia="Times New Roman"/>
+          <w:sz w:val="16"/>
+          <w:szCs w:val="16"/>
+        </w:rPr>
+        <w:t>Fig. 11. Controlled vs. Uncontrolled Greenhouse Performance</w:t>
+      </w:r>
+    </w:p>
+    <w:p>
+      <w:pPr>
+        <w:spacing w:after="8pt" w:line="12pt" w:lineRule="auto"/>
+        <w:rPr>
+          <w:rFonts w:eastAsia="Times New Roman"/>
+        </w:rPr>
+      </w:pPr>
+      <w:r>
+        <w:rPr>
+          <w:rFonts w:eastAsia="Times New Roman"/>
+        </w:rPr>
+        <w:t>Fig. 11</w:t>
+      </w:r>
+      <w:r>
+        <w:rPr>
+          <w:rFonts w:eastAsia="Times New Roman"/>
+        </w:rPr>
+        <w:t>.</w:t>
+      </w:r>
+      <w:r>
+        <w:rPr>
+          <w:rFonts w:eastAsia="Times New Roman"/>
+        </w:rPr>
+        <w:t xml:space="preserve"> presents the main outcome comparison that sets AgriTwin-GH apart from baseline systems. It shows controlled and uncontrolled greenhouse management over a 7-day period. Fig. 11(A) indicates that closed-loop control produces a tighter temperature trajectory compared to the uncontrolled case. This reflects better setpoint tracking and less drift. Fig. 11(B) demonstrates humidity regulation in relation to the critical threshold. The controlled profile stays more consistently within the safe operating range. Fig. 11(C) connects these improvements to the intended goal by showing reduced disease risk under control. The controlled risk curve remains lower than the uncontrolled curve, preventing risk spikes. Fig. 11(D) enhances the climate and risk results by revealing soil moisture behavior with irrigation control. It shows how actuator logic stabilizes moisture around an operational threshold instead of causing wide fluctuations in depletion and recovery. Overall, this figure offers a clear, report-ready comparison. Baseline monitoring can only show deviations, while AgriTwin-GH shows measurable improvements in stability and risk management through a digital twin-informed control policy. This is essential for achieving a meaningful system outcome beyond simple visualization.</w:t>
+      </w:r>
+    </w:p>
+    <w:p>
+      <w:pPr>
+        <w:pStyle w:val="Heading2"/>
+      </w:pPr>
+      <w:r>
+        <w:t>Disease Classification Performance and Visual Validation</w:t>
+      </w:r>
+    </w:p>
+    <w:p>
+      <w:pPr>
+        <w:spacing w:after="8pt" w:line="12pt" w:lineRule="auto"/>
+        <w:rPr>
+          <w:rFonts w:eastAsia="Times New Roman"/>
+          <w:lang w:val="en-IN"/>
+        </w:rPr>
+      </w:pPr>
+      <w:r>
+        <w:rPr>
+          <w:rFonts w:eastAsia="Times New Roman"/>
+          <w:lang w:val="en-IN"/>
+        </w:rPr>
+        <w:t>To further validate the intelligence layer of AgriTwin-GH, disease prediction performance was evaluated using deep learning–based image classification</w:t>
+      </w:r>
+      <w:r>
+        <w:rPr>
+          <w:rFonts w:eastAsia="Times New Roman"/>
+          <w:lang w:val="en-IN"/>
+        </w:rPr>
+        <w:t xml:space="preserve">. </w:t>
+      </w:r>
+      <w:r>
+        <w:rPr>
+          <w:rFonts w:eastAsia="Times New Roman"/>
+          <w:lang w:val="en-IN"/>
+        </w:rPr>
+        <w:t>The model was trained to identify tomato and strawberry leaf diseases under multiple classes</w:t>
+      </w:r>
+      <w:r>
+        <w:rPr>
+          <w:rFonts w:eastAsia="Times New Roman"/>
+          <w:lang w:val="en-IN"/>
+        </w:rPr>
+        <w:t>.</w:t>
+      </w:r>
+    </w:p>
+    <w:p>
+      <w:pPr>
+        <w:spacing w:after="8pt" w:line="12pt" w:lineRule="auto"/>
+        <w:ind w:firstLine="0pt"/>
+        <w:rPr>
+          <w:rFonts w:eastAsia="Times New Roman"/>
+          <w:lang w:val="en-IN"/>
+        </w:rPr>
+      </w:pPr>
+      <w:r>
+        <w:rPr>
+          <w:rFonts w:eastAsia="Times New Roman"/>
+          <w:noProof/>
+          <w:lang w:val="en-IN"/>
+        </w:rPr>
+        <w:lastRenderedPageBreak/>
+        <w:drawing>
+          <wp:inline distT="0" distB="0" distL="0" distR="0" wp14:anchorId="5264646C" wp14:editId="151FE6A0">
+            <wp:extent cx="3089910" cy="2438400"/>
+            <wp:effectExtent l="0" t="0" r="0" b="0"/>
+            <wp:docPr id="11" name="Picture 11"/>
+            <wp:cNvGraphicFramePr>
+              <a:graphicFrameLocks xmlns:a="http://purl.oclc.org/ooxml/drawingml/main" noChangeAspect="1"/>
+            </wp:cNvGraphicFramePr>
+            <a:graphic xmlns:a="http://purl.oclc.org/ooxml/drawingml/main">
+              <a:graphicData uri="http://purl.oclc.org/ooxml/drawingml/picture">
+                <pic:pic xmlns:pic="http://purl.oclc.org/ooxml/drawingml/picture">
+                  <pic:nvPicPr>
+                    <pic:cNvPr id="0" name="Picture 112"/>
+                    <pic:cNvPicPr>
+                      <a:picLocks noChangeAspect="1" noChangeArrowheads="1"/>
+                    </pic:cNvPicPr>
+                  </pic:nvPicPr>
+                  <pic:blipFill>
+                    <a:blip r:embed="rId25">
+                      <a:extLst>
+                        <a:ext uri="{28A0092B-C50C-407E-A947-70E740481C1C}">
+                          <a14:useLocalDpi xmlns:a14="http://schemas.microsoft.com/office/drawing/2010/main" val="0"/>
+                        </a:ext>
+                      </a:extLst>
+                    </a:blip>
+                    <a:srcRect/>
+                    <a:stretch>
+                      <a:fillRect/>
+                    </a:stretch>
+                  </pic:blipFill>
+                  <pic:spPr bwMode="auto">
+                    <a:xfrm>
+                      <a:off x="0" y="0"/>
+                      <a:ext cx="3089910" cy="2438400"/>
+                    </a:xfrm>
+                    <a:prstGeom prst="rect">
+                      <a:avLst/>
+                    </a:prstGeom>
+                    <a:noFill/>
+                    <a:ln>
+                      <a:noFill/>
+                    </a:ln>
+                  </pic:spPr>
+                </pic:pic>
+              </a:graphicData>
+            </a:graphic>
+          </wp:inline>
+        </w:drawing>
+      </w:r>
+    </w:p>
+    <w:p>
+      <w:pPr>
+        <w:spacing w:after="8pt" w:line="12pt" w:lineRule="auto"/>
+        <w:ind w:start="10.80pt" w:firstLine="0pt"/>
+        <w:jc w:val="center"/>
+        <w:rPr>
+          <w:rFonts w:eastAsia="Times New Roman"/>
+          <w:sz w:val="16"/>
+          <w:szCs w:val="16"/>
+          <w:lang w:val="en-IN"/>
+        </w:rPr>
+      </w:pPr>
+      <w:r>
+        <w:rPr>
+          <w:rFonts w:eastAsia="Times New Roman"/>
+          <w:sz w:val="16"/>
+          <w:szCs w:val="16"/>
+          <w:lang w:val="en-IN"/>
+        </w:rPr>
+        <w:t>Fig. 1</w:t>
+      </w:r>
+      <w:r>
+        <w:rPr>
+          <w:rFonts w:eastAsia="Times New Roman"/>
+          <w:sz w:val="16"/>
+          <w:szCs w:val="16"/>
+          <w:lang w:val="en-IN"/>
+        </w:rPr>
+        <w:t>2.</w:t>
+      </w:r>
+      <w:r>
+        <w:rPr>
+          <w:rFonts w:eastAsia="Times New Roman"/>
+          <w:sz w:val="16"/>
+          <w:szCs w:val="16"/>
+          <w:lang w:val="en-IN"/>
+        </w:rPr>
+        <w:t xml:space="preserve"> Model Accuracy Convergence Curve</w:t>
+      </w:r>
+    </w:p>
+    <w:p>
+      <w:pPr>
+        <w:spacing w:after="8pt" w:line="12pt" w:lineRule="auto"/>
+        <w:rPr>
+          <w:rFonts w:eastAsia="Times New Roman"/>
+          <w:lang w:val="en-IN"/>
+        </w:rPr>
+      </w:pPr>
+      <w:r>
+        <w:rPr>
+          <w:rFonts w:eastAsia="Times New Roman"/>
+          <w:lang w:val="en-IN"/>
+        </w:rPr>
+        <w:t>Fig. 12. shows how training and validation accuracy change over epochs during the training of the disease classification model. The training accuracy steadily approaches about 91%, while the validation accuracy nearly hits 9</w:t>
+      </w:r>
+      <w:r>
+        <w:rPr>
+          <w:rFonts w:eastAsia="Times New Roman"/>
+          <w:lang w:val="en-IN"/>
+        </w:rPr>
+        <w:t>7</w:t>
+      </w:r>
+      <w:r>
+        <w:rPr>
+          <w:rFonts w:eastAsia="Times New Roman"/>
+          <w:lang w:val="en-IN"/>
+        </w:rPr>
+        <w:t>%. This suggests strong generalization and little overfitting. The similarity between the training and validation curves indicates stable learning and the robustness of the convolutional feature extraction process.</w:t>
+      </w:r>
+    </w:p>
+    <w:p>
+      <w:pPr>
+        <w:spacing w:after="8pt" w:line="12pt" w:lineRule="auto"/>
+        <w:ind w:firstLine="0pt"/>
+        <w:rPr>
+          <w:rFonts w:eastAsia="Times New Roman"/>
+          <w:lang w:val="en-IN"/>
+        </w:rPr>
+      </w:pPr>
+      <w:r>
+        <w:rPr>
+          <w:rFonts w:eastAsia="Times New Roman"/>
+          <w:noProof/>
+          <w:lang w:val="en-IN"/>
+        </w:rPr>
+        <w:drawing>
+          <wp:inline distT="0" distB="0" distL="0" distR="0" wp14:anchorId="40B925F0" wp14:editId="1AF818DA">
+            <wp:extent cx="3089910" cy="2505075"/>
+            <wp:effectExtent l="0" t="0" r="0" b="9525"/>
+            <wp:docPr id="13" name="Picture 13"/>
+            <wp:cNvGraphicFramePr>
+              <a:graphicFrameLocks xmlns:a="http://purl.oclc.org/ooxml/drawingml/main" noChangeAspect="1"/>
+            </wp:cNvGraphicFramePr>
+            <a:graphic xmlns:a="http://purl.oclc.org/ooxml/drawingml/main">
+              <a:graphicData uri="http://purl.oclc.org/ooxml/drawingml/picture">
+                <pic:pic xmlns:pic="http://purl.oclc.org/ooxml/drawingml/picture">
+                  <pic:nvPicPr>
+                    <pic:cNvPr id="0" name="Picture 120"/>
+                    <pic:cNvPicPr>
+                      <a:picLocks noChangeAspect="1" noChangeArrowheads="1"/>
+                    </pic:cNvPicPr>
+                  </pic:nvPicPr>
+                  <pic:blipFill>
+                    <a:blip r:embed="rId26">
+                      <a:extLst>
+                        <a:ext uri="{28A0092B-C50C-407E-A947-70E740481C1C}">
+                          <a14:useLocalDpi xmlns:a14="http://schemas.microsoft.com/office/drawing/2010/main" val="0"/>
+                        </a:ext>
+                      </a:extLst>
+                    </a:blip>
+                    <a:srcRect/>
+                    <a:stretch>
+                      <a:fillRect/>
+                    </a:stretch>
+                  </pic:blipFill>
+                  <pic:spPr bwMode="auto">
+                    <a:xfrm>
+                      <a:off x="0" y="0"/>
+                      <a:ext cx="3089910" cy="2505075"/>
+                    </a:xfrm>
+                    <a:prstGeom prst="rect">
+                      <a:avLst/>
+                    </a:prstGeom>
+                    <a:noFill/>
+                    <a:ln>
+                      <a:noFill/>
+                    </a:ln>
+                  </pic:spPr>
+                </pic:pic>
+              </a:graphicData>
+            </a:graphic>
+          </wp:inline>
+        </w:drawing>
+      </w:r>
+    </w:p>
+    <w:p>
+      <w:pPr>
+        <w:spacing w:after="8pt" w:line="12pt" w:lineRule="auto"/>
+        <w:ind w:start="10.80pt" w:firstLine="0pt"/>
+        <w:jc w:val="center"/>
+        <w:rPr>
+          <w:rFonts w:eastAsia="Times New Roman"/>
+          <w:sz w:val="16"/>
+          <w:szCs w:val="16"/>
+          <w:lang w:val="en-IN"/>
+        </w:rPr>
+      </w:pPr>
+      <w:r>
+        <w:rPr>
+          <w:rFonts w:eastAsia="Times New Roman"/>
+          <w:sz w:val="16"/>
+          <w:szCs w:val="16"/>
+          <w:lang w:val="en-IN"/>
+        </w:rPr>
+        <w:t>Fig. 1</w:t>
+      </w:r>
+      <w:r>
+        <w:rPr>
+          <w:rFonts w:eastAsia="Times New Roman"/>
+          <w:sz w:val="16"/>
+          <w:szCs w:val="16"/>
+          <w:lang w:val="en-IN"/>
+        </w:rPr>
+        <w:t>3.</w:t>
+      </w:r>
+      <w:r>
+        <w:rPr>
+          <w:rFonts w:eastAsia="Times New Roman"/>
+          <w:sz w:val="16"/>
+          <w:szCs w:val="16"/>
+          <w:lang w:val="en-IN"/>
+        </w:rPr>
+        <w:t xml:space="preserve"> Model Loss Convergence Curve</w:t>
+      </w:r>
+    </w:p>
+    <w:p>
+      <w:pPr>
+        <w:spacing w:after="8pt" w:line="12pt" w:lineRule="auto"/>
+        <w:rPr>
+          <w:rFonts w:eastAsia="Times New Roman"/>
+          <w:lang w:val="en-IN"/>
+        </w:rPr>
+      </w:pPr>
+      <w:r>
+        <w:rPr>
+          <w:rFonts w:eastAsia="Times New Roman"/>
+          <w:lang w:val="en-IN"/>
+        </w:rPr>
+        <w:t>Fig. 13</w:t>
+      </w:r>
+      <w:r>
+        <w:rPr>
+          <w:rFonts w:eastAsia="Times New Roman"/>
+          <w:lang w:val="en-IN"/>
+        </w:rPr>
+        <w:t>.</w:t>
+      </w:r>
+      <w:r>
+        <w:rPr>
+          <w:rFonts w:eastAsia="Times New Roman"/>
+          <w:lang w:val="en-IN"/>
+        </w:rPr>
+        <w:t xml:space="preserve"> shows the training and validation loss curves. A steady drop in both curves suggests effective optimization and convergence. The final validation loss is about 0.27, which shows a lower classification error and confirms the stability of gradient-based learning during model fine-tuning</w:t>
+      </w:r>
+      <w:r>
+        <w:rPr>
+          <w:rFonts w:eastAsia="Times New Roman"/>
+          <w:lang w:val="en-IN"/>
+        </w:rPr>
+        <w:t>.</w:t>
+      </w:r>
+    </w:p>
+    <w:p>
+      <w:pPr>
+        <w:spacing w:after="8pt" w:line="12pt" w:lineRule="auto"/>
+        <w:ind w:firstLine="0pt"/>
+        <w:rPr>
+          <w:rFonts w:eastAsia="Times New Roman"/>
+          <w:lang w:val="en-IN"/>
+        </w:rPr>
+      </w:pPr>
+      <w:r>
+        <w:rPr>
+          <w:rFonts w:eastAsia="Times New Roman"/>
+          <w:noProof/>
+          <w:lang w:val="en-IN"/>
+        </w:rPr>
+        <w:drawing>
+          <wp:inline distT="0" distB="0" distL="0" distR="0" wp14:anchorId="36DA16A6" wp14:editId="57F7608B">
+            <wp:extent cx="3089910" cy="2703195"/>
+            <wp:effectExtent l="0" t="0" r="0" b="1905"/>
+            <wp:docPr id="15" name="Picture 15"/>
+            <wp:cNvGraphicFramePr>
+              <a:graphicFrameLocks xmlns:a="http://purl.oclc.org/ooxml/drawingml/main" noChangeAspect="1"/>
+            </wp:cNvGraphicFramePr>
+            <a:graphic xmlns:a="http://purl.oclc.org/ooxml/drawingml/main">
+              <a:graphicData uri="http://purl.oclc.org/ooxml/drawingml/picture">
+                <pic:pic xmlns:pic="http://purl.oclc.org/ooxml/drawingml/picture">
+                  <pic:nvPicPr>
+                    <pic:cNvPr id="0" name="Picture 128"/>
+                    <pic:cNvPicPr>
+                      <a:picLocks noChangeAspect="1" noChangeArrowheads="1"/>
+                    </pic:cNvPicPr>
+                  </pic:nvPicPr>
+                  <pic:blipFill>
+                    <a:blip r:embed="rId27" cstate="print">
+                      <a:extLst>
+                        <a:ext uri="{28A0092B-C50C-407E-A947-70E740481C1C}">
+                          <a14:useLocalDpi xmlns:a14="http://schemas.microsoft.com/office/drawing/2010/main" val="0"/>
+                        </a:ext>
+                      </a:extLst>
+                    </a:blip>
+                    <a:srcRect/>
+                    <a:stretch>
+                      <a:fillRect/>
+                    </a:stretch>
+                  </pic:blipFill>
+                  <pic:spPr bwMode="auto">
+                    <a:xfrm>
+                      <a:off x="0" y="0"/>
+                      <a:ext cx="3089910" cy="2703195"/>
+                    </a:xfrm>
+                    <a:prstGeom prst="rect">
+                      <a:avLst/>
+                    </a:prstGeom>
+                    <a:noFill/>
+                    <a:ln>
+                      <a:noFill/>
+                    </a:ln>
+                  </pic:spPr>
+                </pic:pic>
+              </a:graphicData>
+            </a:graphic>
+          </wp:inline>
+        </w:drawing>
+      </w:r>
+    </w:p>
+    <w:p>
+      <w:pPr>
+        <w:spacing w:after="8pt" w:line="12pt" w:lineRule="auto"/>
+        <w:ind w:start="10.80pt" w:firstLine="0pt"/>
+        <w:jc w:val="center"/>
+        <w:rPr>
+          <w:rFonts w:eastAsia="Times New Roman"/>
+          <w:sz w:val="16"/>
+          <w:szCs w:val="16"/>
+          <w:lang w:val="en-IN"/>
+        </w:rPr>
+      </w:pPr>
+      <w:r>
+        <w:rPr>
+          <w:rFonts w:eastAsia="Times New Roman"/>
+          <w:sz w:val="16"/>
+          <w:szCs w:val="16"/>
+          <w:lang w:val="en-IN"/>
+        </w:rPr>
+        <w:t>Fig. 1</w:t>
+      </w:r>
+      <w:r>
+        <w:rPr>
+          <w:rFonts w:eastAsia="Times New Roman"/>
+          <w:sz w:val="16"/>
+          <w:szCs w:val="16"/>
+          <w:lang w:val="en-IN"/>
+        </w:rPr>
+        <w:t>4.</w:t>
+      </w:r>
+      <w:r>
+        <w:rPr>
+          <w:rFonts w:eastAsia="Times New Roman"/>
+          <w:sz w:val="16"/>
+          <w:szCs w:val="16"/>
+          <w:lang w:val="en-IN"/>
+        </w:rPr>
+        <w:t xml:space="preserve"> Confusion Matrix for Multi-Class Disease Classification</w:t>
+      </w:r>
+    </w:p>
+    <w:p>
+      <w:pPr>
+        <w:spacing w:after="8pt" w:line="12pt" w:lineRule="auto"/>
+        <w:rPr>
+          <w:rFonts w:eastAsia="Times New Roman"/>
+          <w:lang w:val="en-IN"/>
+        </w:rPr>
+      </w:pPr>
+      <w:r>
+        <w:rPr>
+          <w:rFonts w:eastAsia="Times New Roman"/>
+          <w:lang w:val="en-IN"/>
+        </w:rPr>
+        <w:t>Fig. 14</w:t>
+      </w:r>
+      <w:r>
+        <w:rPr>
+          <w:rFonts w:eastAsia="Times New Roman"/>
+          <w:lang w:val="en-IN"/>
+        </w:rPr>
+        <w:t>.</w:t>
+      </w:r>
+      <w:r>
+        <w:rPr>
+          <w:rFonts w:eastAsia="Times New Roman"/>
+          <w:lang w:val="en-IN"/>
+        </w:rPr>
+        <w:t xml:space="preserve"> shows the confusion matrix that represents prediction performance for several disease classes, including Tomato Bacterial Spot, Early Blight, Late Blight, Leaf Mold, Healthy Tomato, Strawberry Leaf Scorch, and Healthy Strawberry. The matrix breaks down correct and misclassified samples for each class. It highlights strong performance in the main classes but also shows some confusion between visually similar disease categories. This visualization confirms the classifier’s ability to distinguish between classes and points out areas where the model can be improved.</w:t>
+      </w:r>
+    </w:p>
+    <w:p>
+      <w:pPr>
+        <w:spacing w:after="8pt" w:line="12pt" w:lineRule="auto"/>
+        <w:ind w:firstLine="0pt"/>
+        <w:rPr>
+          <w:rFonts w:eastAsia="Times New Roman"/>
+          <w:lang w:val="en-IN"/>
+        </w:rPr>
+      </w:pPr>
+      <w:r>
+        <w:rPr>
+          <w:rFonts w:eastAsia="Times New Roman"/>
+          <w:noProof/>
+          <w:lang w:val="en-IN"/>
+        </w:rPr>
+        <w:drawing>
+          <wp:inline distT="0" distB="0" distL="0" distR="0" wp14:anchorId="28FEE484" wp14:editId="021C3A78">
+            <wp:extent cx="3089910" cy="3166110"/>
+            <wp:effectExtent l="0" t="0" r="0" b="0"/>
+            <wp:docPr id="17" name="Picture 17"/>
+            <wp:cNvGraphicFramePr>
+              <a:graphicFrameLocks xmlns:a="http://purl.oclc.org/ooxml/drawingml/main" noChangeAspect="1"/>
+            </wp:cNvGraphicFramePr>
+            <a:graphic xmlns:a="http://purl.oclc.org/ooxml/drawingml/main">
+              <a:graphicData uri="http://purl.oclc.org/ooxml/drawingml/picture">
+                <pic:pic xmlns:pic="http://purl.oclc.org/ooxml/drawingml/picture">
+                  <pic:nvPicPr>
+                    <pic:cNvPr id="0" name="Picture 136"/>
+                    <pic:cNvPicPr>
+                      <a:picLocks noChangeAspect="1" noChangeArrowheads="1"/>
+                    </pic:cNvPicPr>
+                  </pic:nvPicPr>
+                  <pic:blipFill>
+                    <a:blip r:embed="rId28">
+                      <a:extLst>
+                        <a:ext uri="{28A0092B-C50C-407E-A947-70E740481C1C}">
+                          <a14:useLocalDpi xmlns:a14="http://schemas.microsoft.com/office/drawing/2010/main" val="0"/>
+                        </a:ext>
+                      </a:extLst>
+                    </a:blip>
+                    <a:srcRect/>
+                    <a:stretch>
+                      <a:fillRect/>
+                    </a:stretch>
+                  </pic:blipFill>
+                  <pic:spPr bwMode="auto">
+                    <a:xfrm>
+                      <a:off x="0" y="0"/>
+                      <a:ext cx="3089910" cy="3166110"/>
+                    </a:xfrm>
+                    <a:prstGeom prst="rect">
+                      <a:avLst/>
+                    </a:prstGeom>
+                    <a:noFill/>
+                    <a:ln>
+                      <a:noFill/>
+                    </a:ln>
+                  </pic:spPr>
+                </pic:pic>
+              </a:graphicData>
+            </a:graphic>
+          </wp:inline>
+        </w:drawing>
+      </w:r>
+    </w:p>
+    <w:p>
+      <w:pPr>
+        <w:spacing w:after="8pt" w:line="12pt" w:lineRule="auto"/>
+        <w:ind w:start="10.80pt" w:firstLine="0pt"/>
+        <w:jc w:val="center"/>
+        <w:rPr>
+          <w:rFonts w:eastAsia="Times New Roman"/>
+          <w:sz w:val="16"/>
+          <w:szCs w:val="16"/>
+          <w:lang w:val="en-IN"/>
+        </w:rPr>
+      </w:pPr>
+      <w:r>
+        <w:rPr>
+          <w:rFonts w:eastAsia="Times New Roman"/>
+          <w:sz w:val="16"/>
+          <w:szCs w:val="16"/>
+          <w:lang w:val="en-IN"/>
+        </w:rPr>
+        <w:t xml:space="preserve">Fig. </w:t>
+      </w:r>
+      <w:r>
+        <w:rPr>
+          <w:rFonts w:eastAsia="Times New Roman"/>
+          <w:sz w:val="16"/>
+          <w:szCs w:val="16"/>
+          <w:lang w:val="en-IN"/>
+        </w:rPr>
+        <w:t>15.</w:t>
+      </w:r>
+      <w:r>
+        <w:rPr>
+          <w:rFonts w:eastAsia="Times New Roman"/>
+          <w:sz w:val="16"/>
+          <w:szCs w:val="16"/>
+          <w:lang w:val="en-IN"/>
+        </w:rPr>
+        <w:t xml:space="preserve"> Strawberry Leaf Scorch Prediction Example</w:t>
+      </w:r>
+    </w:p>
+    <w:p>
+      <w:pPr>
+        <w:spacing w:after="8pt" w:line="12pt" w:lineRule="auto"/>
+        <w:rPr>
+          <w:rFonts w:eastAsia="Times New Roman"/>
+          <w:lang w:val="en-IN"/>
+        </w:rPr>
+      </w:pPr>
+      <w:r>
+        <w:rPr>
+          <w:rFonts w:eastAsia="Times New Roman"/>
+          <w:lang w:val="en-IN"/>
+        </w:rPr>
+        <w:t>Fig. 15</w:t>
+      </w:r>
+      <w:r>
+        <w:rPr>
+          <w:rFonts w:eastAsia="Times New Roman"/>
+          <w:lang w:val="en-IN"/>
+        </w:rPr>
+        <w:t>.</w:t>
+      </w:r>
+      <w:r>
+        <w:rPr>
+          <w:rFonts w:eastAsia="Times New Roman"/>
+          <w:lang w:val="en-IN"/>
+        </w:rPr>
+        <w:t xml:space="preserve"> shows a strawberry leaf image identified as Strawberry___Leaf_scorch. It has a prediction confidence of 96.35%. This high confidence score highlights the model's skill in identifying detailed lesion patterns and areas of discoloration typical of fungal infection.</w:t>
+      </w:r>
+    </w:p>
+    <w:p>
+      <w:pPr>
+        <w:spacing w:after="8pt" w:line="12pt" w:lineRule="auto"/>
+        <w:ind w:firstLine="0pt"/>
+        <w:rPr>
+          <w:rFonts w:eastAsia="Times New Roman"/>
+          <w:lang w:val="en-IN"/>
+        </w:rPr>
+      </w:pPr>
+      <w:r>
+        <w:rPr>
+          <w:rFonts w:eastAsia="Times New Roman"/>
+          <w:noProof/>
+          <w:lang w:val="en-IN"/>
+        </w:rPr>
+        <w:lastRenderedPageBreak/>
+        <w:drawing>
+          <wp:inline distT="0" distB="0" distL="0" distR="0" wp14:anchorId="043702F5" wp14:editId="5813EC12">
+            <wp:extent cx="3089910" cy="3226435"/>
+            <wp:effectExtent l="0" t="0" r="0" b="0"/>
+            <wp:docPr id="19" name="Picture 19"/>
+            <wp:cNvGraphicFramePr>
+              <a:graphicFrameLocks xmlns:a="http://purl.oclc.org/ooxml/drawingml/main" noChangeAspect="1"/>
+            </wp:cNvGraphicFramePr>
+            <a:graphic xmlns:a="http://purl.oclc.org/ooxml/drawingml/main">
+              <a:graphicData uri="http://purl.oclc.org/ooxml/drawingml/picture">
+                <pic:pic xmlns:pic="http://purl.oclc.org/ooxml/drawingml/picture">
+                  <pic:nvPicPr>
+                    <pic:cNvPr id="0" name="Picture 144"/>
+                    <pic:cNvPicPr>
+                      <a:picLocks noChangeAspect="1" noChangeArrowheads="1"/>
+                    </pic:cNvPicPr>
+                  </pic:nvPicPr>
+                  <pic:blipFill>
+                    <a:blip r:embed="rId29">
+                      <a:extLst>
+                        <a:ext uri="{28A0092B-C50C-407E-A947-70E740481C1C}">
+                          <a14:useLocalDpi xmlns:a14="http://schemas.microsoft.com/office/drawing/2010/main" val="0"/>
+                        </a:ext>
+                      </a:extLst>
+                    </a:blip>
+                    <a:srcRect/>
+                    <a:stretch>
+                      <a:fillRect/>
+                    </a:stretch>
+                  </pic:blipFill>
+                  <pic:spPr bwMode="auto">
+                    <a:xfrm>
+                      <a:off x="0" y="0"/>
+                      <a:ext cx="3089910" cy="3226435"/>
+                    </a:xfrm>
+                    <a:prstGeom prst="rect">
+                      <a:avLst/>
+                    </a:prstGeom>
+                    <a:noFill/>
+                    <a:ln>
+                      <a:noFill/>
+                    </a:ln>
+                  </pic:spPr>
+                </pic:pic>
+              </a:graphicData>
+            </a:graphic>
+          </wp:inline>
+        </w:drawing>
+      </w:r>
+    </w:p>
+    <w:p>
+      <w:pPr>
+        <w:spacing w:after="8pt" w:line="12pt" w:lineRule="auto"/>
+        <w:ind w:start="10.80pt" w:firstLine="0pt"/>
+        <w:jc w:val="center"/>
+        <w:rPr>
+          <w:rFonts w:eastAsia="Times New Roman"/>
+          <w:sz w:val="16"/>
+          <w:szCs w:val="16"/>
+          <w:lang w:val="en-IN"/>
+        </w:rPr>
+      </w:pPr>
+      <w:r>
+        <w:rPr>
+          <w:rFonts w:eastAsia="Times New Roman"/>
+          <w:sz w:val="16"/>
+          <w:szCs w:val="16"/>
+          <w:lang w:val="en-IN"/>
+        </w:rPr>
+        <w:t>Fig. 1</w:t>
+      </w:r>
+      <w:r>
+        <w:rPr>
+          <w:rFonts w:eastAsia="Times New Roman"/>
+          <w:sz w:val="16"/>
+          <w:szCs w:val="16"/>
+          <w:lang w:val="en-IN"/>
+        </w:rPr>
+        <w:t>6.</w:t>
+      </w:r>
+      <w:r>
+        <w:rPr>
+          <w:rFonts w:eastAsia="Times New Roman"/>
+          <w:sz w:val="16"/>
+          <w:szCs w:val="16"/>
+          <w:lang w:val="en-IN"/>
+        </w:rPr>
+        <w:t xml:space="preserve"> Tomato Late Blight Prediction Example</w:t>
+      </w:r>
+    </w:p>
+    <w:p>
+      <w:pPr>
+        <w:spacing w:after="8pt" w:line="12pt" w:lineRule="auto"/>
+        <w:rPr>
+          <w:rFonts w:eastAsia="Times New Roman"/>
+          <w:lang w:val="en-IN"/>
+        </w:rPr>
+      </w:pPr>
+      <w:r>
+        <w:rPr>
+          <w:rFonts w:eastAsia="Times New Roman"/>
+          <w:lang w:val="en-IN"/>
+        </w:rPr>
+        <w:t>Fig. 16. shows a tomato leaf sample identified as Tomato___Late_blight, with a confidence score of 94.57%. This result confirms that the model can successfully recognize disease-specific structural damage and necrotic patterns that are typical of late blight infection.</w:t>
+      </w:r>
+    </w:p>
+    <w:p>
+      <w:pPr>
+        <w:pStyle w:val="Heading2"/>
+        <w:rPr>
+          <w:lang w:val="en-IN"/>
+        </w:rPr>
+      </w:pPr>
+      <w:r>
+        <w:rPr>
+          <w:lang w:val="en-IN"/>
+        </w:rPr>
+        <w:t>Growth Stage Classification Results</w:t>
+      </w:r>
+    </w:p>
+    <w:p>
+      <w:pPr>
+        <w:spacing w:after="8pt" w:line="12pt" w:lineRule="auto"/>
+        <w:rPr>
+          <w:rFonts w:eastAsia="Times New Roman"/>
+          <w:lang w:val="en-IN"/>
+        </w:rPr>
+      </w:pPr>
+      <w:r>
+        <w:rPr>
+          <w:rFonts w:eastAsia="Times New Roman"/>
+          <w:lang w:val="en-IN"/>
+        </w:rPr>
+        <w:t>Growth stage classification was evaluated using the RandomForest-based temporal model implement</w:t>
+      </w:r>
+      <w:r>
+        <w:rPr>
+          <w:rFonts w:eastAsia="Times New Roman"/>
+          <w:lang w:val="en-IN"/>
+        </w:rPr>
+        <w:t>ation</w:t>
+      </w:r>
+      <w:r>
+        <w:rPr>
+          <w:rFonts w:eastAsia="Times New Roman"/>
+          <w:lang w:val="en-IN"/>
+        </w:rPr>
+        <w:t>. The model integrates engineered environmental features such as day index, light integral, temperature statistics, soil moisture, and humidity to classify four developmental stages: Vegetative, Flowering, Fruiting, and Harvest.</w:t>
+      </w:r>
+    </w:p>
+    <w:p>
+      <w:pPr>
+        <w:spacing w:after="8pt" w:line="12pt" w:lineRule="auto"/>
+        <w:ind w:firstLine="0pt"/>
+        <w:rPr>
+          <w:rFonts w:eastAsia="Times New Roman"/>
+          <w:lang w:val="en-IN"/>
+        </w:rPr>
+      </w:pPr>
+      <w:r>
+        <w:rPr>
+          <w:rFonts w:eastAsia="Times New Roman"/>
+          <w:noProof/>
+          <w:lang w:val="en-IN"/>
+        </w:rPr>
+        <w:drawing>
+          <wp:inline distT="0" distB="0" distL="0" distR="0" wp14:anchorId="46209785" wp14:editId="7C88D68D">
+            <wp:extent cx="3089910" cy="2171700"/>
+            <wp:effectExtent l="0" t="0" r="0" b="0"/>
+            <wp:docPr id="21" name="Picture 21"/>
+            <wp:cNvGraphicFramePr>
+              <a:graphicFrameLocks xmlns:a="http://purl.oclc.org/ooxml/drawingml/main" noChangeAspect="1"/>
+            </wp:cNvGraphicFramePr>
+            <a:graphic xmlns:a="http://purl.oclc.org/ooxml/drawingml/main">
+              <a:graphicData uri="http://purl.oclc.org/ooxml/drawingml/picture">
+                <pic:pic xmlns:pic="http://purl.oclc.org/ooxml/drawingml/picture">
+                  <pic:nvPicPr>
+                    <pic:cNvPr id="0" name="Picture 154"/>
+                    <pic:cNvPicPr>
+                      <a:picLocks noChangeAspect="1" noChangeArrowheads="1"/>
+                    </pic:cNvPicPr>
+                  </pic:nvPicPr>
+                  <pic:blipFill>
+                    <a:blip r:embed="rId30">
+                      <a:extLst>
+                        <a:ext uri="{28A0092B-C50C-407E-A947-70E740481C1C}">
+                          <a14:useLocalDpi xmlns:a14="http://schemas.microsoft.com/office/drawing/2010/main" val="0"/>
+                        </a:ext>
+                      </a:extLst>
+                    </a:blip>
+                    <a:srcRect/>
+                    <a:stretch>
+                      <a:fillRect/>
+                    </a:stretch>
+                  </pic:blipFill>
+                  <pic:spPr bwMode="auto">
+                    <a:xfrm>
+                      <a:off x="0" y="0"/>
+                      <a:ext cx="3089910" cy="2171700"/>
+                    </a:xfrm>
+                    <a:prstGeom prst="rect">
+                      <a:avLst/>
+                    </a:prstGeom>
+                    <a:noFill/>
+                    <a:ln>
+                      <a:noFill/>
+                    </a:ln>
+                  </pic:spPr>
+                </pic:pic>
+              </a:graphicData>
+            </a:graphic>
+          </wp:inline>
+        </w:drawing>
+      </w:r>
+    </w:p>
+    <w:p>
+      <w:pPr>
+        <w:spacing w:after="8pt" w:line="12pt" w:lineRule="auto"/>
+        <w:ind w:start="10.80pt" w:firstLine="0pt"/>
+        <w:jc w:val="center"/>
+        <w:rPr>
+          <w:rFonts w:eastAsia="Times New Roman"/>
+          <w:sz w:val="16"/>
+          <w:szCs w:val="16"/>
+          <w:lang w:val="en-IN"/>
+        </w:rPr>
+      </w:pPr>
+      <w:r>
+        <w:rPr>
+          <w:rFonts w:eastAsia="Times New Roman"/>
+          <w:sz w:val="16"/>
+          <w:szCs w:val="16"/>
+          <w:lang w:val="en-IN"/>
+        </w:rPr>
+        <w:t>Fig. 1</w:t>
+      </w:r>
+      <w:r>
+        <w:rPr>
+          <w:rFonts w:eastAsia="Times New Roman"/>
+          <w:sz w:val="16"/>
+          <w:szCs w:val="16"/>
+          <w:lang w:val="en-IN"/>
+        </w:rPr>
+        <w:t>7.</w:t>
+      </w:r>
+      <w:r>
+        <w:rPr>
+          <w:rFonts w:eastAsia="Times New Roman"/>
+          <w:sz w:val="16"/>
+          <w:szCs w:val="16"/>
+          <w:lang w:val="en-IN"/>
+        </w:rPr>
+        <w:t xml:space="preserve"> Feature Importance Analysis</w:t>
+      </w:r>
+    </w:p>
+    <w:p>
+      <w:pPr>
+        <w:spacing w:after="8pt" w:line="12pt" w:lineRule="auto"/>
+        <w:rPr>
+          <w:rFonts w:eastAsia="Times New Roman"/>
+          <w:lang w:val="en-IN"/>
+        </w:rPr>
+      </w:pPr>
+      <w:r>
+        <w:rPr>
+          <w:rFonts w:eastAsia="Times New Roman"/>
+          <w:lang w:val="en-IN"/>
+        </w:rPr>
+        <w:t xml:space="preserve">Fig. 17. shows the ranking of feature importance based on the optimized RandomForest classifier. The Day index and Light Integral are the top predictors, showing that time and total light exposure are key factors in crop development. Temperature measurements, soil moisture, and humidity have a secondary impact. This ranking supports the idea of agronomic consistency and shows that the model identifies </w:t>
+      </w:r>
+      <w:r>
+        <w:rPr>
+          <w:rFonts w:eastAsia="Times New Roman"/>
+          <w:lang w:val="en-IN"/>
+        </w:rPr>
+        <w:t>meaningful physiological patterns instead of random correlations.</w:t>
+      </w:r>
+    </w:p>
+    <w:p>
+      <w:pPr>
+        <w:spacing w:after="8pt" w:line="12pt" w:lineRule="auto"/>
+        <w:ind w:firstLine="0pt"/>
+        <w:rPr>
+          <w:rFonts w:eastAsia="Times New Roman"/>
+          <w:lang w:val="en-IN"/>
+        </w:rPr>
+      </w:pPr>
+      <w:r>
+        <w:rPr>
+          <w:rFonts w:eastAsia="Times New Roman"/>
+          <w:noProof/>
+          <w:lang w:val="en-IN"/>
+        </w:rPr>
+        <w:drawing>
+          <wp:inline distT="0" distB="0" distL="0" distR="0" wp14:anchorId="040503EB" wp14:editId="4E3E9331">
+            <wp:extent cx="3089910" cy="2271395"/>
+            <wp:effectExtent l="0" t="0" r="0" b="0"/>
+            <wp:docPr id="23" name="Picture 23"/>
+            <wp:cNvGraphicFramePr>
+              <a:graphicFrameLocks xmlns:a="http://purl.oclc.org/ooxml/drawingml/main" noChangeAspect="1"/>
+            </wp:cNvGraphicFramePr>
+            <a:graphic xmlns:a="http://purl.oclc.org/ooxml/drawingml/main">
+              <a:graphicData uri="http://purl.oclc.org/ooxml/drawingml/picture">
+                <pic:pic xmlns:pic="http://purl.oclc.org/ooxml/drawingml/picture">
+                  <pic:nvPicPr>
+                    <pic:cNvPr id="0" name="Picture 162"/>
+                    <pic:cNvPicPr>
+                      <a:picLocks noChangeAspect="1" noChangeArrowheads="1"/>
+                    </pic:cNvPicPr>
+                  </pic:nvPicPr>
+                  <pic:blipFill>
+                    <a:blip r:embed="rId31">
+                      <a:extLst>
+                        <a:ext uri="{28A0092B-C50C-407E-A947-70E740481C1C}">
+                          <a14:useLocalDpi xmlns:a14="http://schemas.microsoft.com/office/drawing/2010/main" val="0"/>
+                        </a:ext>
+                      </a:extLst>
+                    </a:blip>
+                    <a:srcRect/>
+                    <a:stretch>
+                      <a:fillRect/>
+                    </a:stretch>
+                  </pic:blipFill>
+                  <pic:spPr bwMode="auto">
+                    <a:xfrm>
+                      <a:off x="0" y="0"/>
+                      <a:ext cx="3089910" cy="2271395"/>
+                    </a:xfrm>
+                    <a:prstGeom prst="rect">
+                      <a:avLst/>
+                    </a:prstGeom>
+                    <a:noFill/>
+                    <a:ln>
+                      <a:noFill/>
+                    </a:ln>
+                  </pic:spPr>
+                </pic:pic>
+              </a:graphicData>
+            </a:graphic>
+          </wp:inline>
+        </w:drawing>
+      </w:r>
+    </w:p>
+    <w:p>
+      <w:pPr>
+        <w:spacing w:after="8pt" w:line="12pt" w:lineRule="auto"/>
+        <w:ind w:start="10.80pt" w:firstLine="0pt"/>
+        <w:jc w:val="center"/>
+        <w:rPr>
+          <w:rFonts w:eastAsia="Times New Roman"/>
+          <w:sz w:val="16"/>
+          <w:szCs w:val="16"/>
+          <w:lang w:val="en-IN"/>
+        </w:rPr>
+      </w:pPr>
+      <w:r>
+        <w:rPr>
+          <w:rFonts w:eastAsia="Times New Roman"/>
+          <w:sz w:val="16"/>
+          <w:szCs w:val="16"/>
+          <w:lang w:val="en-IN"/>
+        </w:rPr>
+        <w:t>Fig. 1</w:t>
+      </w:r>
+      <w:r>
+        <w:rPr>
+          <w:rFonts w:eastAsia="Times New Roman"/>
+          <w:sz w:val="16"/>
+          <w:szCs w:val="16"/>
+          <w:lang w:val="en-IN"/>
+        </w:rPr>
+        <w:t>8.</w:t>
+      </w:r>
+      <w:r>
+        <w:rPr>
+          <w:rFonts w:eastAsia="Times New Roman"/>
+          <w:sz w:val="16"/>
+          <w:szCs w:val="16"/>
+          <w:lang w:val="en-IN"/>
+        </w:rPr>
+        <w:t xml:space="preserve"> Growth Stage Timeline Prediction</w:t>
+      </w:r>
+    </w:p>
+    <w:p>
+      <w:pPr>
+        <w:spacing w:after="8pt" w:line="12pt" w:lineRule="auto"/>
+        <w:rPr>
+          <w:rFonts w:eastAsia="Times New Roman"/>
+          <w:lang w:val="en-IN"/>
+        </w:rPr>
+      </w:pPr>
+      <w:r>
+        <w:rPr>
+          <w:rFonts w:eastAsia="Times New Roman"/>
+          <w:lang w:val="en-IN"/>
+        </w:rPr>
+        <w:t>Fig. 18</w:t>
+      </w:r>
+      <w:r>
+        <w:rPr>
+          <w:rFonts w:eastAsia="Times New Roman"/>
+          <w:lang w:val="en-IN"/>
+        </w:rPr>
+        <w:t>.</w:t>
+      </w:r>
+      <w:r>
+        <w:rPr>
+          <w:rFonts w:eastAsia="Times New Roman"/>
+          <w:lang w:val="en-IN"/>
+        </w:rPr>
+        <w:t xml:space="preserve"> illustrates the predicted growth stage timeline across a 30-day cultivation cycle. The model moves sequentially from Vegetative to Flowering, Fruiting, and then to Harvest, with minor changes linked to environmental variations. The timeline shows that stage classification matches the expected crop growth patterns and demonstrates flexibility within the digital twin framework</w:t>
+      </w:r>
+      <w:r>
+        <w:rPr>
+          <w:rFonts w:eastAsia="Times New Roman"/>
+          <w:lang w:val="en-IN"/>
+        </w:rPr>
+        <w:t>.</w:t>
+      </w:r>
+    </w:p>
+    <w:p>
+      <w:pPr>
+        <w:pStyle w:val="Heading2"/>
+        <w:rPr>
+          <w:lang w:val="en-IN"/>
+        </w:rPr>
+      </w:pPr>
+      <w:r>
+        <w:rPr>
+          <w:lang w:val="en-IN"/>
+        </w:rPr>
+        <w:t>Digital Twin Response to AI-Driven Crop Intelligence</w:t>
+      </w:r>
+    </w:p>
+    <w:p>
+      <w:pPr>
+        <w:spacing w:after="0pt" w:line="12pt" w:lineRule="auto"/>
+        <w:ind w:firstLine="14.40pt"/>
+        <w:rPr>
+          <w:rFonts w:eastAsia="Times New Roman"/>
+          <w:lang w:val="en-IN" w:eastAsia="en-IN"/>
+        </w:rPr>
+      </w:pPr>
+      <w:r>
+        <w:rPr>
+          <w:rFonts w:eastAsia="Times New Roman"/>
+          <w:noProof/>
+        </w:rPr>
+        <w:drawing>
+          <wp:anchor distT="0" distB="0" distL="114300" distR="114300" simplePos="0" relativeHeight="251659776" behindDoc="0" locked="0" layoutInCell="1" allowOverlap="1" wp14:anchorId="779A93DA" wp14:editId="0E73A581">
+            <wp:simplePos x="0" y="0"/>
+            <wp:positionH relativeFrom="column">
+              <wp:posOffset>2800350</wp:posOffset>
+            </wp:positionH>
+            <wp:positionV relativeFrom="paragraph">
+              <wp:posOffset>1847850</wp:posOffset>
+            </wp:positionV>
+            <wp:extent cx="342900" cy="228600"/>
+            <wp:effectExtent l="0" t="0" r="0" b="0"/>
+            <wp:wrapNone/>
+            <wp:docPr id="5" name="Text Box 5"/>
+            <wp:cNvGraphicFramePr/>
+            <a:graphic xmlns:a="http://purl.oclc.org/ooxml/drawingml/main">
+              <a:graphicData uri="http://schemas.microsoft.com/office/word/2010/wordprocessingShape">
+                <wp:wsp>
+                  <wp:cNvSpPr txBox="1"/>
+                  <wp:spPr>
+                    <a:xfrm>
+                      <a:off x="0" y="0"/>
+                      <a:ext cx="342900" cy="228600"/>
+                    </a:xfrm>
+                    <a:prstGeom prst="rect">
+                      <a:avLst/>
+                    </a:prstGeom>
+                    <a:solidFill>
+                      <a:schemeClr val="lt1"/>
+                    </a:solidFill>
+                    <a:ln w="6350">
+                      <a:noFill/>
+                    </a:ln>
+                  </wp:spPr>
+                  <wp:txbx>
+                    <wne:txbxContent>
+                      <w:p>
+                        <w:pPr>
+                          <w:ind w:firstLine="0pt"/>
+                          <w:jc w:val="end"/>
+                          <w:rPr>
+                            <w:lang w:val="en-IN"/>
+                          </w:rPr>
+                        </w:pPr>
+                        <w:r>
+                          <w:rPr>
+                            <w:lang w:val="en-IN"/>
+                          </w:rPr>
+                          <w:t>(1)</w:t>
+                        </w:r>
+                      </w:p>
+                    </wne:txbxContent>
+                  </wp:txbx>
+                  <wp:bodyPr rot="0" spcFirstLastPara="0" vertOverflow="overflow" horzOverflow="overflow" vert="horz" wrap="square" lIns="91440" tIns="45720" rIns="91440" bIns="45720" numCol="1" spcCol="0" rtlCol="0" fromWordArt="0" anchor="t" anchorCtr="0" forceAA="0" compatLnSpc="1">
+                    <a:prstTxWarp prst="textNoShape">
+                      <a:avLst/>
+                    </a:prstTxWarp>
+                    <a:noAutofit/>
+                  </wp:bodyPr>
+                </wp:wsp>
+              </a:graphicData>
+            </a:graphic>
+          </wp:anchor>
+        </w:drawing>
+      </w:r>
+      <w:r>
+        <w:rPr>
+          <w:rFonts w:eastAsia="Times New Roman"/>
+          <w:noProof/>
+        </w:rPr>
+        <w:t>The results from the disease prediction and growth stage classification modules are not seen as separate findings. Instead, they serve as active inputs for the digital twin environment. The digital twin keeps updating its internal representation of the greenhouse state. It uses disease probability scores from the CNN-based classifier, growth stage labels from the RandomForest temporal model, and environmental risk indices from time-series analysis</w:t>
+      </w:r>
+      <w:r>
+        <w:rPr>
+          <w:rFonts w:eastAsia="Times New Roman"/>
+          <w:noProof/>
+        </w:rPr>
+        <w:t xml:space="preserve">. </w:t>
+      </w:r>
+      <w:r>
+        <w:rPr>
+          <w:rFonts w:eastAsia="Times New Roman"/>
+          <w:lang w:val="en-IN" w:eastAsia="en-IN"/>
+        </w:rPr>
+        <w:t>When the predicted disease probability exceeds predefined thresholds, the digital twin adapts its control strategy by incorporating a disease-risk penalty term into the Model Predictive Control (MPC) objective function:</w:t>
+      </w:r>
+    </w:p>
+    <w:p>
+      <w:pPr>
+        <w:spacing w:line="12pt" w:lineRule="auto"/>
+        <w:ind w:firstLine="0pt"/>
+        <w:rPr>
+          <w:rFonts w:eastAsia="Times New Roman"/>
+          <w:lang w:val="en-IN" w:eastAsia="en-IN"/>
+        </w:rPr>
+      </w:pPr>
+      <m:oMathPara>
+        <m:oMath>
+          <m:r>
+            <w:rPr>
+              <w:rFonts w:ascii="Cambria Math" w:eastAsia="Times New Roman" w:hAnsi="Cambria Math"/>
+              <w:lang w:val="en-IN" w:eastAsia="en-IN"/>
+            </w:rPr>
+            <m:t xml:space="preserve">J = </m:t>
+          </m:r>
+          <m:nary>
+            <m:naryPr>
+              <m:chr m:val="∑"/>
+              <m:ctrlPr>
+                <w:rPr>
+                  <w:rFonts w:ascii="Cambria Math" w:eastAsia="Times New Roman" w:hAnsi="Cambria Math"/>
+                  <w:i/>
+                  <w:lang w:val="en-IN" w:eastAsia="en-IN"/>
+                </w:rPr>
+              </m:ctrlPr>
+            </m:naryPr>
+            <m:sub>
+              <m:r>
+                <w:rPr>
+                  <w:rFonts w:ascii="Cambria Math" w:eastAsia="Times New Roman" w:hAnsi="Cambria Math"/>
+                  <w:lang w:val="en-IN" w:eastAsia="en-IN"/>
+                </w:rPr>
+                <m:t>k=1</m:t>
+              </m:r>
+            </m:sub>
+            <m:sup>
+              <m:r>
+                <w:rPr>
+                  <w:rFonts w:ascii="Cambria Math" w:eastAsia="Times New Roman" w:hAnsi="Cambria Math"/>
+                  <w:lang w:val="en-IN" w:eastAsia="en-IN"/>
+                </w:rPr>
+                <m:t>N</m:t>
+              </m:r>
+            </m:sup>
+            <m:e>
+              <m:d>
+                <m:dPr>
+                  <m:ctrlPr>
+                    <w:rPr>
+                      <w:rFonts w:ascii="Cambria Math" w:eastAsia="Times New Roman" w:hAnsi="Cambria Math"/>
+                      <w:i/>
+                      <w:lang w:val="en-IN" w:eastAsia="en-IN"/>
+                    </w:rPr>
+                  </m:ctrlPr>
+                </m:dPr>
+                <m:e>
+                  <m:r>
+                    <w:rPr>
+                      <w:rFonts w:ascii="Cambria Math" w:eastAsia="Times New Roman" w:hAnsi="Cambria Math"/>
+                      <w:lang w:val="en-IN" w:eastAsia="en-IN"/>
+                    </w:rPr>
+                    <m:t>α</m:t>
+                  </m:r>
+                  <m:sSub>
+                    <m:sSubPr>
+                      <m:ctrlPr>
+                        <w:rPr>
+                          <w:rFonts w:ascii="Cambria Math" w:eastAsia="Times New Roman" w:hAnsi="Cambria Math"/>
+                          <w:i/>
+                          <w:lang w:val="en-IN" w:eastAsia="en-IN"/>
+                        </w:rPr>
+                      </m:ctrlPr>
+                    </m:sSubPr>
+                    <m:e>
+                      <m:r>
+                        <w:rPr>
+                          <w:rFonts w:ascii="Cambria Math" w:eastAsia="Times New Roman" w:hAnsi="Cambria Math"/>
+                          <w:lang w:val="en-IN" w:eastAsia="en-IN"/>
+                        </w:rPr>
+                        <m:t>E</m:t>
+                      </m:r>
+                    </m:e>
+                    <m:sub>
+                      <m:r>
+                        <w:rPr>
+                          <w:rFonts w:ascii="Cambria Math" w:eastAsia="Times New Roman" w:hAnsi="Cambria Math"/>
+                          <w:lang w:val="en-IN" w:eastAsia="en-IN"/>
+                        </w:rPr>
+                        <m:t>k</m:t>
+                      </m:r>
+                    </m:sub>
+                  </m:sSub>
+                  <m:r>
+                    <w:rPr>
+                      <w:rFonts w:ascii="Cambria Math" w:eastAsia="Times New Roman" w:hAnsi="Cambria Math"/>
+                      <w:lang w:val="en-IN" w:eastAsia="en-IN"/>
+                    </w:rPr>
+                    <m:t>+ β</m:t>
+                  </m:r>
+                  <m:sSub>
+                    <m:sSubPr>
+                      <m:ctrlPr>
+                        <w:rPr>
+                          <w:rFonts w:ascii="Cambria Math" w:eastAsia="Times New Roman" w:hAnsi="Cambria Math"/>
+                          <w:i/>
+                          <w:lang w:val="en-IN" w:eastAsia="en-IN"/>
+                        </w:rPr>
+                      </m:ctrlPr>
+                    </m:sSubPr>
+                    <m:e>
+                      <m:r>
+                        <w:rPr>
+                          <w:rFonts w:ascii="Cambria Math" w:eastAsia="Times New Roman" w:hAnsi="Cambria Math"/>
+                          <w:lang w:val="en-IN" w:eastAsia="en-IN"/>
+                        </w:rPr>
+                        <m:t>R</m:t>
+                      </m:r>
+                    </m:e>
+                    <m:sub>
+                      <m:r>
+                        <w:rPr>
+                          <w:rFonts w:ascii="Cambria Math" w:eastAsia="Times New Roman" w:hAnsi="Cambria Math"/>
+                          <w:lang w:val="en-IN" w:eastAsia="en-IN"/>
+                        </w:rPr>
+                        <m:t>k</m:t>
+                      </m:r>
+                    </m:sub>
+                  </m:sSub>
+                  <m:r>
+                    <w:rPr>
+                      <w:rFonts w:ascii="Cambria Math" w:eastAsia="Times New Roman" w:hAnsi="Cambria Math"/>
+                      <w:lang w:val="en-IN" w:eastAsia="en-IN"/>
+                    </w:rPr>
+                    <m:t>+ γ</m:t>
+                  </m:r>
+                  <m:sSub>
+                    <m:sSubPr>
+                      <m:ctrlPr>
+                        <w:rPr>
+                          <w:rFonts w:ascii="Cambria Math" w:eastAsia="Times New Roman" w:hAnsi="Cambria Math"/>
+                          <w:i/>
+                          <w:lang w:val="en-IN" w:eastAsia="en-IN"/>
+                        </w:rPr>
+                      </m:ctrlPr>
+                    </m:sSubPr>
+                    <m:e>
+                      <m:r>
+                        <w:rPr>
+                          <w:rFonts w:ascii="Cambria Math" w:eastAsia="Times New Roman" w:hAnsi="Cambria Math"/>
+                          <w:lang w:val="en-IN" w:eastAsia="en-IN"/>
+                        </w:rPr>
+                        <m:t>D</m:t>
+                      </m:r>
+                    </m:e>
+                    <m:sub>
+                      <m:r>
+                        <w:rPr>
+                          <w:rFonts w:ascii="Cambria Math" w:eastAsia="Times New Roman" w:hAnsi="Cambria Math"/>
+                          <w:lang w:val="en-IN" w:eastAsia="en-IN"/>
+                        </w:rPr>
+                        <m:t>k</m:t>
+                      </m:r>
+                    </m:sub>
+                  </m:sSub>
+                </m:e>
+              </m:d>
+            </m:e>
+          </m:nary>
+        </m:oMath>
+      </m:oMathPara>
+    </w:p>
+    <w:p>
+      <w:pPr>
+        <w:spacing w:line="12pt" w:lineRule="auto"/>
+        <w:ind w:firstLine="0pt"/>
+        <w:rPr>
+          <w:rFonts w:eastAsia="Times New Roman"/>
+          <w:lang w:val="en-IN" w:eastAsia="en-IN"/>
+        </w:rPr>
+      </w:pPr>
+      <w:r>
+        <w:rPr>
+          <w:rFonts w:eastAsia="Times New Roman"/>
+          <w:lang w:val="en-IN" w:eastAsia="en-IN"/>
+        </w:rPr>
+        <w:t xml:space="preserve">      </w:t>
+      </w:r>
+      <w:r>
+        <w:rPr>
+          <w:rFonts w:eastAsia="Times New Roman"/>
+          <w:lang w:val="en-IN" w:eastAsia="en-IN"/>
+        </w:rPr>
+        <w:t>In (1)</w:t>
+      </w:r>
+      <w:r>
+        <w:rPr>
+          <w:rFonts w:eastAsia="Times New Roman"/>
+          <w:lang w:val="en-IN" w:eastAsia="en-IN"/>
+        </w:rPr>
+        <w:t xml:space="preserve"> E</w:t>
+      </w:r>
+      <w:r>
+        <w:rPr>
+          <w:rFonts w:eastAsia="Times New Roman"/>
+          <w:vertAlign w:val="subscript"/>
+          <w:lang w:val="en-IN" w:eastAsia="en-IN"/>
+        </w:rPr>
+        <w:t>k</w:t>
+      </w:r>
+      <w:r>
+        <w:rPr>
+          <w:rFonts w:eastAsia="Times New Roman"/>
+          <w:lang w:val="en-IN" w:eastAsia="en-IN"/>
+        </w:rPr>
+        <w:t xml:space="preserve"> </w:t>
+      </w:r>
+      <w:r>
+        <w:rPr>
+          <w:rFonts w:eastAsia="Times New Roman"/>
+          <w:lang w:val="en-IN" w:eastAsia="en-IN"/>
+        </w:rPr>
+        <w:t>represents environmental deviation cost, R</w:t>
+      </w:r>
+      <w:r>
+        <w:rPr>
+          <w:rFonts w:eastAsia="Times New Roman"/>
+          <w:vertAlign w:val="subscript"/>
+          <w:lang w:val="en-IN" w:eastAsia="en-IN"/>
+        </w:rPr>
+        <w:t xml:space="preserve">k </w:t>
+      </w:r>
+      <w:r>
+        <w:rPr>
+          <w:rFonts w:eastAsia="Times New Roman"/>
+          <w:lang w:val="en-IN" w:eastAsia="en-IN"/>
+        </w:rPr>
+        <w:t>​ denotes resource usage cost, D</w:t>
+      </w:r>
+      <w:r>
+        <w:rPr>
+          <w:rFonts w:eastAsia="Times New Roman"/>
+          <w:vertAlign w:val="subscript"/>
+          <w:lang w:val="en-IN" w:eastAsia="en-IN"/>
+        </w:rPr>
+        <w:t>k</w:t>
+      </w:r>
+      <w:r>
+        <w:rPr>
+          <w:rFonts w:eastAsia="Times New Roman"/>
+          <w:lang w:val="en-IN" w:eastAsia="en-IN"/>
+        </w:rPr>
+        <w:t xml:space="preserve"> corresponds to the disease risk penalty derived from CNN outputs, and α,</w:t>
+      </w:r>
+      <w:r>
+        <w:rPr>
+          <w:rFonts w:eastAsia="Times New Roman"/>
+          <w:lang w:val="en-IN" w:eastAsia="en-IN"/>
+        </w:rPr>
+        <w:t xml:space="preserve"> </w:t>
+      </w:r>
+      <w:r>
+        <w:rPr>
+          <w:rFonts w:eastAsia="Times New Roman"/>
+          <w:lang w:val="en-IN" w:eastAsia="en-IN"/>
+        </w:rPr>
+        <w:t>β,</w:t>
+      </w:r>
+      <w:r>
+        <w:rPr>
+          <w:rFonts w:eastAsia="Times New Roman"/>
+          <w:lang w:val="en-IN" w:eastAsia="en-IN"/>
+        </w:rPr>
+        <w:t xml:space="preserve"> </w:t>
+      </w:r>
+      <w:r>
+        <w:rPr>
+          <w:rFonts w:eastAsia="Times New Roman"/>
+          <w:lang w:val="en-IN" w:eastAsia="en-IN"/>
+        </w:rPr>
+        <w:t>γ are weighting coefficients that regulate the influence of each component.</w:t>
+      </w:r>
+    </w:p>
+    <w:p>
+      <w:pPr>
+        <w:spacing w:line="12pt" w:lineRule="auto"/>
+        <w:ind w:firstLine="14.40pt"/>
+        <w:rPr>
+          <w:rFonts w:eastAsia="Times New Roman"/>
+          <w:lang w:val="en-IN" w:eastAsia="en-IN"/>
+        </w:rPr>
+      </w:pPr>
+      <w:r>
+        <w:rPr>
+          <w:rFonts w:eastAsia="Times New Roman"/>
+          <w:lang w:val="en-IN" w:eastAsia="en-IN"/>
+        </w:rPr>
+        <w:t xml:space="preserve">In parallel, growth stage classification directly affects control setpoints within the digital twin. During the vegetative stage, the system allows for higher humidity levels to encourage leaf biomass growth. In the flowering stage, the system enforces stricter temperature control to maintain reproductive stability. During fruiting, the irrigation schedule is adjusted to support fruit growth and quality. In the harvest stage, the control strategy focuses on maintaining environmental stability to keep fruit firmness and post-harvest quality. This stage-aware change allows the digital twin to shift from rigid threshold-based control to </w:t>
+      </w:r>
+      <w:r>
+        <w:rPr>
+          <w:rFonts w:eastAsia="Times New Roman"/>
+          <w:lang w:val="en-IN" w:eastAsia="en-IN"/>
+        </w:rPr>
+        <w:lastRenderedPageBreak/>
+        <w:t>management that is sensitive to biological context and crop needs.</w:t>
+      </w:r>
+    </w:p>
+    <w:p>
+      <w:pPr>
+        <w:spacing w:line="12pt" w:lineRule="auto"/>
+        <w:ind w:firstLine="14.40pt"/>
+        <w:rPr>
+          <w:rFonts w:eastAsia="Times New Roman"/>
+          <w:lang w:val="en-IN" w:eastAsia="en-IN"/>
+        </w:rPr>
+      </w:pPr>
+      <w:r>
+        <w:rPr>
+          <w:rFonts w:eastAsia="Times New Roman"/>
+          <w:lang w:val="en-IN" w:eastAsia="en-IN"/>
+        </w:rPr>
+        <w:t>The integrated workflow therefore follows a structured progression: Prediction → State Update → Simulation → MPC Optimization → Controlled Action. Unlike baseline systems that merely display disease probabilities or growth labels, AgriTwin-GH operationalizes these AI outputs within the digital twin to produce measurable improvements in environmental stability and disease risk containment, as demonstrated in Fig. 11.</w:t>
+      </w:r>
+    </w:p>
+    <w:p>
+      <w:pPr>
+        <w:pStyle w:val="Heading2"/>
+      </w:pPr>
+      <w:r>
+        <w:t>Comparative Performance Evaluation</w:t>
+      </w:r>
+    </w:p>
+    <w:p>
+      <w:pPr>
+        <w:spacing w:after="8pt" w:line="12pt" w:lineRule="auto"/>
+        <w:rPr>
+          <w:rFonts w:eastAsia="Times New Roman"/>
+        </w:rPr>
+      </w:pPr>
+      <w:r>
+        <w:rPr>
+          <w:rFonts w:eastAsia="Times New Roman"/>
+        </w:rPr>
+        <w:t>This subsection presents the tabular comparison between the baseline Random Forest implementation and the optimized AgriTwin-GH model, highlighting improvements in accuracy, F1-score, precision, recall, and real-time capability.</w:t>
+      </w:r>
+    </w:p>
+    <w:p>
+      <w:pPr>
+        <w:pStyle w:val="tablehead"/>
+      </w:pPr>
+      <w:r>
+        <w:t>PERFORMANCE COMPARISON</w:t>
       </w:r>
     </w:p>
     <w:tbl>
       <w:tblPr>
-        <w:tblStyle w:val="GridTable1Light"/>
+        <w:tblStyle w:val="TableGrid"/>
         <w:tblW w:w="240.75pt" w:type="dxa"/>
         <w:tblLook w:firstRow="1" w:lastRow="0" w:firstColumn="1" w:lastColumn="0" w:noHBand="0" w:noVBand="1"/>
       </w:tblPr>
       <w:tblGrid>
-        <w:gridCol w:w="1217"/>
-        <w:gridCol w:w="1755"/>
-        <w:gridCol w:w="1843"/>
+        <w:gridCol w:w="1450"/>
+        <w:gridCol w:w="1651"/>
+        <w:gridCol w:w="1714"/>
       </w:tblGrid>
       <w:tr>
-        <w:trPr>
-          <w:cnfStyle w:firstRow="1" w:lastRow="0" w:firstColumn="0" w:lastColumn="0" w:oddVBand="0" w:evenVBand="0" w:oddHBand="0" w:evenHBand="0" w:firstRowFirstColumn="0" w:firstRowLastColumn="0" w:lastRowFirstColumn="0" w:lastRowLastColumn="0"/>
-        </w:trPr>
         <w:tc>
           <w:tcPr>
-            <w:cnfStyle w:firstRow="0" w:lastRow="0" w:firstColumn="1" w:lastColumn="0" w:oddVBand="0" w:evenVBand="0" w:oddHBand="0" w:evenHBand="0" w:firstRowFirstColumn="0" w:firstRowLastColumn="0" w:lastRowFirstColumn="0" w:lastRowLastColumn="0"/>
-            <w:tcW w:w="60.85pt" w:type="dxa"/>
+            <w:tcW w:w="72.50pt" w:type="dxa"/>
             <w:hideMark/>
           </w:tcPr>
           <w:p>
             <w:pPr>
               <w:spacing w:after="8pt"/>
-              <w:jc w:val="both"/>
               <w:rPr>
                 <w:rFonts w:eastAsia="Times New Roman"/>
+                <w:b/>
+                <w:bCs/>
                 <w:lang w:val="en-IN"/>
               </w:rPr>
             </w:pPr>
             <w:r>
               <w:rPr>
                 <w:rFonts w:eastAsia="Times New Roman"/>
+                <w:b/>
+                <w:bCs/>
                 <w:lang w:val="en-IN"/>
               </w:rPr>
               <w:t>Metric</w:t>
@@ -2561,53 +4336,50 @@
         </w:tc>
         <w:tc>
           <w:tcPr>
-            <w:tcW w:w="87.75pt" w:type="dxa"/>
+            <w:tcW w:w="82.55pt" w:type="dxa"/>
             <w:hideMark/>
           </w:tcPr>
           <w:p>
             <w:pPr>
               <w:spacing w:after="8pt"/>
-              <w:jc w:val="both"/>
-              <w:cnfStyle w:firstRow="1" w:lastRow="0" w:firstColumn="0" w:lastColumn="0" w:oddVBand="0" w:evenVBand="0" w:oddHBand="0" w:evenHBand="0" w:firstRowFirstColumn="0" w:firstRowLastColumn="0" w:lastRowFirstColumn="0" w:lastRowLastColumn="0"/>
               <w:rPr>
                 <w:rFonts w:eastAsia="Times New Roman"/>
+                <w:b/>
+                <w:bCs/>
                 <w:lang w:val="en-IN"/>
               </w:rPr>
             </w:pPr>
             <w:r>
               <w:rPr>
                 <w:rFonts w:eastAsia="Times New Roman"/>
+                <w:b/>
+                <w:bCs/>
                 <w:lang w:val="en-IN"/>
               </w:rPr>
-              <w:t>Existing System</w:t>
-            </w:r>
-            <w:r>
-              <w:rPr>
-                <w:rFonts w:eastAsia="Times New Roman"/>
-                <w:lang w:val="en-IN"/>
-              </w:rPr>
-              <w:t xml:space="preserve"> – Random Forest </w:t>
+              <w:t xml:space="preserve">Existing System – Random Forest </w:t>
             </w:r>
           </w:p>
         </w:tc>
         <w:tc>
           <w:tcPr>
-            <w:tcW w:w="92.15pt" w:type="dxa"/>
+            <w:tcW w:w="85.70pt" w:type="dxa"/>
             <w:hideMark/>
           </w:tcPr>
           <w:p>
             <w:pPr>
               <w:spacing w:after="8pt"/>
-              <w:jc w:val="both"/>
-              <w:cnfStyle w:firstRow="1" w:lastRow="0" w:firstColumn="0" w:lastColumn="0" w:oddVBand="0" w:evenVBand="0" w:oddHBand="0" w:evenHBand="0" w:firstRowFirstColumn="0" w:firstRowLastColumn="0" w:lastRowFirstColumn="0" w:lastRowLastColumn="0"/>
               <w:rPr>
                 <w:rFonts w:eastAsia="Times New Roman"/>
+                <w:b/>
+                <w:bCs/>
                 <w:lang w:val="en-IN"/>
               </w:rPr>
             </w:pPr>
             <w:r>
               <w:rPr>
                 <w:rFonts w:eastAsia="Times New Roman"/>
+                <w:b/>
+                <w:bCs/>
                 <w:lang w:val="en-IN"/>
               </w:rPr>
               <w:t>AgriTwin-GH – RandomForest (Optimized)</w:t>
@@ -2618,14 +4390,12 @@
       <w:tr>
         <w:tc>
           <w:tcPr>
-            <w:cnfStyle w:firstRow="0" w:lastRow="0" w:firstColumn="1" w:lastColumn="0" w:oddVBand="0" w:evenVBand="0" w:oddHBand="0" w:evenHBand="0" w:firstRowFirstColumn="0" w:firstRowLastColumn="0" w:lastRowFirstColumn="0" w:lastRowLastColumn="0"/>
-            <w:tcW w:w="60.85pt" w:type="dxa"/>
+            <w:tcW w:w="72.50pt" w:type="dxa"/>
             <w:hideMark/>
           </w:tcPr>
           <w:p>
             <w:pPr>
               <w:spacing w:after="8pt"/>
-              <w:jc w:val="both"/>
               <w:rPr>
                 <w:rFonts w:eastAsia="Times New Roman"/>
                 <w:lang w:val="en-IN"/>
@@ -2642,14 +4412,12 @@
         </w:tc>
         <w:tc>
           <w:tcPr>
-            <w:tcW w:w="87.75pt" w:type="dxa"/>
+            <w:tcW w:w="82.55pt" w:type="dxa"/>
             <w:hideMark/>
           </w:tcPr>
           <w:p>
             <w:pPr>
               <w:spacing w:after="8pt"/>
-              <w:jc w:val="both"/>
-              <w:cnfStyle w:firstRow="0" w:lastRow="0" w:firstColumn="0" w:lastColumn="0" w:oddVBand="0" w:evenVBand="0" w:oddHBand="0" w:evenHBand="0" w:firstRowFirstColumn="0" w:firstRowLastColumn="0" w:lastRowFirstColumn="0" w:lastRowLastColumn="0"/>
               <w:rPr>
                 <w:rFonts w:eastAsia="Times New Roman"/>
                 <w:lang w:val="en-IN"/>
@@ -2666,14 +4434,12 @@
         </w:tc>
         <w:tc>
           <w:tcPr>
-            <w:tcW w:w="92.15pt" w:type="dxa"/>
+            <w:tcW w:w="85.70pt" w:type="dxa"/>
             <w:hideMark/>
           </w:tcPr>
           <w:p>
             <w:pPr>
               <w:spacing w:after="8pt"/>
-              <w:jc w:val="both"/>
-              <w:cnfStyle w:firstRow="0" w:lastRow="0" w:firstColumn="0" w:lastColumn="0" w:oddVBand="0" w:evenVBand="0" w:oddHBand="0" w:evenHBand="0" w:firstRowFirstColumn="0" w:firstRowLastColumn="0" w:lastRowFirstColumn="0" w:lastRowLastColumn="0"/>
               <w:rPr>
                 <w:rFonts w:eastAsia="Times New Roman"/>
                 <w:lang w:val="en-IN"/>
@@ -2684,7 +4450,21 @@
                 <w:rFonts w:eastAsia="Times New Roman"/>
                 <w:lang w:val="en-IN"/>
               </w:rPr>
-              <w:t>AgriTwin-GH Time-Series Dataset (8,640 samples, engineered features)</w:t>
+              <w:t>AgriTwin-GH Time-Series Dataset (</w:t>
+            </w:r>
+            <w:r>
+              <w:rPr>
+                <w:rFonts w:eastAsia="Times New Roman"/>
+                <w:lang w:val="en-IN"/>
+              </w:rPr>
+              <w:t>4</w:t>
+            </w:r>
+            <w:r>
+              <w:rPr>
+                <w:rFonts w:eastAsia="Times New Roman"/>
+                <w:lang w:val="en-IN"/>
+              </w:rPr>
+              <w:t>,640 samples, engineered features)</w:t>
             </w:r>
           </w:p>
         </w:tc>
@@ -2692,14 +4472,12 @@
       <w:tr>
         <w:tc>
           <w:tcPr>
-            <w:cnfStyle w:firstRow="0" w:lastRow="0" w:firstColumn="1" w:lastColumn="0" w:oddVBand="0" w:evenVBand="0" w:oddHBand="0" w:evenHBand="0" w:firstRowFirstColumn="0" w:firstRowLastColumn="0" w:lastRowFirstColumn="0" w:lastRowLastColumn="0"/>
-            <w:tcW w:w="60.85pt" w:type="dxa"/>
+            <w:tcW w:w="72.50pt" w:type="dxa"/>
             <w:hideMark/>
           </w:tcPr>
           <w:p>
             <w:pPr>
               <w:spacing w:after="8pt"/>
-              <w:jc w:val="both"/>
               <w:rPr>
                 <w:rFonts w:eastAsia="Times New Roman"/>
                 <w:lang w:val="en-IN"/>
@@ -2716,14 +4494,12 @@
         </w:tc>
         <w:tc>
           <w:tcPr>
-            <w:tcW w:w="87.75pt" w:type="dxa"/>
+            <w:tcW w:w="82.55pt" w:type="dxa"/>
             <w:hideMark/>
           </w:tcPr>
           <w:p>
             <w:pPr>
               <w:spacing w:after="8pt"/>
-              <w:jc w:val="both"/>
-              <w:cnfStyle w:firstRow="0" w:lastRow="0" w:firstColumn="0" w:lastColumn="0" w:oddVBand="0" w:evenVBand="0" w:oddHBand="0" w:evenHBand="0" w:firstRowFirstColumn="0" w:firstRowLastColumn="0" w:lastRowFirstColumn="0" w:lastRowLastColumn="0"/>
               <w:rPr>
                 <w:rFonts w:eastAsia="Times New Roman"/>
                 <w:lang w:val="en-IN"/>
@@ -2740,14 +4516,12 @@
         </w:tc>
         <w:tc>
           <w:tcPr>
-            <w:tcW w:w="92.15pt" w:type="dxa"/>
+            <w:tcW w:w="85.70pt" w:type="dxa"/>
             <w:hideMark/>
           </w:tcPr>
           <w:p>
             <w:pPr>
               <w:spacing w:after="8pt"/>
-              <w:jc w:val="both"/>
-              <w:cnfStyle w:firstRow="0" w:lastRow="0" w:firstColumn="0" w:lastColumn="0" w:oddVBand="0" w:evenVBand="0" w:oddHBand="0" w:evenHBand="0" w:firstRowFirstColumn="0" w:firstRowLastColumn="0" w:lastRowFirstColumn="0" w:lastRowLastColumn="0"/>
               <w:rPr>
                 <w:rFonts w:eastAsia="Times New Roman"/>
                 <w:lang w:val="en-IN"/>
@@ -2766,14 +4540,12 @@
       <w:tr>
         <w:tc>
           <w:tcPr>
-            <w:cnfStyle w:firstRow="0" w:lastRow="0" w:firstColumn="1" w:lastColumn="0" w:oddVBand="0" w:evenVBand="0" w:oddHBand="0" w:evenHBand="0" w:firstRowFirstColumn="0" w:firstRowLastColumn="0" w:lastRowFirstColumn="0" w:lastRowLastColumn="0"/>
-            <w:tcW w:w="60.85pt" w:type="dxa"/>
+            <w:tcW w:w="72.50pt" w:type="dxa"/>
             <w:hideMark/>
           </w:tcPr>
           <w:p>
             <w:pPr>
               <w:spacing w:after="8pt"/>
-              <w:jc w:val="both"/>
               <w:rPr>
                 <w:rFonts w:eastAsia="Times New Roman"/>
                 <w:lang w:val="en-IN"/>
@@ -2790,14 +4562,12 @@
         </w:tc>
         <w:tc>
           <w:tcPr>
-            <w:tcW w:w="87.75pt" w:type="dxa"/>
+            <w:tcW w:w="82.55pt" w:type="dxa"/>
             <w:hideMark/>
           </w:tcPr>
           <w:p>
             <w:pPr>
               <w:spacing w:after="8pt"/>
-              <w:jc w:val="both"/>
-              <w:cnfStyle w:firstRow="0" w:lastRow="0" w:firstColumn="0" w:lastColumn="0" w:oddVBand="0" w:evenVBand="0" w:oddHBand="0" w:evenHBand="0" w:firstRowFirstColumn="0" w:firstRowLastColumn="0" w:lastRowFirstColumn="0" w:lastRowLastColumn="0"/>
               <w:rPr>
                 <w:rFonts w:eastAsia="Times New Roman"/>
                 <w:lang w:val="en-IN"/>
@@ -2814,14 +4584,12 @@
         </w:tc>
         <w:tc>
           <w:tcPr>
-            <w:tcW w:w="92.15pt" w:type="dxa"/>
+            <w:tcW w:w="85.70pt" w:type="dxa"/>
             <w:hideMark/>
           </w:tcPr>
           <w:p>
             <w:pPr>
               <w:spacing w:after="8pt"/>
-              <w:jc w:val="both"/>
-              <w:cnfStyle w:firstRow="0" w:lastRow="0" w:firstColumn="0" w:lastColumn="0" w:oddVBand="0" w:evenVBand="0" w:oddHBand="0" w:evenHBand="0" w:firstRowFirstColumn="0" w:firstRowLastColumn="0" w:lastRowFirstColumn="0" w:lastRowLastColumn="0"/>
               <w:rPr>
                 <w:rFonts w:eastAsia="Times New Roman"/>
                 <w:lang w:val="en-IN"/>
@@ -2840,14 +4608,12 @@
       <w:tr>
         <w:tc>
           <w:tcPr>
-            <w:cnfStyle w:firstRow="0" w:lastRow="0" w:firstColumn="1" w:lastColumn="0" w:oddVBand="0" w:evenVBand="0" w:oddHBand="0" w:evenHBand="0" w:firstRowFirstColumn="0" w:firstRowLastColumn="0" w:lastRowFirstColumn="0" w:lastRowLastColumn="0"/>
-            <w:tcW w:w="60.85pt" w:type="dxa"/>
+            <w:tcW w:w="72.50pt" w:type="dxa"/>
             <w:hideMark/>
           </w:tcPr>
           <w:p>
             <w:pPr>
               <w:spacing w:after="8pt"/>
-              <w:jc w:val="both"/>
               <w:rPr>
                 <w:rFonts w:eastAsia="Times New Roman"/>
                 <w:lang w:val="en-IN"/>
@@ -2864,14 +4630,12 @@
         </w:tc>
         <w:tc>
           <w:tcPr>
-            <w:tcW w:w="87.75pt" w:type="dxa"/>
+            <w:tcW w:w="82.55pt" w:type="dxa"/>
             <w:hideMark/>
           </w:tcPr>
           <w:p>
             <w:pPr>
               <w:spacing w:after="8pt"/>
-              <w:jc w:val="both"/>
-              <w:cnfStyle w:firstRow="0" w:lastRow="0" w:firstColumn="0" w:lastColumn="0" w:oddVBand="0" w:evenVBand="0" w:oddHBand="0" w:evenHBand="0" w:firstRowFirstColumn="0" w:firstRowLastColumn="0" w:lastRowFirstColumn="0" w:lastRowLastColumn="0"/>
               <w:rPr>
                 <w:rFonts w:eastAsia="Times New Roman"/>
                 <w:lang w:val="en-IN"/>
@@ -2888,14 +4652,12 @@
         </w:tc>
         <w:tc>
           <w:tcPr>
-            <w:tcW w:w="92.15pt" w:type="dxa"/>
+            <w:tcW w:w="85.70pt" w:type="dxa"/>
             <w:hideMark/>
           </w:tcPr>
           <w:p>
             <w:pPr>
               <w:spacing w:after="8pt"/>
-              <w:jc w:val="both"/>
-              <w:cnfStyle w:firstRow="0" w:lastRow="0" w:firstColumn="0" w:lastColumn="0" w:oddVBand="0" w:evenVBand="0" w:oddHBand="0" w:evenHBand="0" w:firstRowFirstColumn="0" w:firstRowLastColumn="0" w:lastRowFirstColumn="0" w:lastRowLastColumn="0"/>
               <w:rPr>
                 <w:rFonts w:eastAsia="Times New Roman"/>
                 <w:lang w:val="en-IN"/>
@@ -2914,14 +4676,12 @@
       <w:tr>
         <w:tc>
           <w:tcPr>
-            <w:cnfStyle w:firstRow="0" w:lastRow="0" w:firstColumn="1" w:lastColumn="0" w:oddVBand="0" w:evenVBand="0" w:oddHBand="0" w:evenHBand="0" w:firstRowFirstColumn="0" w:firstRowLastColumn="0" w:lastRowFirstColumn="0" w:lastRowLastColumn="0"/>
-            <w:tcW w:w="60.85pt" w:type="dxa"/>
+            <w:tcW w:w="72.50pt" w:type="dxa"/>
             <w:hideMark/>
           </w:tcPr>
           <w:p>
             <w:pPr>
               <w:spacing w:after="8pt"/>
-              <w:jc w:val="both"/>
               <w:rPr>
                 <w:rFonts w:eastAsia="Times New Roman"/>
                 <w:lang w:val="en-IN"/>
@@ -2938,14 +4698,12 @@
         </w:tc>
         <w:tc>
           <w:tcPr>
-            <w:tcW w:w="87.75pt" w:type="dxa"/>
+            <w:tcW w:w="82.55pt" w:type="dxa"/>
             <w:hideMark/>
           </w:tcPr>
           <w:p>
             <w:pPr>
               <w:spacing w:after="8pt"/>
-              <w:jc w:val="both"/>
-              <w:cnfStyle w:firstRow="0" w:lastRow="0" w:firstColumn="0" w:lastColumn="0" w:oddVBand="0" w:evenVBand="0" w:oddHBand="0" w:evenHBand="0" w:firstRowFirstColumn="0" w:firstRowLastColumn="0" w:lastRowFirstColumn="0" w:lastRowLastColumn="0"/>
               <w:rPr>
                 <w:rFonts w:eastAsia="Times New Roman"/>
                 <w:lang w:val="en-IN"/>
@@ -2962,14 +4720,176 @@
         </w:tc>
         <w:tc>
           <w:tcPr>
-            <w:tcW w:w="92.15pt" w:type="dxa"/>
+            <w:tcW w:w="85.70pt" w:type="dxa"/>
             <w:hideMark/>
           </w:tcPr>
           <w:p>
             <w:pPr>
               <w:spacing w:after="8pt"/>
-              <w:jc w:val="both"/>
-              <w:cnfStyle w:firstRow="0" w:lastRow="0" w:firstColumn="0" w:lastColumn="0" w:oddVBand="0" w:evenVBand="0" w:oddHBand="0" w:evenHBand="0" w:firstRowFirstColumn="0" w:firstRowLastColumn="0" w:lastRowFirstColumn="0" w:lastRowLastColumn="0"/>
+              <w:rPr>
+                <w:rFonts w:eastAsia="Times New Roman"/>
+                <w:lang w:val="en-IN"/>
+              </w:rPr>
+            </w:pPr>
+            <w:r>
+              <w:rPr>
+                <w:rFonts w:eastAsia="Times New Roman"/>
+                <w:lang w:val="en-IN"/>
+              </w:rPr>
+              <w:t>0.9</w:t>
+            </w:r>
+            <w:r>
+              <w:rPr>
+                <w:rFonts w:eastAsia="Times New Roman"/>
+                <w:lang w:val="en-IN"/>
+              </w:rPr>
+              <w:t>8</w:t>
+            </w:r>
+            <w:r>
+              <w:rPr>
+                <w:rFonts w:eastAsia="Times New Roman"/>
+                <w:lang w:val="en-IN"/>
+              </w:rPr>
+              <w:t xml:space="preserve"> (Stage) / 0.9</w:t>
+            </w:r>
+            <w:r>
+              <w:rPr>
+                <w:rFonts w:eastAsia="Times New Roman"/>
+                <w:lang w:val="en-IN"/>
+              </w:rPr>
+              <w:t>7</w:t>
+            </w:r>
+            <w:r>
+              <w:rPr>
+                <w:rFonts w:eastAsia="Times New Roman"/>
+                <w:lang w:val="en-IN"/>
+              </w:rPr>
+              <w:t xml:space="preserve"> (Disease Risk)</w:t>
+            </w:r>
+          </w:p>
+        </w:tc>
+      </w:tr>
+      <w:tr>
+        <w:tc>
+          <w:tcPr>
+            <w:tcW w:w="72.50pt" w:type="dxa"/>
+            <w:hideMark/>
+          </w:tcPr>
+          <w:p>
+            <w:pPr>
+              <w:spacing w:after="8pt"/>
+              <w:rPr>
+                <w:rFonts w:eastAsia="Times New Roman"/>
+                <w:lang w:val="en-IN"/>
+              </w:rPr>
+            </w:pPr>
+            <w:r>
+              <w:rPr>
+                <w:rFonts w:eastAsia="Times New Roman"/>
+                <w:lang w:val="en-IN"/>
+              </w:rPr>
+              <w:t>F1 Score</w:t>
+            </w:r>
+          </w:p>
+        </w:tc>
+        <w:tc>
+          <w:tcPr>
+            <w:tcW w:w="82.55pt" w:type="dxa"/>
+            <w:hideMark/>
+          </w:tcPr>
+          <w:p>
+            <w:pPr>
+              <w:spacing w:after="8pt"/>
+              <w:rPr>
+                <w:rFonts w:eastAsia="Times New Roman"/>
+                <w:lang w:val="en-IN"/>
+              </w:rPr>
+            </w:pPr>
+            <w:r>
+              <w:rPr>
+                <w:rFonts w:eastAsia="Times New Roman"/>
+                <w:lang w:val="en-IN"/>
+              </w:rPr>
+              <w:t>0.950 (practical equivalent to high accuracy RF)</w:t>
+            </w:r>
+          </w:p>
+        </w:tc>
+        <w:tc>
+          <w:tcPr>
+            <w:tcW w:w="85.70pt" w:type="dxa"/>
+            <w:hideMark/>
+          </w:tcPr>
+          <w:p>
+            <w:pPr>
+              <w:spacing w:after="8pt"/>
+              <w:rPr>
+                <w:rFonts w:eastAsia="Times New Roman"/>
+                <w:lang w:val="en-IN"/>
+              </w:rPr>
+            </w:pPr>
+            <w:r>
+              <w:rPr>
+                <w:rFonts w:eastAsia="Times New Roman"/>
+                <w:lang w:val="en-IN"/>
+              </w:rPr>
+              <w:t>0.96 (Stage) / 0.93 (Disease Risk)</w:t>
+            </w:r>
+          </w:p>
+        </w:tc>
+      </w:tr>
+      <w:tr>
+        <w:tc>
+          <w:tcPr>
+            <w:tcW w:w="72.50pt" w:type="dxa"/>
+            <w:hideMark/>
+          </w:tcPr>
+          <w:p>
+            <w:pPr>
+              <w:spacing w:after="8pt"/>
+              <w:rPr>
+                <w:rFonts w:eastAsia="Times New Roman"/>
+                <w:lang w:val="en-IN"/>
+              </w:rPr>
+            </w:pPr>
+            <w:r>
+              <w:rPr>
+                <w:rFonts w:eastAsia="Times New Roman"/>
+                <w:lang w:val="en-IN"/>
+              </w:rPr>
+              <w:t>Precision</w:t>
+            </w:r>
+          </w:p>
+        </w:tc>
+        <w:tc>
+          <w:tcPr>
+            <w:tcW w:w="82.55pt" w:type="dxa"/>
+            <w:hideMark/>
+          </w:tcPr>
+          <w:p>
+            <w:pPr>
+              <w:spacing w:after="8pt"/>
+              <w:rPr>
+                <w:rFonts w:eastAsia="Times New Roman"/>
+                <w:lang w:val="en-IN"/>
+              </w:rPr>
+            </w:pPr>
+            <w:r>
+              <w:rPr>
+                <w:rFonts w:eastAsia="Times New Roman"/>
+                <w:lang w:val="en-IN"/>
+              </w:rPr>
+              <w:t>0.960</w:t>
+            </w:r>
+          </w:p>
+        </w:tc>
+        <w:tc>
+          <w:tcPr>
+            <w:tcW w:w="85.70pt" w:type="dxa"/>
+            <w:hideMark/>
+          </w:tcPr>
+          <w:p>
+            <w:pPr>
+              <w:spacing w:after="8pt"/>
               <w:rPr>
                 <w:rFonts w:eastAsia="Times New Roman"/>
                 <w:lang w:val="en-IN"/>
@@ -2988,14 +4908,12 @@
       <w:tr>
         <w:tc>
           <w:tcPr>
-            <w:cnfStyle w:firstRow="0" w:lastRow="0" w:firstColumn="1" w:lastColumn="0" w:oddVBand="0" w:evenVBand="0" w:oddHBand="0" w:evenHBand="0" w:firstRowFirstColumn="0" w:firstRowLastColumn="0" w:lastRowFirstColumn="0" w:lastRowLastColumn="0"/>
-            <w:tcW w:w="60.85pt" w:type="dxa"/>
+            <w:tcW w:w="72.50pt" w:type="dxa"/>
             <w:hideMark/>
           </w:tcPr>
           <w:p>
             <w:pPr>
               <w:spacing w:after="8pt"/>
-              <w:jc w:val="both"/>
               <w:rPr>
                 <w:rFonts w:eastAsia="Times New Roman"/>
                 <w:lang w:val="en-IN"/>
@@ -3006,20 +4924,18 @@
                 <w:rFonts w:eastAsia="Times New Roman"/>
                 <w:lang w:val="en-IN"/>
               </w:rPr>
-              <w:t>F1 Score</w:t>
+              <w:t>Recall</w:t>
             </w:r>
           </w:p>
         </w:tc>
         <w:tc>
           <w:tcPr>
-            <w:tcW w:w="87.75pt" w:type="dxa"/>
+            <w:tcW w:w="82.55pt" w:type="dxa"/>
             <w:hideMark/>
           </w:tcPr>
           <w:p>
             <w:pPr>
               <w:spacing w:after="8pt"/>
-              <w:jc w:val="both"/>
-              <w:cnfStyle w:firstRow="0" w:lastRow="0" w:firstColumn="0" w:lastColumn="0" w:oddVBand="0" w:evenVBand="0" w:oddHBand="0" w:evenHBand="0" w:firstRowFirstColumn="0" w:firstRowLastColumn="0" w:lastRowFirstColumn="0" w:lastRowLastColumn="0"/>
               <w:rPr>
                 <w:rFonts w:eastAsia="Times New Roman"/>
                 <w:lang w:val="en-IN"/>
@@ -3030,20 +4946,18 @@
                 <w:rFonts w:eastAsia="Times New Roman"/>
                 <w:lang w:val="en-IN"/>
               </w:rPr>
-              <w:t>0.950 (practical equivalent to high accuracy RF)</w:t>
+              <w:t>0.940</w:t>
             </w:r>
           </w:p>
         </w:tc>
         <w:tc>
           <w:tcPr>
-            <w:tcW w:w="92.15pt" w:type="dxa"/>
+            <w:tcW w:w="85.70pt" w:type="dxa"/>
             <w:hideMark/>
           </w:tcPr>
           <w:p>
             <w:pPr>
               <w:spacing w:after="8pt"/>
-              <w:jc w:val="both"/>
-              <w:cnfStyle w:firstRow="0" w:lastRow="0" w:firstColumn="0" w:lastColumn="0" w:oddVBand="0" w:evenVBand="0" w:oddHBand="0" w:evenHBand="0" w:firstRowFirstColumn="0" w:firstRowLastColumn="0" w:lastRowFirstColumn="0" w:lastRowLastColumn="0"/>
               <w:rPr>
                 <w:rFonts w:eastAsia="Times New Roman"/>
                 <w:lang w:val="en-IN"/>
@@ -3062,162 +4976,12 @@
       <w:tr>
         <w:tc>
           <w:tcPr>
-            <w:cnfStyle w:firstRow="0" w:lastRow="0" w:firstColumn="1" w:lastColumn="0" w:oddVBand="0" w:evenVBand="0" w:oddHBand="0" w:evenHBand="0" w:firstRowFirstColumn="0" w:firstRowLastColumn="0" w:lastRowFirstColumn="0" w:lastRowLastColumn="0"/>
-            <w:tcW w:w="60.85pt" w:type="dxa"/>
+            <w:tcW w:w="72.50pt" w:type="dxa"/>
             <w:hideMark/>
           </w:tcPr>
           <w:p>
             <w:pPr>
               <w:spacing w:after="8pt"/>
-              <w:jc w:val="both"/>
-              <w:rPr>
-                <w:rFonts w:eastAsia="Times New Roman"/>
-                <w:lang w:val="en-IN"/>
-              </w:rPr>
-            </w:pPr>
-            <w:r>
-              <w:rPr>
-                <w:rFonts w:eastAsia="Times New Roman"/>
-                <w:lang w:val="en-IN"/>
-              </w:rPr>
-              <w:t>Precision</w:t>
-            </w:r>
-          </w:p>
-        </w:tc>
-        <w:tc>
-          <w:tcPr>
-            <w:tcW w:w="87.75pt" w:type="dxa"/>
-            <w:hideMark/>
-          </w:tcPr>
-          <w:p>
-            <w:pPr>
-              <w:spacing w:after="8pt"/>
-              <w:jc w:val="both"/>
-              <w:cnfStyle w:firstRow="0" w:lastRow="0" w:firstColumn="0" w:lastColumn="0" w:oddVBand="0" w:evenVBand="0" w:oddHBand="0" w:evenHBand="0" w:firstRowFirstColumn="0" w:firstRowLastColumn="0" w:lastRowFirstColumn="0" w:lastRowLastColumn="0"/>
-              <w:rPr>
-                <w:rFonts w:eastAsia="Times New Roman"/>
-                <w:lang w:val="en-IN"/>
-              </w:rPr>
-            </w:pPr>
-            <w:r>
-              <w:rPr>
-                <w:rFonts w:eastAsia="Times New Roman"/>
-                <w:lang w:val="en-IN"/>
-              </w:rPr>
-              <w:t>0.960</w:t>
-            </w:r>
-          </w:p>
-        </w:tc>
-        <w:tc>
-          <w:tcPr>
-            <w:tcW w:w="92.15pt" w:type="dxa"/>
-            <w:hideMark/>
-          </w:tcPr>
-          <w:p>
-            <w:pPr>
-              <w:spacing w:after="8pt"/>
-              <w:jc w:val="both"/>
-              <w:cnfStyle w:firstRow="0" w:lastRow="0" w:firstColumn="0" w:lastColumn="0" w:oddVBand="0" w:evenVBand="0" w:oddHBand="0" w:evenHBand="0" w:firstRowFirstColumn="0" w:firstRowLastColumn="0" w:lastRowFirstColumn="0" w:lastRowLastColumn="0"/>
-              <w:rPr>
-                <w:rFonts w:eastAsia="Times New Roman"/>
-                <w:lang w:val="en-IN"/>
-              </w:rPr>
-            </w:pPr>
-            <w:r>
-              <w:rPr>
-                <w:rFonts w:eastAsia="Times New Roman"/>
-                <w:lang w:val="en-IN"/>
-              </w:rPr>
-              <w:t>0.97 (Stage) / 0.94 (Disease Risk)</w:t>
-            </w:r>
-          </w:p>
-        </w:tc>
-      </w:tr>
-      <w:tr>
-        <w:tc>
-          <w:tcPr>
-            <w:cnfStyle w:firstRow="0" w:lastRow="0" w:firstColumn="1" w:lastColumn="0" w:oddVBand="0" w:evenVBand="0" w:oddHBand="0" w:evenHBand="0" w:firstRowFirstColumn="0" w:firstRowLastColumn="0" w:lastRowFirstColumn="0" w:lastRowLastColumn="0"/>
-            <w:tcW w:w="60.85pt" w:type="dxa"/>
-            <w:hideMark/>
-          </w:tcPr>
-          <w:p>
-            <w:pPr>
-              <w:spacing w:after="8pt"/>
-              <w:jc w:val="both"/>
-              <w:rPr>
-                <w:rFonts w:eastAsia="Times New Roman"/>
-                <w:lang w:val="en-IN"/>
-              </w:rPr>
-            </w:pPr>
-            <w:r>
-              <w:rPr>
-                <w:rFonts w:eastAsia="Times New Roman"/>
-                <w:lang w:val="en-IN"/>
-              </w:rPr>
-              <w:t>Recall</w:t>
-            </w:r>
-          </w:p>
-        </w:tc>
-        <w:tc>
-          <w:tcPr>
-            <w:tcW w:w="87.75pt" w:type="dxa"/>
-            <w:hideMark/>
-          </w:tcPr>
-          <w:p>
-            <w:pPr>
-              <w:spacing w:after="8pt"/>
-              <w:jc w:val="both"/>
-              <w:cnfStyle w:firstRow="0" w:lastRow="0" w:firstColumn="0" w:lastColumn="0" w:oddVBand="0" w:evenVBand="0" w:oddHBand="0" w:evenHBand="0" w:firstRowFirstColumn="0" w:firstRowLastColumn="0" w:lastRowFirstColumn="0" w:lastRowLastColumn="0"/>
-              <w:rPr>
-                <w:rFonts w:eastAsia="Times New Roman"/>
-                <w:lang w:val="en-IN"/>
-              </w:rPr>
-            </w:pPr>
-            <w:r>
-              <w:rPr>
-                <w:rFonts w:eastAsia="Times New Roman"/>
-                <w:lang w:val="en-IN"/>
-              </w:rPr>
-              <w:t>0.940</w:t>
-            </w:r>
-          </w:p>
-        </w:tc>
-        <w:tc>
-          <w:tcPr>
-            <w:tcW w:w="92.15pt" w:type="dxa"/>
-            <w:hideMark/>
-          </w:tcPr>
-          <w:p>
-            <w:pPr>
-              <w:spacing w:after="8pt"/>
-              <w:jc w:val="both"/>
-              <w:cnfStyle w:firstRow="0" w:lastRow="0" w:firstColumn="0" w:lastColumn="0" w:oddVBand="0" w:evenVBand="0" w:oddHBand="0" w:evenHBand="0" w:firstRowFirstColumn="0" w:firstRowLastColumn="0" w:lastRowFirstColumn="0" w:lastRowLastColumn="0"/>
-              <w:rPr>
-                <w:rFonts w:eastAsia="Times New Roman"/>
-                <w:lang w:val="en-IN"/>
-              </w:rPr>
-            </w:pPr>
-            <w:r>
-              <w:rPr>
-                <w:rFonts w:eastAsia="Times New Roman"/>
-                <w:lang w:val="en-IN"/>
-              </w:rPr>
-              <w:t>0.96 (Stage) / 0.93 (Disease Risk)</w:t>
-            </w:r>
-          </w:p>
-        </w:tc>
-      </w:tr>
-      <w:tr>
-        <w:tc>
-          <w:tcPr>
-            <w:cnfStyle w:firstRow="0" w:lastRow="0" w:firstColumn="1" w:lastColumn="0" w:oddVBand="0" w:evenVBand="0" w:oddHBand="0" w:evenHBand="0" w:firstRowFirstColumn="0" w:firstRowLastColumn="0" w:lastRowFirstColumn="0" w:lastRowLastColumn="0"/>
-            <w:tcW w:w="60.85pt" w:type="dxa"/>
-            <w:hideMark/>
-          </w:tcPr>
-          <w:p>
-            <w:pPr>
-              <w:spacing w:after="8pt"/>
-              <w:jc w:val="both"/>
               <w:rPr>
                 <w:rFonts w:eastAsia="Times New Roman"/>
                 <w:lang w:val="en-IN"/>
@@ -3234,14 +4998,12 @@
         </w:tc>
         <w:tc>
           <w:tcPr>
-            <w:tcW w:w="87.75pt" w:type="dxa"/>
+            <w:tcW w:w="82.55pt" w:type="dxa"/>
             <w:hideMark/>
           </w:tcPr>
           <w:p>
             <w:pPr>
               <w:spacing w:after="8pt"/>
-              <w:jc w:val="both"/>
-              <w:cnfStyle w:firstRow="0" w:lastRow="0" w:firstColumn="0" w:lastColumn="0" w:oddVBand="0" w:evenVBand="0" w:oddHBand="0" w:evenHBand="0" w:firstRowFirstColumn="0" w:firstRowLastColumn="0" w:lastRowFirstColumn="0" w:lastRowLastColumn="0"/>
               <w:rPr>
                 <w:rFonts w:eastAsia="Times New Roman"/>
                 <w:lang w:val="en-IN"/>
@@ -3258,14 +5020,12 @@
         </w:tc>
         <w:tc>
           <w:tcPr>
-            <w:tcW w:w="92.15pt" w:type="dxa"/>
+            <w:tcW w:w="85.70pt" w:type="dxa"/>
             <w:hideMark/>
           </w:tcPr>
           <w:p>
             <w:pPr>
               <w:spacing w:after="8pt"/>
-              <w:jc w:val="both"/>
-              <w:cnfStyle w:firstRow="0" w:lastRow="0" w:firstColumn="0" w:lastColumn="0" w:oddVBand="0" w:evenVBand="0" w:oddHBand="0" w:evenHBand="0" w:firstRowFirstColumn="0" w:firstRowLastColumn="0" w:lastRowFirstColumn="0" w:lastRowLastColumn="0"/>
               <w:rPr>
                 <w:rFonts w:eastAsia="Times New Roman"/>
                 <w:lang w:val="en-IN"/>
@@ -3291,14 +5051,12 @@
       <w:tr>
         <w:tc>
           <w:tcPr>
-            <w:cnfStyle w:firstRow="0" w:lastRow="0" w:firstColumn="1" w:lastColumn="0" w:oddVBand="0" w:evenVBand="0" w:oddHBand="0" w:evenHBand="0" w:firstRowFirstColumn="0" w:firstRowLastColumn="0" w:lastRowFirstColumn="0" w:lastRowLastColumn="0"/>
-            <w:tcW w:w="60.85pt" w:type="dxa"/>
+            <w:tcW w:w="72.50pt" w:type="dxa"/>
             <w:hideMark/>
           </w:tcPr>
           <w:p>
             <w:pPr>
               <w:spacing w:after="8pt"/>
-              <w:jc w:val="both"/>
               <w:rPr>
                 <w:rFonts w:eastAsia="Times New Roman"/>
                 <w:lang w:val="en-IN"/>
@@ -3315,14 +5073,12 @@
         </w:tc>
         <w:tc>
           <w:tcPr>
-            <w:tcW w:w="87.75pt" w:type="dxa"/>
+            <w:tcW w:w="82.55pt" w:type="dxa"/>
             <w:hideMark/>
           </w:tcPr>
           <w:p>
             <w:pPr>
               <w:spacing w:after="8pt"/>
-              <w:jc w:val="both"/>
-              <w:cnfStyle w:firstRow="0" w:lastRow="0" w:firstColumn="0" w:lastColumn="0" w:oddVBand="0" w:evenVBand="0" w:oddHBand="0" w:evenHBand="0" w:firstRowFirstColumn="0" w:firstRowLastColumn="0" w:lastRowFirstColumn="0" w:lastRowLastColumn="0"/>
               <w:rPr>
                 <w:rFonts w:eastAsia="Times New Roman"/>
                 <w:lang w:val="en-IN"/>
@@ -3339,14 +5095,12 @@
         </w:tc>
         <w:tc>
           <w:tcPr>
-            <w:tcW w:w="92.15pt" w:type="dxa"/>
+            <w:tcW w:w="85.70pt" w:type="dxa"/>
             <w:hideMark/>
           </w:tcPr>
           <w:p>
             <w:pPr>
               <w:spacing w:after="8pt"/>
-              <w:jc w:val="both"/>
-              <w:cnfStyle w:firstRow="0" w:lastRow="0" w:firstColumn="0" w:lastColumn="0" w:oddVBand="0" w:evenVBand="0" w:oddHBand="0" w:evenHBand="0" w:firstRowFirstColumn="0" w:firstRowLastColumn="0" w:lastRowFirstColumn="0" w:lastRowLastColumn="0"/>
               <w:rPr>
                 <w:rFonts w:eastAsia="Times New Roman"/>
                 <w:lang w:val="en-IN"/>
@@ -3379,14 +5133,12 @@
       <w:tr>
         <w:tc>
           <w:tcPr>
-            <w:cnfStyle w:firstRow="0" w:lastRow="0" w:firstColumn="1" w:lastColumn="0" w:oddVBand="0" w:evenVBand="0" w:oddHBand="0" w:evenHBand="0" w:firstRowFirstColumn="0" w:firstRowLastColumn="0" w:lastRowFirstColumn="0" w:lastRowLastColumn="0"/>
-            <w:tcW w:w="60.85pt" w:type="dxa"/>
+            <w:tcW w:w="72.50pt" w:type="dxa"/>
             <w:hideMark/>
           </w:tcPr>
           <w:p>
             <w:pPr>
               <w:spacing w:after="8pt"/>
-              <w:jc w:val="both"/>
               <w:rPr>
                 <w:rFonts w:eastAsia="Times New Roman"/>
                 <w:lang w:val="en-IN"/>
@@ -3403,14 +5155,12 @@
         </w:tc>
         <w:tc>
           <w:tcPr>
-            <w:tcW w:w="87.75pt" w:type="dxa"/>
+            <w:tcW w:w="82.55pt" w:type="dxa"/>
             <w:hideMark/>
           </w:tcPr>
           <w:p>
             <w:pPr>
               <w:spacing w:after="8pt"/>
-              <w:jc w:val="both"/>
-              <w:cnfStyle w:firstRow="0" w:lastRow="0" w:firstColumn="0" w:lastColumn="0" w:oddVBand="0" w:evenVBand="0" w:oddHBand="0" w:evenHBand="0" w:firstRowFirstColumn="0" w:firstRowLastColumn="0" w:lastRowFirstColumn="0" w:lastRowLastColumn="0"/>
               <w:rPr>
                 <w:rFonts w:eastAsia="Times New Roman"/>
                 <w:lang w:val="en-IN"/>
@@ -3427,14 +5177,12 @@
         </w:tc>
         <w:tc>
           <w:tcPr>
-            <w:tcW w:w="92.15pt" w:type="dxa"/>
+            <w:tcW w:w="85.70pt" w:type="dxa"/>
             <w:hideMark/>
           </w:tcPr>
           <w:p>
             <w:pPr>
               <w:spacing w:after="8pt"/>
-              <w:jc w:val="both"/>
-              <w:cnfStyle w:firstRow="0" w:lastRow="0" w:firstColumn="0" w:lastColumn="0" w:oddVBand="0" w:evenVBand="0" w:oddHBand="0" w:evenHBand="0" w:firstRowFirstColumn="0" w:firstRowLastColumn="0" w:lastRowFirstColumn="0" w:lastRowLastColumn="0"/>
               <w:rPr>
                 <w:rFonts w:eastAsia="Times New Roman"/>
                 <w:lang w:val="en-IN"/>
@@ -3453,14 +5201,12 @@
       <w:tr>
         <w:tc>
           <w:tcPr>
-            <w:cnfStyle w:firstRow="0" w:lastRow="0" w:firstColumn="1" w:lastColumn="0" w:oddVBand="0" w:evenVBand="0" w:oddHBand="0" w:evenHBand="0" w:firstRowFirstColumn="0" w:firstRowLastColumn="0" w:lastRowFirstColumn="0" w:lastRowLastColumn="0"/>
-            <w:tcW w:w="60.85pt" w:type="dxa"/>
+            <w:tcW w:w="72.50pt" w:type="dxa"/>
             <w:hideMark/>
           </w:tcPr>
           <w:p>
             <w:pPr>
               <w:spacing w:after="8pt"/>
-              <w:jc w:val="both"/>
               <w:rPr>
                 <w:rFonts w:eastAsia="Times New Roman"/>
                 <w:lang w:val="en-IN"/>
@@ -3477,14 +5223,12 @@
         </w:tc>
         <w:tc>
           <w:tcPr>
-            <w:tcW w:w="87.75pt" w:type="dxa"/>
+            <w:tcW w:w="82.55pt" w:type="dxa"/>
             <w:hideMark/>
           </w:tcPr>
           <w:p>
             <w:pPr>
               <w:spacing w:after="8pt"/>
-              <w:jc w:val="both"/>
-              <w:cnfStyle w:firstRow="0" w:lastRow="0" w:firstColumn="0" w:lastColumn="0" w:oddVBand="0" w:evenVBand="0" w:oddHBand="0" w:evenHBand="0" w:firstRowFirstColumn="0" w:firstRowLastColumn="0" w:lastRowFirstColumn="0" w:lastRowLastColumn="0"/>
               <w:rPr>
                 <w:rFonts w:eastAsia="Times New Roman"/>
                 <w:lang w:val="en-IN"/>
@@ -3501,14 +5245,12 @@
         </w:tc>
         <w:tc>
           <w:tcPr>
-            <w:tcW w:w="92.15pt" w:type="dxa"/>
+            <w:tcW w:w="85.70pt" w:type="dxa"/>
             <w:hideMark/>
           </w:tcPr>
           <w:p>
             <w:pPr>
               <w:spacing w:after="8pt"/>
-              <w:jc w:val="both"/>
-              <w:cnfStyle w:firstRow="0" w:lastRow="0" w:firstColumn="0" w:lastColumn="0" w:oddVBand="0" w:evenVBand="0" w:oddHBand="0" w:evenHBand="0" w:firstRowFirstColumn="0" w:firstRowLastColumn="0" w:lastRowFirstColumn="0" w:lastRowLastColumn="0"/>
               <w:rPr>
                 <w:rFonts w:eastAsia="Times New Roman"/>
                 <w:lang w:val="en-IN"/>
@@ -3527,256 +5269,251 @@
     </w:tbl>
     <w:p>
       <w:pPr>
-        <w:spacing w:before="12pt" w:after="8pt" w:line="13.80pt" w:lineRule="auto"/>
-        <w:jc w:val="both"/>
-        <w:rPr>
-          <w:rFonts w:eastAsia="Times New Roman"/>
-          <w:lang w:val="en-IN"/>
-        </w:rPr>
-      </w:pPr>
-      <w:r>
-        <w:rPr>
-          <w:rFonts w:eastAsia="Times New Roman"/>
-        </w:rPr>
-        <w:t>The t</w:t>
-      </w:r>
-      <w:r>
-        <w:rPr>
-          <w:rFonts w:eastAsia="Times New Roman"/>
-        </w:rPr>
-        <w:t xml:space="preserve">able presents a comparative analysis between the Random Forest implementation in </w:t>
-      </w:r>
-      <w:r>
-        <w:rPr>
-          <w:rFonts w:eastAsia="Times New Roman"/>
-        </w:rPr>
-        <w:t>existing system</w:t>
-      </w:r>
-      <w:r>
-        <w:rPr>
-          <w:rFonts w:eastAsia="Times New Roman"/>
-        </w:rPr>
-        <w:t xml:space="preserve"> and the optimized RandomForest model employed in AgriTwin-GH. </w:t>
-      </w:r>
-      <w:r>
-        <w:rPr>
-          <w:rFonts w:eastAsia="Times New Roman"/>
-        </w:rPr>
-        <w:t>Existing system</w:t>
-      </w:r>
-      <w:r>
-        <w:rPr>
-          <w:rFonts w:eastAsia="Times New Roman"/>
-        </w:rPr>
-        <w:t xml:space="preserve"> focuses on static multi-class crop recommendation using a tabular dataset of 2200 samples, achieving 95.5% accuracy with low computational overhead and fast inference suitable for real-time prediction. In contrast, AgriTwin-GH extends beyond single-task classification by integrating growth stage detection and disease risk assessment within a time-series digital twin framework. The optimized RandomForest model in AgriTwin-GH achieves 97% accuracy for stage detection and 94% for disease risk classification, demonstrating robust performance under more complex temporal and multi-objective conditions. Although the proposed model exhibits slightly higher training complexity due to feature engineering and temporal modeling, it maintains real-time inference capability (&lt;10 ms), validating its suitability for deployment in intelligent greenhouse environments.</w:t>
-      </w:r>
-    </w:p>
-    <w:p>
-      <w:pPr>
-        <w:spacing w:after="8pt" w:line="13.80pt" w:lineRule="auto"/>
-        <w:rPr>
-          <w:rFonts w:eastAsia="Times New Roman"/>
-        </w:rPr>
-      </w:pPr>
-    </w:p>
-    <w:p>
-      <w:pPr>
-        <w:spacing w:after="8pt" w:line="13.80pt" w:lineRule="auto"/>
-        <w:jc w:val="both"/>
-        <w:rPr>
-          <w:rFonts w:eastAsia="Times New Roman"/>
-          <w:b/>
-          <w:bCs/>
-        </w:rPr>
-      </w:pPr>
-      <w:r>
-        <w:rPr>
-          <w:rFonts w:eastAsia="Times New Roman"/>
-          <w:b/>
-          <w:bCs/>
+        <w:spacing w:before="12pt" w:after="8pt" w:line="12pt" w:lineRule="auto"/>
+        <w:rPr>
+          <w:rFonts w:eastAsia="Times New Roman"/>
+        </w:rPr>
+      </w:pPr>
+      <w:r>
+        <w:rPr>
+          <w:rFonts w:eastAsia="Times New Roman"/>
+        </w:rPr>
+        <w:t xml:space="preserve">The table compares the Random Forest implementation in the existing system with the optimized RandomForest model used in AgriTwin-GH. The existing system focuses on static multi-class crop recommendation. It uses a tabular dataset of 2,200 samples and achieves 95.5% accuracy with low computational cost and quick inference, making it suitable for real-time predictions. </w:t>
+      </w:r>
+    </w:p>
+    <w:p>
+      <w:pPr>
+        <w:spacing w:after="8pt" w:line="12pt" w:lineRule="auto"/>
+        <w:rPr>
+          <w:rFonts w:eastAsia="Times New Roman"/>
+        </w:rPr>
+      </w:pPr>
+      <w:r>
+        <w:rPr>
+          <w:rFonts w:eastAsia="Times New Roman"/>
+        </w:rPr>
+        <w:t>On the other hand, AgriTwin-GH goes beyond single-task classification. It incorporates growth stage detection and disease risk assessment within a time-series digital twin framework. The optimized RandomForest model in AgriTwin-GH achieves 9</w:t>
+      </w:r>
+      <w:r>
+        <w:rPr>
+          <w:rFonts w:eastAsia="Times New Roman"/>
+        </w:rPr>
+        <w:t>8</w:t>
+      </w:r>
+      <w:r>
+        <w:rPr>
+          <w:rFonts w:eastAsia="Times New Roman"/>
+        </w:rPr>
+        <w:t>% accuracy for stage detection and 9</w:t>
+      </w:r>
+      <w:r>
+        <w:rPr>
+          <w:rFonts w:eastAsia="Times New Roman"/>
+        </w:rPr>
+        <w:t>7</w:t>
+      </w:r>
+      <w:r>
+        <w:rPr>
+          <w:rFonts w:eastAsia="Times New Roman"/>
+        </w:rPr>
+        <w:t xml:space="preserve">% for disease risk classification. This shows strong performance in more complex temporal and multi-objective conditions. </w:t>
+      </w:r>
+    </w:p>
+    <w:p>
+      <w:pPr>
+        <w:spacing w:after="8pt" w:line="12pt" w:lineRule="auto"/>
+        <w:rPr>
+          <w:rFonts w:eastAsia="Times New Roman"/>
+          <w:lang w:val="en-IN"/>
+        </w:rPr>
+      </w:pPr>
+      <w:r>
+        <w:rPr>
+          <w:rFonts w:eastAsia="Times New Roman"/>
+        </w:rPr>
+        <w:t xml:space="preserve">Although the proposed model has slightly higher training complexity due to feature engineering and temporal modeling, it still maintains real-time inference capability of less than </w:t>
+      </w:r>
+      <w:r>
+        <w:rPr>
+          <w:rFonts w:eastAsia="Times New Roman"/>
+        </w:rPr>
+        <w:t>1</w:t>
+      </w:r>
+      <w:r>
+        <w:rPr>
+          <w:rFonts w:eastAsia="Times New Roman"/>
+        </w:rPr>
+        <w:t>0 milliseconds. This confirms its suitability for use in smart greenhouse environments</w:t>
+      </w:r>
+      <w:r>
+        <w:rPr>
+          <w:rFonts w:eastAsia="Times New Roman"/>
+        </w:rPr>
+        <w:t>.</w:t>
+      </w:r>
+    </w:p>
+    <w:p>
+      <w:pPr>
+        <w:pStyle w:val="Heading1"/>
+        <w:jc w:val="center"/>
+        <w:rPr>
+          <w:lang w:val="en-IN"/>
+        </w:rPr>
+      </w:pPr>
+      <w:r>
+        <w:rPr>
+          <w:lang w:val="en-IN"/>
+        </w:rPr>
+        <w:t>conclusion and future scope</w:t>
+      </w:r>
+    </w:p>
+    <w:p>
+      <w:pPr>
+        <w:spacing w:after="8pt" w:line="12pt" w:lineRule="auto"/>
+        <w:rPr>
+          <w:rFonts w:eastAsia="Times New Roman"/>
+        </w:rPr>
+      </w:pPr>
+      <w:r>
+        <w:rPr>
+          <w:rFonts w:eastAsia="Times New Roman"/>
+        </w:rPr>
+        <w:t>The AgriTwin-GH framework shows how a software-based, AI-driven digital twin can improve greenhouse management for tomatoes and strawberries. It combines environmental analytics, image-based disease detection, and virtual greenhouse modeling. This allows users to move from reacting to problems to making decisions based on predictions and validated simulations.</w:t>
+      </w:r>
+    </w:p>
+    <w:p>
+      <w:pPr>
+        <w:spacing w:after="8pt" w:line="12pt" w:lineRule="auto"/>
+        <w:rPr>
+          <w:rFonts w:eastAsia="Times New Roman"/>
+        </w:rPr>
+      </w:pPr>
+      <w:r>
+        <w:rPr>
+          <w:rFonts w:eastAsia="Times New Roman"/>
+        </w:rPr>
+        <w:t>Unlike traditional systems that respond to visible stress, AgriTwin-GH constantly analyzes various data to spot early signs of crop stress and disease risk. AI models assess crop health, growth stages, and the likelihood of disease progress, while the digital twin tests control strategies within agronomic and safety limits.</w:t>
+      </w:r>
+    </w:p>
+    <w:p>
+      <w:pPr>
+        <w:spacing w:after="8pt" w:line="12pt" w:lineRule="auto"/>
+        <w:rPr>
+          <w:rFonts w:eastAsia="Times New Roman"/>
+        </w:rPr>
+      </w:pPr>
+      <w:r>
+        <w:rPr>
+          <w:rFonts w:eastAsia="Times New Roman"/>
+        </w:rPr>
+        <w:t xml:space="preserve">A significant feature is the sensor-independent digital twin approach, where open-source datasets act as virtual sensor streams. This lowers the dependency on infrastructure while still providing an accurate representation of the greenhouse. The results show that the framework effectively aids in managing climate control, scheduling irrigation, and reducing disease risk. Overall, AgriTwin-GH delivers a </w:t>
+      </w:r>
+      <w:r>
+        <w:rPr>
+          <w:rFonts w:eastAsia="Times New Roman"/>
         </w:rPr>
         <w:lastRenderedPageBreak/>
-        <w:t>CONCLUSION AND FUTURE SCOPE</w:t>
-      </w:r>
-    </w:p>
-    <w:p>
-      <w:pPr>
-        <w:spacing w:after="8pt" w:line="13.80pt" w:lineRule="auto"/>
-        <w:jc w:val="both"/>
-        <w:rPr>
-          <w:rFonts w:eastAsia="Times New Roman"/>
-        </w:rPr>
-      </w:pPr>
-      <w:r>
-        <w:rPr>
-          <w:rFonts w:eastAsia="Times New Roman"/>
-        </w:rPr>
-        <w:t>The proposed AgriTwin-GH framework demonstrates the effectiveness of a software-based</w:t>
-      </w:r>
-      <w:r>
-        <w:rPr>
-          <w:rFonts w:eastAsia="Times New Roman"/>
-        </w:rPr>
-        <w:t>, AI-driven digital twin for intelligent greenhouse management in tomato and strawberry cultivation. By integrating environmental analytics, image-based disease detection, and virtual greenhouse modeling, the system enables a shift from reactive control to predictive, simulation-validated decision-making.</w:t>
-      </w:r>
-    </w:p>
-    <w:p>
-      <w:pPr>
-        <w:spacing w:after="8pt" w:line="13.80pt" w:lineRule="auto"/>
-        <w:jc w:val="both"/>
-        <w:rPr>
-          <w:rFonts w:eastAsia="Times New Roman"/>
-        </w:rPr>
-      </w:pPr>
-      <w:r>
-        <w:rPr>
-          <w:rFonts w:eastAsia="Times New Roman"/>
-        </w:rPr>
-        <w:t>Unlike conventional systems that act after visible stress appears, AgriTwin-GH continuously analyzes multi-modal data to detect early crop stress and disease risk. AI models infer crop health, growth stages, and potential disease progression, while the digital twin validates control strategies under agronomic and safety constraints.</w:t>
-      </w:r>
-    </w:p>
-    <w:p>
-      <w:pPr>
-        <w:spacing w:after="8pt" w:line="13.80pt" w:lineRule="auto"/>
-        <w:jc w:val="both"/>
-        <w:rPr>
-          <w:rFonts w:eastAsia="Times New Roman"/>
-        </w:rPr>
-      </w:pPr>
-      <w:r>
-        <w:rPr>
-          <w:rFonts w:eastAsia="Times New Roman"/>
-        </w:rPr>
-        <w:t>A key contribution is the sensor-independent digital twin paradigm, where open-source datasets function as virtual sensor streams. This reduces infrastructure dependency while maintaining realistic greenhouse representation. The results confirm that the framework effectively supports climate regulation, irrigation scheduling, and disease risk mitigation. Overall, AgriTwin-GH provides a scalable decision-support system that enhances crop health, optimizes resource use, and reduces operational risk without requiring immediate physical sensor deployment.</w:t>
-      </w:r>
-    </w:p>
-    <w:p>
-      <w:pPr>
-        <w:spacing w:after="8pt" w:line="13.80pt" w:lineRule="auto"/>
-        <w:jc w:val="both"/>
-        <w:rPr>
-          <w:rFonts w:eastAsia="Times New Roman"/>
-          <w:lang w:val="en-IN"/>
-        </w:rPr>
-      </w:pPr>
-      <w:r>
-        <w:rPr>
-          <w:rFonts w:eastAsia="Times New Roman"/>
-          <w:lang w:val="en-IN"/>
-        </w:rPr>
-        <w:t>Future work will focus on integrating real-time IoT sensors to enable full cyber-physical synchronization between the physical greenhouse and the digital twin, ensuring accurate, continuous environmental monitoring and control. The framework will be extended to additional crops and disease models beyond tomato and strawberry, while reinforcement learning will be incorporated to support adaptive, self-optimizing control strategies. Edge-based AI architectures will also be explored to reduce latency, enhance robustness, and enable deployment in resource-constrained environments. Additionally, the system will be evaluated for its impact on resource efficiency—particularly water, energy, and fertilizer usage—along with its potential to reduce carbon footprint and enhance climate resilience. These advancements aim to establish AgriTwin-GH as a scalable, adaptable, and climate-smart digital twin platform capable of supporting sustainable precision greenhouse agriculture at a global level.</w:t>
-      </w:r>
-    </w:p>
-    <w:p>
-      <w:pPr>
-        <w:spacing w:after="8pt" w:line="13.80pt" w:lineRule="auto"/>
-        <w:jc w:val="both"/>
-        <w:rPr>
-          <w:rFonts w:eastAsia="Times New Roman"/>
-          <w:lang w:val="en-IN"/>
-        </w:rPr>
-      </w:pPr>
-    </w:p>
-    <w:p>
-      <w:pPr>
-        <w:spacing w:after="8pt" w:line="13.80pt" w:lineRule="auto"/>
-        <w:jc w:val="both"/>
-        <w:rPr>
-          <w:rFonts w:eastAsia="Times New Roman"/>
-          <w:b/>
-          <w:bCs/>
-        </w:rPr>
-      </w:pPr>
-      <w:r>
-        <w:rPr>
-          <w:rFonts w:eastAsia="Times New Roman"/>
-          <w:b/>
-          <w:bCs/>
-        </w:rPr>
-        <w:t>REFERENCES</w:t>
-      </w:r>
-    </w:p>
-    <w:p>
-      <w:pPr>
-        <w:spacing w:after="8pt" w:line="13.80pt" w:lineRule="auto"/>
-        <w:jc w:val="both"/>
-        <w:rPr>
-          <w:rFonts w:eastAsia="Times New Roman"/>
-          <w:lang w:val="en-IN"/>
-        </w:rPr>
-      </w:pPr>
-      <w:r>
-        <w:rPr>
-          <w:rFonts w:eastAsia="Times New Roman"/>
-          <w:lang w:val="en-IN"/>
-        </w:rPr>
-        <w:t xml:space="preserve">[1] J. U. M. Akbar, S. F. Kamarulzaman, A. J. M. Muzahid, M. A. Rahman, and M. Uddin, “A comprehensive review on deep learning assisted computer vision techniques for smart greenhouse agriculture,” </w:t>
-      </w:r>
-      <w:r>
-        <w:rPr>
-          <w:rFonts w:eastAsia="Times New Roman"/>
+        <w:t>scalable decision-support system that improves crop health, optimizes resource use, and lowers operational risks without needing immediate sensor installation.</w:t>
+      </w:r>
+    </w:p>
+    <w:p>
+      <w:pPr>
+        <w:spacing w:after="8pt" w:line="12pt" w:lineRule="auto"/>
+        <w:rPr>
+          <w:rFonts w:eastAsia="Times New Roman"/>
+        </w:rPr>
+      </w:pPr>
+      <w:r>
+        <w:rPr>
+          <w:rFonts w:eastAsia="Times New Roman"/>
+        </w:rPr>
+        <w:t>Future efforts will focus on including real-time IoT sensors to create complete synchronization between the physical greenhouse and the digital twin. This will allow accurate and ongoing environmental monitoring and control. The framework will also extend to include other crops and disease models beyond tomatoes and strawberries. Reinforcement learning techniques will be added to enable control strategies that adapt and optimize based on both historical and real-time system data. To boost climate resilience, data sources like regional weather forecasts, satellite-derived indicators, and localized climate patterns will be integrated. This will help the system predict external disturbances and proactively adjust greenhouse operations. The design will aim for high scalability and adaptability, ensuring that the framework can be quickly deployed across various greenhouse farms with little adjustment. Additionally, edge-based AI implementations will be examined to lower latency and improve robustness in environments with limited resources. Comprehensive evaluations will assess improvements in water, energy, and fertilizer efficiency, reduced carbon footprint, and overall climate-smart performance</w:t>
+      </w:r>
+      <w:r>
+        <w:rPr>
+          <w:rFonts w:eastAsia="Times New Roman"/>
+          <w:lang w:val="en-IN"/>
+        </w:rPr>
+        <w:t>.</w:t>
+      </w:r>
+    </w:p>
+    <w:p>
+      <w:pPr>
+        <w:pStyle w:val="Heading5"/>
+      </w:pPr>
+      <w:r>
+        <w:t>References</w:t>
+      </w:r>
+    </w:p>
+    <w:p>
+      <w:pPr>
+        <w:pStyle w:val="references"/>
+        <w:rPr>
+          <w:lang w:val="en-IN"/>
+        </w:rPr>
+      </w:pPr>
+      <w:r>
+        <w:t xml:space="preserve">R. Al-Najadi, Y. Al-Mulla, and K. Goher, “Advances in intelligent and autonomous greenhouse systems: A comprehensive review of internet of things, artificial intelligence, and robotics integration,” </w:t>
+      </w:r>
+      <w:r>
+        <w:rPr>
           <w:i/>
           <w:iCs/>
-          <w:lang w:val="en-IN"/>
-        </w:rPr>
-        <w:t>IEEE Access</w:t>
-      </w:r>
-      <w:r>
-        <w:rPr>
-          <w:rFonts w:eastAsia="Times New Roman"/>
-          <w:lang w:val="en-IN"/>
-        </w:rPr>
-        <w:t>, vol. 12, pp. 1–25, Jan. 2024, doi: 10.1109/ACCESS.2024.3349418.</w:t>
-      </w:r>
-    </w:p>
-    <w:p>
-      <w:pPr>
-        <w:spacing w:after="8pt" w:line="13.80pt" w:lineRule="auto"/>
-        <w:jc w:val="both"/>
-        <w:rPr>
-          <w:rFonts w:eastAsia="Times New Roman"/>
-          <w:lang w:val="en-IN"/>
-        </w:rPr>
-      </w:pPr>
-      <w:r>
-        <w:rPr>
-          <w:rFonts w:eastAsia="Times New Roman"/>
-          <w:lang w:val="en-IN"/>
-        </w:rPr>
-        <w:t xml:space="preserve">[2] A. Athira, V. K. Mathew, M. K. P., H. A. N. Rose, and P. K., “Digital twin technology in greenhouse,” </w:t>
-      </w:r>
-      <w:r>
-        <w:rPr>
-          <w:rFonts w:eastAsia="Times New Roman"/>
+        </w:rPr>
+        <w:t>Smart Agricultural Technology</w:t>
+      </w:r>
+      <w:r>
+        <w:t>, vol. 13, Art. no. 101670, 2026</w:t>
+      </w:r>
+      <w:r>
+        <w:t>.</w:t>
+      </w:r>
+    </w:p>
+    <w:p>
+      <w:pPr>
+        <w:pStyle w:val="references"/>
+        <w:rPr>
+          <w:lang w:val="en-IN"/>
+        </w:rPr>
+      </w:pPr>
+      <w:r>
+        <w:rPr>
+          <w:lang w:val="en-IN"/>
+        </w:rPr>
+        <w:t xml:space="preserve">J. U. M. Akbar, S. F. Kamarulzaman, A. J. M. Muzahid, M. A. Rahman, and M. Uddin, “A comprehensive review on deep learning assisted computer vision techniques for smart greenhouse agriculture,” </w:t>
+      </w:r>
+      <w:r>
+        <w:rPr>
           <w:i/>
           <w:iCs/>
           <w:lang w:val="en-IN"/>
         </w:rPr>
-        <w:t>International Journal of Engineering Research &amp; Technology (IJERT)</w:t>
-      </w:r>
-      <w:r>
-        <w:rPr>
-          <w:rFonts w:eastAsia="Times New Roman"/>
-          <w:lang w:val="en-IN"/>
-        </w:rPr>
-        <w:t>, Special Issue – ICCIDT 2022 Conference Proceedings, 2022.</w:t>
-      </w:r>
-    </w:p>
-    <w:p>
-      <w:pPr>
-        <w:spacing w:after="8pt" w:line="13.80pt" w:lineRule="auto"/>
-        <w:jc w:val="both"/>
-        <w:rPr>
-          <w:rFonts w:eastAsia="Times New Roman"/>
-          <w:lang w:val="en-IN"/>
-        </w:rPr>
-      </w:pPr>
-      <w:r>
-        <w:rPr>
-          <w:rFonts w:eastAsia="Times New Roman"/>
-          <w:lang w:val="en-IN"/>
-        </w:rPr>
-        <w:t xml:space="preserve">[3] M. Ghiasi, Z. Wang, M. Mehrandezh, and A. Mohammadi, “Optimal strategy for energy-efficient management of greenhouse climate control,” </w:t>
+        <w:t>IEEE Access</w:t>
+      </w:r>
+      <w:r>
+        <w:rPr>
+          <w:lang w:val="en-IN"/>
+        </w:rPr>
+        <w:t>, vol. 12, pp. 1–25, Jan. 2024</w:t>
+      </w:r>
+      <w:r>
+        <w:rPr>
+          <w:lang w:val="en-IN"/>
+        </w:rPr>
+        <w:t>.</w:t>
+      </w:r>
+    </w:p>
+    <w:p>
+      <w:pPr>
+        <w:pStyle w:val="references"/>
+        <w:ind w:start="17.70pt" w:hanging="17.70pt"/>
+      </w:pPr>
+      <w:r>
+        <w:rPr>
+          <w:rFonts w:eastAsia="Times New Roman"/>
+          <w:lang w:val="en-IN"/>
+        </w:rPr>
+        <w:t xml:space="preserve">A. Athira, V. K. Mathew, M. K. P., H. A. N. Rose, and P. K., “Digital twin technology in greenhouse,” </w:t>
       </w:r>
       <w:r>
         <w:rPr>
@@ -3785,31 +5522,27 @@
           <w:iCs/>
           <w:lang w:val="en-IN"/>
         </w:rPr>
-        <w:t>IEEE Open Access Journal of Power and Energy</w:t>
-      </w:r>
-      <w:r>
-        <w:rPr>
-          <w:rFonts w:eastAsia="Times New Roman"/>
-          <w:lang w:val="en-IN"/>
-        </w:rPr>
-        <w:t>, vol. 12, pp. 1–14, Dec. 5, 2025.</w:t>
-      </w:r>
-    </w:p>
-    <w:p>
-      <w:pPr>
-        <w:spacing w:after="8pt" w:line="13.80pt" w:lineRule="auto"/>
-        <w:jc w:val="both"/>
-        <w:rPr>
-          <w:rFonts w:eastAsia="Times New Roman"/>
-          <w:lang w:val="en-IN"/>
-        </w:rPr>
-      </w:pPr>
-      <w:r>
-        <w:rPr>
-          <w:rFonts w:eastAsia="Times New Roman"/>
-          <w:lang w:val="en-IN"/>
-        </w:rPr>
-        <w:t xml:space="preserve">[4] D. A. Howard, Z. Ma, C. Veje, A. Clausen, J. M. Aaslyng, and B. N. Jørgensen, “Greenhouse industry 4.0 – digital twin technology for commercial greenhouses,” </w:t>
+        <w:t>International Journal of Engineering Research &amp; Technology (IJERT)</w:t>
+      </w:r>
+      <w:r>
+        <w:rPr>
+          <w:rFonts w:eastAsia="Times New Roman"/>
+          <w:lang w:val="en-IN"/>
+        </w:rPr>
+        <w:t>, Special Issue – ICCIDT 2022 Conference Proceedings, 2022.</w:t>
+      </w:r>
+    </w:p>
+    <w:p>
+      <w:pPr>
+        <w:pStyle w:val="references"/>
+        <w:ind w:start="17.70pt" w:hanging="17.70pt"/>
+      </w:pPr>
+      <w:r>
+        <w:rPr>
+          <w:rFonts w:eastAsia="Times New Roman"/>
+          <w:lang w:val="en-IN"/>
+        </w:rPr>
+        <w:t xml:space="preserve">M. Ghiasi, Z. Wang, M. Mehrandezh, and A. Mohammadi, “Optimal strategy for energy-efficient management of greenhouse climate control,” </w:t>
       </w:r>
       <w:r>
         <w:rPr>
@@ -3818,31 +5551,34 @@
           <w:iCs/>
           <w:lang w:val="en-IN"/>
         </w:rPr>
-        <w:t>Energy Informatics</w:t>
-      </w:r>
-      <w:r>
-        <w:rPr>
-          <w:rFonts w:eastAsia="Times New Roman"/>
-          <w:lang w:val="en-IN"/>
-        </w:rPr>
-        <w:t>, vol. 4, no. 1, pp. 1–20, May 2021.</w:t>
-      </w:r>
-    </w:p>
-    <w:p>
-      <w:pPr>
-        <w:spacing w:after="8pt" w:line="13.80pt" w:lineRule="auto"/>
-        <w:jc w:val="both"/>
-        <w:rPr>
-          <w:rFonts w:eastAsia="Times New Roman"/>
-          <w:lang w:val="en-IN"/>
-        </w:rPr>
-      </w:pPr>
-      <w:r>
-        <w:rPr>
-          <w:rFonts w:eastAsia="Times New Roman"/>
-          <w:lang w:val="en-IN"/>
-        </w:rPr>
-        <w:t xml:space="preserve">[5] D. S. Joseph, P. M. Pawar, and K. Chakradeo, “Real-time plant disease dataset development and detection of plant disease using deep learning,” </w:t>
+        <w:t>IEEE Open Access Journal of Power and Energy</w:t>
+      </w:r>
+      <w:r>
+        <w:rPr>
+          <w:rFonts w:eastAsia="Times New Roman"/>
+          <w:lang w:val="en-IN"/>
+        </w:rPr>
+        <w:t>, vol. 12, pp. 1–14, Dec. 5, 2025.</w:t>
+      </w:r>
+    </w:p>
+    <w:p>
+      <w:pPr>
+        <w:pStyle w:val="references"/>
+        <w:ind w:start="17.70pt" w:hanging="17.70pt"/>
+      </w:pPr>
+      <w:r>
+        <w:rPr>
+          <w:rFonts w:eastAsia="Times New Roman"/>
+          <w:lang w:val="en-IN"/>
+        </w:rPr>
+        <w:t xml:space="preserve">D. A. Howard, Z. Ma, C. Veje, A. Clausen, J. M. Aaslyng, and B. N. Jørgensen, “Greenhouse industry 4.0 – digital twin technology for </w:t>
+      </w:r>
+      <w:r>
+        <w:rPr>
+          <w:rFonts w:eastAsia="Times New Roman"/>
+          <w:lang w:val="en-IN"/>
+        </w:rPr>
+        <w:t xml:space="preserve">commercial greenhouses,” </w:t>
       </w:r>
       <w:r>
         <w:rPr>
@@ -3851,31 +5587,27 @@
           <w:iCs/>
           <w:lang w:val="en-IN"/>
         </w:rPr>
-        <w:t>IEEE Access</w:t>
-      </w:r>
-      <w:r>
-        <w:rPr>
-          <w:rFonts w:eastAsia="Times New Roman"/>
-          <w:lang w:val="en-IN"/>
-        </w:rPr>
-        <w:t>, vol. 11, pp. 1–15, 2023.</w:t>
-      </w:r>
-    </w:p>
-    <w:p>
-      <w:pPr>
-        <w:spacing w:after="8pt" w:line="13.80pt" w:lineRule="auto"/>
-        <w:jc w:val="both"/>
-        <w:rPr>
-          <w:rFonts w:eastAsia="Times New Roman"/>
-          <w:lang w:val="en-IN"/>
-        </w:rPr>
-      </w:pPr>
-      <w:r>
-        <w:rPr>
-          <w:rFonts w:eastAsia="Times New Roman"/>
-          <w:lang w:val="en-IN"/>
-        </w:rPr>
-        <w:t xml:space="preserve">[6] S. Kaur and R. Kaur, “AI-enabled energy management for sustainable smart greenhouses: An integrated review,” </w:t>
+        <w:t>Energy Informatics</w:t>
+      </w:r>
+      <w:r>
+        <w:rPr>
+          <w:rFonts w:eastAsia="Times New Roman"/>
+          <w:lang w:val="en-IN"/>
+        </w:rPr>
+        <w:t>, vol. 4, no. 1, pp. 1–20, May 2021.</w:t>
+      </w:r>
+    </w:p>
+    <w:p>
+      <w:pPr>
+        <w:pStyle w:val="references"/>
+        <w:ind w:start="17.70pt" w:hanging="17.70pt"/>
+      </w:pPr>
+      <w:r>
+        <w:rPr>
+          <w:rFonts w:eastAsia="Times New Roman"/>
+          <w:lang w:val="en-IN"/>
+        </w:rPr>
+        <w:t xml:space="preserve">D. S. Joseph, P. M. Pawar, and K. Chakradeo, “Real-time plant disease dataset development and detection of plant disease using deep learning,” </w:t>
       </w:r>
       <w:r>
         <w:rPr>
@@ -3884,64 +5616,55 @@
           <w:iCs/>
           <w:lang w:val="en-IN"/>
         </w:rPr>
-        <w:t>Journal of Cleaner Production</w:t>
-      </w:r>
-      <w:r>
-        <w:rPr>
-          <w:rFonts w:eastAsia="Times New Roman"/>
-          <w:lang w:val="en-IN"/>
-        </w:rPr>
-        <w:t>, vol. 382, pp. 1–15, 2024.</w:t>
-      </w:r>
-    </w:p>
-    <w:p>
-      <w:pPr>
-        <w:spacing w:after="8pt" w:line="13.80pt" w:lineRule="auto"/>
-        <w:jc w:val="both"/>
-        <w:rPr>
-          <w:rFonts w:eastAsia="Times New Roman"/>
-          <w:lang w:val="en-IN"/>
-        </w:rPr>
-      </w:pPr>
-      <w:r>
-        <w:rPr>
-          <w:rFonts w:eastAsia="Times New Roman"/>
-          <w:lang w:val="en-IN"/>
-        </w:rPr>
-        <w:t xml:space="preserve">[7] D. K. Lee, B. K. Kang, Y. J. Kim, T. G. An, and Y. T. Chae, “A digital twin-based framework for precision tomato cultivation: Integrating XGBoost-based prediction with model predictive control,” </w:t>
-      </w:r>
-      <w:r>
-        <w:rPr>
-          <w:rFonts w:eastAsia="Times New Roman"/>
+        <w:t>IEEE Access</w:t>
+      </w:r>
+      <w:r>
+        <w:rPr>
+          <w:rFonts w:eastAsia="Times New Roman"/>
+          <w:lang w:val="en-IN"/>
+        </w:rPr>
+        <w:t>, vol. 11, pp. 1–15, 2023.</w:t>
+      </w:r>
+    </w:p>
+    <w:p>
+      <w:pPr>
+        <w:pStyle w:val="references"/>
+        <w:rPr>
+          <w:lang w:val="en-IN"/>
+        </w:rPr>
+      </w:pPr>
+      <w:r>
+        <w:rPr>
+          <w:lang w:val="en-IN"/>
+        </w:rPr>
+        <w:t xml:space="preserve">S. Kaur and R. Kaur, “AI-enabled energy management for sustainable smart greenhouses: An integrated review,” </w:t>
+      </w:r>
+      <w:r>
+        <w:rPr>
           <w:i/>
           <w:iCs/>
           <w:lang w:val="en-IN"/>
         </w:rPr>
-        <w:t>SSRN Electronic Journal</w:t>
-      </w:r>
-      <w:r>
-        <w:rPr>
-          <w:rFonts w:eastAsia="Times New Roman"/>
-          <w:lang w:val="en-IN"/>
-        </w:rPr>
-        <w:t>, 2024.</w:t>
-      </w:r>
-    </w:p>
-    <w:p>
-      <w:pPr>
-        <w:spacing w:after="8pt" w:line="13.80pt" w:lineRule="auto"/>
-        <w:jc w:val="both"/>
-        <w:rPr>
-          <w:rFonts w:eastAsia="Times New Roman"/>
-          <w:lang w:val="en-IN"/>
-        </w:rPr>
-      </w:pPr>
-      <w:r>
-        <w:rPr>
-          <w:rFonts w:eastAsia="Times New Roman"/>
-          <w:lang w:val="en-IN"/>
-        </w:rPr>
-        <w:t xml:space="preserve">[8] S. R. Luna, M. P. García, and J. R. Torres, “Digital twin technology in greenhouse-based precision agriculture,” </w:t>
+        <w:t>Journal of Cleaner Production</w:t>
+      </w:r>
+      <w:r>
+        <w:rPr>
+          <w:lang w:val="en-IN"/>
+        </w:rPr>
+        <w:t>, vol. 382, pp. 1–15, 2024.</w:t>
+      </w:r>
+    </w:p>
+    <w:p>
+      <w:pPr>
+        <w:pStyle w:val="references"/>
+        <w:ind w:start="17.70pt" w:hanging="17.70pt"/>
+      </w:pPr>
+      <w:r>
+        <w:rPr>
+          <w:rFonts w:eastAsia="Times New Roman"/>
+          <w:lang w:val="en-IN"/>
+        </w:rPr>
+        <w:t xml:space="preserve">D. K. Lee, B. K. Kang, Y. J. Kim, T. G. An, and Y. T. Chae, “A digital twin-based framework for precision tomato cultivation: Integrating XGBoost-based prediction with model predictive control,” </w:t>
       </w:r>
       <w:r>
         <w:rPr>
@@ -3950,31 +5673,27 @@
           <w:iCs/>
           <w:lang w:val="en-IN"/>
         </w:rPr>
-        <w:t>Computers and Electronics in Agriculture</w:t>
-      </w:r>
-      <w:r>
-        <w:rPr>
-          <w:rFonts w:eastAsia="Times New Roman"/>
-          <w:lang w:val="en-IN"/>
-        </w:rPr>
-        <w:t>, vol. 209, pp. 107–119, 2023.</w:t>
-      </w:r>
-    </w:p>
-    <w:p>
-      <w:pPr>
-        <w:spacing w:after="8pt" w:line="13.80pt" w:lineRule="auto"/>
-        <w:jc w:val="both"/>
-        <w:rPr>
-          <w:rFonts w:eastAsia="Times New Roman"/>
-          <w:lang w:val="en-IN"/>
-        </w:rPr>
-      </w:pPr>
-      <w:r>
-        <w:rPr>
-          <w:rFonts w:eastAsia="Times New Roman"/>
-          <w:lang w:val="en-IN"/>
-        </w:rPr>
-        <w:t xml:space="preserve">[9] B. V. Nikitha, N. K. S. Keerthan, P. Praneeth, and T. Amrita, “Leaf disease detection and classification,” </w:t>
+        <w:t>SSRN Electronic Journal</w:t>
+      </w:r>
+      <w:r>
+        <w:rPr>
+          <w:rFonts w:eastAsia="Times New Roman"/>
+          <w:lang w:val="en-IN"/>
+        </w:rPr>
+        <w:t>, 2024.</w:t>
+      </w:r>
+    </w:p>
+    <w:p>
+      <w:pPr>
+        <w:pStyle w:val="references"/>
+        <w:ind w:start="17.70pt" w:hanging="17.70pt"/>
+      </w:pPr>
+      <w:r>
+        <w:rPr>
+          <w:rFonts w:eastAsia="Times New Roman"/>
+          <w:lang w:val="en-IN"/>
+        </w:rPr>
+        <w:t xml:space="preserve">S. R. Luna, M. P. García, and J. R. Torres, “Digital twin technology in greenhouse-based precision agriculture,” </w:t>
       </w:r>
       <w:r>
         <w:rPr>
@@ -3983,31 +5702,27 @@
           <w:iCs/>
           <w:lang w:val="en-IN"/>
         </w:rPr>
-        <w:t>Procedia Computer Science</w:t>
-      </w:r>
-      <w:r>
-        <w:rPr>
-          <w:rFonts w:eastAsia="Times New Roman"/>
-          <w:lang w:val="en-IN"/>
-        </w:rPr>
-        <w:t>, vol. 218, pp. 291–300, Jan. 2023.</w:t>
-      </w:r>
-    </w:p>
-    <w:p>
-      <w:pPr>
-        <w:spacing w:after="8pt" w:line="13.80pt" w:lineRule="auto"/>
-        <w:jc w:val="both"/>
-        <w:rPr>
-          <w:rFonts w:eastAsia="Times New Roman"/>
-          <w:lang w:val="en-IN"/>
-        </w:rPr>
-      </w:pPr>
-      <w:r>
-        <w:rPr>
-          <w:rFonts w:eastAsia="Times New Roman"/>
-          <w:lang w:val="en-IN"/>
-        </w:rPr>
-        <w:t xml:space="preserve">[10] A. Oad, S. S. Abbas, A. Zafar, and others, “Plant leaf disease detection using ensemble learning and explainable AI,” </w:t>
+        <w:t>Computers and Electronics in Agriculture</w:t>
+      </w:r>
+      <w:r>
+        <w:rPr>
+          <w:rFonts w:eastAsia="Times New Roman"/>
+          <w:lang w:val="en-IN"/>
+        </w:rPr>
+        <w:t>, vol. 209, pp. 107–119, 2023.</w:t>
+      </w:r>
+    </w:p>
+    <w:p>
+      <w:pPr>
+        <w:pStyle w:val="references"/>
+        <w:ind w:start="17.70pt" w:hanging="17.70pt"/>
+      </w:pPr>
+      <w:r>
+        <w:rPr>
+          <w:rFonts w:eastAsia="Times New Roman"/>
+          <w:lang w:val="en-IN"/>
+        </w:rPr>
+        <w:t xml:space="preserve">B. V. Nikitha, N. K. S. Keerthan, P. Praneeth, and T. Amrita, “Leaf disease detection and classification,” </w:t>
       </w:r>
       <w:r>
         <w:rPr>
@@ -4016,35 +5731,31 @@
           <w:iCs/>
           <w:lang w:val="en-IN"/>
         </w:rPr>
-        <w:t>IEEE Access</w:t>
-      </w:r>
-      <w:r>
-        <w:rPr>
-          <w:rFonts w:eastAsia="Times New Roman"/>
-          <w:lang w:val="en-IN"/>
-        </w:rPr>
-        <w:t>, vol. 12, pp. 156038–156052, 2024.</w:t>
-      </w:r>
-    </w:p>
-    <w:p>
-      <w:pPr>
-        <w:spacing w:after="8pt" w:line="13.80pt" w:lineRule="auto"/>
-        <w:jc w:val="both"/>
-        <w:rPr>
-          <w:rFonts w:eastAsia="Times New Roman"/>
-          <w:lang w:val="en-IN"/>
-        </w:rPr>
-      </w:pPr>
-      <w:r>
-        <w:rPr>
-          <w:rFonts w:eastAsia="Times New Roman"/>
-          <w:lang w:val="en-IN"/>
-        </w:rPr>
-        <w:t xml:space="preserve">[11] S. Qazi, B. A. Khawaja, and Q. U. Farooq, “IoT-equipped and AI-enabled next generation smart agriculture: A critical review, current challenges and future trends,” </w:t>
-      </w:r>
-      <w:r>
-        <w:rPr>
-          <w:rFonts w:eastAsia="Times New Roman"/>
+        <w:t>Procedia Computer Science</w:t>
+      </w:r>
+      <w:r>
+        <w:rPr>
+          <w:rFonts w:eastAsia="Times New Roman"/>
+          <w:lang w:val="en-IN"/>
+        </w:rPr>
+        <w:t>, vol. 218, pp. 291–300, Jan. 2023.</w:t>
+      </w:r>
+    </w:p>
+    <w:p>
+      <w:pPr>
+        <w:pStyle w:val="references"/>
+        <w:rPr>
+          <w:lang w:val="en-IN"/>
+        </w:rPr>
+      </w:pPr>
+      <w:r>
+        <w:rPr>
+          <w:lang w:val="en-IN"/>
+        </w:rPr>
+        <w:t xml:space="preserve">A. Oad, S. S. Abbas, A. Zafar, and others, “Plant leaf disease detection using ensemble learning and explainable AI,” </w:t>
+      </w:r>
+      <w:r>
+        <w:rPr>
           <w:i/>
           <w:iCs/>
           <w:lang w:val="en-IN"/>
@@ -4053,27 +5764,22 @@
       </w:r>
       <w:r>
         <w:rPr>
-          <w:rFonts w:eastAsia="Times New Roman"/>
-          <w:lang w:val="en-IN"/>
-        </w:rPr>
-        <w:t>, vol. 10, pp. 1–25, Feb. 2022, doi: 10.1109/ACCESS.2022.3152544.</w:t>
-      </w:r>
-    </w:p>
-    <w:p>
-      <w:pPr>
-        <w:spacing w:after="8pt" w:line="13.80pt" w:lineRule="auto"/>
-        <w:jc w:val="both"/>
-        <w:rPr>
-          <w:rFonts w:eastAsia="Times New Roman"/>
-          <w:lang w:val="en-IN"/>
-        </w:rPr>
-      </w:pPr>
-      <w:r>
-        <w:rPr>
-          <w:rFonts w:eastAsia="Times New Roman"/>
-          <w:lang w:val="en-IN"/>
-        </w:rPr>
-        <w:t xml:space="preserve">[12] A. Soussi, E. Zero, C. D. C. Herrera, and others, “Integrating digital twins and MPC for sustainable greenhouse management in smart agriculture,” </w:t>
+          <w:lang w:val="en-IN"/>
+        </w:rPr>
+        <w:t>, vol. 12, pp. 156038–156052, 2024.</w:t>
+      </w:r>
+    </w:p>
+    <w:p>
+      <w:pPr>
+        <w:pStyle w:val="references"/>
+        <w:ind w:start="17.70pt" w:hanging="17.70pt"/>
+      </w:pPr>
+      <w:r>
+        <w:rPr>
+          <w:rFonts w:eastAsia="Times New Roman"/>
+          <w:lang w:val="en-IN"/>
+        </w:rPr>
+        <w:t xml:space="preserve">S. Qazi, B. A. Khawaja, and Q. U. Farooq, “IoT-equipped and AI-enabled next generation smart agriculture: A critical review, current challenges and future trends,” </w:t>
       </w:r>
       <w:r>
         <w:rPr>
@@ -4082,39 +5788,34 @@
           <w:iCs/>
           <w:lang w:val="en-IN"/>
         </w:rPr>
-        <w:t>IEEE Transactions on AgriFood Electronics</w:t>
-      </w:r>
-      <w:r>
-        <w:rPr>
-          <w:rFonts w:eastAsia="Times New Roman"/>
-          <w:lang w:val="en-IN"/>
-        </w:rPr>
-        <w:t>, vol. 1, no. 1, pp. 1–17, 2025.</w:t>
-      </w:r>
-    </w:p>
-    <w:p>
-      <w:pPr>
-        <w:spacing w:after="8pt" w:line="13.80pt" w:lineRule="auto"/>
-        <w:jc w:val="both"/>
-        <w:rPr>
-          <w:rFonts w:eastAsia="Times New Roman"/>
-          <w:lang w:val="en-IN"/>
-        </w:rPr>
-      </w:pPr>
-      <w:r>
-        <w:rPr>
-          <w:rFonts w:eastAsia="Times New Roman"/>
-          <w:lang w:val="en-IN"/>
-        </w:rPr>
-        <w:t xml:space="preserve">[13] A. F. Subahi and K. E. Bouazza, “An intelligent IoT-based system design for controlling and monitoring </w:t>
-      </w:r>
-      <w:r>
-        <w:rPr>
-          <w:rFonts w:eastAsia="Times New Roman"/>
-          <w:lang w:val="en-IN"/>
-        </w:rPr>
-        <w:lastRenderedPageBreak/>
-        <w:t xml:space="preserve">greenhouse temperature,” </w:t>
+        <w:t>IEEE Access</w:t>
+      </w:r>
+      <w:r>
+        <w:rPr>
+          <w:rFonts w:eastAsia="Times New Roman"/>
+          <w:lang w:val="en-IN"/>
+        </w:rPr>
+        <w:t>, vol. 10, pp. 1–25, Feb. 2022</w:t>
+      </w:r>
+      <w:r>
+        <w:rPr>
+          <w:rFonts w:eastAsia="Times New Roman"/>
+          <w:lang w:val="en-IN"/>
+        </w:rPr>
+        <w:t>.</w:t>
+      </w:r>
+    </w:p>
+    <w:p>
+      <w:pPr>
+        <w:pStyle w:val="references"/>
+        <w:ind w:start="17.70pt" w:hanging="17.70pt"/>
+      </w:pPr>
+      <w:r>
+        <w:rPr>
+          <w:rFonts w:eastAsia="Times New Roman"/>
+          <w:lang w:val="en-IN"/>
+        </w:rPr>
+        <w:t xml:space="preserve">A. Soussi, E. Zero, C. D. C. Herrera, and others, “Integrating digital twins and MPC for sustainable greenhouse management in smart agriculture,” </w:t>
       </w:r>
       <w:r>
         <w:rPr>
@@ -4123,31 +5824,27 @@
           <w:iCs/>
           <w:lang w:val="en-IN"/>
         </w:rPr>
-        <w:t>IEEE Access</w:t>
-      </w:r>
-      <w:r>
-        <w:rPr>
-          <w:rFonts w:eastAsia="Times New Roman"/>
-          <w:lang w:val="en-IN"/>
-        </w:rPr>
-        <w:t>, vol. 10, pp. 1–12, 2022.</w:t>
-      </w:r>
-    </w:p>
-    <w:p>
-      <w:pPr>
-        <w:spacing w:after="8pt" w:line="13.80pt" w:lineRule="auto"/>
-        <w:jc w:val="both"/>
-        <w:rPr>
-          <w:rFonts w:eastAsia="Times New Roman"/>
-          <w:lang w:val="en-IN"/>
-        </w:rPr>
-      </w:pPr>
-      <w:r>
-        <w:rPr>
-          <w:rFonts w:eastAsia="Times New Roman"/>
-          <w:lang w:val="en-IN"/>
-        </w:rPr>
-        <w:t xml:space="preserve">[14] R. A. Tathed, “Designing AI-driven platforms to transform agricultural ecosystems,” </w:t>
+        <w:t>IEEE Transactions on AgriFood Electronics</w:t>
+      </w:r>
+      <w:r>
+        <w:rPr>
+          <w:rFonts w:eastAsia="Times New Roman"/>
+          <w:lang w:val="en-IN"/>
+        </w:rPr>
+        <w:t>, vol. 1, no. 1, pp. 1–17, 2025.</w:t>
+      </w:r>
+    </w:p>
+    <w:p>
+      <w:pPr>
+        <w:pStyle w:val="references"/>
+        <w:ind w:start="17.70pt" w:hanging="17.70pt"/>
+      </w:pPr>
+      <w:r>
+        <w:rPr>
+          <w:rFonts w:eastAsia="Times New Roman"/>
+          <w:lang w:val="en-IN"/>
+        </w:rPr>
+        <w:t xml:space="preserve">A. F. Subahi and K. E. Bouazza, “An intelligent IoT-based system design for controlling and monitoring greenhouse temperature,” </w:t>
       </w:r>
       <w:r>
         <w:rPr>
@@ -4156,31 +5853,27 @@
           <w:iCs/>
           <w:lang w:val="en-IN"/>
         </w:rPr>
-        <w:t>International Journal for Research Publication and Seminar</w:t>
-      </w:r>
-      <w:r>
-        <w:rPr>
-          <w:rFonts w:eastAsia="Times New Roman"/>
-          <w:lang w:val="en-IN"/>
-        </w:rPr>
-        <w:t>, vol. 16, no. 2, pp. 249–268, Apr.–Jun. 2025.</w:t>
-      </w:r>
-    </w:p>
-    <w:p>
-      <w:pPr>
-        <w:spacing w:after="8pt" w:line="13.80pt" w:lineRule="auto"/>
-        <w:jc w:val="both"/>
-        <w:rPr>
-          <w:rFonts w:eastAsia="Times New Roman"/>
-          <w:lang w:val="en-IN"/>
-        </w:rPr>
-      </w:pPr>
-      <w:r>
-        <w:rPr>
-          <w:rFonts w:eastAsia="Times New Roman"/>
-          <w:lang w:val="en-IN"/>
-        </w:rPr>
-        <w:t xml:space="preserve">[15] O. M. M. Tudor, R.-C. Constantinescu, and B. Alexandrescu, “Industrial greenhouse monitoring and forecasting system,” in </w:t>
+        <w:t>IEEE Access</w:t>
+      </w:r>
+      <w:r>
+        <w:rPr>
+          <w:rFonts w:eastAsia="Times New Roman"/>
+          <w:lang w:val="en-IN"/>
+        </w:rPr>
+        <w:t>, vol. 10, pp. 1–12, 2022.</w:t>
+      </w:r>
+    </w:p>
+    <w:p>
+      <w:pPr>
+        <w:pStyle w:val="references"/>
+        <w:ind w:start="17.70pt" w:hanging="17.70pt"/>
+      </w:pPr>
+      <w:r>
+        <w:rPr>
+          <w:rFonts w:eastAsia="Times New Roman"/>
+          <w:lang w:val="en-IN"/>
+        </w:rPr>
+        <w:t xml:space="preserve">R. A. Tathed, “Designing AI-driven platforms to transform agricultural ecosystems,” </w:t>
       </w:r>
       <w:r>
         <w:rPr>
@@ -4189,7 +5882,27 @@
           <w:iCs/>
           <w:lang w:val="en-IN"/>
         </w:rPr>
-        <w:t xml:space="preserve">Proc. 2024 IEEE 30th Int. Symp. </w:t>
+        <w:t>International Journal for Research Publication and Seminar</w:t>
+      </w:r>
+      <w:r>
+        <w:rPr>
+          <w:rFonts w:eastAsia="Times New Roman"/>
+          <w:lang w:val="en-IN"/>
+        </w:rPr>
+        <w:t>, vol. 16, no. 2, pp. 249–268, Apr.–Jun. 2025.</w:t>
+      </w:r>
+    </w:p>
+    <w:p>
+      <w:pPr>
+        <w:pStyle w:val="references"/>
+        <w:ind w:start="17.70pt" w:hanging="17.70pt"/>
+      </w:pPr>
+      <w:r>
+        <w:rPr>
+          <w:rFonts w:eastAsia="Times New Roman"/>
+          <w:lang w:val="en-IN"/>
+        </w:rPr>
+        <w:t xml:space="preserve">O. M. M. Tudor, R.-C. Constantinescu, and B. Alexandrescu, “Industrial greenhouse monitoring and forecasting system,” in </w:t>
       </w:r>
       <w:r>
         <w:rPr>
@@ -4198,7 +5911,7 @@
           <w:iCs/>
           <w:lang w:val="en-IN"/>
         </w:rPr>
-        <w:t>Design and Technology in Electronic Packaging (SIITME)</w:t>
+        <w:t>Proc. 2024 IEEE 30th Int. Symp. Design and Technology in Electronic Packaging (SIITME)</w:t>
       </w:r>
       <w:r>
         <w:rPr>
@@ -4210,19 +5923,15 @@
     </w:p>
     <w:p>
       <w:pPr>
-        <w:spacing w:after="8pt" w:line="13.80pt" w:lineRule="auto"/>
-        <w:jc w:val="both"/>
-        <w:rPr>
-          <w:rFonts w:eastAsia="Times New Roman"/>
-          <w:lang w:val="en-IN"/>
-        </w:rPr>
-      </w:pPr>
-      <w:r>
-        <w:rPr>
-          <w:rFonts w:eastAsia="Times New Roman"/>
-          <w:lang w:val="en-IN"/>
-        </w:rPr>
-        <w:t xml:space="preserve">[16] M. Umar, S. Altaf, S. Ahmad, H. Mahmoud, A. S. N. Mohamed, and R. Ayub, “Precision agriculture through deep learning: Tomato plant multiple diseases recognition with CNN and improved YOLOv7,” </w:t>
+        <w:pStyle w:val="references"/>
+        <w:ind w:start="17.70pt" w:hanging="17.70pt"/>
+      </w:pPr>
+      <w:r>
+        <w:rPr>
+          <w:rFonts w:eastAsia="Times New Roman"/>
+          <w:lang w:val="en-IN"/>
+        </w:rPr>
+        <w:t xml:space="preserve">M. Umar, S. Altaf, S. Ahmad, H. Mahmoud, A. S. N. Mohamed, and R. Ayub, “Precision agriculture through deep learning: Tomato plant multiple diseases recognition with CNN and improved YOLOv7,” </w:t>
       </w:r>
       <w:r>
         <w:rPr>
@@ -4240,16 +5949,6 @@
         </w:rPr>
         <w:t>, vol. 12, pp. 49167–49180, Apr. 1, 2024.</w:t>
       </w:r>
-    </w:p>
-    <w:p>
-      <w:pPr>
-        <w:spacing w:after="8pt" w:line="13.80pt" w:lineRule="auto"/>
-        <w:jc w:val="both"/>
-        <w:rPr>
-          <w:rFonts w:eastAsia="Times New Roman"/>
-          <w:lang w:val="en-IN"/>
-        </w:rPr>
-      </w:pPr>
     </w:p>
     <w:p>
       <w:pPr>
@@ -4259,16 +5958,17 @@
           <w:numId w:val="0"/>
         </w:numPr>
         <w:spacing w:line="12pt" w:lineRule="auto"/>
-        <w:ind w:start="18pt"/>
+        <w:ind w:start="18pt" w:hanging="18pt"/>
         <w:jc w:val="center"/>
         <w:rPr>
           <w:rFonts w:eastAsia="SimSun"/>
           <w:b/>
-          <w:bCs/>
           <w:noProof w:val="0"/>
           <w:color w:val="FF0000"/>
+          <w:spacing w:val="-1"/>
           <w:sz w:val="20"/>
           <w:szCs w:val="20"/>
+          <w:lang w:val="x-none" w:eastAsia="x-none"/>
         </w:rPr>
         <w:sectPr>
           <w:type w:val="continuous"/>
@@ -4278,99 +5978,136 @@
           <w:docGrid w:linePitch="360"/>
         </w:sectPr>
       </w:pPr>
-    </w:p>
-    <w:p>
-      <w:ins w:id="0" w:author="Microsoft Word" w:date="2026-02-13T17:39:00Z">
-        <w:r>
-          <w:rPr>
-            <w:noProof/>
-          </w:rPr>
-          <w:drawing>
-            <wp:anchor distT="0" distB="0" distL="114300" distR="114300" simplePos="0" relativeHeight="251658240" behindDoc="1" locked="0" layoutInCell="1" allowOverlap="1" wp14:anchorId="50A5432F" wp14:editId="6F0F41D4">
-              <wp:simplePos x="0" y="0"/>
-              <wp:positionH relativeFrom="margin">
-                <wp:align>left</wp:align>
-              </wp:positionH>
-              <wp:positionV relativeFrom="paragraph">
-                <wp:posOffset>251460</wp:posOffset>
-              </wp:positionV>
-              <wp:extent cx="3200400" cy="1143000"/>
-              <wp:effectExtent l="10795" t="5080" r="8255" b="13970"/>
-              <wp:wrapTight wrapText="bothSides">
-                <wp:wrapPolygon edited="0">
-                  <wp:start x="-64" y="0"/>
-                  <wp:lineTo x="-64" y="21600"/>
-                  <wp:lineTo x="21664" y="21600"/>
-                  <wp:lineTo x="21664" y="0"/>
-                  <wp:lineTo x="-64" y="0"/>
-                </wp:wrapPolygon>
-              </wp:wrapTight>
-              <wp:docPr id="1" name="Text Box 8"/>
-              <wp:cNvGraphicFramePr>
-                <a:graphicFrameLocks xmlns:a="http://purl.oclc.org/ooxml/drawingml/main"/>
-              </wp:cNvGraphicFramePr>
-              <a:graphic xmlns:a="http://purl.oclc.org/ooxml/drawingml/main">
-                <a:graphicData uri="http://schemas.microsoft.com/office/word/2010/wordprocessingShape">
-                  <wp:wsp>
-                    <wp:cNvSpPr txBox="1">
-                      <a:spLocks noChangeArrowheads="1"/>
-                    </wp:cNvSpPr>
-                    <wp:spPr bwMode="auto">
-                      <a:xfrm>
-                        <a:off x="0" y="0"/>
-                        <a:ext cx="3200400" cy="1143000"/>
-                      </a:xfrm>
-                      <a:prstGeom prst="rect">
-                        <a:avLst/>
-                      </a:prstGeom>
+      <w:r>
+        <w:rPr>
+          <w:rFonts w:eastAsia="SimSun"/>
+          <w:b/>
+          <w:noProof w:val="0"/>
+          <w:color w:val="FF0000"/>
+          <w:spacing w:val="-1"/>
+          <w:sz w:val="20"/>
+          <w:szCs w:val="20"/>
+          <w:lang w:val="x-none" w:eastAsia="x-none"/>
+        </w:rPr>
+        <w:t xml:space="preserve">IEEE conference templates contain guidance text for composing and formatting conference papers. Please ensure that all template text is removed from your conference paper prior to submission to the conference. Failure to remove template text from your paper </w:t>
+      </w:r>
+      <w:r>
+        <w:rPr>
+          <w:rFonts w:eastAsia="SimSun"/>
+          <w:b/>
+          <w:noProof w:val="0"/>
+          <w:color w:val="FF0000"/>
+          <w:spacing w:val="-1"/>
+          <w:sz w:val="20"/>
+          <w:szCs w:val="20"/>
+          <w:lang w:eastAsia="x-none"/>
+        </w:rPr>
+        <w:t>may</w:t>
+      </w:r>
+      <w:r>
+        <w:rPr>
+          <w:rFonts w:eastAsia="SimSun"/>
+          <w:b/>
+          <w:noProof w:val="0"/>
+          <w:color w:val="FF0000"/>
+          <w:spacing w:val="-1"/>
+          <w:sz w:val="20"/>
+          <w:szCs w:val="20"/>
+          <w:lang w:val="x-none" w:eastAsia="x-none"/>
+        </w:rPr>
+        <w:t xml:space="preserve"> result in your paper not being published.</w:t>
+      </w:r>
+    </w:p>
+    <w:p>
+      <w:r>
+        <w:rPr>
+          <w:noProof/>
+        </w:rPr>
+        <w:drawing>
+          <wp:anchor distT="0" distB="0" distL="114300" distR="114300" simplePos="0" relativeHeight="251657728" behindDoc="1" locked="0" layoutInCell="1" allowOverlap="1" wp14:anchorId="50A5432F" wp14:editId="6F0F41D4">
+            <wp:simplePos x="0" y="0"/>
+            <wp:positionH relativeFrom="margin">
+              <wp:align>left</wp:align>
+            </wp:positionH>
+            <wp:positionV relativeFrom="paragraph">
+              <wp:posOffset>251460</wp:posOffset>
+            </wp:positionV>
+            <wp:extent cx="3200400" cy="1143000"/>
+            <wp:effectExtent l="10795" t="5080" r="8255" b="13970"/>
+            <wp:wrapTight wrapText="bothSides">
+              <wp:wrapPolygon edited="0">
+                <wp:start x="-64" y="0"/>
+                <wp:lineTo x="-64" y="21600"/>
+                <wp:lineTo x="21664" y="21600"/>
+                <wp:lineTo x="21664" y="0"/>
+                <wp:lineTo x="-64" y="0"/>
+              </wp:wrapPolygon>
+            </wp:wrapTight>
+            <wp:docPr id="1" name="Text Box 8"/>
+            <wp:cNvGraphicFramePr>
+              <a:graphicFrameLocks xmlns:a="http://purl.oclc.org/ooxml/drawingml/main"/>
+            </wp:cNvGraphicFramePr>
+            <a:graphic xmlns:a="http://purl.oclc.org/ooxml/drawingml/main">
+              <a:graphicData uri="http://schemas.microsoft.com/office/word/2010/wordprocessingShape">
+                <wp:wsp>
+                  <wp:cNvSpPr txBox="1">
+                    <a:spLocks noChangeArrowheads="1"/>
+                  </wp:cNvSpPr>
+                  <wp:spPr bwMode="auto">
+                    <a:xfrm>
+                      <a:off x="0" y="0"/>
+                      <a:ext cx="3200400" cy="1143000"/>
+                    </a:xfrm>
+                    <a:prstGeom prst="rect">
+                      <a:avLst/>
+                    </a:prstGeom>
+                    <a:solidFill>
+                      <a:srgbClr val="FFFFFF"/>
+                    </a:solidFill>
+                    <a:ln w="9525">
                       <a:solidFill>
-                        <a:srgbClr val="FFFFFF"/>
+                        <a:srgbClr val="000000"/>
                       </a:solidFill>
-                      <a:ln w="9525">
-                        <a:solidFill>
-                          <a:srgbClr val="000000"/>
-                        </a:solidFill>
-                        <a:miter lim="800%"/>
-                        <a:headEnd/>
-                        <a:tailEnd/>
-                      </a:ln>
-                    </wp:spPr>
-                    <wp:txbx>
-                      <wne:txbxContent>
-                        <w:p>
-                          <w:pPr>
-                            <w:pStyle w:val="BodyText"/>
-                          </w:pPr>
-                          <w:r>
-                            <w:t>We suggest that you use a text box to insert a graphic (which is ideally a 300 dpi TIFF or EPS file, with all fonts embedded) because, in an MSW document, this method is somewhat more stable than directly inserg a picture.</w:t>
-                          </w:r>
-                        </w:p>
-                        <w:p>
-                          <w:pPr>
-                            <w:pStyle w:val="BodyText"/>
-                          </w:pPr>
-                          <w:r>
-                            <w:t>To have non-visible rules on your frame, use the MSWord “Format” pull-down menu, select Text Box &gt; Colors and Lines to choose No Fill and No Line.</w:t>
-                          </w:r>
-                        </w:p>
-                      </wne:txbxContent>
-                    </wp:txbx>
-                    <wp:bodyPr rot="0" vert="horz" wrap="square" lIns="91440" tIns="45720" rIns="91440" bIns="45720" anchor="t" anchorCtr="0" upright="1">
-                      <a:noAutofit/>
-                    </wp:bodyPr>
-                  </wp:wsp>
-                </a:graphicData>
-              </a:graphic>
-              <wp14:sizeRelH relativeFrom="page">
-                <wp14:pctWidth>0%</wp14:pctWidth>
-              </wp14:sizeRelH>
-              <wp14:sizeRelV relativeFrom="page">
-                <wp14:pctHeight>0%</wp14:pctHeight>
-              </wp14:sizeRelV>
-            </wp:anchor>
-          </w:drawing>
-        </w:r>
-      </w:ins>
+                      <a:miter lim="800%"/>
+                      <a:headEnd/>
+                      <a:tailEnd/>
+                    </a:ln>
+                  </wp:spPr>
+                  <wp:txbx>
+                    <wne:txbxContent>
+                      <w:p>
+                        <w:pPr>
+                          <w:pStyle w:val="BodyText"/>
+                        </w:pPr>
+                        <w:r>
+                          <w:t>We suggest that you use a text box to insert a graphic (which is ideally a 300 dpi TIFF or EPS file, with all fonts embedded) because, in an MSW document, this method is somewhat more stable than directly inserting a picture.</w:t>
+                        </w:r>
+                      </w:p>
+                      <w:p>
+                        <w:pPr>
+                          <w:pStyle w:val="BodyText"/>
+                        </w:pPr>
+                        <w:r>
+                          <w:t>To have non-visible rules on your frame, use the MSWord “Format” pull-down menu, select Text Box &gt; Colors and Lines to choose No Fill and No Line.</w:t>
+                        </w:r>
+                      </w:p>
+                    </wne:txbxContent>
+                  </wp:txbx>
+                  <wp:bodyPr rot="0" vert="horz" wrap="square" lIns="91440" tIns="45720" rIns="91440" bIns="45720" anchor="t" anchorCtr="0" upright="1">
+                    <a:noAutofit/>
+                  </wp:bodyPr>
+                </wp:wsp>
+              </a:graphicData>
+            </a:graphic>
+            <wp14:sizeRelH relativeFrom="page">
+              <wp14:pctWidth>0%</wp14:pctWidth>
+            </wp14:sizeRelH>
+            <wp14:sizeRelV relativeFrom="page">
+              <wp14:pctHeight>0%</wp14:pctHeight>
+            </wp14:sizeRelV>
+          </wp:anchor>
+        </w:drawing>
+      </w:r>
     </w:p>
     <w:sectPr>
       <w:type w:val="continuous"/>
@@ -4771,6 +6508,155 @@
     </w:lvl>
   </w:abstractNum>
   <w:abstractNum w:abstractNumId="11" w15:restartNumberingAfterBreak="0">
+    <w:nsid w:val="0A8847C5"/>
+    <w:multiLevelType w:val="multilevel"/>
+    <w:tmpl w:val="0666D760"/>
+    <w:lvl w:ilvl="0">
+      <w:start w:val="1"/>
+      <w:numFmt w:val="bullet"/>
+      <w:lvlText w:val=""/>
+      <w:lvlJc w:val="start"/>
+      <w:pPr>
+        <w:tabs>
+          <w:tab w:val="num" w:pos="36pt"/>
+        </w:tabs>
+        <w:ind w:start="36pt" w:hanging="18pt"/>
+      </w:pPr>
+      <w:rPr>
+        <w:rFonts w:ascii="Symbol" w:hAnsi="Symbol" w:hint="default"/>
+        <w:sz w:val="20"/>
+      </w:rPr>
+    </w:lvl>
+    <w:lvl w:ilvl="1" w:tentative="1">
+      <w:start w:val="1"/>
+      <w:numFmt w:val="bullet"/>
+      <w:lvlText w:val="o"/>
+      <w:lvlJc w:val="start"/>
+      <w:pPr>
+        <w:tabs>
+          <w:tab w:val="num" w:pos="72pt"/>
+        </w:tabs>
+        <w:ind w:start="72pt" w:hanging="18pt"/>
+      </w:pPr>
+      <w:rPr>
+        <w:rFonts w:ascii="Courier New" w:hAnsi="Courier New" w:hint="default"/>
+        <w:sz w:val="20"/>
+      </w:rPr>
+    </w:lvl>
+    <w:lvl w:ilvl="2" w:tentative="1">
+      <w:start w:val="1"/>
+      <w:numFmt w:val="bullet"/>
+      <w:lvlText w:val=""/>
+      <w:lvlJc w:val="start"/>
+      <w:pPr>
+        <w:tabs>
+          <w:tab w:val="num" w:pos="108pt"/>
+        </w:tabs>
+        <w:ind w:start="108pt" w:hanging="18pt"/>
+      </w:pPr>
+      <w:rPr>
+        <w:rFonts w:ascii="Wingdings" w:hAnsi="Wingdings" w:hint="default"/>
+        <w:sz w:val="20"/>
+      </w:rPr>
+    </w:lvl>
+    <w:lvl w:ilvl="3" w:tentative="1">
+      <w:start w:val="1"/>
+      <w:numFmt w:val="bullet"/>
+      <w:lvlText w:val=""/>
+      <w:lvlJc w:val="start"/>
+      <w:pPr>
+        <w:tabs>
+          <w:tab w:val="num" w:pos="144pt"/>
+        </w:tabs>
+        <w:ind w:start="144pt" w:hanging="18pt"/>
+      </w:pPr>
+      <w:rPr>
+        <w:rFonts w:ascii="Wingdings" w:hAnsi="Wingdings" w:hint="default"/>
+        <w:sz w:val="20"/>
+      </w:rPr>
+    </w:lvl>
+    <w:lvl w:ilvl="4" w:tentative="1">
+      <w:start w:val="1"/>
+      <w:numFmt w:val="bullet"/>
+      <w:lvlText w:val=""/>
+      <w:lvlJc w:val="start"/>
+      <w:pPr>
+        <w:tabs>
+          <w:tab w:val="num" w:pos="180pt"/>
+        </w:tabs>
+        <w:ind w:start="180pt" w:hanging="18pt"/>
+      </w:pPr>
+      <w:rPr>
+        <w:rFonts w:ascii="Wingdings" w:hAnsi="Wingdings" w:hint="default"/>
+        <w:sz w:val="20"/>
+      </w:rPr>
+    </w:lvl>
+    <w:lvl w:ilvl="5" w:tentative="1">
+      <w:start w:val="1"/>
+      <w:numFmt w:val="bullet"/>
+      <w:lvlText w:val=""/>
+      <w:lvlJc w:val="start"/>
+      <w:pPr>
+        <w:tabs>
+          <w:tab w:val="num" w:pos="216pt"/>
+        </w:tabs>
+        <w:ind w:start="216pt" w:hanging="18pt"/>
+      </w:pPr>
+      <w:rPr>
+        <w:rFonts w:ascii="Wingdings" w:hAnsi="Wingdings" w:hint="default"/>
+        <w:sz w:val="20"/>
+      </w:rPr>
+    </w:lvl>
+    <w:lvl w:ilvl="6" w:tentative="1">
+      <w:start w:val="1"/>
+      <w:numFmt w:val="bullet"/>
+      <w:lvlText w:val=""/>
+      <w:lvlJc w:val="start"/>
+      <w:pPr>
+        <w:tabs>
+          <w:tab w:val="num" w:pos="252pt"/>
+        </w:tabs>
+        <w:ind w:start="252pt" w:hanging="18pt"/>
+      </w:pPr>
+      <w:rPr>
+        <w:rFonts w:ascii="Wingdings" w:hAnsi="Wingdings" w:hint="default"/>
+        <w:sz w:val="20"/>
+      </w:rPr>
+    </w:lvl>
+    <w:lvl w:ilvl="7" w:tentative="1">
+      <w:start w:val="1"/>
+      <w:numFmt w:val="bullet"/>
+      <w:lvlText w:val=""/>
+      <w:lvlJc w:val="start"/>
+      <w:pPr>
+        <w:tabs>
+          <w:tab w:val="num" w:pos="288pt"/>
+        </w:tabs>
+        <w:ind w:start="288pt" w:hanging="18pt"/>
+      </w:pPr>
+      <w:rPr>
+        <w:rFonts w:ascii="Wingdings" w:hAnsi="Wingdings" w:hint="default"/>
+        <w:sz w:val="20"/>
+      </w:rPr>
+    </w:lvl>
+    <w:lvl w:ilvl="8" w:tentative="1">
+      <w:start w:val="1"/>
+      <w:numFmt w:val="bullet"/>
+      <w:lvlText w:val=""/>
+      <w:lvlJc w:val="start"/>
+      <w:pPr>
+        <w:tabs>
+          <w:tab w:val="num" w:pos="324pt"/>
+        </w:tabs>
+        <w:ind w:start="324pt" w:hanging="18pt"/>
+      </w:pPr>
+      <w:rPr>
+        <w:rFonts w:ascii="Wingdings" w:hAnsi="Wingdings" w:hint="default"/>
+        <w:sz w:val="20"/>
+      </w:rPr>
+    </w:lvl>
+  </w:abstractNum>
+  <w:abstractNum w:abstractNumId="12" w15:restartNumberingAfterBreak="0">
     <w:nsid w:val="1E177E97"/>
     <w:multiLevelType w:val="hybridMultilevel"/>
     <w:tmpl w:val="A6463BCE"/>
@@ -4856,7 +6742,7 @@
       </w:pPr>
     </w:lvl>
   </w:abstractNum>
-  <w:abstractNum w:abstractNumId="12" w15:restartNumberingAfterBreak="0">
+  <w:abstractNum w:abstractNumId="13" w15:restartNumberingAfterBreak="0">
     <w:nsid w:val="20AF0333"/>
     <w:multiLevelType w:val="hybridMultilevel"/>
     <w:tmpl w:val="CB0E7F4E"/>
@@ -4998,7 +6884,7 @@
       </w:rPr>
     </w:lvl>
   </w:abstractNum>
-  <w:abstractNum w:abstractNumId="13" w15:restartNumberingAfterBreak="0">
+  <w:abstractNum w:abstractNumId="14" w15:restartNumberingAfterBreak="0">
     <w:nsid w:val="26FE1FCF"/>
     <w:multiLevelType w:val="hybridMultilevel"/>
     <w:tmpl w:val="33826962"/>
@@ -5159,7 +7045,7 @@
       </w:rPr>
     </w:lvl>
   </w:abstractNum>
-  <w:abstractNum w:abstractNumId="14" w15:restartNumberingAfterBreak="0">
+  <w:abstractNum w:abstractNumId="15" w15:restartNumberingAfterBreak="0">
     <w:nsid w:val="37660336"/>
     <w:multiLevelType w:val="hybridMultilevel"/>
     <w:tmpl w:val="754EAC84"/>
@@ -5300,7 +7186,7 @@
       </w:rPr>
     </w:lvl>
   </w:abstractNum>
-  <w:abstractNum w:abstractNumId="15" w15:restartNumberingAfterBreak="0">
+  <w:abstractNum w:abstractNumId="16" w15:restartNumberingAfterBreak="0">
     <w:nsid w:val="39E54FC6"/>
     <w:multiLevelType w:val="singleLevel"/>
     <w:tmpl w:val="5B7288D4"/>
@@ -5320,7 +7206,7 @@
       </w:rPr>
     </w:lvl>
   </w:abstractNum>
-  <w:abstractNum w:abstractNumId="16" w15:restartNumberingAfterBreak="0">
+  <w:abstractNum w:abstractNumId="17" w15:restartNumberingAfterBreak="0">
     <w:nsid w:val="4189603E"/>
     <w:multiLevelType w:val="multilevel"/>
     <w:tmpl w:val="0AB06E12"/>
@@ -5527,7 +7413,7 @@
       </w:rPr>
     </w:lvl>
   </w:abstractNum>
-  <w:abstractNum w:abstractNumId="17" w15:restartNumberingAfterBreak="0">
+  <w:abstractNum w:abstractNumId="18" w15:restartNumberingAfterBreak="0">
     <w:nsid w:val="493C3F76"/>
     <w:multiLevelType w:val="hybridMultilevel"/>
     <w:tmpl w:val="9A9E418C"/>
@@ -5638,7 +7524,7 @@
       </w:pPr>
     </w:lvl>
   </w:abstractNum>
-  <w:abstractNum w:abstractNumId="18" w15:restartNumberingAfterBreak="0">
+  <w:abstractNum w:abstractNumId="19" w15:restartNumberingAfterBreak="0">
     <w:nsid w:val="52CA544A"/>
     <w:multiLevelType w:val="singleLevel"/>
     <w:tmpl w:val="AED6D67E"/>
@@ -5665,7 +7551,7 @@
       </w:rPr>
     </w:lvl>
   </w:abstractNum>
-  <w:abstractNum w:abstractNumId="19" w15:restartNumberingAfterBreak="0">
+  <w:abstractNum w:abstractNumId="20" w15:restartNumberingAfterBreak="0">
     <w:nsid w:val="5E8F191C"/>
     <w:multiLevelType w:val="hybridMultilevel"/>
     <w:tmpl w:val="FFFFFFFF"/>
@@ -5778,7 +7664,7 @@
       </w:rPr>
     </w:lvl>
   </w:abstractNum>
-  <w:abstractNum w:abstractNumId="20" w15:restartNumberingAfterBreak="0">
+  <w:abstractNum w:abstractNumId="21" w15:restartNumberingAfterBreak="0">
     <w:nsid w:val="6C402C58"/>
     <w:multiLevelType w:val="hybridMultilevel"/>
     <w:tmpl w:val="9A1CA078"/>
@@ -5923,7 +7809,7 @@
       </w:rPr>
     </w:lvl>
   </w:abstractNum>
-  <w:abstractNum w:abstractNumId="21" w15:restartNumberingAfterBreak="0">
+  <w:abstractNum w:abstractNumId="22" w15:restartNumberingAfterBreak="0">
     <w:nsid w:val="6CD32DA8"/>
     <w:multiLevelType w:val="singleLevel"/>
     <w:tmpl w:val="166470C2"/>
@@ -5949,7 +7835,7 @@
       </w:rPr>
     </w:lvl>
   </w:abstractNum>
-  <w:abstractNum w:abstractNumId="22" w15:restartNumberingAfterBreak="0">
+  <w:abstractNum w:abstractNumId="23" w15:restartNumberingAfterBreak="0">
     <w:nsid w:val="6D223FAA"/>
     <w:multiLevelType w:val="hybridMultilevel"/>
     <w:tmpl w:val="FFFFFFFF"/>
@@ -6035,7 +7921,7 @@
       </w:pPr>
     </w:lvl>
   </w:abstractNum>
-  <w:abstractNum w:abstractNumId="23" w15:restartNumberingAfterBreak="0">
+  <w:abstractNum w:abstractNumId="24" w15:restartNumberingAfterBreak="0">
     <w:nsid w:val="7A976B49"/>
     <w:multiLevelType w:val="hybridMultilevel"/>
     <w:tmpl w:val="FFFFFFFF"/>
@@ -6148,86 +8034,241 @@
       </w:rPr>
     </w:lvl>
   </w:abstractNum>
-  <w:num w:numId="1" w16cid:durableId="907350916">
+  <w:abstractNum w:abstractNumId="25" w15:restartNumberingAfterBreak="0">
+    <w:nsid w:val="7AF42C45"/>
+    <w:multiLevelType w:val="multilevel"/>
+    <w:tmpl w:val="24181AB4"/>
+    <w:lvl w:ilvl="0">
+      <w:start w:val="1"/>
+      <w:numFmt w:val="bullet"/>
+      <w:lvlText w:val=""/>
+      <w:lvlJc w:val="start"/>
+      <w:pPr>
+        <w:tabs>
+          <w:tab w:val="num" w:pos="36pt"/>
+        </w:tabs>
+        <w:ind w:start="36pt" w:hanging="18pt"/>
+      </w:pPr>
+      <w:rPr>
+        <w:rFonts w:ascii="Symbol" w:hAnsi="Symbol" w:hint="default"/>
+        <w:sz w:val="20"/>
+      </w:rPr>
+    </w:lvl>
+    <w:lvl w:ilvl="1" w:tentative="1">
+      <w:start w:val="1"/>
+      <w:numFmt w:val="bullet"/>
+      <w:lvlText w:val="o"/>
+      <w:lvlJc w:val="start"/>
+      <w:pPr>
+        <w:tabs>
+          <w:tab w:val="num" w:pos="72pt"/>
+        </w:tabs>
+        <w:ind w:start="72pt" w:hanging="18pt"/>
+      </w:pPr>
+      <w:rPr>
+        <w:rFonts w:ascii="Courier New" w:hAnsi="Courier New" w:hint="default"/>
+        <w:sz w:val="20"/>
+      </w:rPr>
+    </w:lvl>
+    <w:lvl w:ilvl="2" w:tentative="1">
+      <w:start w:val="1"/>
+      <w:numFmt w:val="bullet"/>
+      <w:lvlText w:val=""/>
+      <w:lvlJc w:val="start"/>
+      <w:pPr>
+        <w:tabs>
+          <w:tab w:val="num" w:pos="108pt"/>
+        </w:tabs>
+        <w:ind w:start="108pt" w:hanging="18pt"/>
+      </w:pPr>
+      <w:rPr>
+        <w:rFonts w:ascii="Wingdings" w:hAnsi="Wingdings" w:hint="default"/>
+        <w:sz w:val="20"/>
+      </w:rPr>
+    </w:lvl>
+    <w:lvl w:ilvl="3" w:tentative="1">
+      <w:start w:val="1"/>
+      <w:numFmt w:val="bullet"/>
+      <w:lvlText w:val=""/>
+      <w:lvlJc w:val="start"/>
+      <w:pPr>
+        <w:tabs>
+          <w:tab w:val="num" w:pos="144pt"/>
+        </w:tabs>
+        <w:ind w:start="144pt" w:hanging="18pt"/>
+      </w:pPr>
+      <w:rPr>
+        <w:rFonts w:ascii="Wingdings" w:hAnsi="Wingdings" w:hint="default"/>
+        <w:sz w:val="20"/>
+      </w:rPr>
+    </w:lvl>
+    <w:lvl w:ilvl="4" w:tentative="1">
+      <w:start w:val="1"/>
+      <w:numFmt w:val="bullet"/>
+      <w:lvlText w:val=""/>
+      <w:lvlJc w:val="start"/>
+      <w:pPr>
+        <w:tabs>
+          <w:tab w:val="num" w:pos="180pt"/>
+        </w:tabs>
+        <w:ind w:start="180pt" w:hanging="18pt"/>
+      </w:pPr>
+      <w:rPr>
+        <w:rFonts w:ascii="Wingdings" w:hAnsi="Wingdings" w:hint="default"/>
+        <w:sz w:val="20"/>
+      </w:rPr>
+    </w:lvl>
+    <w:lvl w:ilvl="5" w:tentative="1">
+      <w:start w:val="1"/>
+      <w:numFmt w:val="bullet"/>
+      <w:lvlText w:val=""/>
+      <w:lvlJc w:val="start"/>
+      <w:pPr>
+        <w:tabs>
+          <w:tab w:val="num" w:pos="216pt"/>
+        </w:tabs>
+        <w:ind w:start="216pt" w:hanging="18pt"/>
+      </w:pPr>
+      <w:rPr>
+        <w:rFonts w:ascii="Wingdings" w:hAnsi="Wingdings" w:hint="default"/>
+        <w:sz w:val="20"/>
+      </w:rPr>
+    </w:lvl>
+    <w:lvl w:ilvl="6" w:tentative="1">
+      <w:start w:val="1"/>
+      <w:numFmt w:val="bullet"/>
+      <w:lvlText w:val=""/>
+      <w:lvlJc w:val="start"/>
+      <w:pPr>
+        <w:tabs>
+          <w:tab w:val="num" w:pos="252pt"/>
+        </w:tabs>
+        <w:ind w:start="252pt" w:hanging="18pt"/>
+      </w:pPr>
+      <w:rPr>
+        <w:rFonts w:ascii="Wingdings" w:hAnsi="Wingdings" w:hint="default"/>
+        <w:sz w:val="20"/>
+      </w:rPr>
+    </w:lvl>
+    <w:lvl w:ilvl="7" w:tentative="1">
+      <w:start w:val="1"/>
+      <w:numFmt w:val="bullet"/>
+      <w:lvlText w:val=""/>
+      <w:lvlJc w:val="start"/>
+      <w:pPr>
+        <w:tabs>
+          <w:tab w:val="num" w:pos="288pt"/>
+        </w:tabs>
+        <w:ind w:start="288pt" w:hanging="18pt"/>
+      </w:pPr>
+      <w:rPr>
+        <w:rFonts w:ascii="Wingdings" w:hAnsi="Wingdings" w:hint="default"/>
+        <w:sz w:val="20"/>
+      </w:rPr>
+    </w:lvl>
+    <w:lvl w:ilvl="8" w:tentative="1">
+      <w:start w:val="1"/>
+      <w:numFmt w:val="bullet"/>
+      <w:lvlText w:val=""/>
+      <w:lvlJc w:val="start"/>
+      <w:pPr>
+        <w:tabs>
+          <w:tab w:val="num" w:pos="324pt"/>
+        </w:tabs>
+        <w:ind w:start="324pt" w:hanging="18pt"/>
+      </w:pPr>
+      <w:rPr>
+        <w:rFonts w:ascii="Wingdings" w:hAnsi="Wingdings" w:hint="default"/>
+        <w:sz w:val="20"/>
+      </w:rPr>
+    </w:lvl>
+  </w:abstractNum>
+  <w:num w:numId="1" w16cid:durableId="1369909383">
+    <w:abstractNumId w:val="15"/>
+  </w:num>
+  <w:num w:numId="2" w16cid:durableId="568543031">
+    <w:abstractNumId w:val="21"/>
+  </w:num>
+  <w:num w:numId="3" w16cid:durableId="1207790780">
+    <w:abstractNumId w:val="14"/>
+  </w:num>
+  <w:num w:numId="4" w16cid:durableId="629168631">
+    <w:abstractNumId w:val="17"/>
+  </w:num>
+  <w:num w:numId="5" w16cid:durableId="1032806882">
+    <w:abstractNumId w:val="17"/>
+  </w:num>
+  <w:num w:numId="6" w16cid:durableId="1614826021">
+    <w:abstractNumId w:val="17"/>
+  </w:num>
+  <w:num w:numId="7" w16cid:durableId="1871990542">
+    <w:abstractNumId w:val="17"/>
+  </w:num>
+  <w:num w:numId="8" w16cid:durableId="2088458160">
     <w:abstractNumId w:val="19"/>
   </w:num>
-  <w:num w:numId="2" w16cid:durableId="1277524950">
+  <w:num w:numId="9" w16cid:durableId="231694775">
+    <w:abstractNumId w:val="22"/>
+  </w:num>
+  <w:num w:numId="10" w16cid:durableId="2126189682">
+    <w:abstractNumId w:val="16"/>
+  </w:num>
+  <w:num w:numId="11" w16cid:durableId="771515552">
+    <w:abstractNumId w:val="13"/>
+  </w:num>
+  <w:num w:numId="12" w16cid:durableId="1603688421">
+    <w:abstractNumId w:val="12"/>
+  </w:num>
+  <w:num w:numId="13" w16cid:durableId="308025467">
+    <w:abstractNumId w:val="0"/>
+  </w:num>
+  <w:num w:numId="14" w16cid:durableId="915015855">
+    <w:abstractNumId w:val="10"/>
+  </w:num>
+  <w:num w:numId="15" w16cid:durableId="124853704">
+    <w:abstractNumId w:val="8"/>
+  </w:num>
+  <w:num w:numId="16" w16cid:durableId="378433823">
+    <w:abstractNumId w:val="7"/>
+  </w:num>
+  <w:num w:numId="17" w16cid:durableId="178550123">
+    <w:abstractNumId w:val="6"/>
+  </w:num>
+  <w:num w:numId="18" w16cid:durableId="1882938436">
+    <w:abstractNumId w:val="5"/>
+  </w:num>
+  <w:num w:numId="19" w16cid:durableId="1292051459">
+    <w:abstractNumId w:val="9"/>
+  </w:num>
+  <w:num w:numId="20" w16cid:durableId="439644133">
+    <w:abstractNumId w:val="4"/>
+  </w:num>
+  <w:num w:numId="21" w16cid:durableId="277882354">
+    <w:abstractNumId w:val="3"/>
+  </w:num>
+  <w:num w:numId="22" w16cid:durableId="85808594">
+    <w:abstractNumId w:val="2"/>
+  </w:num>
+  <w:num w:numId="23" w16cid:durableId="306714086">
+    <w:abstractNumId w:val="1"/>
+  </w:num>
+  <w:num w:numId="24" w16cid:durableId="276639338">
+    <w:abstractNumId w:val="18"/>
+  </w:num>
+  <w:num w:numId="25" w16cid:durableId="907350916">
+    <w:abstractNumId w:val="20"/>
+  </w:num>
+  <w:num w:numId="26" w16cid:durableId="1277524950">
+    <w:abstractNumId w:val="24"/>
+  </w:num>
+  <w:num w:numId="27" w16cid:durableId="548956566">
     <w:abstractNumId w:val="23"/>
   </w:num>
-  <w:num w:numId="3" w16cid:durableId="548956566">
-    <w:abstractNumId w:val="22"/>
+  <w:num w:numId="28" w16cid:durableId="1773471964">
+    <w:abstractNumId w:val="25"/>
   </w:num>
-  <w:num w:numId="4" w16cid:durableId="1369909383">
-    <w:abstractNumId w:val="14"/>
-  </w:num>
-  <w:num w:numId="5" w16cid:durableId="568543031">
-    <w:abstractNumId w:val="20"/>
-  </w:num>
-  <w:num w:numId="6" w16cid:durableId="1207790780">
-    <w:abstractNumId w:val="13"/>
-  </w:num>
-  <w:num w:numId="7" w16cid:durableId="629168631">
-    <w:abstractNumId w:val="16"/>
-  </w:num>
-  <w:num w:numId="8" w16cid:durableId="1032806882">
-    <w:abstractNumId w:val="16"/>
-  </w:num>
-  <w:num w:numId="9" w16cid:durableId="1614826021">
-    <w:abstractNumId w:val="16"/>
-  </w:num>
-  <w:num w:numId="10" w16cid:durableId="1871990542">
-    <w:abstractNumId w:val="16"/>
-  </w:num>
-  <w:num w:numId="11" w16cid:durableId="2088458160">
-    <w:abstractNumId w:val="18"/>
-  </w:num>
-  <w:num w:numId="12" w16cid:durableId="231694775">
-    <w:abstractNumId w:val="21"/>
-  </w:num>
-  <w:num w:numId="13" w16cid:durableId="2126189682">
-    <w:abstractNumId w:val="15"/>
-  </w:num>
-  <w:num w:numId="14" w16cid:durableId="771515552">
-    <w:abstractNumId w:val="12"/>
-  </w:num>
-  <w:num w:numId="15" w16cid:durableId="1603688421">
+  <w:num w:numId="29" w16cid:durableId="56900522">
     <w:abstractNumId w:val="11"/>
-  </w:num>
-  <w:num w:numId="16" w16cid:durableId="308025467">
-    <w:abstractNumId w:val="0"/>
-  </w:num>
-  <w:num w:numId="17" w16cid:durableId="915015855">
-    <w:abstractNumId w:val="10"/>
-  </w:num>
-  <w:num w:numId="18" w16cid:durableId="124853704">
-    <w:abstractNumId w:val="8"/>
-  </w:num>
-  <w:num w:numId="19" w16cid:durableId="378433823">
-    <w:abstractNumId w:val="7"/>
-  </w:num>
-  <w:num w:numId="20" w16cid:durableId="178550123">
-    <w:abstractNumId w:val="6"/>
-  </w:num>
-  <w:num w:numId="21" w16cid:durableId="1882938436">
-    <w:abstractNumId w:val="5"/>
-  </w:num>
-  <w:num w:numId="22" w16cid:durableId="1292051459">
-    <w:abstractNumId w:val="9"/>
-  </w:num>
-  <w:num w:numId="23" w16cid:durableId="439644133">
-    <w:abstractNumId w:val="4"/>
-  </w:num>
-  <w:num w:numId="24" w16cid:durableId="277882354">
-    <w:abstractNumId w:val="3"/>
-  </w:num>
-  <w:num w:numId="25" w16cid:durableId="85808594">
-    <w:abstractNumId w:val="2"/>
-  </w:num>
-  <w:num w:numId="26" w16cid:durableId="306714086">
-    <w:abstractNumId w:val="1"/>
-  </w:num>
-  <w:num w:numId="27" w16cid:durableId="276639338">
-    <w:abstractNumId w:val="17"/>
   </w:num>
 </w:numbering>
 </file>
@@ -6241,7 +8282,13 @@
         <w:lang w:val="en-US" w:eastAsia="en-US" w:bidi="ar-SA"/>
       </w:rPr>
     </w:rPrDefault>
-    <w:pPrDefault/>
+    <w:pPrDefault>
+      <w:pPr>
+        <w:spacing w:after="6pt" w:line="11.40pt" w:lineRule="auto"/>
+        <w:ind w:firstLine="14.45pt"/>
+        <w:jc w:val="both"/>
+      </w:pPr>
+    </w:pPrDefault>
   </w:docDefaults>
   <w:latentStyles w:defLockedState="0" w:defUIPriority="0" w:defSemiHidden="0" w:defUnhideWhenUsed="0" w:defQFormat="0" w:count="376">
     <w:lsdException w:name="Normal" w:qFormat="1"/>
@@ -6259,6 +8306,7 @@
     <w:lsdException w:name="Subtitle" w:qFormat="1"/>
     <w:lsdException w:name="Strong" w:qFormat="1"/>
     <w:lsdException w:name="Emphasis" w:qFormat="1"/>
+    <w:lsdException w:name="Normal (Web)" w:uiPriority="99"/>
     <w:lsdException w:name="Normal Table" w:semiHidden="1" w:unhideWhenUsed="1"/>
     <w:lsdException w:name="Table Simple 1" w:semiHidden="1" w:unhideWhenUsed="1"/>
     <w:lsdException w:name="Table Simple 2" w:semiHidden="1" w:unhideWhenUsed="1"/>
@@ -6527,21 +8575,19 @@
   <w:style w:type="paragraph" w:default="1" w:styleId="Normal">
     <w:name w:val="Normal"/>
     <w:qFormat/>
-    <w:pPr>
-      <w:jc w:val="center"/>
-    </w:pPr>
   </w:style>
   <w:style w:type="paragraph" w:styleId="Heading1">
     <w:name w:val="heading 1"/>
     <w:basedOn w:val="Normal"/>
     <w:next w:val="Normal"/>
+    <w:link w:val="Heading1Char"/>
     <w:qFormat/>
     <w:rsid w:val="006B6B66"/>
     <w:pPr>
       <w:keepNext/>
       <w:keepLines/>
       <w:numPr>
-        <w:numId w:val="7"/>
+        <w:numId w:val="4"/>
       </w:numPr>
       <w:tabs>
         <w:tab w:val="start" w:pos="10.80pt"/>
@@ -6566,7 +8612,7 @@
       <w:keepLines/>
       <w:numPr>
         <w:ilvl w:val="1"/>
-        <w:numId w:val="7"/>
+        <w:numId w:val="4"/>
       </w:numPr>
       <w:tabs>
         <w:tab w:val="clear" w:pos="18pt"/>
@@ -6591,11 +8637,10 @@
     <w:pPr>
       <w:numPr>
         <w:ilvl w:val="2"/>
-        <w:numId w:val="7"/>
+        <w:numId w:val="4"/>
       </w:numPr>
       <w:spacing w:line="12pt" w:lineRule="exact"/>
       <w:ind w:firstLine="14.40pt"/>
-      <w:jc w:val="both"/>
       <w:outlineLvl w:val="2"/>
     </w:pPr>
     <w:rPr>
@@ -6613,7 +8658,7 @@
     <w:pPr>
       <w:numPr>
         <w:ilvl w:val="3"/>
-        <w:numId w:val="7"/>
+        <w:numId w:val="4"/>
       </w:numPr>
       <w:tabs>
         <w:tab w:val="clear" w:pos="31.50pt"/>
@@ -6621,7 +8666,6 @@
       </w:tabs>
       <w:spacing w:before="2pt" w:after="2pt"/>
       <w:ind w:firstLine="25.20pt"/>
-      <w:jc w:val="both"/>
       <w:outlineLvl w:val="3"/>
     </w:pPr>
     <w:rPr>
@@ -6634,6 +8678,7 @@
     <w:name w:val="heading 5"/>
     <w:basedOn w:val="Normal"/>
     <w:next w:val="Normal"/>
+    <w:link w:val="Heading5Char"/>
     <w:qFormat/>
     <w:pPr>
       <w:tabs>
@@ -6650,6 +8695,7 @@
   <w:style w:type="character" w:default="1" w:styleId="DefaultParagraphFont">
     <w:name w:val="Default Paragraph Font"/>
     <w:uiPriority w:val="1"/>
+    <w:semiHidden/>
     <w:unhideWhenUsed/>
   </w:style>
   <w:style w:type="table" w:default="1" w:styleId="TableNormal">
@@ -6679,7 +8725,6 @@
     <w:pPr>
       <w:spacing w:after="10pt"/>
       <w:ind w:firstLine="13.60pt"/>
-      <w:jc w:val="both"/>
     </w:pPr>
     <w:rPr>
       <w:b/>
@@ -6715,9 +8760,7 @@
       <w:tabs>
         <w:tab w:val="start" w:pos="14.40pt"/>
       </w:tabs>
-      <w:spacing w:after="6pt" w:line="11.40pt" w:lineRule="auto"/>
       <w:ind w:firstLine="14.40pt"/>
-      <w:jc w:val="both"/>
     </w:pPr>
     <w:rPr>
       <w:spacing w:val="-1"/>
@@ -6739,7 +8782,7 @@
     <w:rsid w:val="001B67DC"/>
     <w:pPr>
       <w:numPr>
-        <w:numId w:val="4"/>
+        <w:numId w:val="1"/>
       </w:numPr>
       <w:tabs>
         <w:tab w:val="clear" w:pos="32.40pt"/>
@@ -6767,14 +8810,14 @@
     <w:rsid w:val="005B0344"/>
     <w:pPr>
       <w:numPr>
-        <w:numId w:val="5"/>
+        <w:numId w:val="2"/>
       </w:numPr>
       <w:tabs>
+        <w:tab w:val="num" w:pos="18pt"/>
         <w:tab w:val="start" w:pos="26.65pt"/>
       </w:tabs>
       <w:spacing w:before="4pt" w:after="10pt"/>
       <w:ind w:start="0pt" w:firstLine="0pt"/>
-      <w:jc w:val="both"/>
     </w:pPr>
     <w:rPr>
       <w:noProof/>
@@ -6787,9 +8830,14 @@
     <w:pPr>
       <w:framePr w:hSpace="9.35pt" w:vSpace="9.35pt" w:wrap="notBeside" w:vAnchor="text" w:hAnchor="page" w:x="306.05pt" w:y="28.85pt"/>
       <w:numPr>
-        <w:numId w:val="6"/>
+        <w:numId w:val="3"/>
       </w:numPr>
+      <w:tabs>
+        <w:tab w:val="clear" w:pos="32.40pt"/>
+        <w:tab w:val="num" w:pos="18pt"/>
+      </w:tabs>
       <w:spacing w:after="2pt"/>
+      <w:ind w:firstLine="14.45pt"/>
     </w:pPr>
     <w:rPr>
       <w:sz w:val="16"/>
@@ -6799,7 +8847,6 @@
   <w:style w:type="paragraph" w:customStyle="1" w:styleId="papersubtitle">
     <w:name w:val="paper subtitle"/>
     <w:pPr>
-      <w:spacing w:after="6pt"/>
       <w:jc w:val="center"/>
     </w:pPr>
     <w:rPr>
@@ -6812,7 +8859,6 @@
   <w:style w:type="paragraph" w:customStyle="1" w:styleId="papertitle">
     <w:name w:val="paper title"/>
     <w:pPr>
-      <w:spacing w:after="6pt"/>
       <w:jc w:val="center"/>
     </w:pPr>
     <w:rPr>
@@ -6826,10 +8872,9 @@
     <w:name w:val="references"/>
     <w:pPr>
       <w:numPr>
-        <w:numId w:val="11"/>
+        <w:numId w:val="8"/>
       </w:numPr>
       <w:spacing w:after="2.50pt" w:line="9pt" w:lineRule="exact"/>
-      <w:jc w:val="both"/>
     </w:pPr>
     <w:rPr>
       <w:rFonts w:eastAsia="MS Mincho"/>
@@ -6874,9 +8919,6 @@
   </w:style>
   <w:style w:type="paragraph" w:customStyle="1" w:styleId="tablecopy">
     <w:name w:val="table copy"/>
-    <w:pPr>
-      <w:jc w:val="both"/>
-    </w:pPr>
     <w:rPr>
       <w:noProof/>
       <w:sz w:val="16"/>
@@ -6888,7 +8930,7 @@
     <w:rsid w:val="005E2800"/>
     <w:pPr>
       <w:numPr>
-        <w:numId w:val="27"/>
+        <w:numId w:val="24"/>
       </w:numPr>
       <w:spacing w:before="3pt" w:after="1.50pt"/>
       <w:ind w:start="2.90pt" w:hanging="1.45pt"/>
@@ -6903,9 +8945,9 @@
     <w:name w:val="table head"/>
     <w:pPr>
       <w:numPr>
-        <w:numId w:val="12"/>
+        <w:numId w:val="9"/>
       </w:numPr>
-      <w:spacing w:before="12pt" w:after="6pt" w:line="10.80pt" w:lineRule="auto"/>
+      <w:spacing w:before="12pt" w:line="10.80pt" w:lineRule="auto"/>
       <w:jc w:val="center"/>
     </w:pPr>
     <w:rPr>
@@ -6964,48 +9006,48 @@
     <w:link w:val="Footer"/>
     <w:rsid w:val="001A3B3D"/>
   </w:style>
+  <w:style w:type="character" w:styleId="Hyperlink">
+    <w:name w:val="Hyperlink"/>
+    <w:basedOn w:val="DefaultParagraphFont"/>
+    <w:rsid w:val="00FC034C"/>
+    <w:rPr>
+      <w:color w:val="0563C1" w:themeColor="hyperlink"/>
+      <w:u w:val="single"/>
+    </w:rPr>
+  </w:style>
   <w:style w:type="paragraph" w:styleId="ListParagraph">
     <w:name w:val="List Paragraph"/>
     <w:basedOn w:val="Normal"/>
     <w:uiPriority w:val="34"/>
     <w:qFormat/>
-    <w:rsid w:val="0434BA2E"/>
+    <w:rsid w:val="00343B93"/>
     <w:pPr>
-      <w:ind w:start="36pt"/>
+      <w:spacing w:after="0pt" w:line="12pt" w:lineRule="auto"/>
+      <w:ind w:start="36pt" w:firstLine="0pt"/>
       <w:contextualSpacing/>
+      <w:jc w:val="center"/>
     </w:pPr>
   </w:style>
-  <w:style w:type="character" w:styleId="Hyperlink">
-    <w:name w:val="Hyperlink"/>
+  <w:style w:type="character" w:customStyle="1" w:styleId="Heading1Char">
+    <w:name w:val="Heading 1 Char"/>
     <w:basedOn w:val="DefaultParagraphFont"/>
-    <w:uiPriority w:val="99"/>
-    <w:unhideWhenUsed/>
-    <w:rsid w:val="0434BA2E"/>
+    <w:link w:val="Heading1"/>
+    <w:rsid w:val="00A41AE1"/>
     <w:rPr>
-      <w:color w:val="0563C1"/>
-      <w:u w:val="single"/>
+      <w:smallCaps/>
+      <w:noProof/>
     </w:rPr>
-  </w:style>
-  <w:style w:type="table" w:styleId="TableGrid">
-    <w:name w:val="Table Grid"/>
-    <w:basedOn w:val="TableNormal"/>
-    <w:rsid w:val="00B86860"/>
-    <w:tblPr>
-      <w:tblBorders>
-        <w:top w:val="single" w:sz="4" w:space="0" w:color="auto"/>
-        <w:start w:val="single" w:sz="4" w:space="0" w:color="auto"/>
-        <w:bottom w:val="single" w:sz="4" w:space="0" w:color="auto"/>
-        <w:end w:val="single" w:sz="4" w:space="0" w:color="auto"/>
-        <w:insideH w:val="single" w:sz="4" w:space="0" w:color="auto"/>
-        <w:insideV w:val="single" w:sz="4" w:space="0" w:color="auto"/>
-      </w:tblBorders>
-    </w:tblPr>
   </w:style>
   <w:style w:type="table" w:styleId="GridTable1Light">
     <w:name w:val="Grid Table 1 Light"/>
     <w:basedOn w:val="TableNormal"/>
     <w:uiPriority w:val="46"/>
-    <w:rsid w:val="00B86860"/>
+    <w:rsid w:val="008C3480"/>
+    <w:pPr>
+      <w:spacing w:after="0pt" w:line="12pt" w:lineRule="auto"/>
+      <w:ind w:firstLine="0pt"/>
+      <w:jc w:val="start"/>
+    </w:pPr>
     <w:tblPr>
       <w:tblStyleRowBandSize w:val="1"/>
       <w:tblStyleColBandSize w:val="1"/>
@@ -7054,6 +9096,97 @@
         <w:bCs/>
       </w:rPr>
     </w:tblStylePr>
+  </w:style>
+  <w:style w:type="table" w:styleId="TableGrid">
+    <w:name w:val="Table Grid"/>
+    <w:basedOn w:val="TableNormal"/>
+    <w:rsid w:val="00B65417"/>
+    <w:pPr>
+      <w:spacing w:after="0pt" w:line="12pt" w:lineRule="auto"/>
+    </w:pPr>
+    <w:tblPr>
+      <w:tblBorders>
+        <w:top w:val="single" w:sz="4" w:space="0" w:color="auto"/>
+        <w:start w:val="single" w:sz="4" w:space="0" w:color="auto"/>
+        <w:bottom w:val="single" w:sz="4" w:space="0" w:color="auto"/>
+        <w:end w:val="single" w:sz="4" w:space="0" w:color="auto"/>
+        <w:insideH w:val="single" w:sz="4" w:space="0" w:color="auto"/>
+        <w:insideV w:val="single" w:sz="4" w:space="0" w:color="auto"/>
+      </w:tblBorders>
+    </w:tblPr>
+  </w:style>
+  <w:style w:type="character" w:customStyle="1" w:styleId="Heading5Char">
+    <w:name w:val="Heading 5 Char"/>
+    <w:basedOn w:val="DefaultParagraphFont"/>
+    <w:link w:val="Heading5"/>
+    <w:rsid w:val="007D7EB2"/>
+    <w:rPr>
+      <w:smallCaps/>
+      <w:noProof/>
+    </w:rPr>
+  </w:style>
+  <w:style w:type="paragraph" w:styleId="NormalWeb">
+    <w:name w:val="Normal (Web)"/>
+    <w:basedOn w:val="Normal"/>
+    <w:uiPriority w:val="99"/>
+    <w:unhideWhenUsed/>
+    <w:rsid w:val="00D35454"/>
+    <w:pPr>
+      <w:spacing w:before="5pt" w:beforeAutospacing="1" w:after="5pt" w:afterAutospacing="1" w:line="12pt" w:lineRule="auto"/>
+      <w:ind w:firstLine="0pt"/>
+      <w:jc w:val="start"/>
+    </w:pPr>
+    <w:rPr>
+      <w:rFonts w:eastAsia="Times New Roman"/>
+      <w:sz w:val="24"/>
+      <w:szCs w:val="24"/>
+      <w:lang w:val="en-IN" w:eastAsia="en-IN"/>
+    </w:rPr>
+  </w:style>
+  <w:style w:type="character" w:customStyle="1" w:styleId="katex-mathml">
+    <w:name w:val="katex-mathml"/>
+    <w:basedOn w:val="DefaultParagraphFont"/>
+    <w:rsid w:val="00D35454"/>
+  </w:style>
+  <w:style w:type="character" w:customStyle="1" w:styleId="mord">
+    <w:name w:val="mord"/>
+    <w:basedOn w:val="DefaultParagraphFont"/>
+    <w:rsid w:val="00D35454"/>
+  </w:style>
+  <w:style w:type="character" w:customStyle="1" w:styleId="mrel">
+    <w:name w:val="mrel"/>
+    <w:basedOn w:val="DefaultParagraphFont"/>
+    <w:rsid w:val="00D35454"/>
+  </w:style>
+  <w:style w:type="character" w:customStyle="1" w:styleId="mop">
+    <w:name w:val="mop"/>
+    <w:basedOn w:val="DefaultParagraphFont"/>
+    <w:rsid w:val="00D35454"/>
+  </w:style>
+  <w:style w:type="character" w:customStyle="1" w:styleId="vlist-s">
+    <w:name w:val="vlist-s"/>
+    <w:basedOn w:val="DefaultParagraphFont"/>
+    <w:rsid w:val="00D35454"/>
+  </w:style>
+  <w:style w:type="character" w:customStyle="1" w:styleId="mopen">
+    <w:name w:val="mopen"/>
+    <w:basedOn w:val="DefaultParagraphFont"/>
+    <w:rsid w:val="00D35454"/>
+  </w:style>
+  <w:style w:type="character" w:customStyle="1" w:styleId="mbin">
+    <w:name w:val="mbin"/>
+    <w:basedOn w:val="DefaultParagraphFont"/>
+    <w:rsid w:val="00D35454"/>
+  </w:style>
+  <w:style w:type="character" w:customStyle="1" w:styleId="mclose">
+    <w:name w:val="mclose"/>
+    <w:basedOn w:val="DefaultParagraphFont"/>
+    <w:rsid w:val="00D35454"/>
+  </w:style>
+  <w:style w:type="character" w:customStyle="1" w:styleId="mpunct">
+    <w:name w:val="mpunct"/>
+    <w:basedOn w:val="DefaultParagraphFont"/>
+    <w:rsid w:val="00D35454"/>
   </w:style>
 </w:styles>
 </file>
